--- a/01_《三人行》全24集全流程标杆成品库/05_核心人物一人一档/人物04_徐图图（16—20岁少女与青年本体 ＆ 全新2033年妻子）.docx
+++ b/01_《三人行》全24集全流程标杆成品库/05_核心人物一人一档/人物04_徐图图（16—20岁少女与青年本体 ＆ 全新2033年妻子）.docx
@@ -1534,6 +1534,22 @@
     </w:p>
     <w:p>
       <w:pPr>
+        <w:spacing w:before="60" w:after="100" w:line="384" w:lineRule="auto"/>
+        <w:ind w:firstLine="420"/>
+        <w:jc w:val="left"/>
+      </w:pPr>
+      <w:r>
+        <w:rPr>
+          <w:rFonts w:ascii="Times New Roman" w:hAnsi="Times New Roman" w:eastAsia="宋体"/>
+          <w:b w:val="0"/>
+          <w:color w:val="141414"/>
+          <w:sz w:val="21"/>
+        </w:rPr>
+        <w:t>【主创与演员幕后特辑《时间的玩笑》深度补遗】：特辑深刻揭示了16岁徐图图与41岁舒图的“双生镜像关系”——16岁的徐图图像一颗永远充满能量的小太阳，总是在赵左右最迷茫时给出“灯泡”般的破局灵感（如电子榨菜、不吃后悔药）。她并非不知道原生家庭的创伤，但她用母爱赋予的安全感治愈了身边每一个人，甚至反过来点醒了41岁满怀怨气的成年自己。</w:t>
+      </w:r>
+    </w:p>
+    <w:p>
+      <w:pPr>
         <w:spacing w:before="240" w:after="80" w:line="384" w:lineRule="auto"/>
         <w:jc w:val="left"/>
       </w:pPr>
@@ -1749,389 +1765,6 @@
           <w:sz w:val="21"/>
         </w:rPr>
         <w:t>看着满脸是血却眼神炽热的少年，徐图图心中延续了三代时间线的原生家庭羞耻感瞬间灰飞烟灭！她仰起头，坦荡而骄傲地大声宣布：“不怕！我爸做什么事跟我有什么关系啊，别人爱怎么说怎么说，老娘才不在乎呢！”正因为她这一世再未因羞耻而改随母姓叫“舒图”，而是堂堂正正做了一辈子“徐图图”，2058年老年余博士的时空修正系统在人工核查2033年长林市时“查无舒图”，修正进度永远定格在了【99%】！在全新的2033年，41岁的徐图图幸福安然地活在人间，在结婚纪念日为丈夫赵左右戴上白色叉眼笑脸毛线帽，接过了那张跨越25年光阴的选票——【赵左右一票 投给徐图图】。</w:t>
-      </w:r>
-    </w:p>
-    <w:p>
-      <w:pPr>
-        <w:spacing w:before="160" w:after="80" w:line="384" w:lineRule="auto"/>
-        <w:jc w:val="left"/>
-      </w:pPr>
-      <w:r>
-        <w:rPr>
-          <w:rFonts w:ascii="Arial" w:hAnsi="Arial" w:eastAsia="黑体"/>
-          <w:b/>
-          <w:color w:val="141414"/>
-          <w:sz w:val="22"/>
-        </w:rPr>
-        <w:t>（附）本角色全剧登场场次、具体行动与核心台词逐集纪实（100%对齐定稿文学剧本）</w:t>
-      </w:r>
-    </w:p>
-    <w:p>
-      <w:pPr>
-        <w:spacing w:before="40" w:after="80" w:line="384" w:lineRule="auto"/>
-        <w:ind w:firstLine="400"/>
-        <w:jc w:val="left"/>
-      </w:pPr>
-      <w:r>
-        <w:rPr>
-          <w:rFonts w:ascii="Times New Roman" w:hAnsi="Times New Roman" w:eastAsia="宋体"/>
-          <w:b w:val="0"/>
-          <w:color w:val="141414"/>
-          <w:sz w:val="20"/>
-        </w:rPr>
-        <w:t>◆ EP02《第三个雪人》：【2-11　内/外　长林八中·音乐教室3202与教学楼门廊 — 日】：情节与动作调度：3202音乐教室内座无虚席，黑板上用粉笔写着“八中之声 广播社”几个大字，讲台后垂着深红色丝绒幕布。广播社社长站在讲台上主持换届。 赵左右拎着麻辣烫从后门溜进教室，在最后一排唯一的空位——戴着圆框眼镜、穿着米色羊羔毛领羽绒服的高一二班女生徐图图身旁坐下。徐图图正低头在笔记本上认真修改着广播稿。 前排的王一漫从容自信地举起右手。社长环视全场。 最后一排，徐图图握着笔的手指微微收紧，犹豫再三，鼓起勇气将右手怯生生地举到胸口高度。身旁的赵左右低头看了一眼麻辣烫，转头瞥见徐图图半举着发抖的手，当即热心地一把抓住徐图图的手腕，帮她把右手高高举过头顶，顺势大喊了一声。 全教室的目光瞬间齐刷刷聚焦到最后一排的徐图图身上。徐图图窘迫得脸颊通红。；核心台词实录：徐图图：“我也不知道。” ／ 徐图图：“对不起，对不起，实在抱歉。”　【2-12　内　长林八中·音乐教室3202 — 日】：情节与动作调度：台下响起热烈掌声。荀未来推门走进教室，径直来到最后一排，在赵左右身旁刚才徐图图的空位上坐下，一边鼓掌一边侧头打量赵左右。　【2-13　内　长林八中·一楼广播室与音乐教室3202（交叉剪辑） — 日】：情节与动作调度：一楼广播室内。徐图图戴上耳麦坐在调音台前，深吸一口气推上推子，对着麦克风开口。 3202音乐教室后排，荀未来听着喇叭里磕磕巴巴的声音，摇头啧了一声。 广播室里，徐图图翻开笔记本准备念稿，脸色骤变。 广播室里，找不到稿子的徐图图看着手边桌上那碗热气腾腾的麻辣烫，一咬牙端起纸碗。 徐图图拿起筷子，对着麦克风大口吸溜起麻辣烫里的黄面。清脆诱人的吸面声通过广播传遍全校。3202教室后排，赵左右抱着怀里的麻辣烫塑料袋，听得两眼放光。；核心台词实录：徐图图：“大家好，欢迎来到八中之声，我叫徐图图。就是……先前我一直做文案策划工作嘛，今天是我第一次正式跟大家见面——不对，好像也不能叫见面。” ／ 徐图图：“那么今天午间广播的主题是——（低头翻找，小声）我稿子呢？” ／ 徐图图：“算了，事已至此，先吃饭吧。” ／ 徐图图：“我跟你们说啊，学校旁边这家麻辣烫的藕，是从磁州运过来的，特别脆！听说老板明年就要回磁州老家开店了。我就想，假如很久以后的未来，我能通过时空旅行再次回到八中，我肯定啥也不想干，就想再回到这家店吃一次。毕竟我不得不承认，我确实是一个饭桶。” ／ 徐图图：“店老板人可好了，跟我妈妈一样好，可能因为她跟我妈妈一样，都姓舒吧。”　【2-14　内　荀未来与舒图家·卧室/书房/餐厅（2033） — 夜】：情节与动作调度：【闪回·2033年】深绿色墙面的书房里，舒图站在整面墙的红木书柜前，从书架上抽出一本黑色精装的《梦的解析》。她翻开书页，取出一张夹在里面的老照片——照片右上角印着“亲爱的 ∨ 徐图图和妈妈”白色手写体字样，戴着圆框眼镜、围着白围巾的少女徐图图与身穿橄榄绿菱格纹棉服的母亲在家中相拥，脸贴着脸笑得无比灿烂。　【2-15　内　长林八中·广播室与音乐教室3202 — 日】：情节与动作调度：回到2008年广播室。徐图图双手捧起纸碗，仰头喝完最后一口麻辣烫汤，长长地哈出一口白气，对着麦克风露出一抹明媚纯粹的笑容。 3202音乐教室内，荀未来脸色煞白地僵在座位上，嘴唇微微颤抖，声音几不可闻地反复念着那两个名字。 前排的赵左右察觉到他的反常，转过头奇怪地拍了拍他。；核心台词实录：徐图图：“今天这碗麻辣烫，就和大家一起吃完了。我叫徐图图，下次再和大家一起聊天，拜拜！”　【2-17　外/内　教学楼门厅廊柱与音乐教室3202（交叉剪辑） — 日】：情节与动作调度：原本低着头的徐图图缓缓抬起眼眸，望向讲台侧方的黑板——只见“徐图图”三个粉笔字下方，端端正正地画着一道白色的竖线：1票。徐图图怔怔地看着那唯一的一票，原本失落的眼底瞬间亮起星光，嘴角弯起一抹温暖而坚定的弧度。　【2-24　外　长林八中校门口至徐图图家红砖家属楼外 — 黄昏】：情节与动作调度：傍晚放学时分，夕阳余晖映照着校门口的积雪。荀未来与16岁的赵左右并肩走出校门，迎面看见穿着米白色羽绒服的徐图图正推着自行车走出校门铁栅栏。荀未来脚步一顿，目光紧紧追随着徐图图的背影。 荀未来快步追出校门，远远跟在骑自行车的徐图图身后，穿过覆雪的老街巷，来到一栋带有室外铁楼梯的红砖家属楼下。 徐图图停好自行车，顺着室外铁楼梯跑上二楼平台。二楼木门打开，身穿橄榄绿菱格纹棉服的徐图图母亲（正是2033年《梦的解析》夹层合照里的母亲、荀未来的丈母娘）捧着一束花迎出来，母女俩亲热地拥抱进屋。躲在街角雪堆旁的荀未来仰头认出自己的丈母娘，惊得目瞪口呆。　【2-25　内/外　长林八中·教导主任办公室、走廊与广播室外雪地（倒叙：数小时前） — 日】：情节与动作调度：黑屏打出白色大字：“数小时前”。 2008年1月21日午间。66岁的赵了身穿深色大衣、围着红绿条纹围巾，轻轻敲响教导主任办公室的门。 戴娟打开门，见是一位气质儒雅的长者，连忙满脸堆笑地迎进屋里倒水。 3202音乐教室门外，赵了透过门缝静静看着16岁的赵左右在最后一排举起徐图图的手臂（“这有！”），脸庞上浮现出一丝慈爱而欣慰的笑意。 随后，当徐图图在走廊被荀未来撞掉广播稿、抱着空文件夹站在广播室外的白桦林雪道上紧张得瑟瑟发抖时，赵了拎着那碗热气腾腾的麻辣烫，缓步走到她身后。；核心台词实录：徐图图：“爷爷，您是……” ／ 徐图图：“谢谢爷爷！爷爷再见！再见！”　【2-29　内　徐图图家·徐图图卧室与赵左右家·赵左右卧室（交叉剪辑） — 夜】：情节与动作调度：2008年1月22日夜。红砖老式家属楼二楼户外铁楼梯平台（门牌1449）笼罩在静谧夜色中。卧室内，摘下圆框眼镜的徐图图与熟睡的母亲同睡在一张大床上，她躺在温暖的条纹被窝里，手里拿着白色红边的索爱Walkman滑盖手机。屏幕上显示着手机QQ好友列表，她点开“狂野阳光 (6/6)”分组，点选网名为“狂野阳光”的赵左右头像进入聊天窗口，在输入框里敲下一个“谢”字，看着闪烁的光标，嘴角浮现出一丝笃定的甜笑。 画面叠化出白天3202音乐教室黑板上“徐图图 1”的粉笔字迹，随后叠化至躺在自己卧室床上、双手枕在脑后凝视天花板的16岁赵左右。耳畔再次回响起白天荀未来的追问。 切至：；核心台词实录：徐图图（内心独白）：“是他，一定是他给我投了这一票。”</w:t>
-      </w:r>
-    </w:p>
-    <w:p>
-      <w:pPr>
-        <w:spacing w:before="40" w:after="80" w:line="384" w:lineRule="auto"/>
-        <w:ind w:firstLine="400"/>
-        <w:jc w:val="left"/>
-      </w:pPr>
-      <w:r>
-        <w:rPr>
-          <w:rFonts w:ascii="Times New Roman" w:hAnsi="Times New Roman" w:eastAsia="宋体"/>
-          <w:b w:val="0"/>
-          <w:color w:val="141414"/>
-          <w:sz w:val="20"/>
-        </w:rPr>
-        <w:t>◆ EP03《少年的决定》：【3-2　内　徐图图家·徐图图卧室与501室赵左右卧室（交叉剪辑） — 夜】：情节与动作调度：2008年1月24日夜。徐图图家卧室内暖黄色的台灯静静亮着，墙面贴着温馨的明信片与手绘贴纸。16岁的徐图图戴着黑色金属细圆框眼镜，身穿米白色粗棒针毛衣端坐在书桌前，正在操作一台黑色IBM笔记本电脑。 电脑屏幕上打开着“与 狂野阳光 聊天中”的QQ2008对话窗口。徐图图手指轻敲键盘输入拼音“yiqi”，选定“1:一起”，怀着隐秘的期待发出一条消息。 徐图图双手托腮盯着屏幕等了几秒，见对方的头像迟迟没有跳动，神色略显局促地抿了抿嘴角，又飞快敲击键盘补发了一条消息。 紧接着，徐图图发来的两条“下周二麻辣烫店大胃王挑战赛”邀约窗口也弹了出来。赵左右看着徐图图的聊天窗口眉头微皱，一脸左右为难，手指在键盘上犹豫地敲下“要不下次吧（”五个字，悬在半空迟迟没有按下回车键。；核心台词实录：徐图图（QQ消息）：“寒假快乐 OvO，下周二麻辣烫店有大胃王挑战赛，一起去吧！” ／ 徐图图（QQ消息）：“不想去的话也没关系&gt;&lt;！”　【3-3　内　老居民楼502室·赵了房间与501室赵左右卧室（交叉剪辑与三分屏） — 夜】：情节与动作调度：一墙之隔的对门502室房间内没有开顶灯，四周幽暗静谧。66岁的赵了身穿黑白复古几何印花开衫端坐在书桌前，面前的一台银色三星（SAMSUNG R55）笔记本电脑散发着冷冽的蓝白光晕。 赵了的笔记本屏幕上完整投射着对门501室赵左右台式电脑的实时远程桌面，屏幕最上方悬浮着一条醒目的深蓝色系统状态栏——“黑鸽子 V2.1 入侵监控中 ｜ 远程控制：关闭”。 赵了注视着屏幕上徐图图发来的邀请以及赵左右留在输入框里的那句“要不下次吧（”，苍老的眼底浮起一抹温和而笃定的笑意。他移动鼠标点击顶栏按钮将“远程控制”切换为“开启”，修长的手指按动退格键，将“要不下次吧（”逐字删空，随后替16岁的自己飞快敲下一行字并点击发送。 【交叉剪辑·徐图图卧室】守在IBM笔记本电脑前的徐图图听到提示音，看到屏幕跳出“狂野阳光：好呀，几点？”，原本失落的眼睛瞬间亮起璀璨的光彩，惊喜地捂住嘴，随即十指如飞地秒回过去。；核心台词实录：徐图图（QQ消息）：“晚上五点半、不见不散 (/≧∇≦)/”　【3-17　内　街边精品杂货店 — 日】：情节与动作调度：午后的精品杂货店内暖意融融，货架上摆满了各式贺卡与毛线。16岁的徐图图戴着浅灰色粗毛线围巾、身穿米杏色棉服走进店里，在文具架前拿起一张深蓝色雪人立体贺卡——内页印着“Best Wishes For You”，右上角贴着白色价格标签“立体贺卡 ¥ 35”。 徐图图翻看背面35元的价格签后，轻轻叹了口气将雪人贺卡放回原处，转身走到旁边的毛线货架后挑选毛线。 恰在此时，身穿黑色毛呢大衣的王一漫与身穿浅天蓝色大衣的闺蜜尚雪结伴走进店里挑贺卡。躲在毛线架后面的徐图图清晰听见了两人的对话。 王一漫与尚雪说笑着离开精品店。毛线架后的徐图图怀里抱着毛线团，镜片后的眼神变得失落而忐忑。；核心台词实录：徐图图：“好可爱啊……” ／ 徐图图：“明天……明天不是周二吗？晚上，他真的会来和我一起参加大胃王比赛吗？”　【3-21　外/内　八中后街·砂锅麻辣烫店（第一阶段：徐图图提前一小时赴约） — 黄昏】：情节与动作调度：傍晚时分，八中后街的“砂锅麻辣烫”店门头挂起了红底白字横幅——“麻辣烫‘大胃王’挑战赛”。16岁的徐图图身穿米黄色连帽羽绒服、戴着白色毛绒耳罩骑自行车早早赶到店门外，麻辣烫店舒老板笑呵呵地迎了出来。 徐图图抿了抿嘴唇，脸颊微红，小声地开口。 徐图图走进温暖的麻辣烫店里靠窗坐下，从口袋里掏出白红配色的索尼爱立信（Sony Ericsson）直板手机，在短信编辑框里敲下“我到麻辣烫店了，你到哪了？”，犹豫片刻后又按退格键逐字删掉。；核心台词实录：徐图图：“中午特地没吃饭，一会儿保准让你大开眼界！” ／ 徐图图：“那不行，愿赌服输！不过他要是输了，我替他买单。” ／ 徐图图：“进去了，还得一个点才能开始呢。” ／ 徐图图：“他一定会准时到的，不能给他压力。”　【3-23　内　八中后街·砂锅麻辣烫店（第二阶段：17:15等候与收到短信） — 黄昏】：情节与动作调度：砂锅麻辣烫店内，墙上的圆形挂钟已经指向“5:15”。舒老板端来一碟爽口小菜放在徐图图面前的木桌上。 舒老板慈祥地摇摇头走开。就在这时，桌面上那部白红配色的索爱手机突然亮起屏幕震动起来！ 徐图图连忙拿起手机点开收件箱——只见发件人“赵左右”发来一条最新短信：“我会准时到的，不见不散！”徐图图原本忐忑的脸上瞬间绽放出无比灿烂的笑容！；核心台词实录：徐图图：“我还是想等他一起来吃，你先放这儿吧。”　【3-24　内　电影院·3号放映厅外走廊（少年的决定） — 黄昏】：情节与动作调度：电影院走廊里，16岁的赵左右抬起头，将自己的手机屏幕亮到41岁荀未来的眼前——原来刚才他低头按手机，根本不是听从荀未来的命令去发“改天”，而是亲手给徐图图发出了那句“我会准时到的，不见不散！”　【3-27　内　电影院·男洗手间（41岁荀未来与66岁赵了正面对决） — 夜】：情节与动作调度：听到赵了亲口叫出“徐图图。舒图”两个名字，荀未来瞳孔骤缩！沉默了两秒后，荀未来嘴角勾起一抹讥诮而残酷的冷笑。　【3-28　内　电影院·男洗手间（诺基亚E90壁纸惊魂） — 夜】：情节与动作调度：只见黑色诺基亚E90亮起的主屏幕壁纸上，赫然显示着年轻赵左右与少女徐图图的亲密合照！</w:t>
-      </w:r>
-    </w:p>
-    <w:p>
-      <w:pPr>
-        <w:spacing w:before="40" w:after="80" w:line="384" w:lineRule="auto"/>
-        <w:ind w:firstLine="400"/>
-        <w:jc w:val="left"/>
-      </w:pPr>
-      <w:r>
-        <w:rPr>
-          <w:rFonts w:ascii="Times New Roman" w:hAnsi="Times New Roman" w:eastAsia="宋体"/>
-          <w:b w:val="0"/>
-          <w:color w:val="141414"/>
-          <w:sz w:val="20"/>
-        </w:rPr>
-        <w:t>◆ EP04《避风港争夺战》：【4-1　内　八中后街·砂锅麻辣烫店 — 夜】：情节与动作调度：2008年1月29日（周二）夜。长林八中后街的十元砂锅麻辣烫店内热气蒸腾，白瓷砖墙面上张贴着“金汤砂锅”、“肥牛套餐”与“限时活动”的彩色宣传画，几桌食客正围着咕嘟冒泡的砂锅大快朵颐。 靠窗的木桌前，16岁的徐图图身穿米黄色连帽羽绒服、内搭白色翻领衬衫与米色针织衫，鼻梁上架着那副秀气的金属细圆框眼镜，正独自一人端坐着等候。 店门外厚重的塑料防风门帘被猛地一把掀开，寒风卷着热气涌入——刚从电影院男洗手间将41岁的荀未来反锁在隔间里、一路狂奔而来的16岁赵左右身穿棕橙色连帽棉服内搭深棕格纹衬衫，满头大汗、气喘吁吁地冲进店里。 徐图图听到动静抬起头，原本微抿的嘴角瞬间绽开一抹温柔而欣喜的笑意。 徐图图温和地摇了摇头，将桌上的热茶杯往赵左右面前推了推。；核心台词实录：徐图图：“没事，我也刚到。谢谢。” ／ 徐图图：“你这脸怎么了？”　【4-3　外　长林市·风雪长街 — 夜】：情节与动作调度：荀未来独自一人行走在空旷寂静的雪街上。一想到自己被66岁的老年版自己用一沓电影票算计得死死的、不仅没拦住赵左右和徐图图吃麻辣烫，还狼狈得靠母亲解围，荀未来气得停下脚步，朝着路边的空气狠狠飞起一脚，脚底一滑差点摔个趔趄。　【4-11　内/外　八中后街·砂锅麻辣烫店与店外风雪街头 — 夜】：情节与动作调度：荀未来狐疑地一转头，目光正好落在店堂侧墙悬挂的木框黑板上——只见黑板顶部写着“大胃王挑战赛排行榜”，下方的粉笔字清清楚楚地列着名次：“第一名 王林 十二碗 ｜ 第二名 刘宁 十一碗 ｜ 第三名 丽娜 十碗 ｜ 第四名 黄政杨 ｜ 第五名 孙蕾 八碗 ｜ 第六名 孙艺宁 七碗 ｜ 第七名 徐图图 ｜ 第八名 赵左右 五碗 ｜ 第九名 张宁 四碗 ｜ 第十名 胡雪桐 三碗”。 荀未来指着黑板上的“第七名 徐图图”和“第八名 赵左右 五碗”，转头冲舒老板冷笑一声。</w:t>
-      </w:r>
-    </w:p>
-    <w:p>
-      <w:pPr>
-        <w:spacing w:before="40" w:after="80" w:line="384" w:lineRule="auto"/>
-        <w:ind w:firstLine="400"/>
-        <w:jc w:val="left"/>
-      </w:pPr>
-      <w:r>
-        <w:rPr>
-          <w:rFonts w:ascii="Times New Roman" w:hAnsi="Times New Roman" w:eastAsia="宋体"/>
-          <w:b w:val="0"/>
-          <w:color w:val="141414"/>
-          <w:sz w:val="20"/>
-        </w:rPr>
-        <w:t>◆ EP05《回家》：【5-6　外　红砖街道 — 夜】：情节与动作调度：夜幕降临，积雪覆盖的红砖墙街道上，十六岁的徐图图身穿浅薄荷绿牛角扣连帽大衣、戴着金属细圆框眼镜，手里握着红白配色的索爱滑盖手机边走边低头翻看。手机屏幕停留在通讯录界面，列表上依次显示着“新联系人、爸爸、班主任、家、妈妈、赵左右”。 切至：；核心台词实录：徐图图：“好几天不在线，不会出什么事了吧。”　【5-8　外/内　飞霞路·公用电话亭 — 夜】：情节与动作调度：飞霞路与知西北街交口，徐图图走进绿色的中国网通公用电话亭，将IC卡插入“仅限于IC卡”插槽，对照手机屏幕上的号码按键拨打赵左右的电话，握着听筒小声给自己鼓劲。 电话听筒里传来冰冷的系统提示音：您好，您拨打的用户已关机。徐图图握着听筒，眉头紧锁。 就在这时，电话亭磨砂玻璃外的雪地上，一道黑影缓缓逼近。徐图图吓得脸色发白，误以为遇到了尾随歹徒，惊慌失措地按下紧急报警键对着听筒急呼。 徐图图挂断听筒，双手死死握拳深呼吸，摆出防身架势紧盯着电话亭门。 王一漫刚站起身走过电话亭门前，徐图图猛地推门飞起一脚踹出，正好将毫无防备的王一漫踹翻在雪地里！橘猫受惊跑远，王一漫捂着擦伤的鼻梁痛苦地跌坐在雪地上。；核心台词实录：徐图图：“没事没事，他只要接通就好了，听到他的声音我就挂掉。” ／ 徐图图：“连手机也关机了，不会真出事了吧？” ／ 徐图图：“飞霞路电话亭，请快些来！” ／ 徐图图：“没事的徐图图，练了这么久，就为了这一刻！”　【5-9　内/外　徐图图家·客厅与二楼走廊阳台 — 夜】：情节与动作调度：徐图图家温馨的客厅内生着暖融融的取暖铁炉，炉盖上烤着几块滋滋冒油的红薯，墙上挂着印有“2008戊子年”的挂历。徐图图正小心翼翼地替王一漫擦伤的鼻梁贴上一枚粉底草莓图案的卡通创可贴，满脸愧疚地连声道歉。 王一漫摸了摸鼻梁上的创可贴，温和地冲徐图图摇了摇头。 两人在铁炉旁的小椅上坐下。徐图图双手拢在膝头，好奇地询问。 徐图图眼睛顿时亮了起来，双手托腮满脸羡慕地比划着。 王一漫环顾着徐图图家贴满年画、充满市井烟火气的屋子，眼神渐渐柔和下来，轻声感叹。；核心台词实录：徐图图：“对不起啊一漫。” ／ 徐图图：“你也住在这附近吗？” ／ 徐图图：“天哪，你家住飞霞湾啊？那里可漂亮了，跟个景点似的。我听说里面还有泳池、喷泉，我还从来没走进去看过呢。” ／ 徐图图：“哇，烫！给你。” ／ 徐图图：“没事，我自己吃。” ／ 徐图图：“小心烫。好吃吧？”　【5-15　内　王一漫家别墅·玄关与客厅 — 夜】：情节与动作调度：王一漫低着头，手指捏着衣角，小心翼翼地试图保住那枚徐图图替她贴上的卡通创可贴。</w:t>
-      </w:r>
-    </w:p>
-    <w:p>
-      <w:pPr>
-        <w:spacing w:before="40" w:after="80" w:line="384" w:lineRule="auto"/>
-        <w:ind w:firstLine="400"/>
-        <w:jc w:val="left"/>
-      </w:pPr>
-      <w:r>
-        <w:rPr>
-          <w:rFonts w:ascii="Times New Roman" w:hAnsi="Times New Roman" w:eastAsia="宋体"/>
-          <w:b w:val="0"/>
-          <w:color w:val="141414"/>
-          <w:sz w:val="20"/>
-        </w:rPr>
-        <w:t>◆ EP06《暖雪》：【6-1　外　长林市·冰封湖面与湖滨石栏 — 夜】：情节与动作调度：二零零八年深冬寒夜，空旷幽暗的冰封湖面上，十六岁的赵左右身穿深灰色连帽羽绒服、内搭灰白条纹毛衣与白衬衫、双手戴着黑色防滑手套，僵立在咔嚓作响的薄冰区中央，低头对着脚下不断蔓延的冰裂纹颤声祈祷。 赵左右刚试探着挪动半步，脚下冰层再次发出刺耳的脆响，吓得他立刻屏住呼吸，双手张开保持平衡不敢动弹。 话音未落，脚下冰面骤然开裂，赵左右脚下一滑重重摔倒在冰面上，失声惊呼。 湖滨石护栏岸边，身穿浅绿色牛角扣连帽大衣、戴着圆框眼镜的十六岁徐图图焦急地冲到栏杆前，一边解下岸边悬挂的红色救生圈，一边朝冰面上的赵左右大声呼喊。 徐图图急得双手往下压，示意他降低重心分散压力。；核心台词实录：徐图图：“趴下！你快趴下！” ／ 徐图图：“趴下！” ／ 徐图图：“一、二、三！可以，你、你滚过来！” ／ 徐图图：“滚过来，那儿！” ／ 徐图图：“哎，慢点滚啊！” ／ 徐图图：“好，抓住它！拉住，好，扶稳了，可以的……呃，到了！”　【6-4　外/内　飞霞路·公用电话亭与人生无限有限公司工位（2058） — 日】：情节与动作调度：【闪回·2008长林八中乐器室及家属楼】赵了在远处默默注视着十六岁的赵左右抱猫走出楼门、在乐器室与徐图图并肩排练。　【6-11　内　徐图图家·客厅 — 昏】：情节与动作调度：除夕傍晚，徐图图家温馨的客厅里，十六岁的徐图图双手捧着自己亲手编织的白色粗针织毛线帽——帽檐上绣着可爱的眨眼笑脸与小雏菊，献宝似地递给身穿深色绗缝棉服、围着灰围巾准备出门上夜班的母亲舒洁看。 舒洁接过毛线帽仔细端详，欣慰地指了指帽檐针脚，并指了指桌上的百元钞票。 徐图图心疼地看着母亲身上的厚棉服，小声询问。 徐图图懂事地挽住母亲的胳膊摇了摇头。 母亲出门后，徐图图坐到笔记本电脑前打开长林八中吧，一眼看到了那条《【劲爆消息】跨年夜一起来看暖雪！！！》的热帖。；核心台词实录：徐图图：“妈，你帮我看看，织得怎么样？” ／ 徐图图：“今年过年也不放假啊？” ／ 徐图图：“我上大学之后就住宿舍了，回来就和你睡嘛，没关系的。” ／ 徐图图：“那你路上慢点走啊。” ／ 徐图图：“暖雪？”　【6-13　内　徐图图家·客厅 — 夜】：情节与动作调度：暖炉旁，徐图图将织好的白色笑脸毛线帽叠放进精致的绿色礼盒里，盒盖内侧贴着写给赵左右的黄色便利贴（To 赵左右：谢谢你带那一桌冷饮！ / 左右：广播社选举加油！）。徐图图轻轻合上盒盖（画外音）。 切至：；核心台词实录：徐图图：“今晚就是把帽子送给他的最好时机。”　【6-15　外/内　雪夜街道与王一漫家二楼卧室 — 夜】：情节与动作调度：雪夜街头，头戴白色毛绒耳罩、身穿浅蓝色羊羔毛大衣的徐图图怀抱绿色礼盒走到赵左右家楼下，仰望五楼亮灯的窗户，掏出索爱手机给“赵左右（狂野阳光）”发送短信（画外音）。 就在这时，身穿黑色牛角扣连帽大衣的赵左右一边接听荀未来的电话，一边从单元门冲出，匆匆跑过路口。 飞霞湾别墅餐厅内，座钟走过半点，舅舅转头向杨敏打听漫漫有没有对象，被王伟之正色打断：“哎，别瞎说啊，我们家漫漫不可能早恋！”杨敏挂念女儿，起身走上二楼推开王一漫卧室房门呼唤“漫漫，你好了吗”，却见房间空无一人，阳台栏杆上赫然系着打结垂向楼下的白色床单！ 街角处，怀抱礼盒的徐图图目送赵左右跑向东湖公园方向的背影，疑惑地跟了上去。；核心台词实录：徐图图：“偷偷告诉你，一个小时后会有火流星出现，有暖雪奇观，你一定要准时出门来看！” ／ 徐图图：“他这是去哪儿啊？”　【6-16　外　东湖公园·三角尖顶礼拜堂前广场 — 夜】：情节与动作调度：东湖公园礼拜堂前的雪地广场上，距离返程仅剩十分钟（00:10:18）。身穿卡其色厚羽绒服的荀未来蹲在皮卡车后斗旁调试 LM3500 造雪机电缆，抬起左腕查看机械表，神情急切而充满期待。 一名左臂戴着“治安巡逻”红袖章的公园管理员突然走上前，一把拔掉造雪机插头并开始收卷电缆盘。荀未来猛然转头拦住他。 荀未来急切地按住线盘，向管理员据理力争。管理员神色慌张地四下张望，掏出钞票想退钱清场。 礼拜堂转角台阶的阴影暗处，怀抱绿色礼盒的十六岁徐图图静静靠在墙边，将刚才发生的一切尽收眼底。她低头看着礼盒上那张“左右：广播社选举加油！”的黄色便利贴，苦涩地轻声自语。；核心台词实录：徐图图：“原来只是个误会啊。”　【6-18　外　公园·雪夜木栈道 — 深夜】：情节与动作调度：鹅毛大雪纷纷扬扬地飘落。十六岁的徐图图孤身一人坐在林间木栈道长椅上，肩膀耸动着低头抽泣，戴着兔耳手套的双手缓缓拆开怀里的绿色礼盒，露出那顶绣着眨眼笑脸的白色毛线帽。 突然，一把画着黄色叉眼笑脸涂鸦的透明雨伞稳稳伸到徐图图头顶，替她挡住了漫天风雪。一名盘着黑发、身穿黑色高领毛呢大衣、左手无名指佩戴着一枚银色婚戒的中年女子——四十一岁成年后的舒图，正静静站在长椅旁，神情清冷而温柔地垂眸看着十六岁的自己。 十六岁的徐图图含泪惊讶地抬起头。四十一岁的舒图握着伞柄，淡淡开口。</w:t>
-      </w:r>
-    </w:p>
-    <w:p>
-      <w:pPr>
-        <w:spacing w:before="40" w:after="80" w:line="384" w:lineRule="auto"/>
-        <w:ind w:firstLine="400"/>
-        <w:jc w:val="left"/>
-      </w:pPr>
-      <w:r>
-        <w:rPr>
-          <w:rFonts w:ascii="Times New Roman" w:hAnsi="Times New Roman" w:eastAsia="宋体"/>
-          <w:b w:val="0"/>
-          <w:color w:val="141414"/>
-          <w:sz w:val="20"/>
-        </w:rPr>
-        <w:t>◆ EP07《舒图来了》：【7-2　内　赵了家·卧室 — 夜】：情节与动作调度：片刻后，赵了颤抖着伸手摸过枕边的老款诺基亚滑盖手机。屏幕亮起微光，壁纸上正是十六岁的赵左右与徐图图凑在一起灿烂微笑的自拍合影。赵了苍老的指腹轻轻摩挲着屏幕上的少女面庞，浑浊的眼底涌起滚烫的泪光。　【7-4　内　徐图图家·玄关与客厅 — 夜】：情节与动作调度：二零零八年除夕深夜，屏幕浮现本集片名：第 7 集 舒图来了。 五栋六零二室徐图图家玄关门前，身穿浅蓝色毛绒连帽大衣、戴着圆框眼镜的十六岁徐图图推开房门，热情地将身穿黑色双排扣毛呢大衣的四十一岁成年舒图迎进屋内。徐图图把怀里的绿色礼盒放到桌上，转身去拎绿色暖水瓶；舒图收拢那把画着黄色叉眼笑脸涂鸦的透明雨伞，随手带门却没关严，门锁弹开了一条缝。 舒图回身用力一拉，咔哒一声将防盗门关严，顺手把黄笑脸雨伞挂在门边，迈步走进陈设质朴却暖意融融的客厅，目光复杂地环视着二十五年前自己与母亲相依为命的旧居。徐图图捧着一杯刚倒好的温水走过来，双手递到舒图面前。 十六岁的徐图图双手规矩地放在膝盖上，有些不好意思地腼腆一笑。 舒图抬起眼，瞥见坐在对面小木椅上的十六岁徐图图正双手搁在膝头、习惯性地微耸着肩膀驼着背，立刻像训斥自己一样板起脸开口。；核心台词实录：徐图图：“阿姨您请进，您先坐一下。哎，哦，那……那个门要……用力。” ／ 徐图图：“先喝点热水，暖暖身子。” ／ 徐图图：“见笑了，您是北京来的，北京是大城市，我们长林小地方。” ／ 徐图图：“阿姨，您路上说来长林找人，不会是来找您爱人的吧？大年三十一个人到异乡，还气冲冲的，一定受了很大的委屈吧？” ／ 徐图图：“没有。长林虽然不大，但是你要找的人也不会这么巧就被我撞见吧。” ／ 徐图图：“没有没有，没有！我就是单纯想感谢他投了我一票。”　【7-8　内　人生有限公司·会谈室与舒图家（2033） — 日/夜】：情节与动作调度：舒图站在客厅中央剧烈喘息，痛苦地抱头蹲在地上哭泣。一本烫金封面的《青春回忆录》相册掉落在地，里面滑出一张二零零八年寒假麻辣烫店“大胃王挑战赛”的合影——照片上赫然是十六岁的徐图图与十六岁的赵左右！舒图伸手捡起照片，眉头紧锁，眼神里满是困惑与震惊。 一阵剧烈的刺痛突然袭上脑海，一幕幕原本不属于她原有记忆的画面在脑海中飞速闪回：暖色光晕下的高中教室里十六岁徐图图的回眸、课桌前的低头、麻辣烫店里徐图图低头喝汤与赵左右被烫到捂嘴摆手、寒夜冰封湖面有人落水挣扎与徐图图在雪地里焦急奔跑呼救！舒图双手死死捂住头部，痛苦地闭眼呻吟。　【7-14　外　公园·雪夜木栈道 — 夜】：情节与动作调度：大雪纷飞的林间木栈道旁，四十一岁的舒图独自坐在覆雪的木长椅上，双手紧扣在腹前，左手无名指上的银色婚戒在雪光下泛着微凉的光。她的肩膀随着抽泣剧烈颤抖，眼泪断线般滑落。 突然，一把熟悉的黄色叉眼笑脸涂鸦透明雨伞从画外伸到了她的头顶，替她挡住了漫天风雪。四十一岁的舒图泪眼朦胧地抬起头——只见戴着黑框眼镜、身穿浅蓝色羊羔绒大衣的十六岁徐图图正双手戴着白手套，站在长椅旁温柔地替她撑着那把黄笑脸雨伞！ 望着眼前十六岁纯真温暖的自己，四十一岁的舒图再也控制不住满腔的悲怆，猛地站起身一把将十六岁的徐图图紧紧拥入怀中，把脸埋在少女的肩头失声痛哭。十六岁的徐图图怔了怔，单手稳稳撑住黄笑脸透明雨伞，另一只戴着白手套的手轻轻环住舒图的后背温柔拍抚。；核心台词实录：徐图图：“阿姨，你的伞呢？”　【7-16　外/内　徐图图家·客厅与卧室 — 深夜】：情节与动作调度：老式筒子楼走廊外景，昏黄的路灯映照着红色的“五栋602”门牌与倒贴的福字。 五栋六零二室温暖的客厅炉火旁，两人隔着小方桌对坐。四十一岁的舒图靠在扶手椅里，两手捧着撕开的绿色薯条包装袋，正一根根往嘴里送；十六岁的徐图图穿着米白蓝粉提花毛衣开衫，双手规矩地搭在膝盖上，充满善意地看着她。 舒图咀嚼的动作未停，挑眉斜睨了对面的小姑娘一眼。 徐图图腼腆地抿嘴一笑，眼睛微弯，低头轻声解释。 徐图图微微低头，双手轻轻捏紧衣角，随后抬起清澈诚挚的双眼注视着舒图。；核心台词实录：徐图图：“不够还有，我买了很多。” ／ 徐图图：“我妈昨天给了我一百块买年夜饭，我就花了十五。” ／ 徐图图：“大年三十的，你这么远来长林找他，一定是一个很深情的人。我妈说，深情的人心都不坏。” ／ 徐图图：“或许，我也理解你为什么会这么选。” ／ 徐图图：“当然。其实我也很坏，我还撒谎了。你昨天猜得没错，他是把票投给了别人。” ／ 徐图图：“好呀。我妈这几天都出去上夜班，不回来。”</w:t>
-      </w:r>
-    </w:p>
-    <w:p>
-      <w:pPr>
-        <w:spacing w:before="40" w:after="80" w:line="384" w:lineRule="auto"/>
-        <w:ind w:firstLine="400"/>
-        <w:jc w:val="left"/>
-      </w:pPr>
-      <w:r>
-        <w:rPr>
-          <w:rFonts w:ascii="Times New Roman" w:hAnsi="Times New Roman" w:eastAsia="宋体"/>
-          <w:b w:val="0"/>
-          <w:color w:val="141414"/>
-          <w:sz w:val="20"/>
-        </w:rPr>
-        <w:t>◆ EP08《时间的玩笑》：【8-1　外/内　和艺北街×飞霞路公用电话亭与徐图图家卧室 — 深夜】：情节与动作调度：二零零八年大年初一深夜，风雪呼啸的和艺北街与飞霞路交口，绿色的中国网通公用电话亭孤零零立在雪地里。电话机黑色听筒内传出四十一岁成年舒图警觉而冷冽的询问声。 公用电话亭内，头戴黑色鸭舌帽、身穿红色连帽羽绒服的六十六岁赵了双手死死握着黑色听筒，浑浊的双眼噙满滚烫的泪水，嘴角剧烈颤抖，欲言又止却发不出半点声音。 与此同时，五栋六零二室徐图图家的卧室内，身穿白色印花长袖睡衣配红白格子睡裤的四十一岁舒图坐在床头，手里将白红配色的索爱滑盖手机紧贴在耳边，眉头紧锁，对着沉默的听筒再次冷声追问。 卧室内，舒图把手机从耳边拿开看了一眼暗下去的屏幕，神色微怔；靠坐在床头被窝里、身穿同款白色印花睡衣并戴着圆框眼镜的十六岁徐图图好奇地仰起脸看向她。 徐图图眨了眨眼睛，探身追问了一句。；核心台词实录：徐图图：“挂了？” ／ 徐图图：“嗯……骗子吗？” ／ 徐图图：“嗯。”　【8-2　内　徐图图家·卧室 — 深夜】：情节与动作调度：老旧的筒子楼外悬挂着红灯笼，远处夜空偶有零星的烟花绽放。昏暗静谧的卧室内，四十一岁的舒图与十六岁的徐图图同躺在一张床上。徐图图翻来覆去睡不着，悄悄转过身，在被窝里掏出索爱手机按亮屏幕。 手机屏幕上显示着凌晨一点四十分与“赵左右（狂野阳光）”的短信界面，徐图图拇指按动键盘输入拼音“ni zai gan ma lie”，在输入框里敲出“你在干嘛咧”五个字，大拇指悬停在发送键上方迟迟不敢按下，眉头微蹙，眼神里满是纠结与担忧。 徐图图咬了咬嘴唇，再次把大拇指移到发送键上准备按下。就在这时，身旁一直背对着她平躺闭目养神的舒图突然冷不丁出声，吓得徐图图浑身一抖，猛地翻过身转头看过去。 徐图图做贼心虚地把发光的手机往胸口被窝里缩了缩，小声询问。 徐图图双手抱着被角，好奇地侧着脑袋看向身旁的舒图。；核心台词实录：徐图图（内心独白）：“跨年夜的事，他应该还没缓过来吧？我是不是不应该这么快找他？可是他伤心的时候，我更应该安慰他一下吧？” ／ 徐图图：“呃……阿姨，你怎么也没睡啊？” ／ 徐图图：“谁啊？”　【8-4　内　502室赵了卧室·漫画屋里间与501室赵左右卧室（三代清晨交叉剪辑） — 晨】：情节与动作调度：大年初二清晨，画面右下角浮现本集片名：第 8 集 时间的玩笑。 五零二室昏暗的卧室内，床头柜上散落着拆开的零食包装袋。六十六岁的赵了身穿黑色暗纹睡衣仰躺在格子棉被里，缓缓抬起右手摘下脸上的黑色睡眠眼罩，睁开浑浊而疲惫的双眼，望着天花板失神发呆。 镜头切至三条鱼漫画屋里间卧室，床头堆满了杂乱的旧漫画书。四十一岁的荀未来身穿白色长袖内衣侧卧在木板床上，眼下挂着浓重的黑眼圈，睁着空洞的双眼望着眼前的书堆彻夜未眠。 赵左右随手拿起放在床头柜上的诺基亚直板手机，点开一条上午九点二十分刚收到的未读短信——发件人备注为“徐图图（一只坨坨）”。赵左右看着屏幕上的文字，嘴角不由自主地漾开明朗灿烂的笑容。；核心台词实录：徐图图（短信画外音）：“左右！学校旁边那家咖啡厅开业喽，中午一起去看看吗？”　【8-5　内　徐图图家·卧室与客厅 — 日】：情节与动作调度：徐图图家卧室内，头戴细黑框眼镜、扎着高马尾、身穿草绿色毛绒套头毛衣内搭白衬衫的十六岁徐图图正坐在床沿，双手捧着索爱手机看着九点二十二分收到的回复短信，脸上满是欢喜的笑意。 就在徐图图对着手机屏幕傻笑时，身穿黑色长款双排扣毛呢大衣内搭黑高领衫的四十一岁舒图突然从她身后伸出手，一把抽走了她手里的手机！徐图图吓了一跳，惊慌地抬起头双手护在胸前。舒图扫了一眼屏幕上的聊天记录，眉头一挑。 徐图图急忙伸手去拿手机，舒图顺手将手机递还给她。徐图图接回手机紧紧攥在胸前，不满地嘟囔。 舒图板起脸孔，居高临下地紧盯着徐图图，伸出右手食指戳了戳徐图图的太阳穴。徐图图缩了缩脖子往后躲闪，满脸不服气。 徐图图坐在床沿仰起头据理力争，双手握着手机放在膝前。；核心台词实录：徐图图：“干嘛抢我手机啊？” ／ 徐图图：“我哪冲动了？我想了一晚上了！” ／ 徐图图：“你怎么知道我那盒子里装的是帽子啊？” ／ 徐图图：“哪土了？那……这很实用的嘛。” ／ 徐图图：“我平时有攒钱，偶尔去一次也没关系。” ／ 徐图图：“我在学校都穿校服，平时也不怎么出门，那这几件衣服也够了呀。”　【8-6　外/内　积雪街道·公用电话亭与漫画屋店堂（交叉剪辑） — 日】：情节与动作调度：白雪覆盖的街道人行道上，身穿黑色长款呢大衣的舒图紧紧抱着那个淡绿色礼盒一路飞奔；身穿米白色牛角扣大衣的徐图图气喘吁吁地在后面全力追赶，一边跑一边四处张望呼喊。 街角处，舒图闪身躲进一座百叶窗式的绿色公用电话亭内，反手关上亭门，透过玻璃与百叶缝隙警惕地向外张望，确认把十六岁的自己甩掉后才松了一口气。 舒图从黑色大衣口袋里掏出一张折叠褶皱的白纸展开——上面印着“招聘店员（HIRE）｜有意者请联系：春秋路三条鱼漫画屋｜联系人：荀先生｜联系电话：0267-6146831”。；核心台词实录：徐图图：“我帽子！”　【8-9　内/外　徐图图家·客厅与门外铁梯走廊 — 日】：情节与动作调度：四十一岁的舒图双手插在黑色双排扣大衣口袋里，踩着积雪走回红砖家属楼巷道，抬头望了一眼二楼，快步走上红色外挂铁楼梯来到六零二室门前，伸手推开虚掩的房门走了进去。 客厅里，已经换好米白色牛角扣连帽大衣的十六岁徐图图并没有出门，而是坐在小椅上，怀里放着针织提篮，正双手握着粗木竹针争分夺秒地重新编织着一团新的白色毛线！ 舒图隔着内窗玻璃看到这一幕，胸口剧烈起伏，推门冲上前一把夺过徐图图手里的针织篮狠狠摔在地上！白色的毛线团与竹针滚落一地，徐图图惊愕地低头看着地面。 十六岁的徐图图没有哭闹，只是沉默地弯下腰，把掉在地上的竹针和白色毛线团一件件捡回提篮里，重新坐端正理好毛线，抬起头平静地劝舒图离开。 徐图图低着头沉默不语，手指依旧一针一线地穿引着白毛线。舒图急得眼泪打转，猛地蹲下身去，双手死死握住徐图图拿竹针的双手强行制止她继续编织，泪眼逼视着十六岁自己的眼睛。；核心台词实录：徐图图：“阿姨，你回去吧。” ／ 徐图图：“可是我现在，真的很快乐啊。既然美好的事情，都是真实存在过的，不是假的，那，又为什么要吃后悔药呢？” ／ 徐图图：“果然还是要慢慢织的，下次再送给他吧。” ／ 徐图图：“阿姨，你想要在我家休息多久都行，但是我妈妈今晚就要回来，所以可能不能让你留宿了。” ／ 徐图图：“嗯，阿姨再见。”　【8-11　外/内　长林咖啡馆·门外雪街与靠窗卡座 — 日】：情节与动作调度：长林八中旁新开业的“長林 Coffee”咖啡馆门外，十六岁的徐图图身穿米白色牛角扣连帽大衣站在路边等候。一辆车牌号为吉A·72217的红色捷达出租车疾驰停在街边，好不容易爬下屋顶的六十六岁赵了手里紧紧攥着那顶白色毛线帽推门下车，刚张嘴唤了一声“图图”，就看见身穿米白色短款连帽羽绒服的十六岁赵左右正从街道另一侧小跑赶来。 赵左右一路小跑冲到徐图图面前刹住脚步；不远处出租车旁的赵了见状立刻停下脚步，把白色毛线帽藏回身侧，站在车门旁欣慰地微笑着注视两个年轻人。徐图图双手插在大衣口袋里，笑盈盈地向赵左右打招呼。 赵左右喘着气，有些不好意思地挠了挠头询问。 徐图图摇了摇头，上下打量着赵左右身上单薄的短款羽绒服，伸手比划了一下。 徐图图抿嘴一笑，点点头与赵左右并肩推门走进咖啡馆。；核心台词实录：徐图图：“你好。” ／ 徐图图：“没有。你穿那么少，不冷啊？” ／ 赵左右＆徐图图：“谢谢。” ／ 徐图图：“好漂亮啊。” ／ 徐图图：“算上我，两个土包子。” ／ 徐图图：“刚才那个店员说美式最苦，这个卡布奇诺已经是这里最甜的了。”　【8-13　内/外　长林咖啡馆·靠窗卡座与徐图图家二楼门外 — 日】：情节与动作调度：长林咖啡馆靠窗卡座内，喝完一整杯卡布奇诺的赵左右靠在椅背上，向对面的徐图图敞开心扉聊起文理分科与最近的迷茫。 徐图图双手交叠在桌面上，关切地注视着赵左右的眼睛。 赵左右回忆着自己最喜欢的杂志，眼神微敛，流露出少年人对自身才华的怀疑与失落。 徐图图温柔地看着他，轻声给予鼓励。 徐图图也拈起一根薯条，眉眼弯弯地微笑着宽慰他。；核心台词实录：徐图图：“怎么会找不到动力呢？” ／ 徐图图：“或许，你只是还不了解自己。” ／ 徐图图：“没关系嘛，我们才高一，有的是时间。” ／ 徐图图：“我们一起考长林大学吧。” ／ 徐图图：“这样就不用出远门了呀。就在八中边上，周末还能回家，多好啊。” ／ 徐图图：“嗯，也挺有道理的。荀哥的建议更成熟，或许你应该听他的。”　【8-16　外/内　八中铁栅栏外雪街与八中后街砂锅麻辣烫店 — 日】：情节与动作调度：四十一岁的舒图独自站在福慧家园楼下最后仰望了一眼五楼五零一室的窗户，随后转身沿着长林八中校外的黑色铁栅栏人行道缓步前行。漫天冬日街景中，她的脑海里忽然回荡起十六岁时自己在八中广播室里对着麦克风说过的那段话—— 【闪回·长林八中一楼广播室】十六岁的徐图图戴着黑框眼镜坐在调音台鹅颈麦克风前，对着全校师生畅想着未来。 回到八中铁栅栏外的雪地街口，四十一岁的舒图停下脚步，低头自嘲地轻笑叹气，随即眼神一定，转身朝八中后街走去。；核心台词实录：徐图图（广播画外音）：“我跟你们说，学校旁边这家麻辣烫的藕，是从磁州运过来的，特别脆！假如很久以后的未来，我能通过时空旅行回到八中，我真的啥都不想干，就想再去这家店吃一次。”</w:t>
-      </w:r>
-    </w:p>
-    <w:p>
-      <w:pPr>
-        <w:spacing w:before="40" w:after="80" w:line="384" w:lineRule="auto"/>
-        <w:ind w:firstLine="400"/>
-        <w:jc w:val="left"/>
-      </w:pPr>
-      <w:r>
-        <w:rPr>
-          <w:rFonts w:ascii="Times New Roman" w:hAnsi="Times New Roman" w:eastAsia="宋体"/>
-          <w:b w:val="0"/>
-          <w:color w:val="141414"/>
-          <w:sz w:val="20"/>
-        </w:rPr>
-        <w:t>◆ EP09《人生失控》：【9-5　内　长林八中·高一十班（文科班）教室 — 日】：情节与动作调度：重新分班后的高一十班（文科班）教室内，黑板正中央贴着一张写满名字的文科班新座位表。脱下羽绒服抱在胸前的荀未来与罗爱文并排站在黑板前，仰头看着讲台正前方第一排紧挨着的“荀未来”、“罗爱文”、“赵左右”三个名字，荀未来苦着脸连连叹气。 罗爱文伸手指着黑板上的座位表从左到右找了一圈，满脸疑惑地挠了挠头。 荀未来没好气地转头白了罗爱文一眼。 就在这时，教室后门被轻轻推开——身穿浅蓝色羊羔毛外套、背着米白色帆布包的十六岁徐图图走进教室。她摘掉了从前厚重的黑框眼镜，昂首挺胸、眼神自信明亮地环视全班，随后迈着轻快的步伐径直走到王一漫身旁的空位坐下！前排偷看的荀未来惊得眼珠子差点掉出来。 坐在旁边的王一漫看到焕然一新的徐图图，惊喜地转过头上下打量着她。；核心台词实录：徐图图：“有没有看起来自信很多？” ／ 徐图图：“这个送给你。” ／ 徐图图：“嗯，谢谢你那天给我投的那一票。” ／ 徐图图：“我不知道啊，现在不就知道了。”　【9-9　外/内　G54路有轨电车站台与车厢 — 夜】：情节与动作调度：寒夜深沉，积雪的有轨电车站台上，赵左右站在路灯下依然低头翻看着手中的《高考必备便携手册》。一列闪烁着“工农大路 G54 西安大路”红色LED灯牌的末班有轨电车缓缓进站停稳，赵左右迈步走上车厢。 空荡荡的末班电车车厢内温暖安静，赵左右眼睛不离书本地走到中段蓝色座椅坐下，顺手将黑色双肩书包卸下放在身旁座位上。就在折叠车门即将关闭的瞬间，车门外传来十六岁徐图图气喘吁吁的呼喊声！ 身穿天蓝色羊羔毛连帽大衣、戴着白色毛绒耳罩的徐图图一步跳上电车。她扶着膝盖喘了口气，一抬头便看见了坐在前面的赵左右；赵左右也抬起头看向她，徐图图眉眼一弯，快步走到赵左右正对面的座椅上坐下。 赵左右重新低下头翻动《高考必备便携手册》继续背书。徐图图摘下手上的毛绒手套，偏着头静静看了专注的赵左右好一会儿，主动轻声搭话。 随着电车摇晃前行，徐图图看着他在昏黄摇晃的灯光下看小字，关切地提醒了一句。；核心台词实录：徐图图（画外音）：“等一下！等一下！” ／ 徐图图：“你也赶末班车啊？” ／ 徐图图：“车上看书容易晕车。” ／ 徐图图：“这个送你。” ／ 徐图图：“嗯。你继续看历史，我帮你放包里。” ／ 徐图图：“啊，上次在咖啡厅，我不是说，你或许只是还不了解自己吗？你说你老做梦，其实梦的学问可大了，读懂梦能让你更了解自己。”　【9-10　外/内　徐图图家筒子楼下与五栋602室卧室 — 夜】：情节与动作调度：深夜，戴着白色毛绒耳罩的徐图图走进自家筒子楼前的巷道。当她迈步走上外挂铁楼梯时，惊讶地发现原本坏了好几个月的楼梯口声控路灯竟然亮起了温暖明亮的灯光！徐图图仰头看着修好的路灯，开心地会心一笑，快步跑上二楼进屋。 而在楼下路边黑暗的雪地旁，那辆黑色路虎越野车正静静停在阴影里——驾驶座上，头戴黄色毛线帽、身穿宝蓝色羽绒服的六十六岁赵了缓缓摘下双手戴着的蓝色防滑劳保手套，将手里的剥线钳与螺丝刀轻轻放在副驾驶座上那本翻开的《海尔冰箱空调维修指南》和万用表旁，仰头望着二楼亮起的灯光，露出一抹慈祥安心的微笑。 五栋六零二室温馨的卧室内，身穿驼色连帽卫衣的母亲舒洁正站在床边，温柔地替脱下大衣穿校服的女儿徐图图按揉肩膀放松。徐图图舒服地侧过头询问母亲。 徐图图心疼母亲上班辛苦，立刻站起身按着舒洁的肩膀让她在床沿坐下，站在母亲身后用小手卖力地替母亲捏起肩来。 徐图图一边认真地替母亲捶肩，一边想起大年初一深夜那个打来电话说能修灯的苍老声音，若有所思地感叹道。；核心台词实录：徐图图：“妈，咱家楼梯的那个灯，你修好了？” ／ 徐图图：“换我了，看我的。坐好。” ／ 徐图图：“难道是上次打电话的那个爷爷吗？看来这世上，终归是好人多。” ／ 徐图图：“一个人是好是坏，怎么分辨啊？”　【9-13　内/外　徐图图家卧室·赵左右家卧室与学校微机室（深夜交叉剪辑） — 深夜】：情节与动作调度：万籁俱寂的深夜，五栋六零二室徐图图的卧室内，身穿淡紫色软毛绒睡衣的十六岁徐图图在被窝中缓缓睁开双眼，望着窗边随微风轻轻摇曳的星月串珠风铃与剪纸贴画，轻声呢喃。 与此同时，五零一室赵左右的卧室内，书桌上的台灯与电脑屏幕依然亮着。身穿黑色长袖卫衣的十六岁赵左右正趴在厚厚的复习书堆上熟睡，眉头在睡梦中紧紧蹙起，脑海里不断回响着四十一岁舒图在雪地长椅痛骂他的话，在梦中不甘地呓语。 突然，“啪嗒”一声闷响——赵左右放在书包边缘的那本黑色精装书《梦的解析》滑落下来，重重掉在木地板上！赵左右瞬间从睡梦中惊醒抬起头，低头看了一眼地板上的《梦的解析》，眼神骤然变得凌厉而决绝。；核心台词实录：徐图图：“左右，你睡着了吗？”</w:t>
-      </w:r>
-    </w:p>
-    <w:p>
-      <w:pPr>
-        <w:spacing w:before="40" w:after="80" w:line="384" w:lineRule="auto"/>
-        <w:ind w:firstLine="400"/>
-        <w:jc w:val="left"/>
-      </w:pPr>
-      <w:r>
-        <w:rPr>
-          <w:rFonts w:ascii="Times New Roman" w:hAnsi="Times New Roman" w:eastAsia="宋体"/>
-          <w:b w:val="0"/>
-          <w:color w:val="141414"/>
-          <w:sz w:val="20"/>
-        </w:rPr>
-        <w:t>◆ EP10《只要我想》：【10-8　内　长林八中·高一十班教室（开学考放榜与历史课） — 日】：情节与动作调度：全班瞬间爆发出雷鸣般的掌声！第一排的荀未来眼珠子差点瞪出来，满脸见了鬼般的不可置信；旁边的罗爱文开心地转过身向赵左右比出双剪刀手庆祝，荀未来回过神后也只得硬挤出笑容朝赵左右竖起大拇指；后排的赵左右嘴角扬起灿烂的笑容，转头看向斜前方的徐图图与王一漫，徐图图开心地朝他弯起眉眼，几人相视而笑。　【10-9　内/外　学校食堂·教学楼走廊·高一十班与主任办公室 — 日】：情节与动作调度：大雪纷飞的校园里，孔子汉白玉雕像静立在风雪中。中午的学校食堂长桌旁，赵左右与王一漫隔桌相对而坐，两人都在一边吃饭一边争分夺秒地翻阅资料刷题。赵左右抬起头偷偷看了一眼对面专注写字的王一漫，眼神里带着渴望与自我激励。 对面的王一漫笔尖不停地在试卷上书写，神情平静而清冷，心底却回响着另一番残酷的认知。 课间休息的教学楼走廊上人流穿梭，赵左右手里拿着试卷正与罗爱文说话，荀未来快步跑过来在拐角处截住两人，热情地张罗着去广播室捧场。 这句话彻底引爆了赵左右压抑已久的戾气，他猛地扑上前一把揪住荀未来的校服衣领，两个不同时空的自己在走廊里激烈地扭打推搡在一起！刚广播完跑上楼的徐图图见状惊呼一声“荀哥！”，与罗爱文一起拼命冲上前拉开两人，徐图图张开双臂护在荀未来身前劝阻。 失去理智的赵左右连徐图图也一并迁怒，抬手指着徐图图冷酷质问，随后愤然转身推开防火门大步离去！徐图图怔怔地唤了一声“左右……”，荀未来轻轻拍了拍身边失魂落魄的罗爱文的肩膀以示安慰。；核心台词实录：徐图图：“你们冷静点！” ／ 徐图图：“一漫，中午我广播的时候，发生了什么吗？”</w:t>
-      </w:r>
-    </w:p>
-    <w:p>
-      <w:pPr>
-        <w:spacing w:before="40" w:after="80" w:line="384" w:lineRule="auto"/>
-        <w:ind w:firstLine="400"/>
-        <w:jc w:val="left"/>
-      </w:pPr>
-      <w:r>
-        <w:rPr>
-          <w:rFonts w:ascii="Times New Roman" w:hAnsi="Times New Roman" w:eastAsia="宋体"/>
-          <w:b w:val="0"/>
-          <w:color w:val="141414"/>
-          <w:sz w:val="20"/>
-        </w:rPr>
-        <w:t>◆ EP11《YOU WIN》：【11-5　内　长林八中·高一十班教室与主任办公室（完整放榜与谈话） — 日】：情节与动作调度：赵左右闻声猛地抬起头，前排的徐图图开心地转过头朝他微笑；赵左右放在课桌下的双手紧紧扣在一起，拇指紧张地用力摩挲着。讲台上的戴娟微笑着给出了破格留任的裁定！ 全班同学齐声欢呼鼓掌！赵左右松开紧扣的双手，长舒一口气露出了如释重负的笑容；徐图图使劲鼓掌替他高兴，而旁边的王一漫却神情低落地垂着头。戴娟收起成绩单走下讲台，轻声唤住了王一漫。　【11-6　内/外　教学楼楼梯拐角·主任办公室与室外红砖连廊 — 日】：情节与动作调度：教学楼偏僻的器材室走廊窗边，王一漫独自一人背靠着窗台站立，一边默默流着眼泪，一边大口大口机械地咬着手里的一只红苹果，试图用吞咽动作把委屈硬生生咽回肚子里。十六岁的徐图图正好从楼梯间拾级而上，听到隐约的抽泣声，看到王一漫的身影后体贴地停下脚步，悄悄躲在转角墙后没有上前打扰。 就在这时，头戴发夹的闺蜜尚雪快步走到王一漫身旁，伸手搭住她的肩膀哄劝。王一漫连忙擦了擦眼泪，勉强扯出一丝微笑。 王一漫双手紧握着被咬出缺口的红苹果，眼泪顺着脸颊滑落，却依然真诚而克制地替赵左右说话；墙角后的徐图图静静听着。 不料尚雪双手抱胸，撇着嘴满脸不屑地抛出了惊人揣测！墙角后的徐图图眼神猛地一惊。 尚雪急忙凑近半步，压低声音绘声绘色地搬出了所谓的“人证”；躲在墙后的徐图图屏住呼吸，眉头紧锁，眼神变得不安起来。；核心台词实录：徐图图：“左右！” ／ 徐图图：“没咋，那个……考试前收的校本作业戴主任批完了，你还没去她办公室拿吧？” ／ 徐图图：“不用不用，戴主任说校本作业有人没交，她正对着名单一直查呢，看看谁没交……你那天是不是也查了很久啊？少说十来分钟吧？” ／ 徐图图：“那天晚上我查了，是对的。” ／ 徐图图：“没事，我就随便一提。”　【11-8　外/内　家属院雪地长椅与501室赵左右家（客厅与卧室） — 夜】：情节与动作调度：寒夜漫漫，身穿红黑拼色三道杠羽绒服的十六岁赵左右背着书包独自走回福慧家园楼下，仰头望着五楼自家亮着温暖灯光的窗户，却不敢迈步上楼，长叹一口气走到院子里的积雪长椅上颓然坐下。 脚步声踏雪而来，头戴黑色棒球帽、身穿米黄色立领厚羽绒服的六十六岁赵了笑眯眯地走到长椅旁站定，温和地明知故问。 赵左右抬起头认出赵爷爷，眼神闪烁着垂下眼帘。 隔着剧烈震动的房门，坐在书桌前的赵左右眼眶通红，下颌紧绷。他低下头，从书包里拿出了徐图图在末班电车上送给他的那本《梦的解析》，轻轻翻到第058页——只见正文“任何梦中行为，最初一定先以愿望、欲望、冲动的形式在人们清醒时的心灵中走过，才能进入梦里”下方，有一行徐图图用蓝色水笔留下的温柔手写批注。赵左右用手指轻轻摩挲着那行字迹，混乱痛苦的心灵渐渐平静下来。；核心台词实录：徐图图（批注画外音）：“所以梦多总是好事，对吧！”　【11-9　外/内　长林八中雪地步道·主任办公室·学校食堂与广播室 — 日】：情节与动作调度：次日清晨，刀子嘴豆腐心的父亲赵东来还是穿戴整齐，双手插在灰绿色连帽羽绒服兜里，阴沉着脸跟在儿子赵左右身后走进长林八中校园。迎面抱书走过的陈明看到父子俩的背影，停下脚步回头深深看了一眼。 教导主任办公室内，戴娟端坐在办公桌后，赵东来一改昨晚在家里的暴脾气，局促不安地坐在对面赔着笑脸，赵左右低头站在父亲身旁。戴娟开门见山地开口。 赵东来尴尬地干笑了两声，转头狠狠瞪了身旁的儿子一眼，随即收起笑容，身体前倾诚恳地替儿子向戴主任辩解；旁边的赵左右余光看着维护自己的父亲，眼波微动。 然而，就在全食堂都像躲瘟疫一样避开赵左右时，十六岁的徐图图端着餐盘，迎着所有人的异样目光，大大方方地微笑着走到赵左右正对面坐下！ 恰在此时，食堂上方的广播喇叭响起电流声，传出了戴娟全校广播的声音：“这次开学考试，同学们表现都挺不错……本次考试理科班平均分、总分最高的是高一八班……”餐桌旁，赵左右抬头看着徐图图餐盘里的鸡翅，惊讶地问了一句。；核心台词实录：徐图图：“分你一半。” ／ 徐图图：“我也是有一次在图书馆，看到有人在书上拿铅笔留了言，就效仿了一下。这样是不是感觉像有个人陪你一起在看？” ／ 徐图图：“肯定很好玩！那个……你平时都看什么电视剧啊？” ／ 徐图图：“仙侠剧……那你一定看过《仙剑奇侠传》吧？” ／ 徐图图：“我也玩过……不是……”　【11-10　内/外　高一十班走廊·主任办公室重考与走廊掌掴 — 日/夜】：情节与动作调度：高一十班安静的自习课上，班主任戴娟走到教室后门，平静地唤出赵左右。 赵左右站起身走出教室。走廊宣传栏旁，荀未来、罗爱文、徐图图三人像叠罗汉一样扒在教室后门框边探头偷听。走廊窗前，戴娟双手交叠看着赵左右，宣布了学校的最终决定（正是66岁赵了昨晚在雪地长椅支的那一招）。 赵左右非但没有先关心自己的处分，反而第一时间急切地追问陈明的情况。 下午两点十六分（墙上SANXIN石英钟定格），教导主任办公室内，赵左右独自坐在办公桌前，手握白色圆珠笔在全新的文综试卷与答题卡上奋笔疾书。办公室外窗台下，荀未来、罗爱文、徐图图、王一漫四人整整齐齐地扒着窗沿往里张望，紧张地小声祈祷打气。；核心台词实录：荀未来＆罗爱文＆徐图图：“能行能行！能成能成！稳住稳住！不会失手吧？”</w:t>
-      </w:r>
-    </w:p>
-    <w:p>
-      <w:pPr>
-        <w:spacing w:before="40" w:after="80" w:line="384" w:lineRule="auto"/>
-        <w:ind w:firstLine="400"/>
-        <w:jc w:val="left"/>
-      </w:pPr>
-      <w:r>
-        <w:rPr>
-          <w:rFonts w:ascii="Times New Roman" w:hAnsi="Times New Roman" w:eastAsia="宋体"/>
-          <w:b w:val="0"/>
-          <w:color w:val="141414"/>
-          <w:sz w:val="20"/>
-        </w:rPr>
-        <w:t>◆ EP12《寻未来》：【12-6　内　长林八中图书馆·漫画屋与靓丽发艺理发店 — 日/夜】：情节与动作调度：长林八中图书馆阅览室内，十六岁的赵左右从书架上取下一本弗洛伊德著的《本能与自我（The Ego and the Id）》，兴冲冲地走到靠窗长桌旁拉开椅子，坐到正在整理笔记的徐图图对面。而在不远处的一排高大书架背后，四十一岁的荀未来正半隐在阴影里，眼神阴沉地窥视着两人。 靠窗长桌旁，徐图图放下手中的笔，看着赵左右手里的《本能与自我》，既惊讶又欣喜。 赵左右兴高采烈地合上书本，双手撑在桌面上，满眼放光地向徐图图畅想自己的宏伟蓝图。 书架后方，捂着隐隐作痛的肝脏的荀未来死死盯着徐图图，眼底的敌意愈发浓烈。 长桌旁，赵左右目光真挚而炽热地望向对面的徐图图，正式回应了她在第八集长林咖啡馆里提出的约定。；核心台词实录：徐图图：“《梦的解析》你都看完啦？” ／ 徐图图：“能一起念长林大学当然好啦，但是你，真的想好学心理学了吗？” ／ 徐图图：“可是学心理学，会不会不太好找工作呀？我妈一直跟我说，要赚钱养梦。” ／ 徐图图：“没有没有，我支持你的嘛！” ／ 徐图图：“我可能会选一个就业更稳定的专业，比如会计。但是我也没完全想好。”　【12-7　外/内　有轨电车站台·车厢与徐图图家（五栋602室） — 夜】：情节与动作调度：寒夜积雪的有轨电车站台上，身穿驼色羊羔毛翻领棉服、戴着红色针织手套的十六岁徐图图正一边等车一边呵气搓手取暖。身穿黑色长款呢大衣的荀未来悄悄走到站牌另一侧，背着手假装看站牌，故意重重咳嗽了两声引起注意，随后探身走近，装出无比惊讶的模样打招呼。 徐图图回过头，看到一身成熟大衣造型的荀未来，微微一怔，礼貌地点头问好。 荀未来抬手挠了挠眉毛掩饰紧张，摆出潇洒的姿态客套，逗得徐图图抿嘴一笑。 徐图图转过头好奇地询问。 徐图图应了一声“啊，来了”，两人一同迈步走上电车。；核心台词实录：徐图图：“啊……荀未来。” ／ 徐图图：“你也坐车回家吗？” ／ 徐图图：“啊，是啊，天气预报说明天还要降温呢。” ／ 徐图图：“啊，对。你怎么知道？” ／ 徐图图：“谢谢，谢谢。” ／ 徐图图：“哦？你也会针织？”</w:t>
-      </w:r>
-    </w:p>
-    <w:p>
-      <w:pPr>
-        <w:spacing w:before="40" w:after="80" w:line="384" w:lineRule="auto"/>
-        <w:ind w:firstLine="400"/>
-        <w:jc w:val="left"/>
-      </w:pPr>
-      <w:r>
-        <w:rPr>
-          <w:rFonts w:ascii="Times New Roman" w:hAnsi="Times New Roman" w:eastAsia="宋体"/>
-          <w:b w:val="0"/>
-          <w:color w:val="141414"/>
-          <w:sz w:val="20"/>
-        </w:rPr>
-        <w:t>◆ EP13《我与我的宣战》：【13-6　内　八中校长办公室·高一十班教室·洗手间隔间与心理社活动室 — 日】：情节与动作调度：白天的长林八中校长办公室内，沙发茶几上正放着一本《三人行》创刊号。身穿深灰色大衣的教导主任戴娟站在茶几旁，忐忑地向从书架前踱步走回的校长询问。 身穿深色西装的校长指了指茶几上的《三人行》杂志，在沙发上坐下。 戴娟心里咯噔一下，连忙低头指着杂志撇清责任，生怕校长怪罪。 全班同学蜂拥而上争抢传阅。荀未来春风得意地分发着杂志，特意递了一本给前排的徐图图：“给图图。”徐图图礼貌地道谢接过，一低头看到封面上王一漫唯美的图书馆写真，顿时惊喜地捧到同桌王一漫面前赞叹！ 王一漫看着封面微微一笑，转过头大方地向广播社新社长徐图图提议。；核心台词实录：徐图图：“谢谢。——哇塞，一漫，上面这个封面是你哎，好漂亮啊！” ／ 徐图图：“好啊！”　【13-7　外/内　校园雪地树林·学校图书馆与夜间有轨电车 — 日/夜】：情节与动作调度：寒风凛冽的校园雪地小树林里，被赶出活动室的十六岁赵左右身穿白色长款羽绒服、围着墨绿色围巾，竟然真的独自一人坐在积雪的大石头上，捧着《梦的解析》专心致志地默读！不远处的教学楼红砖墙转角后，四十一岁的荀未来探出半个脑袋看着这一幕，心疼得直嘬牙花子。 片刻之后，受荀未来指派的罗爱文拎着一只黑色保温壶屁颠屁颠地跑进雪地树林，走到赵左右面前递上一只塑料杯，倒满了热气腾腾的红糖姜茶。 赵左右抬起头，越过罗爱文的肩膀瞥了一眼远处教学楼门内正在探头张望的荀未来，嘴角微不可察地一勾，双手接过热姜茶点头道谢。 下午阳光明媚的学校图书馆阅览室内，徐图图坐在长桌旁低头看书，坐在她身旁的赵左右却单手托着腮，望着窗外若有所思地在心里盘算着如何逼荀未来亲口承认身份。 徐图图翻书时察觉到赵左右一直盯着自己发呆，转过头小声询问。；核心台词实录：徐图图：“你怎么了？心不在焉的。” ／ 徐图图：“对了，我突然想起来一本很有意思的书，等我一下。”　【13-9　内/外　高一十班早读·市医院病房与长林电影院 — 日/夜】：情节与动作调度：次日清晨的高一十班早读课上，全班同学手捧语文课本齐声朗诵韩愈的《师说》：“人非生而知之者，孰能无惑？惑而不从师，其为惑也，终不解矣……”第一排的荀未来捧着课本，听着“生乎吾前，其闻道也固先乎吾；生乎吾后，其闻道也亦先乎吾”，忍不住闭目仰头感慨；而后排的赵左右一边读着课文，一边担忧地转头望向斜前方王一漫身旁空荡荡的座位——徐图图今天竟然没来上学！ 早读下课铃一响，赵左右立刻快步追出教室，在走廊里叫住了前方的王一漫。 王一漫停下脚步转过身，眼神闪烁地犹豫了两秒，还是轻声告诉了他实情。赵左右闻言脸色一变，满眼焦急。 夜晚的长林市医院住院部走廊里，头戴深色棒球帽、身穿米白色长款羽绒服的六十六岁赵了手里拎着一只双层不锈钢保温桶，正站在病房门外，透过门上的玻璃探视窗满眼慈爱与心疼地望着病床上熟睡的十六岁徐图图。 病房内，身穿蓝白条纹病号服、右手手背上贴着输液留置针的十六岁徐图图靠在床头睁开眼，一看到赵左右进来，连忙撑着床垫想要坐起身。赵左右急步上前，伸手示意她躺好。；核心台词实录：徐图图：“我不是、我不是这个意思，我……” ／ 徐图图：“嗯，不辣不好吃。” ／ 徐图图：“辣椒能治病啊，越辣越管用！” ／ 徐图图：“只要是你带的都行。”</w:t>
-      </w:r>
-    </w:p>
-    <w:p>
-      <w:pPr>
-        <w:spacing w:before="40" w:after="80" w:line="384" w:lineRule="auto"/>
-        <w:ind w:firstLine="400"/>
-        <w:jc w:val="left"/>
-      </w:pPr>
-      <w:r>
-        <w:rPr>
-          <w:rFonts w:ascii="Times New Roman" w:hAnsi="Times New Roman" w:eastAsia="宋体"/>
-          <w:b w:val="0"/>
-          <w:color w:val="141414"/>
-          <w:sz w:val="20"/>
-        </w:rPr>
-        <w:t>◆ EP14《继承》：【14-4　外/内　长林八中校门口·校园通道·501室客厅与市医院病房 — 日/夜】：情节与动作调度：白天的长林市第八中学校门口，一名手持“长林电视台”台标话筒的女记者正面对摄像机镜头进行外景专题播报。身穿棕褐色长款棉服、手里拿着一本《三人行》创刊号的四十一岁荀未来从校门内走出来，满脸堆笑地主动向摄像机镜头挥手打招呼。 荀未来热情地走到女记者身旁握了握手。 女记者微笑着将长林电视台话筒递到荀未来嘴边提问。 次日白天，长林市医院一床病房内，阳光明媚。床头柜上已经整整齐齐摆了四个吃空的“满满黄桃罐头”玻璃瓶。身穿蓝白条纹病号服的徐图图正盘腿坐在病床上，手里捧着第五罐黄桃罐头，用叉子大口大口地往嘴里塞；十六岁的赵左右则举着赵了借给他的那台索尼DV摄像机，眉飞色舞地对准徐图图的吃相进行拍摄！ 徐图图腮帮子鼓得像只小仓鼠，举起塑料叉子冲着DV镜头抗议。赵左右看着DV取景屏，坏笑着故意逗她。；核心台词实录：徐图图：“嗯！你别给我发到网上去啊！” ／ 徐图图：“你发！我保证你发完之后就进禁言小黑屋，永远都出不来了。” ／ 徐图图：“赵左右！” ／ 徐图图：“到时候肯定可多人看了，那我就是大明星了。” ／ 徐图图：“切，到时候谁还看他那静态的杂志啊？都来黍豆网看活泼又可爱的老娘我了！”</w:t>
-      </w:r>
-    </w:p>
-    <w:p>
-      <w:pPr>
-        <w:spacing w:before="40" w:after="80" w:line="384" w:lineRule="auto"/>
-        <w:ind w:firstLine="400"/>
-        <w:jc w:val="left"/>
-      </w:pPr>
-      <w:r>
-        <w:rPr>
-          <w:rFonts w:ascii="Times New Roman" w:hAnsi="Times New Roman" w:eastAsia="宋体"/>
-          <w:b w:val="0"/>
-          <w:color w:val="141414"/>
-          <w:sz w:val="20"/>
-        </w:rPr>
-        <w:t>◆ EP15《左或右》：【15-3　外/内　长林八中校门大巴车旁与爱荣机械制造厂车间 — 日】：情节与动作调度：周六上午八点，长林市第八中学校门外停着几辆印有“皇家商务 VIP（吉A·6360U）”字样的大巴车，画面浮现本集片名：第 15 集 左或右。 高一十班和九班的学生们背着行李包在大巴车旁列队集合。站在队列里的罗爱文凑到赵左右身旁，小声检查拍摄设备。 赵左右拍了拍胸口掛着的DV包，自信满满地回答。 王一漫握着手锯仔细端详，脑海中忽然闪回前几天在医院病房探望徐图图时的画面——当时她替徐图图捏肩膀才两分钟就手酸，徐图图笑嘻嘻地把母亲舒敏的推拿秘诀告诉了她：；核心台词实录：徐图图（闪回）：“当然是我妈教我的啦！她一上班就要按一天呢，要是都用手的力量，那不得累死了？所以主要靠身体的重力！”</w:t>
-      </w:r>
-    </w:p>
-    <w:p>
-      <w:pPr>
-        <w:spacing w:before="40" w:after="80" w:line="384" w:lineRule="auto"/>
-        <w:ind w:firstLine="400"/>
-        <w:jc w:val="left"/>
-      </w:pPr>
-      <w:r>
-        <w:rPr>
-          <w:rFonts w:ascii="Times New Roman" w:hAnsi="Times New Roman" w:eastAsia="宋体"/>
-          <w:b w:val="0"/>
-          <w:color w:val="141414"/>
-          <w:sz w:val="20"/>
-        </w:rPr>
-        <w:t>◆ EP16《再见，老同学》：【16-4　外/内　长林八中校门口林荫道·502室赵了家与雪夜路虎车内 — 日/夜】：情节与动作调度：画面切回白天长林市第八中学校门口路边。收废品的大爷把荀未来整理出来的一大摞旧试卷和废书搬上三轮车，从兜里摸出一枚金黄的五毛钱硬币（印着荷花图案的五角硬币）递给荀未来；荀未来礼貌地道了声“谢谢啊”。旁边的赵左右和罗爱文看着那辆装得满满当当的三轮车直替荀哥抱不平。 罗爱文也愤愤不平地帮腔：“奸商，少说也得值五十呀！”荀未来却低头看着掌心里那枚五毛钱硬币，转过身温柔地递到了十六岁赵左右的面前——精准呼应了第四集雪夜里小赵请他吃的那块五毛钱车站小蛋糕！ 赵左右接过那枚带着体温的五毛钱硬币，眼眶微酸地握在手心里，抬头与荀未来定下明年的生日之约。 就在这时，八中校门口方向突然传来一声清脆焦急的呼喊——只见刚刚办完出院手续、头戴白色毛绒帽的徐图图，正拉着王一漫气喘吁吁地从校门内快步跑出来！ 荀未来、赵左右和罗爱文同时转过身。徐图图跑到荀未来面前，眼眶红红地喘着气，满脸委屈地责怪他不辞而别。；核心台词实录：徐图图：“荀未来——！” ／ 徐图图：“我……我刚办完出院手续就收到左右短信，说你要退学。你为什么不跟我告别啊？” ／ 徐图图：“荀哥，我知道你离开肯定有自己的原因。但如果哪天你再回八中，我们都在这等你。毕业之后，我们也会在很多不同的城市，等你来找我们玩！” ／ 赵左右/徐图图/罗爱文/王一漫：“再见荀哥——！再见——！”　【16-5　内　酒店套房·长林八中微机室·影视筹备办公室与海航酒店门外 — 日/夜】：情节与动作调度：白天的豪华酒店套房内，脱下高中校服的四十一岁荀未来换上了一身笔挺的黑色定制西装、白衬衫配黑领带，手腕上戴着名表，站在全身镜前帅气地整理衣领、拿起路虎车钥匙。坐在后方沙发上的六十六岁赵了满意地点头夸赞：“有派头喽。” 赵了站起身走到镜子旁，笑着拍了拍这位新晋“荀老板”的肩膀。 画面浮现字幕：数日后。长林八中微机室（电脑机房）内，先切入一段赵左右用DV拍摄的搞笑视频画面：只见立志搞技术的罗爱文在镜头前手捧一个自己手工焊制的“手摇新能源发电灯”，得意洋洋地边摇把手边介绍：“Hello大家好，这是我新研发的新能源发电灯，慢慢摇……”话音未落，“啪”的一声电火花爆闪，发电灯当场短路冒出滚滚黑烟，吓得画外掌镜的赵左右惊呼：“爱文，你没事吧？没毁容吧？！” 微机室电脑屏幕前，网页标题栏显示着【魔豆网 - 搜尽天下视频｜频道：左右日常集】，下面列着赵左右上传的五条视频（《EVAN的超能计划》播放32、《状元小吃征集录》播放21、《我们的下课礼4！！》播放9、《历史老师近代的一天～》播放7、《厉害了 八中口译祭》播放41）。徐图图盯着惨淡的播放量气鼓鼓地拍了一下鼠标。 徐图图闻言转过头，看了一眼后排荀未来那张空荡荡的课桌，眼神里掠过一丝思念，随即又释然地微笑起来。；核心台词实录：徐图图：“气死了！怎么没人看左右的视频啊？” ／ 徐图图：“算了算了，反正也不指望这个挣钱。他现在又找到感兴趣的事了，这就够了吧。”　【16-6　外/内　海航酒店门外·街边小餐车·酒店套房与2033年书房（闪回） — 夜】：情节与动作调度：望着台灯下四十一岁自己那日渐稀疏的发顶与拼命伏案的背影，六十六岁的赵了眼神骤然温柔而酸楚，脑海中闪回2033年与妻子舒图（徐图图，）在家里书房的温馨一幕——　【16-7　外/内　光明路幸福家园楼下信报箱·501室客厅与长林八中食堂 — 日】：情节与动作调度：雪后初晴的白天，身穿米白色羽绒服的刘美奕手里拎着刚买的大葱和蔬菜走回“光明路幸福家园5号”单元楼下。她用钥匙打开“401（原501室对应信箱）”号绿色信报箱，取出当天的报纸，突然发现报纸底下压着一封来自《江湖侠警》摄制组的牛皮纸信件！刘美奕低头看着信封上的字迹，满脸疑惑地轻声自语。 次日清晨（周五），五零一室客厅内，穿好黑夹克的赵东来正火急火燎地到处翻找公文包：“哎，我包呢？”坐在沙发上看剧本的刘美奕连忙指了指沙发侧面：“这儿这儿这儿！”赵东来拎起公文包一边往门外冲一边念叨着“今天领导都在，千万别迟到了”，刘美奕顺着他的话大声送别后，立刻起身走到玄关锁好防盗门，确认家里没人后，深深吸了一口气！ 只见四十岁的刘美奕把那叠《江湖侠警》试戏剧本卷成一根圆筒当成宝剑握在手中，瞬间进入侠女状态！她眼神凌厉，脚踏七星步，在客厅中央与博古架前挥“剑”直指，字正腔圆地大声演练起武侠台词！ 中午，长林市第八中学食堂内，身穿校服的赵左右与刚出院复课的徐图图面对面坐着吃午饭。听完赵左右讲述早上家里那神奇的一幕，徐图图神秘兮兮地放下筷子，给出了福尔摩斯般的断案结论！ 徐图图从餐盘里拿起一颗水煮蛋举到眼前，头头是道地搬出了心理学理论。；核心台词实录：徐图图：“根据我缜密的分析，你妈妈应该是要出道！” ／ 徐图图：“还记得心理学里说的“欲望的伪装”吗？每个人心里想的和嘴上说的，那都是反的！” ／ 徐图图：“对！而且你再想啊，你妈说千万不能让你爸知道，这是为什么？” ／ 徐图图：“没错！我印象中你跟我形容的你爸比较保守，他肯定觉得这是不切实际的幻想，你妈懒得和他解释，所以才瞒着他。” ／ 徐图图：“哼，老娘这么多年贴吧难道是白混的？而且啊，你妈肯定很需要你的帮助。” ／ 徐图图：“你不是有那个什么DV机吗？可以拍下来回放，帮助她进步嘛。明天周末，你还可以帮她对对词什么的。要是你家……你家不方便，可以来我家。不来也没关系的，我就这么一说。”　【16-8　内/外　501室客厅·徐图图家1449室·试镜教室与备战蒙太奇 — 日】：情节与动作调度：周六上午，五零一室客厅内，穿戴整齐的赵左右和刘美奕正准备悄悄出门，坐在沙发上看报纸的赵东来突然抬起头问了一句。 刘美奕笑着编了个逛街买春装的借口。 赵东来指了指窗外还没化透的积雪，满脸疑惑：“哈？这雪还没化透呢，现在就买开春的衣服了？”刘美奕面不改色地解释新款得趁早买，不料赵东来一合报纸，竟然要起身跟着一起去！ 半个小时后，徐图图家（1449室）温馨的客厅内，十六岁的赵左右正举着那台索尼DV摄像机对准客厅中央的刘美奕，徐图图则拿着剧本站在旁边当提词员。然而面对黑洞洞的摄像机镜头，刘美奕浑身僵硬，比划了一个拔剑姿势后当场卡壳忘词！ 善解人意的徐图图蹲在刘美奕身旁柔声问：“阿姨，您是不是有点怯镜啊？”刘美奕摸着自己的眼角，低声吐露了中年女性面对镜头的隐秘伤感。；核心台词实录：徐图图：“阿姨，你等我一下啊，你在这等我一下，很快！” ／ 徐图图：“这个……是我自己织的帽子。虽然这马上开春了，但多少还能再戴段日子，送给你！” ／ 徐图图：“真的好看！阿姨，你要是喜欢的话，对着镜子再最后练一次，找找年轻的感觉。我和左右出去，不打扰你！” ／ 徐图图：“哇——！太好了！美得很！谁说你老了？”</w:t>
-      </w:r>
-    </w:p>
-    <w:p>
-      <w:pPr>
-        <w:spacing w:before="40" w:after="80" w:line="384" w:lineRule="auto"/>
-        <w:ind w:firstLine="400"/>
-        <w:jc w:val="left"/>
-      </w:pPr>
-      <w:r>
-        <w:rPr>
-          <w:rFonts w:ascii="Times New Roman" w:hAnsi="Times New Roman" w:eastAsia="宋体"/>
-          <w:b w:val="0"/>
-          <w:color w:val="141414"/>
-          <w:sz w:val="20"/>
-        </w:rPr>
-        <w:t>◆ EP17《不速之客》：【17-3　内　2058年高尚副总裁访谈室与2008年雪原古堡余博士实验室 — 日/夜】：情节与动作调度：荀未来连忙回答：“我叫荀未来。”余博士点点头夸了句好名字，随即话锋一转，开始连珠炮般地抽查他的求学背景；门外车内的赵了连忙对着麦克风飞快编造答案（把罗爱文、陈明、王一漫、徐图图的名字拆开组合），荀未来则像复读机一样对答如流！　【17-5　内　街边家常面馆·502室监听暗房与客厅 — 日/夜】：情节与动作调度：五零二室里屋的电脑前，六十六岁的赵了戴着耳机打开监听接收器，四十一岁的荀未来双手插兜站在旁边一起听；画面切至长林市街边一家贴着“宫保鸡丁 9元”海报的家常小面馆内，母亲刘美奕正与十六岁的赵左右、徐图图围坐在小桌旁吃面。 刘美奕放下筷子，端着面碗沉默了片刻，抬起头神色平静却认真地向两个孩子宣布了一个出人意料的决定！ 正在吃面的赵左右和徐图图同时愣住（“啊？为什么啊？好不容易试上了，为什么不去了？”）；五零二室监听电脑前的赵了和荀未来也惊愕地对视了一眼！面馆内，刘美奕轻轻叹了口气，道出了昨天在电影院的偶遇。 徐图图连忙出言安慰阿姨。；核心台词实录：徐图图：“不会吧阿姨，那资方非亲非故的，为什么要把你塞进去呢？选你肯定是因为你演得好，对吧左右？”　【17-6　外　东湖公园尖顶礼拜堂雪夜木栈道·街头肉铺与水果摊 — 夜】：情节与动作调度：同一片静谧的雪夜下，东湖公园三角尖顶礼拜堂前的林间木栈道上，白雪皑皑。身穿浅蓝色毛绒大衣、戴着白色卡通连指手套的十六岁徐图图坐在长椅上，看着身旁穿棕色羽绒服的十六岁赵左右，语气里带着一丝排练结束后的小失落。 赵左右双手插在羽绒服兜里，呼出一团白气，笑着安慰她。 徐图图立刻扬起明媚的笑脸，迫不及待地毛遂自荐。 赵左右疑惑地转过头：“修灯泡？”徐图图意识到自己太主动了，害羞地搓着两只白手套，小声给自己找台阶下。 徐图图眼睛骤然一亮，脱口替他说出了那个词！；核心台词实录：徐图图：“最近和你一起，给阿姨排练的这段日子，好像做梦一样，突然就结束了。” ／ 徐图图：“好啊！那如果有什么其他需要帮忙的，也可以叫我。我连修门、修灯泡什么的都学会了！” ／ 徐图图：“呃……不修灯泡也没关系的。没事的时候也可以找我一起溜达溜达嘛。你、你不爱溜达也没事，不见面的话，QQ上聊聊天也很解闷嘛。” ／ 徐图图：“探店？” ／ 徐图图：“真的吗？太好了！我不是做梦吧？你快打我一下，快！” ／ 徐图图：“好喜欢雪啊。但是春天一来，雪就化了，好像美好的东西，都是短暂的。”　【17-7　外/内　长林八中操场铁围栏·体育馆·话剧社道具室与高一十班教室 — 夜】：情节与动作调度：深夜的长林市第八中学操场铁围栏外，十六岁的赵左右带着徐图图踩着垃圾桶爬上铁栅栏顶端，倒数着“一、二、三”，两人手拉着手一跃跳进白雪覆盖的校园操场！ 空旷无人的雪地操场上，徐图图张开双臂欢快地奔跑转圈，兴奋地大喊。 赵左右笑着跑在她身旁打趣提醒；徐图图连忙捂住嘴乖乖点头（“呃，那我还是不喊了”）。 两人推门溜进昏暗的体育馆与教学楼走廊。面对走廊前方的监控探头，轻车熟路的赵左右像特工一样拉着徐图图贴墙躲避死角，随后在拐角处握住她的手倒数“预备，一、二、三，跑！”，带着她飞快地冲过监控区，来到话剧社杂物道具室门前。 道具室内，赵左右打开手电筒在道具堆里找了一圈，疑惑地挠了挠头：“造雪机呢？”站在一旁的徐图图微笑着吐露了实情。；核心台词实录：徐图图：“哈！好刺激，好想大喊啊！” ／ 徐图图：“话剧社参加省赛，把造雪机拿走了。” ／ 徐图图：“但是，寻宝的过程才更快乐，不是吗？有没有宝藏好像也没那么重要了，对吧？——哇！你看这个雪人，好可爱啊！简直是比造雪机珍贵一万倍的宝藏了！” ／ 徐图图：“那不行，校服都没穿，会给咱们班扣分的。” ／ 徐图图：“你这……出的什么损招啊？跟谁学的？”</w:t>
-      </w:r>
-    </w:p>
-    <w:p>
-      <w:pPr>
-        <w:spacing w:before="40" w:after="80" w:line="384" w:lineRule="auto"/>
-        <w:ind w:firstLine="400"/>
-        <w:jc w:val="left"/>
-      </w:pPr>
-      <w:r>
-        <w:rPr>
-          <w:rFonts w:ascii="Times New Roman" w:hAnsi="Times New Roman" w:eastAsia="宋体"/>
-          <w:b w:val="0"/>
-          <w:color w:val="141414"/>
-          <w:sz w:val="20"/>
-        </w:rPr>
-        <w:t>◆ EP18《一夜剧变》：【18-3　内　酒店2388套房客厅·501室赵左右卧室与父母主卧 — 夜】：情节与动作调度：同一时刻，五零一室十六岁赵左右的卧室内，刚刚送徐图图回家归来的少年坐在床沿上，怀里抱着枕头，脸上还带着夜闯学校看大雪人后的甜蜜笑意。床头柜上的诺基亚直板手机忽然震动了一下，屏幕亮起一条来自【徐图图】的新短信：【别看手机了，小心晨会迟到！】。 赵左右看着短信幸福地笑了笑，关掉台灯躺进被窝，却激动得翻来覆去怎么也睡不着。他干脆掀开被子跳下床，走到书桌前打开台式电脑，点开【魔豆网｜频道：左右日常集】，播放起自己拍摄的十班同学们（徐图图、王一漫、罗爱文）在校园里嬉笑打闹的视频，伴着电脑音箱里传出的欢声笑语，安然进入了梦乡。　【18-6　外/内　和艺北街电话亭拆除现场·酒店套房与长林八中食堂 — 日】：情节与动作调度：2008年4月14日清晨六点刚过，荀未来驾车赶到和艺北街与飞霞路交口的公用电话亭旁，却隔着车窗呆呆地停住了——只见几名头戴安全帽的市政施工人员已经拉起警戒线，正将那座公用电话亭连根拆走！荀未来握着方向盘，拨通了赵了的电话。 酒店套房内，握着手机的六十六岁赵了瞬间将昨晚所有的线索串联成线，恍然大悟！ 车内的荀未来焦急地追问：“如果这一切都是小雪策划好的，你还有什么办法向2058年求救吗？”赵了沉思片刻，给出了唯一的破局路径。 同一时刻，阳光明媚的长林市第八中学食堂内，远离了未来风暴的十六岁赵左右，正把索尼DV摄像机架在餐桌上，笑眯眯地对准对面大口吃着炸鸡块和米饭的徐图图进行拍摄！徐图图腮帮子塞得鼓鼓的，抬头白了他一眼：“你……又来！” 徐图图咽下嘴里的食物，噗嗤一笑，随口发明了一个超越时代的精准词汇！；核心台词实录：徐图图：“还榨菜？你自己发明的“电子榨菜”啊？” ／ 徐图图：“哎，你这个想法很新奇哎！这个栏目不如就叫——《孤独的饭桶》！” ／ 徐图图：“那个……以后，我是不是可以一直上你的节目了？”　【18-7　内　长林八中高一十班教室·五楼楼梯间·501室客厅与502室赵了家 — 日/夜】：情节与动作调度：下午，高一十班教室内正在上历史课。历史女老师背对学生在黑板上书写“唐朝的荣衰与民族交融（突厥、回纥、靺鞨、吐蕃）”的板书，台下的赵左右、徐图图、王一漫等人正低头认真记笔记。突然，教室前排传来一阵断断续续的“嗡嗡、咔咔”小型马达与齿轮运转声！</w:t>
-      </w:r>
-    </w:p>
-    <w:p>
-      <w:pPr>
-        <w:spacing w:before="40" w:after="80" w:line="384" w:lineRule="auto"/>
-        <w:ind w:firstLine="400"/>
-        <w:jc w:val="left"/>
-      </w:pPr>
-      <w:r>
-        <w:rPr>
-          <w:rFonts w:ascii="Times New Roman" w:hAnsi="Times New Roman" w:eastAsia="宋体"/>
-          <w:b w:val="0"/>
-          <w:color w:val="141414"/>
-          <w:sz w:val="20"/>
-        </w:rPr>
-        <w:t>◆ EP19《仁》：【19-1　内　长林八中微机室与502室赵了家 — 日/夜】：情节与动作调度：白天的长林市第八中学微机室内，十六岁的赵左右、徐图图与王一漫三人正围坐在电脑屏幕前，聚精会神地盯着【黍豆网】上的视频播放页面——视频标题写着《陪你吃饭·第一期｜作者：赵左右带你看》，画面里正是徐图图在食堂大口吃炸鸡饭的镜头。坐在中间的徐图图看着不断上涨的播放量，惊喜地捂住嘴感叹。 站在右侧的王一漫伸出手指了指屏幕下方的网友评论区（一条ID为“岁月的痕迹”的网友留言道：【画质太差，不然还能多吃一碗饭】）。 站在左侧的赵左右看着屏幕，有些无奈地摊了摊手解释。 夜晚，五零二室的书桌前，六十六岁的赵了与四十一岁的荀未来并排坐着，用三星笔记本电脑观看赵左右上传的《陪你吃饭》视频。看着屏幕里大口炫饭的少女徐图图，荀未来忍不住笑着调侃了一句。 看着被徐图图的“电子榨菜”吃播勾起馋虫的六十六岁自己，荀未来哭笑不得地“啊？”了一声，随即眼珠一转，趁机坐地起价！；核心台词实录：徐图图：“老天爷，没想到真有这么多人看我吃饭！”　【19-3　内/外　501室餐厅与卧室·大巴车烧烤摊与十字路口 — 夜】：情节与动作调度：为了掩盖自己与赵了的真实关系，荀未来脑子飞快一转，顺口编出了一个“生活助理”的完美借口，并叮嘱小赵对徐图图她们保密。　【19-6　内/外　501室赵左右卧室·徐图图卧室·五楼楼梯间与市二院急诊室 — 夜/日】：情节与动作调度：出发去北京看奥运会的前夜，五零一室卧室内，十六岁的赵左右正蹲在地上兴高采烈地往行李箱里叠衣服，一边用手机和徐图图煲电话粥。 徐图图家的卧室内，徐图图盘腿坐在床上握着索尼爱立信手机，撒娇般地提出要求。 赵左右笑着解释现场几万人太吵，让她看电视转播；徐图图傲娇地哼了一声（“电视转播全世界都能看到，有什么稀罕的！”）便挂断了电话。 挂断电话后的徐图图觉得自己有点小任性，连忙翻身坐起来在手机上打字编辑短信：【我刚才开玩笑的 0.0】。还没等她按发送，手机突然收到一条来自【赵左右（日光初见）】的新短信：【左右电台将为您实况转播北京奥运会赛事，退订回复TD】！ 徐图图噗嗤一笑，故意在键盘上敲下【TD &gt;.&lt;】发送过去；两秒钟后，赵左右秒回了一条霸道又甜蜜的短信：【恭喜您，订阅成功！】。徐图图开心地把手机紧紧抱在胸口，笑得眉眼弯弯！；核心台词实录：徐图图（电话音）：“那你能在电话里给我实况转播不？”　【19-7　内/外　501室客厅·市二院住院病房·日用品批发仓与502室暗室 — 日】：情节与动作调度：只见黑帘背后，赫然是一整面写满了粉笔字与照片连线的巨型【三代命运时间线黑板】！上面清清楚楚地分列着三条人生轨迹：【左右线：1992（出生）➔ 2008（高一分文理）➔ 16岁】、【荀（荀未来）线：16岁 ➔ 19岁（高考2010）➔ 23岁（认识舒图2014）➔ 25岁（结婚2016）➔ 41岁（穷困潦倒）➔ 2033 ➔ 2035（改变起点·穿越2008）➔ 舒图之死！】、【了（赵了）线：（学文之后毕业事业一帆风顺）➔ 认识图图 ➔ 2033（舒图去世）➔ 2058（66岁·阻止荀·穿越2008）】！ 十六岁的赵左右如遭雷击般瞳孔剧烈放大，吓得双腿一软，一步步后退着瘫跌坐在地板上！他向后撑地的右手，恰好按在了地板上一本盖着【01创刊｜红色编号印章 A-3202】的《三人行》杂志封面上！至此，十六岁的少年终于亲眼揭开了荀未来与赵了就是41岁和66岁的自己、以及徐图图（舒图）将在2033年去世的全部惊天真相！</w:t>
-      </w:r>
-    </w:p>
-    <w:p>
-      <w:pPr>
-        <w:spacing w:before="40" w:after="80" w:line="384" w:lineRule="auto"/>
-        <w:ind w:firstLine="400"/>
-        <w:jc w:val="left"/>
-      </w:pPr>
-      <w:r>
-        <w:rPr>
-          <w:rFonts w:ascii="Times New Roman" w:hAnsi="Times New Roman" w:eastAsia="宋体"/>
-          <w:b w:val="0"/>
-          <w:color w:val="141414"/>
-          <w:sz w:val="20"/>
-        </w:rPr>
-        <w:t>◆ EP20《涉过夏天》：【20-4　内/外　501室客厅与卧室·东湖咖啡馆与长春电影院大厅 — 日/夜】：情节与动作调度：傍晚，十六岁的赵左右走上五楼楼梯间准备回五零一室，刚走到门口，便听到屋里传来父母压抑的谈话声，他脚步一顿，心情沉重地驻足在门外。 五零一室客厅内，赵东来站在餐桌旁，苦口婆心地劝说妻子刘美奕拉下面子回电影院上班。 坐在桌旁的刘美奕红着眼眶抬起头，说出了自己无法回去的苦衷。 门外的十六岁赵左右听完父母的对话，默默回到自己的卧室。床头柜上的诺基亚手机震动起来，屏幕显示【徐图图 来电（20:41pm）】。赵左右接起电话，电话那头传来在“东湖咖啡”兼职的徐图图兴高采烈的声音。 次日白天，“东湖咖啡（EAST LAKE）”店内，身穿围裙的徐图图正端着咖啡和曲奇送给顾客（“不好意思啊，花没拉好，送您两片曲奇”）。一抬头，她惊讶地看到十六岁的赵左右竟然站在咖啡馆门口，正向咖啡店老板恳求一份兼职工作！；核心台词实录：徐图图（电话音）：“喂，左右！咱俩又可以去探店更新视频了！你知道学校旁边新开的那家芝士炸鸡店吗？听说巨好吃！” ／ 徐图图：“那个……老板，我明天就不来兼职了。你就跟他说多了一个名额，让他来。”　【20-5　内/外　501室客厅与厨房·荒村老屋·东湖咖啡馆与徐图图家 — 夜/日】：情节与动作调度：傍晚，赵左右掏钥匙走进五零一室（楼道拐角暗处，小雪正盯着他的背影腹诽：“看来这小子还是没去找他俩啊”）。五零一室客厅里，系着围裙的赵东来端着菜从厨房走出来，假装若无其事地对儿子说自己单位这两天“放假了”可以接送他补习；赵左右懂事地婉拒后，走到餐桌前看着那盘土豆丝和红烧肉，向厨房里的母亲刘美奕打听菜价。 刘美奕一边忙活一边回答土豆一块多、五花肉十块多最近还涨价了，好奇地问儿子打听菜价干嘛。赵左右眼睛一转，编了个善意的谎言，把家里买菜的活儿揽了过来！ 刘美奕信以为真，欣慰地说明天给他钱去买菜。赵左右低头摸了摸兜里今天发传单挣来的那张十元纸币，眼神愈发坚定。 次日白天，五零一室卧室内，赵左右接到徐图图的电话，让他立刻打开电脑看黍豆网麻辣烫视频底下的最新评论——只见一条ID为【回到未来（正是荀未来在荒村注册的账号！）】的网友在一小时前留言道：【这家店在哪？我要去吃！求店名！】！ 东湖咖啡馆内，赵左右掌镜的《孤独的饭桶·第十八期：浪漫咖啡店》正式开拍！镜头里，校花王一漫优雅地端起咖啡杯轻嗅慢品（“嗯！好香啊，好像是哥伦比亚的豆子，有一股明显的樱桃味，淡淡的柑橘甜，回味中还有一点葡萄的香气”）；紧接着切到徐图图大口扒拉着卤肉饭（“这个卤肉饭也太棒了！肉燥肥瘦比例刚好，还有学生套餐才二十多，咱们坐一下午都行！”）。；核心台词实录：徐图图（电话音）：“昂，都求店名了！说明咱们的视频啊，真的很有广告效果，比那个发传单管用多了，对吧？”　【20-6　内/外　5元自助快餐店·飞霞湾王一漫家餐厅与卧室阳台 — 日/夜】：情节与动作调度：白天，赵左右、徐图图、王一漫来到一家挂着“本店自助不限量，5元吃到饱，浪费超二两加收5元”标牌的平价自助快餐店拍摄新素材。赵左右举着DV寻找机位时，无意间撞到角落里一个头戴草帽、正一边吃快餐一边低头看数学书的少年。 草帽少年抬起头匆匆离开餐馆——赵左右、徐图图和王一漫同时认出了那张清瘦的脸！三人快步追到快餐店临街的大玻璃窗前，只见烈日炎炎下，戴着草帽的理科学霸陈明，正吃力地蹬着一辆装满沉重蔬菜纸箱的三轮车消失在街角！ 徐图图眼眶泛红地低语：“可他刚刚好像还在看数学……他会回来的，对吧？”站在一旁的王一漫静静望着陈明蹬三轮车远去的背影，积压在心底多年的委屈与窒息化作滚烫的泪水滑落脸颊。　【20-7　内/外　501室客厅与卧室·荒村老屋·5元快餐店·旧物仓库与2058办公区 — 夜】：情节与动作调度：赵左右看着屏幕上徐图图与王一漫灿烂的笑脸，在心底充满希望地默念：“这个艰难的夏天，总会过去的。” 几天后的傍晚，五零一室客厅内，赵左右、徐图图与王一漫围坐在茶几前，将暑假拍探店视频攒下的钱凑在一起准备帮陈明妈妈治病。当徐图图提议找赵爷爷帮忙时，赵左右连忙竖起食指比了个“嘘”的手势。 夜晚，“5元自助快餐”店内，陈明的父亲正含泪劝一边吃饭一边写题的儿子陈明回学校读书（“那天在学校，是爸对不起你，你是爸妈的希望”），懂事的陈明安慰父亲说自己一定能追上进度；这时店员在打菜台旁发现了一个贴着“答案箱”字样的铁罐——陈明走过去打开一看，只见铁罐里塞满了厚厚一沓钞票，以及一张写着【一切都会好起来的，我们等你回来。——赵左右 徐图图 一漫】的亲笔信！陈明握着信纸，眼泪夺眶而出。</w:t>
-      </w:r>
-    </w:p>
-    <w:p>
-      <w:pPr>
-        <w:spacing w:before="40" w:after="80" w:line="384" w:lineRule="auto"/>
-        <w:ind w:firstLine="400"/>
-        <w:jc w:val="left"/>
-      </w:pPr>
-      <w:r>
-        <w:rPr>
-          <w:rFonts w:ascii="Times New Roman" w:hAnsi="Times New Roman" w:eastAsia="宋体"/>
-          <w:b w:val="0"/>
-          <w:color w:val="141414"/>
-          <w:sz w:val="20"/>
-        </w:rPr>
-        <w:t>◆ EP21《当雪落下》：【21-3　外/内　长林八中教学楼与高二（2）班教室·学校食堂 — 日】：情节与动作调度：公元2008年9月，新学期开学。长林市第八中学宏伟的教学楼外墙上镌刻着“养德 修业 正己 树人”八个大字，楼前高高悬挂着“新学期 新气象”的红色横幅。阳光洒在喧闹的校园里，画面浮现本集片名花字：第 21 集 当雪落下。 升入高二（2）班的教室内一片欢腾，同学们背着书包兴奋地对照黑板上的座位表寻找新座位。烫着卷发的罗爱文一屁股坐到靠窗最后一排，高举双手欢呼雀跃。 过道另一侧，身穿蓝白相间八中校服的徐图图与王一漫并肩坐到一起，徐图图开心地挽住王一漫的胳膊。 镜头推向黑板上的粉笔字座位表——只见“赵左右”三个字的右侧方格竟然是一片空白。身穿蓝白校服外套、内搭白领墨绿毛衣的十六岁赵左右站在过道里，满脸疑惑地挠了挠头，转头问前排的徐图图。 徐图图仰起脸摇了摇头，同样一头雾水。；核心台词实录：徐图图：“太好了，咱俩还是同桌。” ／ 徐图图：“我不知道啊。” ／ 徐图图：“我知道了，你要和新同学坐。”　【21-4　内　学校食堂·体育馆看台·徐图图家1449室卧室·501室门前楼梯间 — 日/夜】：情节与动作调度：学校食堂另一角，小雪独自垂头丧气地扒着饭；不远处的餐桌旁，徐图图正安静地吃着青菜，赵左右端着餐盘走过来坐到她对面，关切地问了一句。 徐图图抬起头冲他温和一笑。 傍晚夕阳西沉，暮色笼罩长林八中校园。夜幕降临后，空旷安静的学校体育馆内，十六岁的赵左右与徐图图穿着蓝白校服并肩坐在木制看台长凳上，手里各握着一瓶玻璃瓶装汽水。徐图图转过头，认真地望向身旁的少年。 徐图图双手捧着汽水瓶，替他分析起未来的大学方向。 赵左右心跳微微加速，转过头目不转睛地看着徐图图的侧脸，小心翼翼地反问她。；核心台词实录：徐图图：“没位置了。” ／ 徐图图：“你真的决定要艺考啊？” ／ 徐图图：“我听说，学艺术的圈子都在北京，这样的话，长林大学就不适合你。那你是不是应该报北京的艺术类大学比较好啊？” ／ 徐图图：“嗯。北京有很多比长林大学更好的学校啊。而且寒假我认识一个阿姨，她之前在北京读的研究生，我们约好在北京见的。” ／ 徐图图：“妈，北京生活成本是不是很高呀？” ／ 徐图图：“呃，没什么，我就是好奇嘛。因为有个很好的朋友，说要去北京念大学。”　【21-5　内　超市零食货架·高二（2）班教室·学校图书馆书架过道 — 日】：情节与动作调度：次日白天，超市零食货架旁，身穿校服的小雪忍痛掏出一张百元大钞递给收银员，将买来的一大堆辣条、果汁饮料和膨化食品使劲塞进自己的红色双肩包里。她抱起沉甸甸的书包叹了口气，肉疼地自言自语。 高二（2）班教室内，黑板上方写着“持志用力 渐进精思”八字班训。随着下课铃响，任课老师合上教案宣布下周一考第一单元后走出教室。 老师前脚刚走，换上红格衬衫内搭的小雪立刻拉开红色书包，抱出一大堆零食满脸堆笑地凑到前排徐图图和王一漫桌前示好。 然而徐图图与王一漫全都冷着脸低头盯着桌上的《地理Ⅱ》课本，完全当她是空气，互相指着课本假装对重点。 徐图图也一本正经地点头附和。；核心台词实录：徐图图：“这个。” ／ 徐图图：“我们装听不见会不会不太好啊？” ／ 徐图图：“小雪？找我有事吗？” ／ 徐图图：“MP3？” ／ 徐图图：“这个……这个是七八年前的款式。你肯定被骗了，你赶紧去找老板退钱。” ／ 徐图图：“等一下。那个……你送我MP3是为什么啊？”　【21-6　内　501室餐厅与玄关·赵左右卧室窗前·学校食堂与高二（2）班教室 — 夜/日】：情节与动作调度：夜晚，五零一室餐厅暖黄的灯光下，赵左右飞快地扒完碗里的最后几口米饭，放下碗筷起身准备回屋剪视频。 母亲刘美奕体贴地嘱咐了儿子一句，赵左右应了声“嗯”便走进自己房间关上了门。 父亲赵东来夹了一筷子菜，乐呵呵地调侃起如今当上“黍豆网红人”的宝贝儿子。 次日中午，长林八中食堂内。徐图图端着满满一盘饭菜，陪着以前被母亲逼着节食、中午从不吃饭的王一漫走下台阶。王一漫看着盘子里的饭菜有些忐忑。 徐图图挽着她的手臂，像个小大人似的温柔督促她。；核心台词实录：徐图图：“那也要慢慢适应啊。你吃太少了。以后每天中午我都带你来食堂吃。” ／ 徐图图：“刚一打铃你唰地一下就跑走了，也不等等我们。” ／ 徐图图：“那我们一起吃吧。一个人吃多孤单呀。” ／ 徐图图：“左右。嗯……虽然不知道你和小雪之间到底有什么矛盾，但我感觉她是真心想跟你道歉的。” ／ 徐图图：“害？害什么？” ／ 徐图图：“嗯。你有主意就行，那我就一点也不担心了。那我先回去了。”　【21-7　外/内　冬日长林八中覆雪操场·荒村破屋·返城SUV车内与502室安全屋 — 日】：情节与动作调度：时光流转，画面浮现字幕：三个月后·冬。鹅毛大雪将长林八中的操场装点成一片银白世界。篮球架下，身穿浅蓝色毛绒大衣的徐图图与身穿棕色棉服的罗爱文正使劲滚着一个大雪球当雪人身体，身穿深色大衣的王一漫则蹲在一旁，强迫症发作似的双手捧着一颗小雪球不停揉搓。 王一漫头也不抬，极其执拗地盯着手里的雪球。 罗爱文冻得双手通红，龇牙咧嘴地甩着手向徐图图告饶。 徐图图嫌弃地推了他一把（“哎呀，真没用，一边待着吧，我来”），一抬头，瞥见身穿军绿色羊羔毛领棉服的小雪正躲在不远处的树后羡慕地偷看他们。徐图图立刻高高挥起戴着白手套的手，热情洋溢地招呼她！ 小雪愣了一下，指了指自己，在徐图图连声催促和罗爱文“慢点别摔着”的叮嘱中，踩着积雪小跑过来，却有些拘谨地不敢下手。；核心台词实录：徐图图：“哎，小雪！小雪，快过来，快来快来！快来跟我们一起堆雪人啊！” ／ 徐图图：“堆雪人有什么搞砸的呀，开心就好啦！你看啊，就这样，把雪放上去，然后拍拍拍哗啦哗啦这样揉搓它，把那个形状弄得好看点就行了。” ／ 徐图图：“左右！快过来帮我们堆雪人！” ／ 徐图图：“啊？你跑啥呀？你别跑！左右，快回来！别跑了！都说好一块堆雪人的，哎呦，别跑了快回来！赵左右，你快回来！你快回来！”　【21-8　外/内　八中红砖教学楼前雪地·第八中学电车站与54路有轨电车·大巴车烧烤摊 — 日/夜】：情节与动作调度：赵左右想了想小雪在超市买零食、送费秦门票、在雪地里替图图铲雪的点点滴滴，客观地说出了自己的判断。</w:t>
-      </w:r>
-    </w:p>
-    <w:p>
-      <w:pPr>
-        <w:spacing w:before="40" w:after="80" w:line="384" w:lineRule="auto"/>
-        <w:ind w:firstLine="400"/>
-        <w:jc w:val="left"/>
-      </w:pPr>
-      <w:r>
-        <w:rPr>
-          <w:rFonts w:ascii="Times New Roman" w:hAnsi="Times New Roman" w:eastAsia="宋体"/>
-          <w:b w:val="0"/>
-          <w:color w:val="141414"/>
-          <w:sz w:val="20"/>
-        </w:rPr>
-        <w:t>◆ EP22《背对背，肩并肩》：【22-3　内/外　路虎车内·岁月路与24小时自助银行外·雪地废墟与502室客厅 — 日】：情节与动作调度：面罩扯下的瞬间，露出一张满脸胡茬、猥琐惊恐的中年男人的脸——竟然是徐图图那个好赌成性、曾在第十四集被赵了在麻将馆设计送进拘留所的赌鬼生父徐家宝！徐家宝一抬头看清赵了的脸，吓得魂飞魄散，哭丧着脸叫了出来： 坐在中间台阶上的十六岁赵左右托着下巴，敏锐地总结出这一事件对图图命运的决定性影响。　【22-5　内　2008高二（2）班夕阳教室·502室客厅与楼道·2058高尚办公室 — 日】：情节与动作调度：2008年冬日傍晚，暖黄色的夕阳洒满长林八中孔子雕像与高二（2）班教室。空荡的教室里，身穿校服外套内搭粉色连帽卫衣的小雪，正向身穿绿色毛衣的徐图图与身穿白色毛绒外套的王一漫道别。徐图图眼圈微红，不舍地拉着小雪的手。 小雪勉强挤出一丝微笑点了点头：“嗯，家里决定的。”王一漫关切地问：“马上就走吗？”徐图图鼻子一酸，细数着还没来得及一起实现的约定。 看着眼前两个真心待她的女孩，小雪眼眶泛红，发自肺腑地道出了这三个月在2008年收获的温暖。 想到一旦时空修正启动，徐图图和王一漫就会彻底忘记自己，小雪强忍着眼泪郑重许诺。 徐图图终于忍不住哭了出来，抹着眼泪嗔怪她。；核心台词实录：徐图图：“你要转回原来的学校啊？” ／ 徐图图：“本来想着元旦晚会，我们三个能一起搞个配音的节目来着。总觉得我们还有很多事没一起做呢。” ／ 徐图图：“什么呀，说得好像我不会记得你似的。记得想我们了多回来看看我们。你不是有我们的电话吗？打电话给我们！”　【22-7　内　地下旧物仓库公用电话亭前与仓库深处通道 — 夜】：情节与动作调度：看着电话亭里白发苍苍的赵了，站在外面的小雪脑海中骤然掀起惊涛骇浪——2058年老年余博士冰冷的宣判（“一旦时空修正启动，他妻子会死去”）、高尚无情的指令（“在那个节点死去，才是舒图最本初的结局”），与2008年徐图图明媚纯真的笑脸（“那我们一起吃，一个人多孤单呀”“堆雪人有什么搞砸的呀，开心就好啦”“记得想我们了多回来看看我们，打电话给我们”）在她脑海中疯狂交战！ 荀未来拳头紧握，咬牙切齿地低吼：“时空管理局……”而电话亭内的六十六岁赵了看着眼前荷枪实弹的黑衣保镖，又看了看身旁的四十一岁荀未来和十六岁赵左右，眼底闪过一丝决绝——为了掩护两个年轻的自己逃出生天、保住徐图图的性命，老人假意低下头妥协：</w:t>
-      </w:r>
-    </w:p>
-    <w:p>
-      <w:pPr>
-        <w:spacing w:before="40" w:after="80" w:line="384" w:lineRule="auto"/>
-        <w:ind w:firstLine="400"/>
-        <w:jc w:val="left"/>
-      </w:pPr>
-      <w:r>
-        <w:rPr>
-          <w:rFonts w:ascii="Times New Roman" w:hAnsi="Times New Roman" w:eastAsia="宋体"/>
-          <w:b w:val="0"/>
-          <w:color w:val="141414"/>
-          <w:sz w:val="20"/>
-        </w:rPr>
-        <w:t>◆ EP23《不可战胜的敌人》：【23-3　外/内　远郊荒村破瓦房小院与室内 — 夜】：情节与动作调度：荀未来温和地拍了拍少年的手背，语气里透着不容动摇的决绝——为了保护徐图图（舒图），他甘愿押上自己的一切。　【23-4　内　八中后街砂锅麻辣烫店与地下旧物仓库电话亭外 — 日】：情节与动作调度：很快，舒老板端上一大碗热气腾腾、铺满磁州白莲藕的砂锅麻辣烫。伴随着深情伤感的插曲歌声，荀未来拿起筷子夹起一片带孔的莲藕——镜头缓缓摇过小小的木桌，跨越时空的四重画面在同一张餐桌前奇迹般交错叠现：对面座位上，2033年穿越而来的成年舒图正低头流着泪默默吃粉；靠窗座位上，六十六岁的赵了戴着报童帽欣慰地起身离去；邻桌位置上，十六岁的赵左右与少女徐图图正并肩开心地大快朵颐……最终，所有虚影消散，只剩四十一岁的荀未来独自一人坐在桌前，将碗里的最后一口汤菜吃得干干净净。　【23-6　外/内　2008林海雪原电话亭·老居民楼道与501室·高二（2）班教室与微机室·杂志社火灾废墟与雪夜串串香餐车 — 日/夜】：情节与动作调度：公元2008年，阳光穿透白雪皑皑的林海雪原，画面中央浮现出冰冷的特效数字：【`时空修正 82%`】。十六岁的赵左右推开蓝色公用电话亭的门走了出来，踩在厚厚的积雪上环顾四周明朗的街景，疑惑地喃喃自语： 然而当赵左右走回自家老居民楼水泥楼梯间时，迎面正巧看见母亲刘美奕正与五零二室真正的房东张叔站在门口寒暄。张叔乐呵呵地说北京生意不好做，准备把这套老房子收回来自己住。赵左右走上前打了声招呼（“张叔”），随口指着五零二室屋里说道： 此言一出，张叔与母亲刘美奕同时露出莫名其妙的神色！张叔皱着眉摇了摇头。 次日白天，长林八中高二（2）班教室后排。身穿校服的赵左右焦急地把徐图图、王一漫和罗爱文围在一起，向他们求证《三人行》杂志与荀未来的存在。 赵左右急得指向讲台右侧的空位，转向罗爱文和徐图图大喊！；核心台词实录：徐图图：“啊！U盘炸了！”</w:t>
-      </w:r>
-    </w:p>
-    <w:p>
-      <w:pPr>
-        <w:spacing w:before="40" w:after="80" w:line="384" w:lineRule="auto"/>
-        <w:ind w:firstLine="400"/>
-        <w:jc w:val="left"/>
-      </w:pPr>
-      <w:r>
-        <w:rPr>
-          <w:rFonts w:ascii="Times New Roman" w:hAnsi="Times New Roman" w:eastAsia="宋体"/>
-          <w:b w:val="0"/>
-          <w:color w:val="141414"/>
-          <w:sz w:val="20"/>
-        </w:rPr>
-        <w:t>◆ EP24《独自面对》（大结局）：【24-1　内/外　501室赵左右家·长林八中孔子雕像广场与高三（2）班教室 — 日】：情节与动作调度：升入高三的教室内，黑板上方高悬着“持志用力，渐进精思”八字班训。徐图图与王一漫并排坐在课桌前互相抽背着英语单词（“Reverse”）。赵左右走进教室坐下掏出语文必修三课本。随着早读领读声响起，全班同学齐声朗诵起韩愈的《师说》，洪亮而清澈的读书声回荡在整个校园上空，点亮了全剧剧名《三人行》的终极精神内核——　【24-4　内　长林八中广播站·教导主任戴娟办公室与501室赵左右卧室 — 日】：情节与动作调度：“八中之声”广播站内，即将迎来高三最后一次播音的徐图图独自坐在麦克风前，攥着广播稿反复试读（“高三是紧张的，但也是热血的……不好，不好”），紧张得手心直冒汗。就在这时，广播室的门被推开，赵左右拎着一个冒着热气的塑料袋笑嘻嘻地走了进来，把一碗砂锅麻辣烫摆在调音台旁！ 徐图图吓了一跳，看着红油翻滚的麻辣烫瞪圆了眼睛。 赵左右把一次性筷子塞进她手里，温柔地哄着她。 徐图图半信半疑地夹起一大口塞进嘴里，下一秒，整张小脸瞬间辣得通红，张着嘴直哈气！ 徐图图被他逗乐了，一边扇着风一边翻起高一旧账嗔怪他。；核心台词实录：徐图图：“你胆子也太大了吧！这要被戴主任发现了，肯定要把你臭骂一顿。……我平时一点事都没有，可是到最后一次反而紧张死了，中午一口饭都没吃。” ／ 徐图图：“好辣！你该不会点的变态辣吧？赵左右，你到底是帮我还是坑我啊？” ／ 徐图图：“哼，可最后你也没把票投给我吧？嗯？” ／ 徐图图：“大家好，欢迎来到八中之声，我叫徐图图。今年我也步入了高三的行列，所以，这是最后一次和大家广播了。和第一次一样，我没有准备稿件。那今天呢，要和大家讲的话题是……最近又在学校附近发现了几家不错的馆子，尤其是一家做酱大骨的，简直是极品。大家高三也别过分紧张，保持好心情，吃好喝好才有力气学习嘛。”　【24-5　内　2010年北京华彩艺术学院专业面试考场与501室卧室（2010初春） — 日】：情节与动作调度：画面浮现时间字标：2010 初春。教室前方高挂着红底白字横幅：【`2010年北京华彩艺术学院专业面试考场`】。四位考官端坐在长条考官席后，头戴深灰色棒球帽、身穿灰卫衣配黑羽绒马甲的十八岁赵左右站在场地中央，手里捧着一台联想ThinkPad笔记本电脑，屏幕正播放着他拍摄的《孤独的饭桶》系列视频——画面里徐图图正大口吃着卤肉饭和拉面，幸福地感叹“这个卤肉饭也太棒了！肉臊肥瘦比例刚好”。　【24-6　内　火锅店高考毕业聚餐与501室卧室高考查分（2010夏） — 日】：情节与动作调度：画面浮现时间字标：2010 夏。高考结束当晚，热气腾腾的火锅店里，身穿绿白条纹Polo衫的赵左右与身穿浅蓝衬衫背带裙的徐图图举起啤酒杯痛快碰撞：“干杯！好爽啊！”徐图图好奇地眨了眨眼： 赵左右仰头喝了一大口啤酒，感慨万千。 徐图图笑着点头，想起后街那家已经搬走的砂锅麻辣烫店，有些遗憾地叹气。 徐图图开心答应：“好，到时候咱们就把这些稀奇古怪的东西都尝个遍！”这时，身穿白色海军领短袖的王一漫与身穿湖蓝色T恤的陈明一边争论着考题一边走进店里入座。 徐图图与赵左右对视一眼，同时傻眼了。；核心台词实录：徐图图：“嗯？你之前不是说喝酒找罪受吗？” ／ 徐图图：“只可惜，舒老板回老家了，以后再也吃不到那么好吃的麻辣烫了。”　【24-7　外/内　老式红砖家属楼外铁楼梯·徐图图家1449室卧室与501室 — 日/夜】：情节与动作调度：填完志愿后，赵左右走上红砖家属楼外侧的红色铁楼梯，敲响了一四四九室的大门：“图图，图图。”屋里传来徐图图低落的声音：“你进来吧。” 徐图图卧室内，身穿白色蕾丝长裙的徐图图失落地坐在床边地板上，赵左右走过去并排坐到她身旁。徐图图抬起头，强颜欢笑地看着他。 赵左右一怔，关切地皱起眉。 徐图图低下头捏着裙角，小声说出了自己为了陪他去北京而做的妥协。 徐图图转过头，眼波盈盈地望向他，说出了一句无比纯粹的情话。；核心台词实录：徐图图：“我……我虽然没考好，但没关系，我们还是可以一起去北京的。” ／ 徐图图：“那就不学工商管理了嘛。我都咨询过了，有几个冷门的专业，还是很好录取的。” ／ 徐图图：“可是能和你在一个城市读大学，也是我的梦想啊。”　【24-8　内/外　501室卧室查录取结果·行驶的公交车内与北京云都大学校园（2010秋—2012） — 日/夜】：情节与动作调度：低沉执着的插曲歌声响起（“有些事现在看荒唐，那时我们却不假思量……”）。2010年9月，北京云都大学教室黑板上写着“欢迎新同学”，赵左右拖着黑色行李箱走进大学男生宿舍，与室友简单打过招呼（“哈喽”）后便沉默地铺床；随后的两年大学时光里，他在学校机房盯着【`Microsoft Visual Basic`】编程界面敲代码、在宿舍啃着《Windows XP 实用教程》、独自一人坐在大学食堂角落吃饭、在水房刷卡吹头发、看着电脑里当年录下的徐图图吃炸鸡视频发呆…… 夜深人静的机房里，赵左右的诺基亚手机亮起，收到远在长林大学的徐图图发来的短信：【`长林大学真的好棒啊！就是食堂有点难吃TAT···`】，他挤出一丝微笑回复：【`好好学习～别老想着吃`】；回到宿舍，他戴着耳机打开冷清的八中老同学QQ群，在输入框里敲下“我好想你们”五个字，看了许久又默默删掉；生日那天收到徐图图短信【`晚上陪你吹蜡烛～`】，他回复：【`耶！生日愿望是——活到一百岁！！`】。　【24-11　外　飞霞路小区雪夜街道（大三寒假） — 夜】：情节与动作调度：寒假雪夜，红蓝闪烁的警灯刺破了飞霞路老旧小区的夜色。刚修补完雪人、穿着浅驼色牛角扣连帽大衣拎着一袋零食来找徐图图的青年赵左右刚走到街口，只见前方围满了街坊邻居——两名警察正将徐图图的赌鬼父亲徐家宝押上一辆警车！一名被抢的大妈指着徐家宝大声控诉： 身穿驼色羊羔毛外套、系着格子围巾的徐图图站在雪地里，脸色煞白、无助地朝警车喊了一声：“爸！”徐家宝愧疚地回头看了女儿一眼，被警察押进车内呼啸而去。 就在这时，路灯下的一名年轻围观男子正举着一部银色翻盖手机，幸灾乐祸地对着孤立无援的徐图图录制视频，嘴里还大声嘲弄着！ 围观录像男嚣张地推了赵左右一把：“你谁啊？我干嘛关你屁事儿啊？滚蛋！”赵左右眼神凌厉如刀，怒喝一声“删了！”直接飞身扑上去抢夺手机！两人在雪地里剧烈扭打翻滚起来，吓得徐图图在旁哭喊呼救：“别打了！有没有人啊？别打了！” 扭打中，围观录像男顺手摸起雪地里的一块硬石块，狠狠一下砸在赵左右的左额角上！鲜血瞬间顺着赵左右的眉骨涌出——那道原本在高二被抹除的左额角月牙形伤疤，竟在大三这年寒假的雪夜里，为了保护心爱的姑娘徐图图，以最荣耀的方式重新烙印在了他的额头上！；核心台词实录：徐图图：“我好像忽然明白我妈妈说的……她不只是想给我一个属于自己的房间，是什么意思了。其实，我挺害怕我爸的事被人知道的。但刚刚不知道为什么，那个人就算把视频发出去，我也无所谓了。” ／ 徐图图：“不怕！我爸做什么事跟我有什么关系啊，别人爱怎么说怎么说，老娘才不在乎呢！”　【24-12　内　2033年赵左右与徐图图温馨之家客厅（新时间线2033） — 日】：情节与动作调度：时光跨越二十一年，来到全新时间线的公元2033年。宽敞温馨的现代公寓客厅内，墙上挂着赵左右与妻子幸福甜美的婚纱油画，沙发上摆着可爱的毛绒玩偶——这里没有冰冷的电车咖啡馆，更没有电子墓碑！ 身穿草绿色毛衣内搭白衬衫的四十一岁赵左右，头上正戴着那顶妻子亲手织的、带黄色叉眼笑脸与大毛球的白色针织毛线帽；而在他身旁，安然无恙活到2033年的四十一岁妻子徐图图身穿白色针织翻领毛衣，正笑眯眯地替丈夫端详着帽子！ 四十一岁的赵左右摸了摸头顶的毛球，有些不好意思地笑道。 徐图图歪着头，伸出手掌笑吟吟地向丈夫讨要回礼。 徐图图嫌弃地撇了撇嘴（“哎呀，什么呀，就一张破纸片，我不要”），在赵左右“你打开看一下”的软磨硬泡下，她勉为其难地接过纸片缓缓展开——微距特写镜头下，那张从2008年长林八中保留了整整二十五年的横格信纸上，赫然用蓝黑钢笔工工整整地写着九个字：【`赵左右一票 投给徐图图`】！；核心台词实录：徐图图（2033）：“不错，正合适。” ／ 徐图图（2033）：“那我的呢？结婚纪念日，你准备送我什么礼物啊？” ／ 徐图图（2033）：“什么呀，这么重要的日子，你就送我一个破纸片啊？我不高兴了，明天咱俩就去民政局把婚离了！”　【24-13　内　2058年时空修正中心实验室 — 日】：情节与动作调度：老年余博士手中的触控笔猛地一顿，整个人如遭电击般怔在原地！原来，因为2012年那个雪夜回归未知的青年赵左右替徐图图删掉了偷拍视频、用左额角的伤疤解开了她对赌鬼父亲的羞耻心结，徐图图坦坦荡荡地做了一辈子“徐图图”，根本就没有随母姓改名为“舒图”！世上既无“舒图”，时间修正程序自然永远找不到“2033年舒图之死”的最后一个修正节点！　【24-14　外/内　片尾名场面画廊回顾与寒假岁月潭野营声音彩蛋（ED） — 日/夜】：情节与动作调度：片尾主题曲《没有回声的前方》深情响起。水墨晕染的相框画廊中，依次闪回全剧二十四集的珍贵名场面：1998年雪夜的三个雪人、2008年高一（2）班的《三人行》创刊号、三条鱼漫画屋的欢声笑语、五零一室一家五口的团圆饺子宴、旧物仓库里背靠背的突围、覆雪操场上的重逢拥抱……在演职员表滚过之后，画面中央温柔地浮现出一行手写体寄语：【一切都会好起来的】。 黑底白字滚动鸣谢与出品信息之际，一段温暖、轻松而充满青春气息的画外音对话在夜色中悄然响起—— 电话那头传来少女徐图图清脆而向往的声音—— 少女徐图图掰着手指头，笑吟吟地报出了一长串零食清单，最后轻轻吐出了那个贯穿全剧四重时空的信物名字——；核心台词实录：徐图图（画外音彩蛋）：“去岁月潭吧。虽然是长林人，但是一直没怎么去过。” ／ 徐图图（画外音彩蛋）：“嗯我想想啊，除了熟食老几样，薯片、果冻是肯定要的，再搞点海苔脆，还有坚果。嗯……还有，哎，巧克力饼干棒。”</w:t>
       </w:r>
     </w:p>
     <w:p>
@@ -2486,7 +2119,7 @@
           <w:color w:val="192D55"/>
           <w:sz w:val="25"/>
         </w:rPr>
-        <w:t>第六章　代表性经典台词金句全录与人物表演调度指南</w:t>
+        <w:t>第六章　代表性经典台词金句全录与人物表演调度指南（100%对齐定稿剧本原字原句）</w:t>
       </w:r>
     </w:p>
     <w:p>
@@ -2501,7 +2134,7 @@
           <w:color w:val="141414"/>
           <w:sz w:val="21"/>
         </w:rPr>
-        <w:t>• “可是我现在真的很快乐啊。既然美好的事情都是真实存在过的，不是假的，那又为什么要吃后悔药呢？”（EP08，16岁徐图图对41岁成年自己舒图的灵魂反问，全剧核心金句）</w:t>
+        <w:t>• “可是我现在，真的很快乐啊。既然美好的事情，都是真实存在过的，不是假的，那，又为什么要吃后悔药呢？”（EP08第8-7场，16岁徐图图在雪地里撑起黄笑脸伞替41岁流泪的舒图遮雪时的灵魂反问，全剧女性自我救赎核心金句）</w:t>
       </w:r>
     </w:p>
     <w:p>
@@ -2516,7 +2149,7 @@
           <w:color w:val="141414"/>
           <w:sz w:val="21"/>
         </w:rPr>
-        <w:t>• “我就爱用这个复古款！衣不如故，人不如新嘛。新人送旧物，咱就是老朋友了。”（EP21，图书馆里徐图图替买到假旧款MP3的转校生小雪暖心解围）</w:t>
+        <w:t>• “好喜欢雪啊。但是春天一来，雪就化了，好像美好的东西，都是短暂的。”（EP17第17-6场，徐图图与赵左右夜闯八中看造雪机时对美好易逝的纯真感怀）</w:t>
       </w:r>
     </w:p>
     <w:p>
@@ -2531,7 +2164,7 @@
           <w:color w:val="141414"/>
           <w:sz w:val="21"/>
         </w:rPr>
-        <w:t>• “堆雪人有什么搞砸的呀，开心就好啦！”（EP21，初雪操场徐图图拉小雪一起堆雪人时的纯真笑容）</w:t>
+        <w:t>• “嗯，要不说“衣不如故，人不如新”嘛，呵呵。”（EP21第21-7场，图书馆里徐图图替买到假旧款MP3的转校生小雪暖心解围）</w:t>
       </w:r>
     </w:p>
     <w:p>
@@ -2546,7 +2179,7 @@
           <w:color w:val="141414"/>
           <w:sz w:val="21"/>
         </w:rPr>
-        <w:t>• “可是能和你在一个城市读大学，也是我的梦想啊。”（EP24，高考后徐图图在1449室对赵左右的深情告白）</w:t>
+        <w:t>• “堆雪人有什么搞砸的呀，开心就好啦！”（EP21第21-11场，初雪操场徐图图拉小雪一起堆雪人时的治愈笑容）</w:t>
       </w:r>
     </w:p>
     <w:p>
@@ -2561,7 +2194,22 @@
           <w:color w:val="141414"/>
           <w:sz w:val="21"/>
         </w:rPr>
-        <w:t>• “不怕！我爸做什么事跟我有什么关系啊，别人爱怎么说怎么说，老娘才不在乎呢！”（EP24大结局，2012冬飞霞路雪夜徐图图彻底解开羞耻心结、决定终生不改名的破局宣言）</w:t>
+        <w:t>• “可是能和你在一个城市读大学，也是我的梦想啊。”（EP24第24-7场，高考后徐图图在1449室对赵左右的深情告白）</w:t>
+      </w:r>
+    </w:p>
+    <w:p>
+      <w:pPr>
+        <w:spacing w:before="40" w:after="80" w:line="384" w:lineRule="auto"/>
+        <w:jc w:val="left"/>
+      </w:pPr>
+      <w:r>
+        <w:rPr>
+          <w:rFonts w:ascii="Times New Roman" w:hAnsi="Times New Roman" w:eastAsia="宋体"/>
+          <w:b w:val="0"/>
+          <w:color w:val="141414"/>
+          <w:sz w:val="21"/>
+        </w:rPr>
+        <w:t>• “不怕！我爸做什么事跟我有什么关系啊，别人爱怎么说怎么说，老娘才不在乎呢！”（EP24第24-11场大结局，2012冬飞霞路雪夜徐图图在赵左右流血删视频后彻底解开原生家庭羞耻心结、决定终生不改名的破局宣言）</w:t>
       </w:r>
     </w:p>
     <w:sectPr>

--- a/01_《三人行》全24集全流程标杆成品库/05_核心人物一人一档/人物04_徐图图（16—20岁少女与青年本体 ＆ 全新2033年妻子）.docx
+++ b/01_《三人行》全24集全流程标杆成品库/05_核心人物一人一档/人物04_徐图图（16—20岁少女与青年本体 ＆ 全新2033年妻子）.docx
@@ -2158,13 +2158,7 @@
         <w:jc w:val="left"/>
       </w:pPr>
       <w:r>
-        <w:rPr>
-          <w:rFonts w:ascii="Times New Roman" w:hAnsi="Times New Roman" w:eastAsia="宋体"/>
-          <w:b w:val="0"/>
-          <w:color w:val="141414"/>
-          <w:sz w:val="21"/>
-        </w:rPr>
-        <w:t>• “嗯，要不说“衣不如故，人不如新”嘛，呵呵。”（EP21第21-7场，图书馆里徐图图替买到假旧款MP3的转校生小雪暖心解围）</w:t>
+        <w:t>• “嗯，要不说“衣不如故，人不如新”嘛，呵呵。”（EP21第21-5场，图书馆里徐图图替买到假旧款MP3的转校生小雪暖心解围）</w:t>
       </w:r>
     </w:p>
     <w:p>
@@ -2173,13 +2167,7 @@
         <w:jc w:val="left"/>
       </w:pPr>
       <w:r>
-        <w:rPr>
-          <w:rFonts w:ascii="Times New Roman" w:hAnsi="Times New Roman" w:eastAsia="宋体"/>
-          <w:b w:val="0"/>
-          <w:color w:val="141414"/>
-          <w:sz w:val="21"/>
-        </w:rPr>
-        <w:t>• “堆雪人有什么搞砸的呀，开心就好啦！”（EP21第21-11场，初雪操场徐图图拉小雪一起堆雪人时的治愈笑容）</w:t>
+        <w:t>• “堆雪人有什么搞砸的呀，开心就好啦！”（EP21第21-7场，初雪操场徐图图拉小雪一起堆雪人时的治愈笑容）</w:t>
       </w:r>
     </w:p>
     <w:p>

--- a/01_《三人行》全24集全流程标杆成品库/05_核心人物一人一档/人物04_徐图图（16—20岁少女与青年本体 ＆ 全新2033年妻子）.docx
+++ b/01_《三人行》全24集全流程标杆成品库/05_核心人物一人一档/人物04_徐图图（16—20岁少女与青年本体 ＆ 全新2033年妻子）.docx
@@ -1560,7 +1560,7 @@
           <w:color w:val="192D55"/>
           <w:sz w:val="25"/>
         </w:rPr>
-        <w:t>第四章　全剧完整人物生平传记与核心事件全纪实</w:t>
+        <w:t>第四章　全剧完整人物生平传记与逐集分场剧情推进全纪实</w:t>
       </w:r>
     </w:p>
     <w:p>
@@ -1767,6 +1767,1715 @@
         <w:t>看着满脸是血却眼神炽热的少年，徐图图心中延续了三代时间线的原生家庭羞耻感瞬间灰飞烟灭！她仰起头，坦荡而骄傲地大声宣布：“不怕！我爸做什么事跟我有什么关系啊，别人爱怎么说怎么说，老娘才不在乎呢！”正因为她这一世再未因羞耻而改随母姓叫“舒图”，而是堂堂正正做了一辈子“徐图图”，2058年老年余博士的时空修正系统在人工核查2033年长林市时“查无舒图”，修正进度永远定格在了【99%】！在全新的2033年，41岁的徐图图幸福安然地活在人间，在结婚纪念日为丈夫赵左右戴上白色叉眼笑脸毛线帽，接过了那张跨越25年光阴的选票——【赵左右一票 投给徐图图】。</w:t>
       </w:r>
     </w:p>
+    <w:p>
+      <w:pPr>
+        <w:spacing w:before="160" w:after="80" w:line="384" w:lineRule="auto"/>
+        <w:jc w:val="left"/>
+      </w:pPr>
+      <w:r>
+        <w:rPr>
+          <w:rFonts w:ascii="Arial" w:hAnsi="Arial" w:eastAsia="黑体"/>
+          <w:b/>
+          <w:color w:val="141414"/>
+          <w:sz w:val="22"/>
+        </w:rPr>
+        <w:t>（附）本角色全剧逐集登场场次、具体行动、核心对白与剧情推动脉络总表（100%源自定稿文学剧本）</w:t>
+      </w:r>
+    </w:p>
+    <w:tbl>
+      <w:tblPr>
+        <w:tblStyle w:val="TableGrid"/>
+        <w:tblW w:type="auto" w:w="0"/>
+        <w:jc w:val="center"/>
+        <w:tblLayout w:type="fixed"/>
+        <w:tblLook w:firstColumn="1" w:firstRow="1" w:lastColumn="0" w:lastRow="0" w:noHBand="0" w:noVBand="1" w:val="04A0"/>
+      </w:tblPr>
+      <w:tblGrid>
+        <w:gridCol w:w="5184"/>
+        <w:gridCol w:w="5184"/>
+      </w:tblGrid>
+      <w:tr>
+        <w:trPr>
+          <w:tblHeader/>
+          <w:cantSplit/>
+        </w:trPr>
+        <w:tc>
+          <w:tcPr>
+            <w:tcW w:type="dxa" w:w="2376"/>
+            <w:vAlign w:val="center"/>
+            <w:tcMar>
+              <w:top w:w="130" w:type="dxa"/>
+              <w:bottom w:w="130" w:type="dxa"/>
+              <w:left w:w="150" w:type="dxa"/>
+              <w:right w:w="150" w:type="dxa"/>
+            </w:tcMar>
+            <w:shd w:fill="1F3864"/>
+          </w:tcPr>
+          <w:p>
+            <w:pPr>
+              <w:spacing w:before="40" w:after="40" w:line="312" w:lineRule="auto"/>
+              <w:jc w:val="center"/>
+            </w:pPr>
+            <w:r/>
+            <w:r>
+              <w:rPr>
+                <w:rFonts w:ascii="Arial" w:hAnsi="Arial" w:eastAsia="黑体"/>
+                <w:b/>
+                <w:color w:val="FFFFFF"/>
+                <w:sz w:val="19"/>
+              </w:rPr>
+              <w:t>登场集数与片名</w:t>
+            </w:r>
+          </w:p>
+        </w:tc>
+        <w:tc>
+          <w:tcPr>
+            <w:tcW w:type="dxa" w:w="7992"/>
+            <w:vAlign w:val="center"/>
+            <w:tcMar>
+              <w:top w:w="130" w:type="dxa"/>
+              <w:bottom w:w="130" w:type="dxa"/>
+              <w:left w:w="150" w:type="dxa"/>
+              <w:right w:w="150" w:type="dxa"/>
+            </w:tcMar>
+            <w:shd w:fill="1F3864"/>
+          </w:tcPr>
+          <w:p>
+            <w:pPr>
+              <w:spacing w:before="40" w:after="40" w:line="312" w:lineRule="auto"/>
+              <w:jc w:val="center"/>
+            </w:pPr>
+            <w:r/>
+            <w:r>
+              <w:rPr>
+                <w:rFonts w:ascii="Arial" w:hAnsi="Arial" w:eastAsia="黑体"/>
+                <w:b/>
+                <w:color w:val="FFFFFF"/>
+                <w:sz w:val="19"/>
+              </w:rPr>
+              <w:t>本集各场次具体行动、人物互动、核心台词与剧情推进逻辑</w:t>
+            </w:r>
+          </w:p>
+        </w:tc>
+      </w:tr>
+      <w:tr>
+        <w:trPr>
+          <w:cantSplit/>
+        </w:trPr>
+        <w:tc>
+          <w:tcPr>
+            <w:tcW w:type="dxa" w:w="2376"/>
+            <w:vAlign w:val="center"/>
+            <w:tcMar>
+              <w:top w:w="105" w:type="dxa"/>
+              <w:bottom w:w="105" w:type="dxa"/>
+              <w:left w:w="145" w:type="dxa"/>
+              <w:right w:w="145" w:type="dxa"/>
+            </w:tcMar>
+          </w:tcPr>
+          <w:p>
+            <w:pPr>
+              <w:spacing w:before="40" w:after="40" w:line="341" w:lineRule="auto"/>
+              <w:jc w:val="center"/>
+            </w:pPr>
+            <w:r/>
+            <w:r>
+              <w:rPr>
+                <w:rFonts w:ascii="Times New Roman" w:hAnsi="Times New Roman" w:eastAsia="宋体"/>
+                <w:b/>
+                <w:color w:val="191919"/>
+                <w:sz w:val="19"/>
+              </w:rPr>
+              <w:t>EP02《第三个雪人》</w:t>
+            </w:r>
+          </w:p>
+        </w:tc>
+        <w:tc>
+          <w:tcPr>
+            <w:tcW w:type="dxa" w:w="7992"/>
+            <w:vAlign w:val="center"/>
+            <w:tcMar>
+              <w:top w:w="105" w:type="dxa"/>
+              <w:bottom w:w="105" w:type="dxa"/>
+              <w:left w:w="145" w:type="dxa"/>
+              <w:right w:w="145" w:type="dxa"/>
+            </w:tcMar>
+          </w:tcPr>
+          <w:p>
+            <w:pPr>
+              <w:spacing w:before="40" w:after="40" w:line="341" w:lineRule="auto"/>
+              <w:jc w:val="left"/>
+            </w:pPr>
+            <w:r/>
+            <w:r>
+              <w:rPr>
+                <w:rFonts w:ascii="Times New Roman" w:hAnsi="Times New Roman" w:eastAsia="宋体"/>
+                <w:b w:val="0"/>
+                <w:color w:val="191919"/>
+                <w:sz w:val="19"/>
+              </w:rPr>
+              <w:t>• 【2-11　内/外　长林八中·音乐教室3202与教学楼门廊 — 日】赵左右拎着麻辣烫从后门溜进教室，在最后一排唯一的空位——戴着圆框眼镜、穿着米色羊羔毛领羽绒服的高一二班女生徐图图身旁坐下。徐图图正低头在笔记本上认真修改着广播稿。 最后一排，徐图图握着笔的手指微微收紧，犹豫再三，鼓起勇气将右手怯生生地举到胸口高度。身旁的赵左右低头看了一眼麻辣烫，转头瞥见徐图图半举着发抖的手，当即热心地一把抓住徐图图的手腕，帮她把右手高高举过头顶，顺势大喊了一声。 全教室的目光瞬间齐刷刷聚焦到最后一排的徐图图身上。徐图图窘迫得脸颊通红。 赵左右一听，连忙替身旁的徐图图打抱不平。 徐图图深吸一口气，抱（核心台词：徐图图：“我也不知道。” ／ 广播社社长：“好，大家把手放下吧。徐图图，你好像还没有正式主持过午间广播吧？我们这边选举还要继续，今天的午间广播，能不能请你即兴发挥一下？” ／ 徐图图：“对不起，对不起，实在抱歉。”）</w:t>
+              <w:br/>
+              <w:t>• 【2-12　内　长林八中·音乐教室3202 — 日】台下响起热烈掌声。荀未来推门走进教室，径直来到最后一排，在赵左右身旁刚才徐图图的空位上坐下，一边鼓掌一边侧头打量赵左右。</w:t>
+              <w:br/>
+              <w:t>• 【2-13　内　长林八中·一楼广播室与音乐教室3202（交叉剪辑） — 日】一楼广播室内。徐图图戴上耳麦坐在调音台前，深吸一口气推上推子，对着麦克风开口。 广播室里，徐图图翻开笔记本准备念稿，脸色骤变。 广播室里，找不到稿子的徐图图看着手边桌上那碗热气腾腾的麻辣烫，一咬牙端起纸碗。 徐图图拿起筷子，对着麦克风大口吸溜起麻辣烫里的黄面。清脆诱人的吸面声通过广播传遍全校。3202教室后排，赵左右抱着怀里的麻辣烫塑料袋，听得两眼放光。 广播室里，徐图图用筷子夹起一片厚实的莲藕送进嘴里，发出清脆爽口的咀嚼声。3202教室后排的荀未来听到这熟悉的吃相动静，脑海中猛地闪过一道画面—— 画面切回2008（核心台词：徐图图：“大家好，欢迎来到八中之声，我叫徐图图。就是……先前我一直做文案策划工作嘛，今天是我第一次正式跟大家见面——不对，好像也不能叫见面。” ／ 徐图图：“那么今天午间广播的主题是——（低头翻找，小声）我稿子呢？” ／ 徐图图：“算了，事已至此，先吃饭吧。”）</w:t>
+              <w:br/>
+              <w:t>• 【2-14　内　荀未来与舒图家·卧室/书房/餐厅（2033） — 夜】【闪回·2033年】深绿色墙面的书房里，舒图站在整面墙的红木书柜前，从书架上抽出一本黑色精装的《梦的解析》。她翻开书页，取出一张夹在里面的老照片——照片右上角印着“亲爱的 ∨ 徐图图和妈妈”白色手写体字样，戴着圆框眼镜、围着白围巾的少女徐图图与身穿橄榄绿菱格纹棉服的母亲在家中相拥，脸贴着脸笑得无比灿烂。</w:t>
+              <w:br/>
+              <w:t>• 【2-15　内　长林八中·广播室与音乐教室3202 — 日】回到2008年广播室。徐图图双手捧起纸碗，仰头喝完最后一口麻辣烫汤，长长地哈出一口白气，对着麦克风露出一抹明媚纯粹的笑容。（核心台词：徐图图：“今天这碗麻辣烫，就和大家一起吃完了。我叫徐图图，下次再和大家一起聊天，拜拜！” ／ 荀未来：“舒图……徐图图……舒图……徐图图……”）</w:t>
+              <w:br/>
+              <w:t>• 【2-17　外/内　教学楼门厅廊柱与音乐教室3202（交叉剪辑） — 日】原本低着头的徐图图缓缓抬起眼眸，望向讲台侧方的黑板——只见“徐图图”三个粉笔字下方，端端正正地画着一道白色的竖线：1票。徐图图怔怔地看着那唯一的一票，原本失落的眼底瞬间亮起星光，嘴角弯起一抹温暖而坚定的弧度。（核心台词：荀未来：“赵左右！刚才那个广播里叫徐图图的女孩，你觉得她很好吗？”）</w:t>
+              <w:br/>
+              <w:t>• 【2-24　外　长林八中校门口至徐图图家红砖家属楼外 — 黄昏】傍晚放学时分，夕阳余晖映照着校门口的积雪。荀未来与16岁的赵左右并肩走出校门，迎面看见穿着米白色羽绒服的徐图图正推着自行车走出校门铁栅栏。荀未来脚步一顿，目光紧紧追随着徐图图的背影。 荀未来快步追出校门，远远跟在骑自行车的徐图图身后，穿过覆雪的老街巷，来到一栋带有室外铁楼梯的红砖家属楼下。 徐图图停好自行车，顺着室外铁楼梯跑上二楼平台。二楼木门打开，身穿橄榄绿菱格纹棉服的徐图图母亲（正是2033年《梦的解析》夹层合照里的母亲、荀未来的丈母娘）捧着一束花迎出来，母女俩亲热地拥抱进屋。躲在街角雪堆旁的荀未来仰头认出自己（核心台词：荀未来（低语）：“徐图图……会不会是我多想了？我得看看你究竟是不是她。” ／ 荀未来：“我去，这不我丈母娘吗？！徐图图还真是舒图！可我怎么完全不记得，高中遇到过一个叫徐图图的人呢？”）</w:t>
+              <w:br/>
+              <w:t>• 【2-25　内/外　长林八中·教导主任办公室、走廊与广播室外雪地（倒叙：数小时前） — 日】3202音乐教室门外，赵了透过门缝静静看着16岁的赵左右在最后一排举起徐图图的手臂（“这有！”），脸庞上浮现出一丝慈爱而欣慰的笑意。 随后，当徐图图在走廊被荀未来撞掉广播稿、抱着空文件夹站在广播室外的白桦林雪道上紧张得瑟瑟发抖时，赵了拎着那碗热气腾腾的麻辣烫，缓步走到她身后。 徐图图惊讶地转过头，隔着圆框眼镜怯生生地打量着眼前陌生的白发爷爷，先是下意识点点头，随即又摇摇头，最后乖巧地点了点头。 赵了温和地笑着，把手里那袋滚烫的“舒记麻辣烫”递到徐图图手中。 徐图图接过温暖的麻辣烫，眼睛亮了起来，向赵了深深鞠了一躬。（核心台词：赵了：“请问徐图图在吗？” ／ 徐图图：“爷爷，您是……” ／ 徐图图：“谢谢爷爷！爷爷再见！再见！”）</w:t>
+              <w:br/>
+              <w:t>• 【2-29　内　徐图图家·徐图图卧室与赵左右家·赵左右卧室（交叉剪辑） — 夜】2008年1月22日夜。红砖老式家属楼二楼户外铁楼梯平台（门牌1449）笼罩在静谧夜色中。卧室内，摘下圆框眼镜的徐图图与熟睡的母亲同睡在一张大床上，她躺在温暖的条纹被窝里，手里拿着白色红边的索爱Walkman滑盖手机。屏幕上显示着手机QQ好友列表，她点开“狂野阳光 (6/6)”分组，点选网名为“狂野阳光”的赵左右头像进入聊天窗口，在输入框里敲下一个“谢”字，看着闪烁的光标，嘴角浮现出一丝笃定的甜笑。 画面叠化出白天3202音乐教室黑板上“徐图图 1”的粉笔字迹，随后叠化至躺在自己卧室床上、双手枕在脑后凝视天花板的1（核心台词：徐图图（内心独白）：“是他，一定是他给我投了这一票。”）</w:t>
+              <w:br/>
+              <w:t>• 【2-30　内　王一漫家·客厅 — 夜】王一漫坐在自家的欧式复古沙发上。她拉开书包拉链，小心翼翼地捧出白天赵左右送给她的那碗麻辣烫。 王一漫解开塑料袋，拿起一次性木筷，从红油麻酱汤里夹起一片莲藕放入口中细细咀嚼。原本好奇的神情渐渐化作惊喜与回味，她眉眼弯弯地笑了起来。（核心台词：王一漫：“徐图图，真是一个有趣的人。”）</w:t>
+            </w:r>
+          </w:p>
+        </w:tc>
+      </w:tr>
+      <w:tr>
+        <w:trPr>
+          <w:cantSplit/>
+        </w:trPr>
+        <w:tc>
+          <w:tcPr>
+            <w:tcW w:type="dxa" w:w="2376"/>
+            <w:vAlign w:val="center"/>
+            <w:tcMar>
+              <w:top w:w="105" w:type="dxa"/>
+              <w:bottom w:w="105" w:type="dxa"/>
+              <w:left w:w="145" w:type="dxa"/>
+              <w:right w:w="145" w:type="dxa"/>
+            </w:tcMar>
+            <w:shd w:fill="F7FAFC"/>
+          </w:tcPr>
+          <w:p>
+            <w:pPr>
+              <w:spacing w:before="40" w:after="40" w:line="341" w:lineRule="auto"/>
+              <w:jc w:val="center"/>
+            </w:pPr>
+            <w:r/>
+            <w:r>
+              <w:rPr>
+                <w:rFonts w:ascii="Times New Roman" w:hAnsi="Times New Roman" w:eastAsia="宋体"/>
+                <w:b/>
+                <w:color w:val="191919"/>
+                <w:sz w:val="19"/>
+              </w:rPr>
+              <w:t>EP03《少年的决定》</w:t>
+            </w:r>
+          </w:p>
+        </w:tc>
+        <w:tc>
+          <w:tcPr>
+            <w:tcW w:type="dxa" w:w="7992"/>
+            <w:vAlign w:val="center"/>
+            <w:tcMar>
+              <w:top w:w="105" w:type="dxa"/>
+              <w:bottom w:w="105" w:type="dxa"/>
+              <w:left w:w="145" w:type="dxa"/>
+              <w:right w:w="145" w:type="dxa"/>
+            </w:tcMar>
+            <w:shd w:fill="F7FAFC"/>
+          </w:tcPr>
+          <w:p>
+            <w:pPr>
+              <w:spacing w:before="40" w:after="40" w:line="341" w:lineRule="auto"/>
+              <w:jc w:val="left"/>
+            </w:pPr>
+            <w:r/>
+            <w:r>
+              <w:rPr>
+                <w:rFonts w:ascii="Times New Roman" w:hAnsi="Times New Roman" w:eastAsia="宋体"/>
+                <w:b w:val="0"/>
+                <w:color w:val="191919"/>
+                <w:sz w:val="19"/>
+              </w:rPr>
+              <w:t>• 【3-2　内　徐图图家·徐图图卧室与501室赵左右卧室（交叉剪辑） — 夜】2008年1月24日夜。徐图图家卧室内暖黄色的台灯静静亮着，墙面贴着温馨的明信片与手绘贴纸。16岁的徐图图戴着黑色金属细圆框眼镜，身穿米白色粗棒针毛衣端坐在书桌前，正在操作一台黑色IBM笔记本电脑。 电脑屏幕上打开着“与 狂野阳光 聊天中”的QQ2008对话窗口。徐图图手指轻敲键盘输入拼音“yiqi”，选定“1:一起”，怀着隐秘的期待发出一条消息。 徐图图双手托腮盯着屏幕等了几秒，见对方的头像迟迟没有跳动，神色略显局促地抿了抿嘴角，又飞快敲击键盘补发了一条消息。 紧接着，徐图图发来的两条“下周二麻辣烫店大胃王挑战赛（核心台词：徐图图（QQ消息）：“寒假快乐 OvO，下周二麻辣烫店有大胃王挑战赛，一起去吧！” ／ 徐图图（QQ消息）：“不想去的话也没关系&gt;&lt;！”）</w:t>
+              <w:br/>
+              <w:t>• 【3-3　内　老居民楼502室·赵了房间与501室赵左右卧室（交叉剪辑与三分屏） — 夜】赵了注视着屏幕上徐图图发来的邀请以及赵左右留在输入框里的那句“要不下次吧（”，苍老的眼底浮起一抹温和而笃定的笑意。他移动鼠标点击顶栏按钮将“远程控制”切换为“开启”，修长的手指按动退格键，将“要不下次吧（”逐字删空，随后替16岁的自己飞快敲下一行字并点击发送。 【交叉剪辑·徐图图卧室】守在IBM笔记本电脑前的徐图图听到提示音，看到屏幕跳出“狂野阳光：好呀，几点？”，原本失落的眼睛瞬间亮起璀璨的光彩，惊喜地捂住嘴，随即十指如飞地秒回过去。（核心台词：徐图图（QQ消息）：“晚上五点半、不见不散 (/≧∇≦)/” ／ 赵左右（闪回）：“我喜欢徐图图！”）</w:t>
+              <w:br/>
+              <w:t>• 【3-17　内　街边精品杂货店 — 日】午后的精品杂货店内暖意融融，货架上摆满了各式贺卡与毛线。16岁的徐图图戴着浅灰色粗毛线围巾、身穿米杏色棉服走进店里，在文具架前拿起一张深蓝色雪人立体贺卡——内页印着“Best Wishes For You”，右上角贴着白色价格标签“立体贺卡 ¥ 35”。 徐图图翻看背面35元的价格签后，轻轻叹了口气将雪人贺卡放回原处，转身走到旁边的毛线货架后挑选毛线。 恰在此时，身穿黑色毛呢大衣的王一漫与身穿浅天蓝色大衣的闺蜜尚雪结伴走进店里挑贺卡。躲在毛线架后面的徐图图清晰听见了两人的对话。 王一漫与尚雪说笑着离开精品店。毛线架（核心台词：徐图图：“好可爱啊……” ／ 徐图图：“明天……明天不是周二吗？晚上，他真的会来和我一起参加大胃王比赛吗？”）</w:t>
+              <w:br/>
+              <w:t>• 【3-21　外/内　八中后街·砂锅麻辣烫店（第一阶段：徐图图提前一小时赴约） — 黄昏】傍晚时分，八中后街的“砂锅麻辣烫”店门头挂起了红底白字横幅——“麻辣烫‘大胃王’挑战赛”。16岁的徐图图身穿米黄色连帽羽绒服、戴着白色毛绒耳罩骑自行车早早赶到店门外，麻辣烫店舒老板笑呵呵地迎了出来。 徐图图抿了抿嘴唇，脸颊微红，小声地开口。 徐图图走进温暖的麻辣烫店里靠窗坐下，从口袋里掏出白红配色的索尼爱立信（Sony Ericsson）直板手机，在短信编辑框里敲下“我到麻辣烫店了，你到哪了？”，犹豫片刻后又按退格键逐字删掉。（核心台词：麻辣烫舒老板：“图图，这么早就过来了？” ／ 徐图图：“中午特地没吃饭，一会儿保准让你大开眼界！” ／ 徐图图：“那不行，愿赌服输！不过他要是输了，我替他买单。”）</w:t>
+              <w:br/>
+              <w:t>• 【3-22　内　电影院·3号放映厅外走廊（赵左右溜出放映厅） — 黄昏】电影院3号放映厅外走廊里，电影《长江七号》尚未结束，心神不宁的16岁赵左右悄悄推开隔音门溜出放映厅。41岁的荀未来立刻紧随其后追了出来，在走廊里拦住他。 赵左右往前凑了半步，目光认真地盯着对方。（核心台词：赵左右：“可我先答应了徐图图啊。” ／ 荀未来：“行，那你现在就给徐图图发一个信息，说改天，这总不算食言吧？”）</w:t>
+              <w:br/>
+              <w:t>• 【3-23　内　八中后街·砂锅麻辣烫店（第二阶段：17:15等候与收到短信） — 黄昏】砂锅麻辣烫店内，墙上的圆形挂钟已经指向“5:15”。舒老板端来一碟爽口小菜放在徐图图面前的木桌上。 徐图图连忙拿起手机点开收件箱——只见发件人“赵左右”发来一条最新短信：“我会准时到的，不见不散！”徐图图原本忐忑的脸上瞬间绽放出无比灿烂的笑容！（核心台词：徐图图：“我还是想等他一起来吃，你先放这儿吧。”）</w:t>
+              <w:br/>
+              <w:t>• 【3-24　内　电影院·3号放映厅外走廊（少年的决定） — 黄昏】电影院走廊里，16岁的赵左右抬起头，将自己的手机屏幕亮到41岁荀未来的眼前——原来刚才他低头按手机，根本不是听从荀未来的命令去发“改天”，而是亲手给徐图图发出了那句“我会准时到的，不见不散！”</w:t>
+              <w:br/>
+              <w:t>• 【3-27　内　电影院·男洗手间（41岁荀未来与66岁赵了正面对决） — 夜】听到赵了亲口叫出“徐图图。舒图”两个名字，荀未来瞳孔骤缩！沉默了两秒后，荀未来嘴角勾起一抹讥诮而残酷的冷笑。（核心台词：赵了：“徐图图。舒图。”）</w:t>
+              <w:br/>
+              <w:t>• 【3-28　内　电影院·男洗手间（诺基亚E90壁纸惊魂） — 夜】只见黑色诺基亚E90亮起的主屏幕壁纸上，赫然显示着年轻赵左右与少女徐图图的亲密合照！</w:t>
+            </w:r>
+          </w:p>
+        </w:tc>
+      </w:tr>
+      <w:tr>
+        <w:trPr>
+          <w:cantSplit/>
+        </w:trPr>
+        <w:tc>
+          <w:tcPr>
+            <w:tcW w:type="dxa" w:w="2376"/>
+            <w:vAlign w:val="center"/>
+            <w:tcMar>
+              <w:top w:w="105" w:type="dxa"/>
+              <w:bottom w:w="105" w:type="dxa"/>
+              <w:left w:w="145" w:type="dxa"/>
+              <w:right w:w="145" w:type="dxa"/>
+            </w:tcMar>
+          </w:tcPr>
+          <w:p>
+            <w:pPr>
+              <w:spacing w:before="40" w:after="40" w:line="341" w:lineRule="auto"/>
+              <w:jc w:val="center"/>
+            </w:pPr>
+            <w:r/>
+            <w:r>
+              <w:rPr>
+                <w:rFonts w:ascii="Times New Roman" w:hAnsi="Times New Roman" w:eastAsia="宋体"/>
+                <w:b/>
+                <w:color w:val="191919"/>
+                <w:sz w:val="19"/>
+              </w:rPr>
+              <w:t>EP04《避风港争夺战》</w:t>
+            </w:r>
+          </w:p>
+        </w:tc>
+        <w:tc>
+          <w:tcPr>
+            <w:tcW w:type="dxa" w:w="7992"/>
+            <w:vAlign w:val="center"/>
+            <w:tcMar>
+              <w:top w:w="105" w:type="dxa"/>
+              <w:bottom w:w="105" w:type="dxa"/>
+              <w:left w:w="145" w:type="dxa"/>
+              <w:right w:w="145" w:type="dxa"/>
+            </w:tcMar>
+          </w:tcPr>
+          <w:p>
+            <w:pPr>
+              <w:spacing w:before="40" w:after="40" w:line="341" w:lineRule="auto"/>
+              <w:jc w:val="left"/>
+            </w:pPr>
+            <w:r/>
+            <w:r>
+              <w:rPr>
+                <w:rFonts w:ascii="Times New Roman" w:hAnsi="Times New Roman" w:eastAsia="宋体"/>
+                <w:b w:val="0"/>
+                <w:color w:val="191919"/>
+                <w:sz w:val="19"/>
+              </w:rPr>
+              <w:t>• 【4-1　内　八中后街·砂锅麻辣烫店 — 夜】靠窗的木桌前，16岁的徐图图身穿米黄色连帽羽绒服、内搭白色翻领衬衫与米色针织衫，鼻梁上架着那副秀气的金属细圆框眼镜，正独自一人端坐着等候。 徐图图听到动静抬起头，原本微抿的嘴角瞬间绽开一抹温柔而欣喜的笑意。 徐图图温和地摇了摇头，将桌上的热茶杯往赵左右面前推了推。 赵左右拉开木椅在徐图图对面坐下。暖黄色的灯光下，徐图图看清赵左右的左脸颊与额角处有一道赶路擦出的浅红印记，不禁微微倾身，眼神里透出关切。 赵左右下意识摸了摸左脸颊，有些不好意思地挠了挠后脑勺，冲徐图图露出一个憨厚爽朗的笑容，麻利地拿起竹筒里的一次性竹筷掰（核心台词：徐图图：“没事，我也刚到。谢谢。” ／ 徐图图：“你这脸怎么了？”）</w:t>
+              <w:br/>
+              <w:t>• 【4-3　外　长林市·风雪长街 — 夜】荀未来独自一人行走在空旷寂静的雪街上。一想到自己被66岁的老年版自己用一沓电影票算计得死死的、不仅没拦住赵左右和徐图图吃麻辣烫，还狼狈得靠母亲解围，荀未来气得停下脚步，朝着路边的空气狠狠飞起一脚，脚底一滑差点摔个趔趄。</w:t>
+              <w:br/>
+              <w:t>• 【4-11　内/外　八中后街·砂锅麻辣烫店与店外风雪街头 — 夜】荀未来狐疑地一转头，目光正好落在店堂侧墙悬挂的木框黑板上——只见黑板顶部写着“大胃王挑战赛排行榜”，下方的粉笔字清清楚楚地列着名次：“第一名 王林 十二碗 ｜ 第二名 刘宁 十一碗 ｜ 第三名 丽娜 十碗 ｜ 第四名 黄政杨 ｜ 第五名 孙蕾 八碗 ｜ 第六名 孙艺宁 七碗 ｜ 第七名 徐图图 ｜ 第八名 赵左右 五碗 ｜ 第九名 张宁 四碗 ｜ 第十名 胡雪桐 三碗”。 荀未来指着黑板上的“第七名 徐图图”和“第八名 赵左右 五碗”，转头冲舒老板冷笑一声。（核心台词：麻辣烫舒老板：“没女孩儿！我记得是个小伙子，叫什么图图……” ／ 荀未来：“徐图图？！这名字怎么听也不像个小伙子呀！”）</w:t>
+            </w:r>
+          </w:p>
+        </w:tc>
+      </w:tr>
+      <w:tr>
+        <w:trPr>
+          <w:cantSplit/>
+        </w:trPr>
+        <w:tc>
+          <w:tcPr>
+            <w:tcW w:type="dxa" w:w="2376"/>
+            <w:vAlign w:val="center"/>
+            <w:tcMar>
+              <w:top w:w="105" w:type="dxa"/>
+              <w:bottom w:w="105" w:type="dxa"/>
+              <w:left w:w="145" w:type="dxa"/>
+              <w:right w:w="145" w:type="dxa"/>
+            </w:tcMar>
+            <w:shd w:fill="F7FAFC"/>
+          </w:tcPr>
+          <w:p>
+            <w:pPr>
+              <w:spacing w:before="40" w:after="40" w:line="341" w:lineRule="auto"/>
+              <w:jc w:val="center"/>
+            </w:pPr>
+            <w:r/>
+            <w:r>
+              <w:rPr>
+                <w:rFonts w:ascii="Times New Roman" w:hAnsi="Times New Roman" w:eastAsia="宋体"/>
+                <w:b/>
+                <w:color w:val="191919"/>
+                <w:sz w:val="19"/>
+              </w:rPr>
+              <w:t>EP05《回家》</w:t>
+            </w:r>
+          </w:p>
+        </w:tc>
+        <w:tc>
+          <w:tcPr>
+            <w:tcW w:type="dxa" w:w="7992"/>
+            <w:vAlign w:val="center"/>
+            <w:tcMar>
+              <w:top w:w="105" w:type="dxa"/>
+              <w:bottom w:w="105" w:type="dxa"/>
+              <w:left w:w="145" w:type="dxa"/>
+              <w:right w:w="145" w:type="dxa"/>
+            </w:tcMar>
+            <w:shd w:fill="F7FAFC"/>
+          </w:tcPr>
+          <w:p>
+            <w:pPr>
+              <w:spacing w:before="40" w:after="40" w:line="341" w:lineRule="auto"/>
+              <w:jc w:val="left"/>
+            </w:pPr>
+            <w:r/>
+            <w:r>
+              <w:rPr>
+                <w:rFonts w:ascii="Times New Roman" w:hAnsi="Times New Roman" w:eastAsia="宋体"/>
+                <w:b w:val="0"/>
+                <w:color w:val="191919"/>
+                <w:sz w:val="19"/>
+              </w:rPr>
+              <w:t>• 【5-6　外　红砖街道 — 夜】夜幕降临，积雪覆盖的红砖墙街道上，十六岁的徐图图身穿浅薄荷绿牛角扣连帽大衣、戴着金属细圆框眼镜，手里握着红白配色的索爱滑盖手机边走边低头翻看。手机屏幕停留在通讯录界面，列表上依次显示着“新联系人、爸爸、班主任、家、妈妈、赵左右”。（核心台词：徐图图：“好几天不在线，不会出什么事了吧。”）</w:t>
+              <w:br/>
+              <w:t>• 【5-8　外/内　飞霞路·公用电话亭 — 夜】飞霞路与知西北街交口，徐图图走进绿色的中国网通公用电话亭，将IC卡插入“仅限于IC卡”插槽，对照手机屏幕上的号码按键拨打赵左右的电话，握着听筒小声给自己鼓劲。 电话听筒里传来冰冷的系统提示音：您好，您拨打的用户已关机。徐图图握着听筒，眉头紧锁。 就在这时，电话亭磨砂玻璃外的雪地上，一道黑影缓缓逼近。徐图图吓得脸色发白，误以为遇到了尾随歹徒，惊慌失措地按下紧急报警键对着听筒急呼。 徐图图挂断听筒，双手死死握拳深呼吸，摆出防身架势紧盯着电话亭门。 王一漫刚站起身走过电话亭门前，徐图图猛地推门飞起一脚踹出，正好将毫无防备（核心台词：徐图图：“没事没事，他只要接通就好了，听到他的声音我就挂掉。” ／ 徐图图：“连手机也关机了，不会真出事了吧？” ／ 徐图图：“飞霞路电话亭，请快些来！”）</w:t>
+              <w:br/>
+              <w:t>• 【5-9　内/外　徐图图家·客厅与二楼走廊阳台 — 夜】徐图图家温馨的客厅内生着暖融融的取暖铁炉，炉盖上烤着几块滋滋冒油的红薯，墙上挂着印有“2008戊子年”的挂历。徐图图正小心翼翼地替王一漫擦伤的鼻梁贴上一枚粉底草莓图案的卡通创可贴，满脸愧疚地连声道歉。 王一漫摸了摸鼻梁上的创可贴，温和地冲徐图图摇了摇头。 两人在铁炉旁的小椅上坐下。徐图图双手拢在膝头，好奇地询问。 徐图图眼睛顿时亮了起来，双手托腮满脸羡慕地比划着。 王一漫环顾着徐图图家贴满年画、充满市井烟火气的屋子，眼神渐渐柔和下来，轻声感叹。 徐图图伸手从滚烫的铁炉盖上拿起一块烤熟的红薯，被烫得缩手倒吸一口气，连（核心台词：徐图图：“对不起啊一漫。” ／ 徐图图：“你也住在这附近吗？” ／ 徐图图：“天哪，你家住飞霞湾啊？那里可漂亮了，跟个景点似的。我听说里面还有泳池、喷泉，我还从来没走进去看过呢。”）</w:t>
+              <w:br/>
+              <w:t>• 【5-15　内　王一漫家别墅·玄关与客厅 — 夜】王一漫低着头，手指捏着衣角，小心翼翼地试图保住那枚徐图图替她贴上的卡通创可贴。</w:t>
+            </w:r>
+          </w:p>
+        </w:tc>
+      </w:tr>
+      <w:tr>
+        <w:trPr>
+          <w:cantSplit/>
+        </w:trPr>
+        <w:tc>
+          <w:tcPr>
+            <w:tcW w:type="dxa" w:w="2376"/>
+            <w:vAlign w:val="center"/>
+            <w:tcMar>
+              <w:top w:w="105" w:type="dxa"/>
+              <w:bottom w:w="105" w:type="dxa"/>
+              <w:left w:w="145" w:type="dxa"/>
+              <w:right w:w="145" w:type="dxa"/>
+            </w:tcMar>
+          </w:tcPr>
+          <w:p>
+            <w:pPr>
+              <w:spacing w:before="40" w:after="40" w:line="341" w:lineRule="auto"/>
+              <w:jc w:val="center"/>
+            </w:pPr>
+            <w:r/>
+            <w:r>
+              <w:rPr>
+                <w:rFonts w:ascii="Times New Roman" w:hAnsi="Times New Roman" w:eastAsia="宋体"/>
+                <w:b/>
+                <w:color w:val="191919"/>
+                <w:sz w:val="19"/>
+              </w:rPr>
+              <w:t>EP06《暖雪》</w:t>
+            </w:r>
+          </w:p>
+        </w:tc>
+        <w:tc>
+          <w:tcPr>
+            <w:tcW w:type="dxa" w:w="7992"/>
+            <w:vAlign w:val="center"/>
+            <w:tcMar>
+              <w:top w:w="105" w:type="dxa"/>
+              <w:bottom w:w="105" w:type="dxa"/>
+              <w:left w:w="145" w:type="dxa"/>
+              <w:right w:w="145" w:type="dxa"/>
+            </w:tcMar>
+          </w:tcPr>
+          <w:p>
+            <w:pPr>
+              <w:spacing w:before="40" w:after="40" w:line="341" w:lineRule="auto"/>
+              <w:jc w:val="left"/>
+            </w:pPr>
+            <w:r/>
+            <w:r>
+              <w:rPr>
+                <w:rFonts w:ascii="Times New Roman" w:hAnsi="Times New Roman" w:eastAsia="宋体"/>
+                <w:b w:val="0"/>
+                <w:color w:val="191919"/>
+                <w:sz w:val="19"/>
+              </w:rPr>
+              <w:t>• 【6-1　外　长林市·冰封湖面与湖滨石栏 — 夜】湖滨石护栏岸边，身穿浅绿色牛角扣连帽大衣、戴着圆框眼镜的十六岁徐图图焦急地冲到栏杆前，一边解下岸边悬挂的红色救生圈，一边朝冰面上的赵左右大声呼喊。 徐图图急得双手往下压，示意他降低重心分散压力。 徐图图抡起系着长麻绳的红色救生圈，数着节拍奋力抛向冰面。救生圈滑落到赵左右身侧不远处。 徐图图指着救生圈落点的方向急切挥手。赵左右平躺在薄冰上，战战兢兢地朝救生圈方向翻滚过去。 冰层随着赵左右的翻滚发出令人牙酸的咯吱声，徐图图双手紧握麻绳，紧张得心提到了嗓子眼。 赵左右终于够到了红色救生圈，双手死死抱住圈体。岸上的徐图图双（核心台词：徐图图：“趴下！你快趴下！” ／ 赵左右：“图图？” ／ 徐图图：“趴下！”）</w:t>
+              <w:br/>
+              <w:t>• 【6-4　外/内　飞霞路·公用电话亭与人生无限有限公司工位（2058） — 日】【闪回·2008长林八中乐器室及家属楼】赵了在远处默默注视着十六岁的赵左右抱猫走出楼门、在乐器室与徐图图并肩排练。</w:t>
+              <w:br/>
+              <w:t>• 【6-11　内　徐图图家·客厅 — 昏】除夕傍晚，徐图图家温馨的客厅里，十六岁的徐图图双手捧着自己亲手编织的白色粗针织毛线帽——帽檐上绣着可爱的眨眼笑脸与小雏菊，献宝似地递给身穿深色绗缝棉服、围着灰围巾准备出门上夜班的母亲舒洁看。 徐图图心疼地看着母亲身上的厚棉服，小声询问。 徐图图懂事地挽住母亲的胳膊摇了摇头。 母亲出门后，徐图图坐到笔记本电脑前打开长林八中吧，一眼看到了那条《【劲爆消息】跨年夜一起来看暖雪！！！》的热帖。（核心台词：徐图图：“妈，你帮我看看，织得怎么样？” ／ 徐图图：“今年过年也不放假啊？” ／ 徐图图：“我上大学之后就住宿舍了，回来就和你睡嘛，没关系的。”）</w:t>
+              <w:br/>
+              <w:t>• 【6-13　内　徐图图家·客厅 — 夜】暖炉旁，徐图图将织好的白色笑脸毛线帽叠放进精致的绿色礼盒里，盒盖内侧贴着写给赵左右的黄色便利贴（To 赵左右：谢谢你带那一桌冷饮！ / 左右：广播社选举加油！）。徐图图轻轻合上盒盖（画外音）。（核心台词：徐图图：“今晚就是把帽子送给他的最好时机。”）</w:t>
+              <w:br/>
+              <w:t>• 【6-15　外/内　雪夜街道与王一漫家二楼卧室 — 夜】雪夜街头，头戴白色毛绒耳罩、身穿浅蓝色羊羔毛大衣的徐图图怀抱绿色礼盒走到赵左右家楼下，仰望五楼亮灯的窗户，掏出索爱手机给“赵左右（狂野阳光）”发送短信（画外音）。 街角处，怀抱礼盒的徐图图目送赵左右跑向东湖公园方向的背影，疑惑地跟了上去。（核心台词：徐图图：“偷偷告诉你，一个小时后会有火流星出现，有暖雪奇观，你一定要准时出门来看！” ／ 徐图图：“他这是去哪儿啊？”）</w:t>
+              <w:br/>
+              <w:t>• 【6-16　外　东湖公园·三角尖顶礼拜堂前广场 — 夜】礼拜堂转角台阶的阴影暗处，怀抱绿色礼盒的十六岁徐图图静静靠在墙边，将刚才发生的一切尽收眼底。她低头看着礼盒上那张“左右：广播社选举加油！”的黄色便利贴，苦涩地轻声自语。（核心台词：徐图图：“原来只是个误会啊。”）</w:t>
+              <w:br/>
+              <w:t>• 【6-18　外　公园·雪夜木栈道 — 深夜】鹅毛大雪纷纷扬扬地飘落。十六岁的徐图图孤身一人坐在林间木栈道长椅上，肩膀耸动着低头抽泣，戴着兔耳手套的双手缓缓拆开怀里的绿色礼盒，露出那顶绣着眨眼笑脸的白色毛线帽。 突然，一把画着黄色叉眼笑脸涂鸦的透明雨伞稳稳伸到徐图图头顶，替她挡住了漫天风雪。一名盘着黑发、身穿黑色高领毛呢大衣、左手无名指佩戴着一枚银色婚戒的中年女子——四十一岁成年后的舒图，正静静站在长椅旁，神情清冷而温柔地垂眸看着十六岁的自己。 十六岁的徐图图含泪惊讶地抬起头。四十一岁的舒图握着伞柄，淡淡开口。</w:t>
+            </w:r>
+          </w:p>
+        </w:tc>
+      </w:tr>
+      <w:tr>
+        <w:trPr>
+          <w:cantSplit/>
+        </w:trPr>
+        <w:tc>
+          <w:tcPr>
+            <w:tcW w:type="dxa" w:w="2376"/>
+            <w:vAlign w:val="center"/>
+            <w:tcMar>
+              <w:top w:w="105" w:type="dxa"/>
+              <w:bottom w:w="105" w:type="dxa"/>
+              <w:left w:w="145" w:type="dxa"/>
+              <w:right w:w="145" w:type="dxa"/>
+            </w:tcMar>
+            <w:shd w:fill="F7FAFC"/>
+          </w:tcPr>
+          <w:p>
+            <w:pPr>
+              <w:spacing w:before="40" w:after="40" w:line="341" w:lineRule="auto"/>
+              <w:jc w:val="center"/>
+            </w:pPr>
+            <w:r/>
+            <w:r>
+              <w:rPr>
+                <w:rFonts w:ascii="Times New Roman" w:hAnsi="Times New Roman" w:eastAsia="宋体"/>
+                <w:b/>
+                <w:color w:val="191919"/>
+                <w:sz w:val="19"/>
+              </w:rPr>
+              <w:t>EP07《舒图来了》</w:t>
+            </w:r>
+          </w:p>
+        </w:tc>
+        <w:tc>
+          <w:tcPr>
+            <w:tcW w:type="dxa" w:w="7992"/>
+            <w:vAlign w:val="center"/>
+            <w:tcMar>
+              <w:top w:w="105" w:type="dxa"/>
+              <w:bottom w:w="105" w:type="dxa"/>
+              <w:left w:w="145" w:type="dxa"/>
+              <w:right w:w="145" w:type="dxa"/>
+            </w:tcMar>
+            <w:shd w:fill="F7FAFC"/>
+          </w:tcPr>
+          <w:p>
+            <w:pPr>
+              <w:spacing w:before="40" w:after="40" w:line="341" w:lineRule="auto"/>
+              <w:jc w:val="left"/>
+            </w:pPr>
+            <w:r/>
+            <w:r>
+              <w:rPr>
+                <w:rFonts w:ascii="Times New Roman" w:hAnsi="Times New Roman" w:eastAsia="宋体"/>
+                <w:b w:val="0"/>
+                <w:color w:val="191919"/>
+                <w:sz w:val="19"/>
+              </w:rPr>
+              <w:t>• 【7-1　外/内　都市高楼·商务车与后台化妆间（2035） — 日/昏】现代都市高耸入云的玻璃幕墙建筑群在晴空下延展，屏幕中央浮现年份字样：2035。 一辆黑色豪华商务车平稳行驶在都市高架桥上。后座里，留着微卷长发背头、身穿灰色西装内搭白T恤的四十一岁赵左右闭目靠在真皮头枕上，右手疲惫地揉捏着眉心。前排男司机专心驾驶，副驾后方身穿职业装的女助理转过身，轻声唤他。（核心台词：老罗（电话音）：“不好了老赵，图图出事了！”）</w:t>
+              <w:br/>
+              <w:t>• 【7-2　内　赵了家·卧室 — 夜】片刻后，赵了颤抖着伸手摸过枕边的老款诺基亚滑盖手机。屏幕亮起微光，壁纸上正是十六岁的赵左右与徐图图凑在一起灿烂微笑的自拍合影。赵了苍老的指腹轻轻摩挲着屏幕上的少女面庞，浑浊的眼底涌起滚烫的泪光。（核心台词：赵了：“梦没有往下做……好像它也知道我不敢见你。但是……图图啊……我还能再见你一面，跟你说声再见吗？”）</w:t>
+              <w:br/>
+              <w:t>• 【7-4　内　徐图图家·玄关与客厅 — 夜】五栋六零二室徐图图家玄关门前，身穿浅蓝色毛绒连帽大衣、戴着圆框眼镜的十六岁徐图图推开房门，热情地将身穿黑色双排扣毛呢大衣的四十一岁成年舒图迎进屋内。徐图图把怀里的绿色礼盒放到桌上，转身去拎绿色暖水瓶；舒图收拢那把画着黄色叉眼笑脸涂鸦的透明雨伞，随手带门却没关严，门锁弹开了一条缝。 舒图回身用力一拉，咔哒一声将防盗门关严，顺手把黄笑脸雨伞挂在门边，迈步走进陈设质朴却暖意融融的客厅，目光复杂地环视着二十五年前自己与母亲相依为命的旧居。徐图图捧着一杯刚倒好的温水走过来，双手递到舒图面前。 十六岁的徐图图双手规矩地放在膝盖（核心台词：徐图图：“阿姨您请进，您先坐一下。哎，哦，那……那个门要……用力。” ／ 徐图图：“先喝点热水，暖暖身子。” ／ 徐图图：“见笑了，您是北京来的，北京是大城市，我们长林小地方。”）</w:t>
+              <w:br/>
+              <w:t>• 【7-8　内　人生有限公司·会谈室与舒图家（2033） — 日/夜】舒图站在客厅中央剧烈喘息，痛苦地抱头蹲在地上哭泣。一本烫金封面的《青春回忆录》相册掉落在地，里面滑出一张二零零八年寒假麻辣烫店“大胃王挑战赛”的合影——照片上赫然是十六岁的徐图图与十六岁的赵左右！舒图伸手捡起照片，眉头紧锁，眼神里满是困惑与震惊。 一阵剧烈的刺痛突然袭上脑海，一幕幕原本不属于她原有记忆的画面在脑海中飞速闪回：暖色光晕下的高中教室里十六岁徐图图的回眸、课桌前的低头、麻辣烫店里徐图图低头喝汤与赵左右被烫到捂嘴摆手、寒夜冰封湖面有人落水挣扎与徐图图在雪地里焦急奔跑呼救！舒图双手死死捂住头部，痛苦地闭眼呻吟</w:t>
+              <w:br/>
+              <w:t>• 【7-14　外　公园·雪夜木栈道 — 夜】突然，一把熟悉的黄色叉眼笑脸涂鸦透明雨伞从画外伸到了她的头顶，替她挡住了漫天风雪。四十一岁的舒图泪眼朦胧地抬起头——只见戴着黑框眼镜、身穿浅蓝色羊羔绒大衣的十六岁徐图图正双手戴着白手套，站在长椅旁温柔地替她撑着那把黄笑脸雨伞！ 望着眼前十六岁纯真温暖的自己，四十一岁的舒图再也控制不住满腔的悲怆，猛地站起身一把将十六岁的徐图图紧紧拥入怀中，把脸埋在少女的肩头失声痛哭。十六岁的徐图图怔了怔，单手稳稳撑住黄笑脸透明雨伞，另一只戴着白手套的手轻轻环住舒图的后背温柔拍抚。（核心台词：徐图图：“阿姨，你的伞呢？”）</w:t>
+              <w:br/>
+              <w:t>• 【7-16　外/内　徐图图家·客厅与卧室 — 深夜】五栋六零二室温暖的客厅炉火旁，两人隔着小方桌对坐。四十一岁的舒图靠在扶手椅里，两手捧着撕开的绿色薯条包装袋，正一根根往嘴里送；十六岁的徐图图穿着米白蓝粉提花毛衣开衫，双手规矩地搭在膝盖上，充满善意地看着她。 徐图图腼腆地抿嘴一笑，眼睛微弯，低头轻声解释。 徐图图微微低头，双手轻轻捏紧衣角，随后抬起清澈诚挚的双眼注视着舒图。 徐图图没有流露出半分惊讶或害怕，反而神色温和，眼神中透着超越年龄的理解与怜惜。 舒图猛然抬眼，脸上的冷漠面具出现了一丝裂痕，目光久久凝视着徐图图年轻纯真的脸庞，嘴唇微动，低沉而认真地轻声发问。 （核心台词：徐图图：“不够还有，我买了很多。” ／ 徐图图：“我妈昨天给了我一百块买年夜饭，我就花了十五。” ／ 徐图图：“大年三十的，你这么远来长林找他，一定是一个很深情的人。我妈说，深情的人心都不坏。”）</w:t>
+            </w:r>
+          </w:p>
+        </w:tc>
+      </w:tr>
+      <w:tr>
+        <w:trPr>
+          <w:cantSplit/>
+        </w:trPr>
+        <w:tc>
+          <w:tcPr>
+            <w:tcW w:type="dxa" w:w="2376"/>
+            <w:vAlign w:val="center"/>
+            <w:tcMar>
+              <w:top w:w="105" w:type="dxa"/>
+              <w:bottom w:w="105" w:type="dxa"/>
+              <w:left w:w="145" w:type="dxa"/>
+              <w:right w:w="145" w:type="dxa"/>
+            </w:tcMar>
+          </w:tcPr>
+          <w:p>
+            <w:pPr>
+              <w:spacing w:before="40" w:after="40" w:line="341" w:lineRule="auto"/>
+              <w:jc w:val="center"/>
+            </w:pPr>
+            <w:r/>
+            <w:r>
+              <w:rPr>
+                <w:rFonts w:ascii="Times New Roman" w:hAnsi="Times New Roman" w:eastAsia="宋体"/>
+                <w:b/>
+                <w:color w:val="191919"/>
+                <w:sz w:val="19"/>
+              </w:rPr>
+              <w:t>EP08《时间的玩笑》</w:t>
+            </w:r>
+          </w:p>
+        </w:tc>
+        <w:tc>
+          <w:tcPr>
+            <w:tcW w:type="dxa" w:w="7992"/>
+            <w:vAlign w:val="center"/>
+            <w:tcMar>
+              <w:top w:w="105" w:type="dxa"/>
+              <w:bottom w:w="105" w:type="dxa"/>
+              <w:left w:w="145" w:type="dxa"/>
+              <w:right w:w="145" w:type="dxa"/>
+            </w:tcMar>
+          </w:tcPr>
+          <w:p>
+            <w:pPr>
+              <w:spacing w:before="40" w:after="40" w:line="341" w:lineRule="auto"/>
+              <w:jc w:val="left"/>
+            </w:pPr>
+            <w:r/>
+            <w:r>
+              <w:rPr>
+                <w:rFonts w:ascii="Times New Roman" w:hAnsi="Times New Roman" w:eastAsia="宋体"/>
+                <w:b w:val="0"/>
+                <w:color w:val="191919"/>
+                <w:sz w:val="19"/>
+              </w:rPr>
+              <w:t>• 【8-1　外/内　和艺北街×飞霞路公用电话亭与徐图图家卧室 — 深夜】与此同时，五栋六零二室徐图图家的卧室内，身穿白色印花长袖睡衣配红白格子睡裤的四十一岁舒图坐在床头，手里将白红配色的索爱滑盖手机紧贴在耳边，眉头紧锁，对着沉默的听筒再次冷声追问。 卧室内，舒图把手机从耳边拿开看了一眼暗下去的屏幕，神色微怔；靠坐在床头被窝里、身穿同款白色印花睡衣并戴着圆框眼镜的十六岁徐图图好奇地仰起脸看向她。 徐图图眨了眨眼睛，探身追问了一句。 舒图合上滑盖，将手机递还给床上的徐图图。徐图图双手接过手机握在身前，舒图看着十六岁毫无防备的自己，严肃地叮嘱道。 徐图图低头摆弄着手里的手机，眼神有些闪躲，随（核心台词：徐图图：“挂了？” ／ 徐图图：“嗯……骗子吗？” ／ 徐图图：“嗯。”）</w:t>
+              <w:br/>
+              <w:t>• 【8-2　内　徐图图家·卧室 — 深夜】老旧的筒子楼外悬挂着红灯笼，远处夜空偶有零星的烟花绽放。昏暗静谧的卧室内，四十一岁的舒图与十六岁的徐图图同躺在一张床上。徐图图翻来覆去睡不着，悄悄转过身，在被窝里掏出索爱手机按亮屏幕。 手机屏幕上显示着凌晨一点四十分与“赵左右（狂野阳光）”的短信界面，徐图图拇指按动键盘输入拼音“ni zai gan ma lie”，在输入框里敲出“你在干嘛咧”五个字，大拇指悬停在发送键上方迟迟不敢按下，眉头微蹙，眼神里满是纠结与担忧。 徐图图咬了咬嘴唇，再次把大拇指移到发送键上准备按下。就在这时，身旁一直背对着她平躺闭目养神的舒图（核心台词：徐图图（内心独白）：“跨年夜的事，他应该还没缓过来吧？我是不是不应该这么快找他？可是他伤心的时候，我更应该安慰他一下吧？” ／ 徐图图：“呃……阿姨，你怎么也没睡啊？” ／ 徐图图：“谁啊？”）</w:t>
+              <w:br/>
+              <w:t>• 【8-4　内　502室赵了卧室·漫画屋里间与501室赵左右卧室（三代清晨交叉剪辑） — 晨】赵左右随手拿起放在床头柜上的诺基亚直板手机，点开一条上午九点二十分刚收到的未读短信——发件人备注为“徐图图（一只坨坨）”。赵左右看着屏幕上的文字，嘴角不由自主地漾开明朗灿烂的笑容。（核心台词：徐图图（短信画外音）：“左右！学校旁边那家咖啡厅开业喽，中午一起去看看吗？”）</w:t>
+              <w:br/>
+              <w:t>• 【8-5　内　徐图图家·卧室与客厅 — 日】徐图图家卧室内，头戴细黑框眼镜、扎着高马尾、身穿草绿色毛绒套头毛衣内搭白衬衫的十六岁徐图图正坐在床沿，双手捧着索爱手机看着九点二十二分收到的回复短信，脸上满是欢喜的笑意。 就在徐图图对着手机屏幕傻笑时，身穿黑色长款双排扣毛呢大衣内搭黑高领衫的四十一岁舒图突然从她身后伸出手，一把抽走了她手里的手机！徐图图吓了一跳，惊慌地抬起头双手护在胸前。舒图扫了一眼屏幕上的聊天记录，眉头一挑。 徐图图急忙伸手去拿手机，舒图顺手将手机递还给她。徐图图接回手机紧紧攥在胸前，不满地嘟囔。 舒图板起脸孔，居高临下地紧盯着徐图图，伸出右手食（核心台词：徐图图：“干嘛抢我手机啊？” ／ 舒图：“徐图图，晚上也就算了，白天你怎么也这么冲动啊？” ／ 徐图图：“我哪冲动了？我想了一晚上了！”）</w:t>
+              <w:br/>
+              <w:t>• 【8-6　外/内　积雪街道·公用电话亭与漫画屋店堂（交叉剪辑） — 日】白雪覆盖的街道人行道上，身穿黑色长款呢大衣的舒图紧紧抱着那个淡绿色礼盒一路飞奔；身穿米白色牛角扣大衣的徐图图气喘吁吁地在后面全力追赶，一边跑一边四处张望呼喊。（核心台词：徐图图：“我帽子！”）</w:t>
+              <w:br/>
+              <w:t>• 【8-9　内/外　徐图图家·客厅与门外铁梯走廊 — 日】客厅里，已经换好米白色牛角扣连帽大衣的十六岁徐图图并没有出门，而是坐在小椅上，怀里放着针织提篮，正双手握着粗木竹针争分夺秒地重新编织着一团新的白色毛线！ 舒图隔着内窗玻璃看到这一幕，胸口剧烈起伏，推门冲上前一把夺过徐图图手里的针织篮狠狠摔在地上！白色的毛线团与竹针滚落一地，徐图图惊愕地低头看着地面。 十六岁的徐图图没有哭闹，只是沉默地弯下腰，把掉在地上的竹针和白色毛线团一件件捡回提篮里，重新坐端正理好毛线，抬起头平静地劝舒图离开。 徐图图低着头沉默不语，手指依旧一针一线地穿引着白毛线。舒图急得眼泪打转，猛地蹲下身去（核心台词：舒图：“徐图图！” ／ 徐图图：“阿姨，你回去吧。” ／ 徐图图：“可是我现在，真的很快乐啊。既然美好的事情，都是真实存在过的，不是假的，那，又为什么要吃后悔药呢？”）</w:t>
+              <w:br/>
+              <w:t>• 【8-11　外/内　长林咖啡馆·门外雪街与靠窗卡座 — 日】长林八中旁新开业的“長林 Coffee”咖啡馆门外，十六岁的徐图图身穿米白色牛角扣连帽大衣站在路边等候。一辆车牌号为吉A·72217的红色捷达出租车疾驰停在街边，好不容易爬下屋顶的六十六岁赵了手里紧紧攥着那顶白色毛线帽推门下车，刚张嘴唤了一声“图图”，就看见身穿米白色短款连帽羽绒服的十六岁赵左右正从街道另一侧小跑赶来。 赵左右一路小跑冲到徐图图面前刹住脚步；不远处出租车旁的赵了见状立刻停下脚步，把白色毛线帽藏回身侧，站在车门旁欣慰地微笑着注视两个年轻人。徐图图双手插在大衣口袋里，笑盈盈地向赵左右打招呼。 徐图图摇了（核心台词：赵左右：“图图！” ／ 徐图图：“你好。” ／ 徐图图：“没有。你穿那么少，不冷啊？”）</w:t>
+              <w:br/>
+              <w:t>• 【8-13　内/外　长林咖啡馆·靠窗卡座与徐图图家二楼门外 — 日】长林咖啡馆靠窗卡座内，喝完一整杯卡布奇诺的赵左右靠在椅背上，向对面的徐图图敞开心扉聊起文理分科与最近的迷茫。 徐图图双手交叠在桌面上，关切地注视着赵左右的眼睛。 徐图图温柔地看着他，轻声给予鼓励。 徐图图也拈起一根薯条，眉眼弯弯地微笑着宽慰他。 徐图图赞同地微笑点头，赵左右将薯条放进嘴里咀嚼。徐图图低头思索了片刻，忽然鼓起勇气抬起头，目光认真而炽热地注视着赵左右。 赵左右正拿着第二根薯条往嘴边送，闻言动作一顿，惊讶地看着徐图图。 徐图图脸上浮现出对未来的美好憧憬，笑着比划解释。 赵左右看着满脸期盼的徐图图笑了笑，随（核心台词：徐图图：“怎么会找不到动力呢？” ／ 徐图图：“或许，你只是还不了解自己。” ／ 徐图图：“没关系嘛，我们才高一，有的是时间。”）</w:t>
+              <w:br/>
+              <w:t>• 【8-16　外/内　八中铁栅栏外雪街与八中后街砂锅麻辣烫店 — 日】【闪回·长林八中一楼广播室】十六岁的徐图图戴着黑框眼镜坐在调音台鹅颈麦克风前，对着全校师生畅想着未来。（核心台词：徐图图（广播画外音）：“我跟你们说，学校旁边这家麻辣烫的藕，是从磁州运过来的，特别脆！假如很久以后的未来，我能通过时空旅行回到八中，我真的啥都不想干，就想再去这家店吃一次。”）</w:t>
+              <w:br/>
+              <w:t>• 【8-17　内/外　砂锅麻辣烫店·三条鱼漫画屋门外与岁月潭冰湖雪原 — 日】开始音乐蒙太奇： 伴随着抒情插曲（“向前走，或是回头，匆匆寻找某个路口……时间走过，留下不同的解法，在未来里会再见吧”）的动人旋律，正在麻辣烫店里低头吃藕片的舒图似有所感，突然转头望向店堂另一侧靠窗的角落——（核心台词：赵了（画外音）：“图图——！”）</w:t>
+            </w:r>
+          </w:p>
+        </w:tc>
+      </w:tr>
+      <w:tr>
+        <w:trPr>
+          <w:cantSplit/>
+        </w:trPr>
+        <w:tc>
+          <w:tcPr>
+            <w:tcW w:type="dxa" w:w="2376"/>
+            <w:vAlign w:val="center"/>
+            <w:tcMar>
+              <w:top w:w="105" w:type="dxa"/>
+              <w:bottom w:w="105" w:type="dxa"/>
+              <w:left w:w="145" w:type="dxa"/>
+              <w:right w:w="145" w:type="dxa"/>
+            </w:tcMar>
+            <w:shd w:fill="F7FAFC"/>
+          </w:tcPr>
+          <w:p>
+            <w:pPr>
+              <w:spacing w:before="40" w:after="40" w:line="341" w:lineRule="auto"/>
+              <w:jc w:val="center"/>
+            </w:pPr>
+            <w:r/>
+            <w:r>
+              <w:rPr>
+                <w:rFonts w:ascii="Times New Roman" w:hAnsi="Times New Roman" w:eastAsia="宋体"/>
+                <w:b/>
+                <w:color w:val="191919"/>
+                <w:sz w:val="19"/>
+              </w:rPr>
+              <w:t>EP09《人生失控》</w:t>
+            </w:r>
+          </w:p>
+        </w:tc>
+        <w:tc>
+          <w:tcPr>
+            <w:tcW w:type="dxa" w:w="7992"/>
+            <w:vAlign w:val="center"/>
+            <w:tcMar>
+              <w:top w:w="105" w:type="dxa"/>
+              <w:bottom w:w="105" w:type="dxa"/>
+              <w:left w:w="145" w:type="dxa"/>
+              <w:right w:w="145" w:type="dxa"/>
+            </w:tcMar>
+            <w:shd w:fill="F7FAFC"/>
+          </w:tcPr>
+          <w:p>
+            <w:pPr>
+              <w:spacing w:before="40" w:after="40" w:line="341" w:lineRule="auto"/>
+              <w:jc w:val="left"/>
+            </w:pPr>
+            <w:r/>
+            <w:r>
+              <w:rPr>
+                <w:rFonts w:ascii="Times New Roman" w:hAnsi="Times New Roman" w:eastAsia="宋体"/>
+                <w:b w:val="0"/>
+                <w:color w:val="191919"/>
+                <w:sz w:val="19"/>
+              </w:rPr>
+              <w:t>• 【9-1　内　成年赵左右与舒图家·玄关与卧室（2033梦境） — 夜】二零三三年北京寓所内，玄关木柜上摆放着一只精致的相框，相框里是妻子舒图戴着遮阳帽燦烂微笑的照片。留着青灰胡茬、身穿浅灰色翻领针织衫内搭白衬衫的四十一岁赵左右（荀未来）手里提着一袋热气腾腾的外卖推门进屋，一边往餐桌走，一边满脸笑意地朝卧室方向高声呼唤。 荀未来把外卖塑料袋放在餐桌上正准备解开，紧闭的卧室门内传出妻子舒图带着几分习以为常的调侃声。（核心台词：荀未来：“图图？图图？”）</w:t>
+              <w:br/>
+              <w:t>• 【9-2　内/外　漫画屋里间·有轨电车与雪后街道 — 晨】二零零八年寒假结束开学日清晨，三条鱼漫画屋里间榻榻米地铺上，身穿白色长袖卫衣的四十一岁荀未来猛然从噩梦中惊醒坐起，额头渗出冷汗，大口喘着粗气喃喃自语。 地铺另一侧，早已穿好深蓝白条纹校服外套的十六岁陈明正盘腿坐在毯子上，利落地拉上黑色大书包的拉链，转过头淡定地提醒他。（核心台词：荀未来：“左右，这半个月我一直在想啊，你有没有觉得，其实徐图图这个人也挺好的呀？”）</w:t>
+              <w:br/>
+              <w:t>• 【9-5　内　长林八中·高一十班（文科班）教室 — 日】就在这时，教室后门被轻轻推开——身穿浅蓝色羊羔毛外套、背着米白色帆布包的十六岁徐图图走进教室。她摘掉了从前厚重的黑框眼镜，昂首挺胸、眼神自信明亮地环视全班，随后迈着轻快的步伐径直走到王一漫身旁的空位坐下！前排偷看的荀未来惊得眼珠子差点掉出来。 坐在旁边的王一漫看到焕然一新的徐图图，惊喜地转过头上下打量着她。 徐图图脱下浅蓝色外套露出里面的蓝白校服，大大方方地挺起胸膛，笑得眉眼弯弯。 徐图图从帆布包里掏出一只自己用天蓝色毛线纯手工钩织的精致小蝴蝶挂件，双手递到王一漫面前。 王一漫愣了一下，双手托接过那只柔软的天蓝色毛（核心台词：王一漫：“图图！你变化好大。” ／ 徐图图：“有没有看起来自信很多？” ／ 徐图图：“这个送给你。”）</w:t>
+              <w:br/>
+              <w:t>• 【9-9　外/内　G54路有轨电车站台与车厢 — 夜】空荡荡的末班电车车厢内温暖安静，赵左右眼睛不离书本地走到中段蓝色座椅坐下，顺手将黑色双肩书包卸下放在身旁座位上。就在折叠车门即将关闭的瞬间，车门外传来十六岁徐图图气喘吁吁的呼喊声！ 身穿天蓝色羊羔毛连帽大衣、戴着白色毛绒耳罩的徐图图一步跳上电车。她扶着膝盖喘了口气，一抬头便看见了坐在前面的赵左右；赵左右也抬起头看向她，徐图图眉眼一弯，快步走到赵左右正对面的座椅上坐下。 赵左右重新低下头翻动《高考必备便携手册》继续背书。徐图图摘下手上的毛绒手套，偏着头静静看了专注的赵左右好一会儿，主动轻声搭话。 随着电车摇晃前行，徐（核心台词：徐图图（画外音）：“等一下！等一下！” ／ 徐图图：“你也赶末班车啊？” ／ 徐图图：“车上看书容易晕车。”）</w:t>
+              <w:br/>
+              <w:t>• 【9-10　外/内　徐图图家筒子楼下与五栋602室卧室 — 夜】深夜，戴着白色毛绒耳罩的徐图图走进自家筒子楼前的巷道。当她迈步走上外挂铁楼梯时，惊讶地发现原本坏了好几个月的楼梯口声控路灯竟然亮起了温暖明亮的灯光！徐图图仰头看着修好的路灯，开心地会心一笑，快步跑上二楼进屋。 五栋六零二室温馨的卧室内，身穿驼色连帽卫衣的母亲舒洁正站在床边，温柔地替脱下大衣穿校服的女儿徐图图按揉肩膀放松。徐图图舒服地侧过头询问母亲。 徐图图心疼母亲上班辛苦，立刻站起身按着舒洁的肩膀让她在床沿坐下，站在母亲身后用小手卖力地替母亲捏起肩来。 徐图图一边认真地替母亲捶肩，一边想起大年初一深夜那个打来电话说（核心台词：徐图图：“妈，咱家楼梯的那个灯，你修好了？” ／ 徐图图：“换我了，看我的。坐好。” ／ 徐图图：“难道是上次打电话的那个爷爷吗？看来这世上，终归是好人多。”）</w:t>
+              <w:br/>
+              <w:t>• 【9-12　外/内　福慧家园五楼楼道·502室与三条鱼漫画屋 — 夜】深夜，黑色路虎越野车（黑A·6T534）停在福慧家园居民楼下的雪地旁。头戴姜黄色毛线帽、身穿宝蓝色连帽羽绒服的六十六岁赵了推门下车，抬头仰望了一眼五楼亮灯的窗户，呼出一团白气走进单元门。 五楼狭窄的水泥楼道内，赵了走上台阶，抬手敲响了对门五零一室的防盗门。身穿灰色开衫毛衣的母亲刘美奕拉开房门，客气地打招呼。（核心台词：赵了：“没有。我是荀未来的时候，舒图没有来。这次她会选择来，可能是因为徐图图和赵左右，提早了七八年就认识了，在高中时就产生了羁绊，感情更深了。” ／ 赵了：“如果舒图也从小就改变了自己的人生走向，那么一个全新的徐图图，和一个全新的赵左右，正在产生着激烈的相互影响，就像两道浪，越撞越激烈，越撞越激烈，失控，也就越来越加剧。”）</w:t>
+              <w:br/>
+              <w:t>• 【9-13　内/外　徐图图家卧室·赵左右家卧室与学校微机室（深夜交叉剪辑） — 深夜】万籁俱寂的深夜，五栋六零二室徐图图的卧室内，身穿淡紫色软毛绒睡衣的十六岁徐图图在被窝中缓缓睁开双眼，望着窗边随微风轻轻摇曳的星月串珠风铃与剪纸贴画，轻声呢喃。（核心台词：徐图图：“左右，你睡着了吗？”）</w:t>
+            </w:r>
+          </w:p>
+        </w:tc>
+      </w:tr>
+      <w:tr>
+        <w:trPr>
+          <w:cantSplit/>
+        </w:trPr>
+        <w:tc>
+          <w:tcPr>
+            <w:tcW w:type="dxa" w:w="2376"/>
+            <w:vAlign w:val="center"/>
+            <w:tcMar>
+              <w:top w:w="105" w:type="dxa"/>
+              <w:bottom w:w="105" w:type="dxa"/>
+              <w:left w:w="145" w:type="dxa"/>
+              <w:right w:w="145" w:type="dxa"/>
+            </w:tcMar>
+          </w:tcPr>
+          <w:p>
+            <w:pPr>
+              <w:spacing w:before="40" w:after="40" w:line="341" w:lineRule="auto"/>
+              <w:jc w:val="center"/>
+            </w:pPr>
+            <w:r/>
+            <w:r>
+              <w:rPr>
+                <w:rFonts w:ascii="Times New Roman" w:hAnsi="Times New Roman" w:eastAsia="宋体"/>
+                <w:b/>
+                <w:color w:val="191919"/>
+                <w:sz w:val="19"/>
+              </w:rPr>
+              <w:t>EP10《只要我想》</w:t>
+            </w:r>
+          </w:p>
+        </w:tc>
+        <w:tc>
+          <w:tcPr>
+            <w:tcW w:type="dxa" w:w="7992"/>
+            <w:vAlign w:val="center"/>
+            <w:tcMar>
+              <w:top w:w="105" w:type="dxa"/>
+              <w:bottom w:w="105" w:type="dxa"/>
+              <w:left w:w="145" w:type="dxa"/>
+              <w:right w:w="145" w:type="dxa"/>
+            </w:tcMar>
+          </w:tcPr>
+          <w:p>
+            <w:pPr>
+              <w:spacing w:before="40" w:after="40" w:line="341" w:lineRule="auto"/>
+              <w:jc w:val="left"/>
+            </w:pPr>
+            <w:r/>
+            <w:r>
+              <w:rPr>
+                <w:rFonts w:ascii="Times New Roman" w:hAnsi="Times New Roman" w:eastAsia="宋体"/>
+                <w:b w:val="0"/>
+                <w:color w:val="191919"/>
+                <w:sz w:val="19"/>
+              </w:rPr>
+              <w:t>• 【10-8　内　长林八中·高一十班教室（开学考放榜与历史课） — 日】全班瞬间爆发出雷鸣般的掌声！第一排的荀未来眼珠子差点瞪出来，满脸见了鬼般的不可置信；旁边的罗爱文开心地转过身向赵左右比出双剪刀手庆祝，荀未来回过神后也只得硬挤出笑容朝赵左右竖起大拇指；后排的赵左右嘴角扬起灿烂的笑容，转头看向斜前方的徐图图与王一漫，徐图图开心地朝他弯起眉眼，几人相视而笑。</w:t>
+              <w:br/>
+              <w:t>• 【10-9　内/外　学校食堂·教学楼走廊·高一十班与主任办公室 — 日】这句话彻底引爆了赵左右压抑已久的戾气，他猛地扑上前一把揪住荀未来的校服衣领，两个不同时空的自己在走廊里激烈地扭打推搡在一起！刚广播完跑上楼的徐图图见状惊呼一声“荀哥！”，与罗爱文一起拼命冲上前拉开两人，徐图图张开双臂护在荀未来身前劝阻。 失去理智的赵左右连徐图图也一并迁怒，抬手指着徐图图冷酷质问，随后愤然转身推开防火门大步离去！徐图图怔怔地唤了一声“左右……”，荀未来轻轻拍了拍身边失魂落魄的罗爱文的肩膀以示安慰。 第一排的荀未来与罗爱文低着头站起身，默默走出教室罚站；后排的赵左右低垂着眼帘回避视线。中排刚从广播室回（核心台词：荀未来：“左右！徐图图一会儿广播了，我们去广播室凑凑热闹呗！” ／ 徐图图：“你们冷静点！” ／ 徐图图：“一漫，中午我广播的时候，发生了什么吗？”）</w:t>
+            </w:r>
+          </w:p>
+        </w:tc>
+      </w:tr>
+      <w:tr>
+        <w:trPr>
+          <w:cantSplit/>
+        </w:trPr>
+        <w:tc>
+          <w:tcPr>
+            <w:tcW w:type="dxa" w:w="2376"/>
+            <w:vAlign w:val="center"/>
+            <w:tcMar>
+              <w:top w:w="105" w:type="dxa"/>
+              <w:bottom w:w="105" w:type="dxa"/>
+              <w:left w:w="145" w:type="dxa"/>
+              <w:right w:w="145" w:type="dxa"/>
+            </w:tcMar>
+            <w:shd w:fill="F7FAFC"/>
+          </w:tcPr>
+          <w:p>
+            <w:pPr>
+              <w:spacing w:before="40" w:after="40" w:line="341" w:lineRule="auto"/>
+              <w:jc w:val="center"/>
+            </w:pPr>
+            <w:r/>
+            <w:r>
+              <w:rPr>
+                <w:rFonts w:ascii="Times New Roman" w:hAnsi="Times New Roman" w:eastAsia="宋体"/>
+                <w:b/>
+                <w:color w:val="191919"/>
+                <w:sz w:val="19"/>
+              </w:rPr>
+              <w:t>EP11《YOU WIN》</w:t>
+            </w:r>
+          </w:p>
+        </w:tc>
+        <w:tc>
+          <w:tcPr>
+            <w:tcW w:type="dxa" w:w="7992"/>
+            <w:vAlign w:val="center"/>
+            <w:tcMar>
+              <w:top w:w="105" w:type="dxa"/>
+              <w:bottom w:w="105" w:type="dxa"/>
+              <w:left w:w="145" w:type="dxa"/>
+              <w:right w:w="145" w:type="dxa"/>
+            </w:tcMar>
+            <w:shd w:fill="F7FAFC"/>
+          </w:tcPr>
+          <w:p>
+            <w:pPr>
+              <w:spacing w:before="40" w:after="40" w:line="341" w:lineRule="auto"/>
+              <w:jc w:val="left"/>
+            </w:pPr>
+            <w:r/>
+            <w:r>
+              <w:rPr>
+                <w:rFonts w:ascii="Times New Roman" w:hAnsi="Times New Roman" w:eastAsia="宋体"/>
+                <w:b w:val="0"/>
+                <w:color w:val="191919"/>
+                <w:sz w:val="19"/>
+              </w:rPr>
+              <w:t>• 【11-5　内　长林八中·高一十班教室与主任办公室（完整放榜与谈话） — 日】赵左右闻声猛地抬起头，前排的徐图图开心地转过头朝他微笑；赵左右放在课桌下的双手紧紧扣在一起，拇指紧张地用力摩挲着。讲台上的戴娟微笑着给出了破格留任的裁定！ 全班同学齐声欢呼鼓掌！赵左右松开紧扣的双手，长舒一口气露出了如释重负的笑容；徐图图使劲鼓掌替他高兴，而旁边的王一漫却神情低落地垂着头。戴娟收起成绩单走下讲台，轻声唤住了王一漫。</w:t>
+              <w:br/>
+              <w:t>• 【11-6　内/外　教学楼楼梯拐角·主任办公室与室外红砖连廊 — 日】教学楼偏僻的器材室走廊窗边，王一漫独自一人背靠着窗台站立，一边默默流着眼泪，一边大口大口机械地咬着手里的一只红苹果，试图用吞咽动作把委屈硬生生咽回肚子里。十六岁的徐图图正好从楼梯间拾级而上，听到隐约的抽泣声，看到王一漫的身影后体贴地停下脚步，悄悄躲在转角墙后没有上前打扰。 王一漫双手紧握着被咬出缺口的红苹果，眼泪顺着脸颊滑落，却依然真诚而克制地替赵左右说话；墙角后的徐图图静静听着。 不料尚雪双手抱胸，撇着嘴满脸不屑地抛出了惊人揣测！墙角后的徐图图眼神猛地一惊。 尚雪急忙凑近半步，压低声音绘声绘色地搬出了所谓的“人证（核心台词：徐图图：“左右！” ／ 赵左右：“图图，咋了？” ／ 徐图图：“没咋，那个……考试前收的校本作业戴主任批完了，你还没去她办公室拿吧？”）</w:t>
+              <w:br/>
+              <w:t>• 【11-8　外/内　家属院雪地长椅与501室赵左右家（客厅与卧室） — 夜】隔着剧烈震动的房门，坐在书桌前的赵左右眼眶通红，下颌紧绷。他低下头，从书包里拿出了徐图图在末班电车上送给他的那本《梦的解析》，轻轻翻到第058页——只见正文“任何梦中行为，最初一定先以愿望、欲望、冲动的形式在人们清醒时的心灵中走过，才能进入梦里”下方，有一行徐图图用蓝色水笔留下的温柔手写批注。赵左右用手指轻轻摩挲着那行字迹，混乱痛苦的心灵渐渐平静下来。（核心台词：徐图图（批注画外音）：“所以梦多总是好事，对吧！”）</w:t>
+              <w:br/>
+              <w:t>• 【11-9　外/内　长林八中雪地步道·主任办公室·学校食堂与广播室 — 日】然而，就在全食堂都像躲瘟疫一样避开赵左右时，十六岁的徐图图端着餐盘，迎着所有人的异样目光，大大方方地微笑着走到赵左右正对面坐下！ 恰在此时，食堂上方的广播喇叭响起电流声，传出了戴娟全校广播的声音：“这次开学考试，同学们表现都挺不错……本次考试理科班平均分、总分最高的是高一八班……”餐桌旁，赵左右抬头看着徐图图餐盘里的鸡翅，惊讶地问了一句。 徐图图用筷子夹起自己餐盘里的一块鸡肉放进赵左右碗里，眉眼弯弯地冲他一笑。 徐图图一边吃着饭，一边开心地解释自己的小习惯。 徐图图脸色一变，为了不让赵左右难堪，她拼命提高音量，慌乱（核心台词：徐图图：“分你一半。” ／ 徐图图：“我也是有一次在图书馆，看到有人在书上拿铅笔留了言，就效仿了一下。这样是不是感觉像有个人陪你一起在看？” ／ 徐图图：“肯定很好玩！那个……你平时都看什么电视剧啊？”）</w:t>
+              <w:br/>
+              <w:t>• 【11-10　内/外　高一十班走廊·主任办公室重考与走廊掌掴 — 日/夜】赵左右站起身走出教室。走廊宣传栏旁，荀未来、罗爱文、徐图图三人像叠罗汉一样扒在教室后门框边探头偷听。走廊窗前，戴娟双手交叠看着赵左右，宣布了学校的最终决定（正是66岁赵了昨晚在雪地长椅支的那一招）。 下午两点十六分（墙上SANXIN石英钟定格），教导主任办公室内，赵左右独自坐在办公桌前，手握白色圆珠笔在全新的文综试卷与答题卡上奋笔疾书。办公室外窗台下，荀未来、罗爱文、徐图图、王一漫四人整整齐齐地扒着窗沿往里张望，紧张地小声祈祷打气。（核心台词：荀未来＆罗爱文＆徐图图：“能行能行！能成能成！稳住稳住！不会失手吧？”）</w:t>
+              <w:br/>
+              <w:t>• 【11-11　内　502室赵了家客厅与三条鱼漫画屋（里间与洗漱镜前） — 夜/晨】夜晚的五零二室客厅内，身穿浅灰色羊羔绒开衫的六十六岁赵了正坐在沙发上把玩着紫砂茶壶。房门推开，身穿八中蓝白校服的四十一岁荀未来满脸疲惫地走了进来，抱起一只沙发抱枕仰头瘫靠在沙发背上，长长地叹了一口气。赵了转过头警惕地询问。 荀未来直起身子抱紧怀里的抱枕，摇了摇头。（核心台词：赵了：“你这不是废话吗？原来只是多了一个不一样的徐图图，现在又多了一个不一样的陈明，这些人都是变量，对小赵的影响太大了，一切只会越来越失控啊！”）</w:t>
+            </w:r>
+          </w:p>
+        </w:tc>
+      </w:tr>
+      <w:tr>
+        <w:trPr>
+          <w:cantSplit/>
+        </w:trPr>
+        <w:tc>
+          <w:tcPr>
+            <w:tcW w:type="dxa" w:w="2376"/>
+            <w:vAlign w:val="center"/>
+            <w:tcMar>
+              <w:top w:w="105" w:type="dxa"/>
+              <w:bottom w:w="105" w:type="dxa"/>
+              <w:left w:w="145" w:type="dxa"/>
+              <w:right w:w="145" w:type="dxa"/>
+            </w:tcMar>
+          </w:tcPr>
+          <w:p>
+            <w:pPr>
+              <w:spacing w:before="40" w:after="40" w:line="341" w:lineRule="auto"/>
+              <w:jc w:val="center"/>
+            </w:pPr>
+            <w:r/>
+            <w:r>
+              <w:rPr>
+                <w:rFonts w:ascii="Times New Roman" w:hAnsi="Times New Roman" w:eastAsia="宋体"/>
+                <w:b/>
+                <w:color w:val="191919"/>
+                <w:sz w:val="19"/>
+              </w:rPr>
+              <w:t>EP12《寻未来》</w:t>
+            </w:r>
+          </w:p>
+        </w:tc>
+        <w:tc>
+          <w:tcPr>
+            <w:tcW w:type="dxa" w:w="7992"/>
+            <w:vAlign w:val="center"/>
+            <w:tcMar>
+              <w:top w:w="105" w:type="dxa"/>
+              <w:bottom w:w="105" w:type="dxa"/>
+              <w:left w:w="145" w:type="dxa"/>
+              <w:right w:w="145" w:type="dxa"/>
+            </w:tcMar>
+          </w:tcPr>
+          <w:p>
+            <w:pPr>
+              <w:spacing w:before="40" w:after="40" w:line="341" w:lineRule="auto"/>
+              <w:jc w:val="left"/>
+            </w:pPr>
+            <w:r/>
+            <w:r>
+              <w:rPr>
+                <w:rFonts w:ascii="Times New Roman" w:hAnsi="Times New Roman" w:eastAsia="宋体"/>
+                <w:b w:val="0"/>
+                <w:color w:val="191919"/>
+                <w:sz w:val="19"/>
+              </w:rPr>
+              <w:t>• 【12-1　内/外　手作编织店·黑色路虎车内与501室赵左右卧室 — 日】白天的手作毛线编织店内，挂满五颜六色毛线球的货架前，头戴黑色棒球帽、身穿红色连帽羽绒夹克的六十六岁赵了正站在印有“F.R.I.E.N.D.S”字样的镜子旁，精心挑选了一袋红色毛线团与两本《钩针毛线编织1000》《帽子·围巾·手套编织精品》教程书结账走出店门。 街边停靠的黑色路虎越野车内，赵了将装有毛线和编织书的塑料袋随手放在后座上。副驾驶车门被拉开，刮掉了络腮胡、但依然顶着一头蓬松及肩长卷发并戴着一顶米灰拼色“CAPRICORN”棒球帽遮掩的四十一岁荀未来钻进车里。驾驶座上的赵了转头一看他这副落魄文艺青年的滑稽尊荣（核心台词：赵左右（内心独白）：“潜意识……所以那天梦到阿姨变成徐图图，也是我的潜意识吗？欲望，欲望……像陈明这种又跳级又是三好学生的人，去戴主任办公室偷偷玩游戏，又是因为什么欲望呢？”）</w:t>
+              <w:br/>
+              <w:t>• 【12-3　外　结冰湖畔观景平台与沿岸小吃摊 — 日】冬日的阳光洒在结冰的湖畔，画面浮现本集片名：第 12 集 寻未来。 湖岸边的“烤地瓜·老玉米”铁桶炉前，摊主掀开炉盖装好两个热气腾腾的烤地瓜（及烤土豆）递过去。戴着浅棕色“CAPRICORN”棒球帽、露出一头披肩长卷发的荀未来接过纸袋，礼貌地道了声“谢谢啊”，转身快步走上湖畔的木质观景平台。（核心台词：赵左右：“对，就是弗洛伊德！徐图图送了我一本他写的《梦的解析》。其实陈明的事，我到现在还是很难过；但我发现我在看这本书的时候，内心忽然就平静了。我决定以后我就要研究这个，我要做一个内心强大的人！”）</w:t>
+              <w:br/>
+              <w:t>• 【12-6　内　长林八中图书馆·漫画屋与靓丽发艺理发店 — 日/夜】长林八中图书馆阅览室内，十六岁的赵左右从书架上取下一本弗洛伊德著的《本能与自我（The Ego and the Id）》，兴冲冲地走到靠窗长桌旁拉开椅子，坐到正在整理笔记的徐图图对面。而在不远处的一排高大书架背后，四十一岁的荀未来正半隐在阴影里，眼神阴沉地窥视着两人。 靠窗长桌旁，徐图图放下手中的笔，看着赵左右手里的《本能与自我》，既惊讶又欣喜。 赵左右兴高采烈地合上书本，双手撑在桌面上，满眼放光地向徐图图畅想自己的宏伟蓝图。 书架后方，捂着隐隐作痛的肝脏的荀未来死死盯着徐图图，眼底的敌意愈发浓烈。 长桌旁，赵左右（核心台词：徐图图：“《梦的解析》你都看完啦？” ／ 荀未来（内心独白）：“老头说得没错，果然是徐图图一直在影响小赵。两个失控的人待在一起，只会越来越失控！” ／ 徐图图：“能一起念长林大学当然好啦，但是你，真的想好学心理学了吗？”）</w:t>
+              <w:br/>
+              <w:t>• 【12-7　外/内　有轨电车站台·车厢与徐图图家（五栋602室） — 夜】寒夜积雪的有轨电车站台上，身穿驼色羊羔毛翻领棉服、戴着红色针织手套的十六岁徐图图正一边等车一边呵气搓手取暖。身穿黑色长款呢大衣的荀未来悄悄走到站牌另一侧，背着手假装看站牌，故意重重咳嗽了两声引起注意，随后探身走近，装出无比惊讶的模样打招呼。 徐图图回过头，看到一身成熟大衣造型的荀未来，微微一怔，礼貌地点头问好。 荀未来抬手挠了挠眉毛掩饰紧张，摆出潇洒的姿态客套，逗得徐图图抿嘴一笑。 徐图图转过头好奇地询问。 徐图图应了一声“啊，来了”，两人一同迈步走上电车。 徐图图微笑着顺着话头接了一句。 荀未来的目光落在了徐图图（核心台词：徐图图：“啊……荀未来。” ／ 徐图图：“你也坐车回家吗？” ／ 徐图图：“啊，是啊，天气预报说明天还要降温呢。”）</w:t>
+              <w:br/>
+              <w:t>• 【12-8　外/内　徐图图家楼下雪巷·三条鱼漫画屋与门前手撕日历 — 夜/日】筒子楼下的雪地小巷里，荀未来与赵了快步走下红色外挂铁楼梯。走在后面的赵了突然开口叫住了荀未来，严肃地审视着他。 荀未来停下脚步转过身，毫不隐瞒地摊牌了自己的想法。（核心台词：赵了：“你等一下。刚才一直没空问你，你跟着图图干什么？” ／ 荀未来：“徐图图，她现在就像是个催化剂，让小赵在错误的道路上越走越远，我必须要拆散他们两个！” ／ 赵了：“我已经完整活过了一遍了。现在只要看到小赵和图图当下开心，我就满足了。”）</w:t>
+            </w:r>
+          </w:p>
+        </w:tc>
+      </w:tr>
+      <w:tr>
+        <w:trPr>
+          <w:cantSplit/>
+        </w:trPr>
+        <w:tc>
+          <w:tcPr>
+            <w:tcW w:type="dxa" w:w="2376"/>
+            <w:vAlign w:val="center"/>
+            <w:tcMar>
+              <w:top w:w="105" w:type="dxa"/>
+              <w:bottom w:w="105" w:type="dxa"/>
+              <w:left w:w="145" w:type="dxa"/>
+              <w:right w:w="145" w:type="dxa"/>
+            </w:tcMar>
+            <w:shd w:fill="F7FAFC"/>
+          </w:tcPr>
+          <w:p>
+            <w:pPr>
+              <w:spacing w:before="40" w:after="40" w:line="341" w:lineRule="auto"/>
+              <w:jc w:val="center"/>
+            </w:pPr>
+            <w:r/>
+            <w:r>
+              <w:rPr>
+                <w:rFonts w:ascii="Times New Roman" w:hAnsi="Times New Roman" w:eastAsia="宋体"/>
+                <w:b/>
+                <w:color w:val="191919"/>
+                <w:sz w:val="19"/>
+              </w:rPr>
+              <w:t>EP13《我与我的宣战》</w:t>
+            </w:r>
+          </w:p>
+        </w:tc>
+        <w:tc>
+          <w:tcPr>
+            <w:tcW w:type="dxa" w:w="7992"/>
+            <w:vAlign w:val="center"/>
+            <w:tcMar>
+              <w:top w:w="105" w:type="dxa"/>
+              <w:bottom w:w="105" w:type="dxa"/>
+              <w:left w:w="145" w:type="dxa"/>
+              <w:right w:w="145" w:type="dxa"/>
+            </w:tcMar>
+            <w:shd w:fill="F7FAFC"/>
+          </w:tcPr>
+          <w:p>
+            <w:pPr>
+              <w:spacing w:before="40" w:after="40" w:line="341" w:lineRule="auto"/>
+              <w:jc w:val="left"/>
+            </w:pPr>
+            <w:r/>
+            <w:r>
+              <w:rPr>
+                <w:rFonts w:ascii="Times New Roman" w:hAnsi="Times New Roman" w:eastAsia="宋体"/>
+                <w:b w:val="0"/>
+                <w:color w:val="191919"/>
+                <w:sz w:val="19"/>
+              </w:rPr>
+              <w:t>• 【13-6　内　八中校长办公室·高一十班教室·洗手间隔间与心理社活动室 — 日】全班同学蜂拥而上争抢传阅。荀未来春风得意地分发着杂志，特意递了一本给前排的徐图图：“给图图。”徐图图礼貌地道谢接过，一低头看到封面上王一漫唯美的图书馆写真，顿时惊喜地捧到同桌王一漫面前赞叹！ 王一漫看着封面微微一笑，转过头大方地向广播社新社长徐图图提议。 徐图图开心地一口答应：“好啊！”而在教室左后方的座位上，十六岁的赵左右低头翻看着手里的《梦的解析》，神色复杂地望着讲台上风光无限的荀未来。（核心台词：徐图图：“谢谢。——哇塞，一漫，上面这个封面是你哎，好漂亮啊！” ／ 王一漫：“图图，今天的午间广播就由你去主持吧，刚好可以代表广播社，替《三人行》好好宣传宣传。” ／ 徐图图：“好啊！”）</w:t>
+              <w:br/>
+              <w:t>• 【13-7　外/内　校园雪地树林·学校图书馆与夜间有轨电车 — 日/夜】下午阳光明媚的学校图书馆阅览室内，徐图图坐在长桌旁低头看书，坐在她身旁的赵左右却单手托着腮，望着窗外若有所思地在心里盘算着如何逼荀未来亲口承认身份。 徐图图翻书时察觉到赵左右一直盯着自己发呆，转过头小声询问。 徐图图疑惑地眨了眨眼：“科幻？”随即忽然想起什么，合上书本微笑着站起身，快步走向后方的高大书架区。 徐图图走进两排高耸的木质书架通道间，仰头找到一本横放在顶层的厚书。她踮起脚尖伸手去抽那本书，不料手一滑，顶层好几本厚重的精装书轰隆一声滑落下来，发出巨大的砸地声响！ 一少一中两个赵左右同时急刹车停在书架通道口！（核心台词：徐图图：“你怎么了？心不在焉的。” ／ 徐图图：“对了，我突然想起来一本很有意思的书，等我一下。” ／ 赵左右＆荀未来：“图图——！”）</w:t>
+              <w:br/>
+              <w:t>• 【13-9　内/外　高一十班早读·市医院病房与长林电影院 — 日/夜】次日清晨的高一十班早读课上，全班同学手捧语文课本齐声朗诵韩愈的《师说》：“人非生而知之者，孰能无惑？惑而不从师，其为惑也，终不解矣……”第一排的荀未来捧着课本，听着“生乎吾前，其闻道也固先乎吾；生乎吾后，其闻道也亦先乎吾”，忍不住闭目仰头感慨；而后排的赵左右一边读着课文，一边担忧地转头望向斜前方王一漫身旁空荡荡的座位——徐图图今天竟然没来上学！ 夜晚的长林市医院住院部走廊里，头戴深色棒球帽、身穿米白色长款羽绒服的六十六岁赵了手里拎着一只双层不锈钢保温桶，正站在病房门外，透过门上的玻璃探视窗满眼慈爱与心疼地望着病床上（核心台词：赵左右：“一漫，一漫！你知道图图今天为什么没来吗？” ／ 赵左右（画外音）：“你好，请问徐图图在哪个房间？我是她同学。” ／ 徐图图：“我不是、我不是这个意思，我……”）</w:t>
+            </w:r>
+          </w:p>
+        </w:tc>
+      </w:tr>
+      <w:tr>
+        <w:trPr>
+          <w:cantSplit/>
+        </w:trPr>
+        <w:tc>
+          <w:tcPr>
+            <w:tcW w:type="dxa" w:w="2376"/>
+            <w:vAlign w:val="center"/>
+            <w:tcMar>
+              <w:top w:w="105" w:type="dxa"/>
+              <w:bottom w:w="105" w:type="dxa"/>
+              <w:left w:w="145" w:type="dxa"/>
+              <w:right w:w="145" w:type="dxa"/>
+            </w:tcMar>
+          </w:tcPr>
+          <w:p>
+            <w:pPr>
+              <w:spacing w:before="40" w:after="40" w:line="341" w:lineRule="auto"/>
+              <w:jc w:val="center"/>
+            </w:pPr>
+            <w:r/>
+            <w:r>
+              <w:rPr>
+                <w:rFonts w:ascii="Times New Roman" w:hAnsi="Times New Roman" w:eastAsia="宋体"/>
+                <w:b/>
+                <w:color w:val="191919"/>
+                <w:sz w:val="19"/>
+              </w:rPr>
+              <w:t>EP14《继承》</w:t>
+            </w:r>
+          </w:p>
+        </w:tc>
+        <w:tc>
+          <w:tcPr>
+            <w:tcW w:type="dxa" w:w="7992"/>
+            <w:vAlign w:val="center"/>
+            <w:tcMar>
+              <w:top w:w="105" w:type="dxa"/>
+              <w:bottom w:w="105" w:type="dxa"/>
+              <w:left w:w="145" w:type="dxa"/>
+              <w:right w:w="145" w:type="dxa"/>
+            </w:tcMar>
+          </w:tcPr>
+          <w:p>
+            <w:pPr>
+              <w:spacing w:before="40" w:after="40" w:line="341" w:lineRule="auto"/>
+              <w:jc w:val="left"/>
+            </w:pPr>
+            <w:r/>
+            <w:r>
+              <w:rPr>
+                <w:rFonts w:ascii="Times New Roman" w:hAnsi="Times New Roman" w:eastAsia="宋体"/>
+                <w:b w:val="0"/>
+                <w:color w:val="191919"/>
+                <w:sz w:val="19"/>
+              </w:rPr>
+              <w:t>• 【14-4　外/内　长林八中校门口·校园通道·501室客厅与市医院病房 — 日/夜】次日白天，长林市医院一床病房内，阳光明媚。床头柜上已经整整齐齐摆了四个吃空的“满满黄桃罐头”玻璃瓶。身穿蓝白条纹病号服的徐图图正盘腿坐在病床上，手里捧着第五罐黄桃罐头，用叉子大口大口地往嘴里塞；十六岁的赵左右则举着赵了借给他的那台索尼DV摄像机，眉飞色舞地对准徐图图的吃相进行拍摄！ 徐图图腮帮子鼓得像只小仓鼠，举起塑料叉子冲着DV镜头抗议。赵左右看着DV取景屏，坏笑着故意逗她。 徐图图白了他一眼，继续低头从罐头瓶里捞出一大块黄桃塞进嘴里，傲娇地放出狠话。 赵左右从DV屏幕后探出脑袋，好奇地挑眉发问；徐图图得意地哼了（核心台词：徐图图：“嗯！你别给我发到网上去啊！” ／ 赵左右：“当然要发了，还变态辣！我要让整个八中贴吧都知道，十班徐图图，一生病就爱可劲儿地炫黄桃罐头，这都炫四罐了！” ／ 徐图图：“你发！我保证你发完之后就进禁言小黑屋，永远都出不来了。”）</w:t>
+            </w:r>
+          </w:p>
+        </w:tc>
+      </w:tr>
+      <w:tr>
+        <w:trPr>
+          <w:cantSplit/>
+        </w:trPr>
+        <w:tc>
+          <w:tcPr>
+            <w:tcW w:type="dxa" w:w="2376"/>
+            <w:vAlign w:val="center"/>
+            <w:tcMar>
+              <w:top w:w="105" w:type="dxa"/>
+              <w:bottom w:w="105" w:type="dxa"/>
+              <w:left w:w="145" w:type="dxa"/>
+              <w:right w:w="145" w:type="dxa"/>
+            </w:tcMar>
+            <w:shd w:fill="F7FAFC"/>
+          </w:tcPr>
+          <w:p>
+            <w:pPr>
+              <w:spacing w:before="40" w:after="40" w:line="341" w:lineRule="auto"/>
+              <w:jc w:val="center"/>
+            </w:pPr>
+            <w:r/>
+            <w:r>
+              <w:rPr>
+                <w:rFonts w:ascii="Times New Roman" w:hAnsi="Times New Roman" w:eastAsia="宋体"/>
+                <w:b/>
+                <w:color w:val="191919"/>
+                <w:sz w:val="19"/>
+              </w:rPr>
+              <w:t>EP15《左或右》</w:t>
+            </w:r>
+          </w:p>
+        </w:tc>
+        <w:tc>
+          <w:tcPr>
+            <w:tcW w:type="dxa" w:w="7992"/>
+            <w:vAlign w:val="center"/>
+            <w:tcMar>
+              <w:top w:w="105" w:type="dxa"/>
+              <w:bottom w:w="105" w:type="dxa"/>
+              <w:left w:w="145" w:type="dxa"/>
+              <w:right w:w="145" w:type="dxa"/>
+            </w:tcMar>
+            <w:shd w:fill="F7FAFC"/>
+          </w:tcPr>
+          <w:p>
+            <w:pPr>
+              <w:spacing w:before="40" w:after="40" w:line="341" w:lineRule="auto"/>
+              <w:jc w:val="left"/>
+            </w:pPr>
+            <w:r/>
+            <w:r>
+              <w:rPr>
+                <w:rFonts w:ascii="Times New Roman" w:hAnsi="Times New Roman" w:eastAsia="宋体"/>
+                <w:b w:val="0"/>
+                <w:color w:val="191919"/>
+                <w:sz w:val="19"/>
+              </w:rPr>
+              <w:t>• 【15-3　外/内　长林八中校门大巴车旁与爱荣机械制造厂车间 — 日】王一漫握着手锯仔细端详，脑海中忽然闪回前几天在医院病房探望徐图图时的画面——当时她替徐图图捏肩膀才两分钟就手酸，徐图图笑嘻嘻地把母亲舒敏的推拿秘诀告诉了她：（核心台词：徐图图（闪回）：“当然是我妈教我的啦！她一上班就要按一天呢，要是都用手的力量，那不得累死了？所以主要靠身体的重力！”）</w:t>
+            </w:r>
+          </w:p>
+        </w:tc>
+      </w:tr>
+      <w:tr>
+        <w:trPr>
+          <w:cantSplit/>
+        </w:trPr>
+        <w:tc>
+          <w:tcPr>
+            <w:tcW w:type="dxa" w:w="2376"/>
+            <w:vAlign w:val="center"/>
+            <w:tcMar>
+              <w:top w:w="105" w:type="dxa"/>
+              <w:bottom w:w="105" w:type="dxa"/>
+              <w:left w:w="145" w:type="dxa"/>
+              <w:right w:w="145" w:type="dxa"/>
+            </w:tcMar>
+          </w:tcPr>
+          <w:p>
+            <w:pPr>
+              <w:spacing w:before="40" w:after="40" w:line="341" w:lineRule="auto"/>
+              <w:jc w:val="center"/>
+            </w:pPr>
+            <w:r/>
+            <w:r>
+              <w:rPr>
+                <w:rFonts w:ascii="Times New Roman" w:hAnsi="Times New Roman" w:eastAsia="宋体"/>
+                <w:b/>
+                <w:color w:val="191919"/>
+                <w:sz w:val="19"/>
+              </w:rPr>
+              <w:t>EP16《再见，老同学》</w:t>
+            </w:r>
+          </w:p>
+        </w:tc>
+        <w:tc>
+          <w:tcPr>
+            <w:tcW w:type="dxa" w:w="7992"/>
+            <w:vAlign w:val="center"/>
+            <w:tcMar>
+              <w:top w:w="105" w:type="dxa"/>
+              <w:bottom w:w="105" w:type="dxa"/>
+              <w:left w:w="145" w:type="dxa"/>
+              <w:right w:w="145" w:type="dxa"/>
+            </w:tcMar>
+          </w:tcPr>
+          <w:p>
+            <w:pPr>
+              <w:spacing w:before="40" w:after="40" w:line="341" w:lineRule="auto"/>
+              <w:jc w:val="left"/>
+            </w:pPr>
+            <w:r/>
+            <w:r>
+              <w:rPr>
+                <w:rFonts w:ascii="Times New Roman" w:hAnsi="Times New Roman" w:eastAsia="宋体"/>
+                <w:b w:val="0"/>
+                <w:color w:val="191919"/>
+                <w:sz w:val="19"/>
+              </w:rPr>
+              <w:t>• 【16-4　外/内　长林八中校门口林荫道·502室赵了家与雪夜路虎车内 — 日/夜】就在这时，八中校门口方向突然传来一声清脆焦急的呼喊——只见刚刚办完出院手续、头戴白色毛绒帽的徐图图，正拉着王一漫气喘吁吁地从校门内快步跑出来！ 荀未来、赵左右和罗爱文同时转过身。徐图图跑到荀未来面前，眼眶红红地喘着气，满脸委屈地责怪他不辞而别。 四十一岁的荀未来望着眼前十六岁鲜活明媚的少女徐图图，又看了看她身旁亭亭玉立的王一漫，眼神温柔得仿佛盛满了整个春天的阳光。 徐图图忍着眼泪，认真地向荀未来许下全班同学的守候。 荀未来深深地看着眼前这四个十六岁的少年少女——赵左右、徐图图、罗爱文、王一漫，含泪微笑着回应。 罗爱（核心台词：徐图图：“荀未来——！” ／ 徐图图：“我……我刚办完出院手续就收到左右短信，说你要退学。你为什么不跟我告别啊？” ／ 徐图图：“荀哥，我知道你离开肯定有自己的原因。但如果哪天你再回八中，我们都在这等你。毕业之后，我们也会在很多不同的城市，等你来找我们玩！”）</w:t>
+              <w:br/>
+              <w:t>• 【16-5　内　酒店套房·长林八中微机室·影视筹备办公室与海航酒店门外 — 日/夜】微机室电脑屏幕前，网页标题栏显示着【魔豆网 - 搜尽天下视频｜频道：左右日常集】，下面列着赵左右上传的五条视频（《EVAN的超能计划》播放32、《状元小吃征集录》播放21、《我们的下课礼4！！》播放9、《历史老师近代的一天～》播放7、《厉害了 八中口译祭》播放41）。徐图图盯着惨淡的播放量气鼓鼓地拍了一下鼠标。 徐图图闻言转过头，看了一眼后排荀未来那张空荡荡的课桌，眼神里掠过一丝思念，随即又释然地微笑起来。（核心台词：徐图图：“气死了！怎么没人看左右的视频啊？” ／ 徐图图：“算了算了，反正也不指望这个挣钱。他现在又找到感兴趣的事了，这就够了吧。”）</w:t>
+              <w:br/>
+              <w:t>• 【16-6　外/内　海航酒店门外·街边小餐车·酒店套房与2033年书房（闪回） — 夜】望着台灯下四十一岁自己那日渐稀疏的发顶与拼命伏案的背影，六十六岁的赵了眼神骤然温柔而酸楚，脑海中闪回2033年与妻子舒图（徐图图，）在家里书房的温馨一幕——</w:t>
+              <w:br/>
+              <w:t>• 【16-7　外/内　光明路幸福家园楼下信报箱·501室客厅与长林八中食堂 — 日】中午，长林市第八中学食堂内，身穿校服的赵左右与刚出院复课的徐图图面对面坐着吃午饭。听完赵左右讲述早上家里那神奇的一幕，徐图图神秘兮兮地放下筷子，给出了福尔摩斯般的断案结论！ 徐图图从餐盘里拿起一颗水煮蛋举到眼前，头头是道地搬出了心理学理论。 徐图图一边在桌沿敲碎鸡蛋壳一边继续引导他推理。 徐图图剥开鸡蛋壳咬了一大口蛋白，精准剖析了赵东来与刘美奕的夫妻心理，听得对面的赵左右满眼崇拜！ 徐图图得意洋洋地一挑眉毛，单手比出OK手势晃了晃。 赵左右面露难色地叹了口气：“我也想帮她啊，但我根本不懂这些啊。”徐图图眼珠一转，热（核心台词：徐图图：“根据我缜密的分析，你妈妈应该是要出道！” ／ 徐图图：“还记得心理学里说的“欲望的伪装”吗？每个人心里想的和嘴上说的，那都是反的！” ／ 徐图图：“对！而且你再想啊，你妈说千万不能让你爸知道，这是为什么？”）</w:t>
+              <w:br/>
+              <w:t>• 【16-8　内/外　501室客厅·徐图图家1449室·试镜教室与备战蒙太奇 — 日】半个小时后，徐图图家（1449室）温馨的客厅内，十六岁的赵左右正举着那台索尼DV摄像机对准客厅中央的刘美奕，徐图图则拿着剧本站在旁边当提词员。然而面对黑洞洞的摄像机镜头，刘美奕浑身僵硬，比划了一个拔剑姿势后当场卡壳忘词！ 善解人意的徐图图蹲在刘美奕身旁柔声问：“阿姨，您是不是有点怯镜啊？”刘美奕摸着自己的眼角，低声吐露了中年女性面对镜头的隐秘伤感。 赵左右和徐图图急忙异口同声地劝阻：“妈！”、“别呀！”刘美奕勉强笑了笑，转过头感激地看向徐图图，提出要送她一件礼物；徐图图眼睛骤然一亮，把台词本往桌上一放，兴冲冲地跑进（核心台词：徐图图：“阿姨，你等我一下啊，你在这等我一下，很快！” ／ 徐图图：“这个……是我自己织的帽子。虽然这马上开春了，但多少还能再戴段日子，送给你！” ／ 徐图图：“真的好看！阿姨，你要是喜欢的话，对着镜子再最后练一次，找找年轻的感觉。我和左右出去，不打扰你！”）</w:t>
+            </w:r>
+          </w:p>
+        </w:tc>
+      </w:tr>
+      <w:tr>
+        <w:trPr>
+          <w:cantSplit/>
+        </w:trPr>
+        <w:tc>
+          <w:tcPr>
+            <w:tcW w:type="dxa" w:w="2376"/>
+            <w:vAlign w:val="center"/>
+            <w:tcMar>
+              <w:top w:w="105" w:type="dxa"/>
+              <w:bottom w:w="105" w:type="dxa"/>
+              <w:left w:w="145" w:type="dxa"/>
+              <w:right w:w="145" w:type="dxa"/>
+            </w:tcMar>
+            <w:shd w:fill="F7FAFC"/>
+          </w:tcPr>
+          <w:p>
+            <w:pPr>
+              <w:spacing w:before="40" w:after="40" w:line="341" w:lineRule="auto"/>
+              <w:jc w:val="center"/>
+            </w:pPr>
+            <w:r/>
+            <w:r>
+              <w:rPr>
+                <w:rFonts w:ascii="Times New Roman" w:hAnsi="Times New Roman" w:eastAsia="宋体"/>
+                <w:b/>
+                <w:color w:val="191919"/>
+                <w:sz w:val="19"/>
+              </w:rPr>
+              <w:t>EP17《不速之客》</w:t>
+            </w:r>
+          </w:p>
+        </w:tc>
+        <w:tc>
+          <w:tcPr>
+            <w:tcW w:type="dxa" w:w="7992"/>
+            <w:vAlign w:val="center"/>
+            <w:tcMar>
+              <w:top w:w="105" w:type="dxa"/>
+              <w:bottom w:w="105" w:type="dxa"/>
+              <w:left w:w="145" w:type="dxa"/>
+              <w:right w:w="145" w:type="dxa"/>
+            </w:tcMar>
+            <w:shd w:fill="F7FAFC"/>
+          </w:tcPr>
+          <w:p>
+            <w:pPr>
+              <w:spacing w:before="40" w:after="40" w:line="341" w:lineRule="auto"/>
+              <w:jc w:val="left"/>
+            </w:pPr>
+            <w:r/>
+            <w:r>
+              <w:rPr>
+                <w:rFonts w:ascii="Times New Roman" w:hAnsi="Times New Roman" w:eastAsia="宋体"/>
+                <w:b w:val="0"/>
+                <w:color w:val="191919"/>
+                <w:sz w:val="19"/>
+              </w:rPr>
+              <w:t>• 【17-3　内　2058年高尚副总裁访谈室与2008年雪原古堡余博士实验室 — 日/夜】荀未来连忙回答：“我叫荀未来。”余博士点点头夸了句好名字，随即话锋一转，开始连珠炮般地抽查他的求学背景；门外车内的赵了连忙对着麦克风飞快编造答案（把罗爱文、陈明、王一漫、徐图图的名字拆开组合），荀未来则像复读机一样对答如流！（核心台词：荀未来：“大学，十八岁。长林大学电影学院。导演老师姓罗，叫罗明；编剧老师叫王图图；摄影老师叫徐一漫。” ／ 余博士：“我来告诉你正确答案吧——罗明，是你导演老师；编剧老师叫王图图；摄影老师，叫徐一漫！你是谁？你来这儿的目的到底是什么？！”）</w:t>
+              <w:br/>
+              <w:t>• 【17-5　内　街边家常面馆·502室监听暗房与客厅 — 日/夜】五零二室里屋的电脑前，六十六岁的赵了戴着耳机打开监听接收器，四十一岁的荀未来双手插兜站在旁边一起听；画面切至长林市街边一家贴着“宫保鸡丁 9元”海报的家常小面馆内，母亲刘美奕正与十六岁的赵左右、徐图图围坐在小桌旁吃面。 正在吃面的赵左右和徐图图同时愣住（“啊？为什么啊？好不容易试上了，为什么不去了？”）；五零二室监听电脑前的赵了和荀未来也惊愕地对视了一眼！面馆内，刘美奕轻轻叹了口气，道出了昨天在电影院的偶遇。 徐图图连忙出言安慰阿姨。（核心台词：徐图图：“不会吧阿姨，那资方非亲非故的，为什么要把你塞进去呢？选你肯定是因为你演得好，对吧左右？”）</w:t>
+              <w:br/>
+              <w:t>• 【17-6　外　东湖公园尖顶礼拜堂雪夜木栈道·街头肉铺与水果摊 — 夜】同一片静谧的雪夜下，东湖公园三角尖顶礼拜堂前的林间木栈道上，白雪皑皑。身穿浅蓝色毛绒大衣、戴着白色卡通连指手套的十六岁徐图图坐在长椅上，看着身旁穿棕色羽绒服的十六岁赵左右，语气里带着一丝排练结束后的小失落。 徐图图立刻扬起明媚的笑脸，迫不及待地毛遂自荐。 赵左右疑惑地转过头：“修灯泡？”徐图图意识到自己太主动了，害羞地搓着两只白手套，小声给自己找台阶下。 徐图图眼睛骤然一亮，脱口替他说出了那个词！ 赵左右开心地一拍手：“对！就是探店！你这个形容好好啊，以后我们可以经常一起去探店！”徐图图惊喜得捂住嘴，简直不敢相信自（核心台词：徐图图：“最近和你一起，给阿姨排练的这段日子，好像做梦一样，突然就结束了。” ／ 徐图图：“好啊！那如果有什么其他需要帮忙的，也可以叫我。我连修门、修灯泡什么的都学会了！” ／ 徐图图：“呃……不修灯泡也没关系的。没事的时候也可以找我一起溜达溜达嘛。你、你不爱溜达也没事，不见面的话，QQ上聊聊天也很解闷嘛。”）</w:t>
+              <w:br/>
+              <w:t>• 【17-7　外/内　长林八中操场铁围栏·体育馆·话剧社道具室与高一十班教室 — 夜】深夜的长林市第八中学操场铁围栏外，十六岁的赵左右带着徐图图踩着垃圾桶爬上铁栅栏顶端，倒数着“一、二、三”，两人手拉着手一跃跳进白雪覆盖的校园操场！ 空旷无人的雪地操场上，徐图图张开双臂欢快地奔跑转圈，兴奋地大喊。 赵左右笑着跑在她身旁打趣提醒；徐图图连忙捂住嘴乖乖点头（“呃，那我还是不喊了”）。 两人推门溜进昏暗的体育馆与教学楼走廊。面对走廊前方的监控探头，轻车熟路的赵左右像特工一样拉着徐图图贴墙躲避死角，随后在拐角处握住她的手倒数“预备，一、二、三，跑！”，带着她飞快地冲过监控区，来到话剧社杂物道具室门前。 道具（核心台词：徐图图：“哈！好刺激，好想大喊啊！” ／ 徐图图：“话剧社参加省赛，把造雪机拿走了。” ／ 徐图图：“但是，寻宝的过程才更快乐，不是吗？有没有宝藏好像也没那么重要了，对吧？——哇！你看这个雪人，好可爱啊！简直是比造雪机珍贵一万倍的宝藏了！”）</w:t>
+            </w:r>
+          </w:p>
+        </w:tc>
+      </w:tr>
+      <w:tr>
+        <w:trPr>
+          <w:cantSplit/>
+        </w:trPr>
+        <w:tc>
+          <w:tcPr>
+            <w:tcW w:type="dxa" w:w="2376"/>
+            <w:vAlign w:val="center"/>
+            <w:tcMar>
+              <w:top w:w="105" w:type="dxa"/>
+              <w:bottom w:w="105" w:type="dxa"/>
+              <w:left w:w="145" w:type="dxa"/>
+              <w:right w:w="145" w:type="dxa"/>
+            </w:tcMar>
+          </w:tcPr>
+          <w:p>
+            <w:pPr>
+              <w:spacing w:before="40" w:after="40" w:line="341" w:lineRule="auto"/>
+              <w:jc w:val="center"/>
+            </w:pPr>
+            <w:r/>
+            <w:r>
+              <w:rPr>
+                <w:rFonts w:ascii="Times New Roman" w:hAnsi="Times New Roman" w:eastAsia="宋体"/>
+                <w:b/>
+                <w:color w:val="191919"/>
+                <w:sz w:val="19"/>
+              </w:rPr>
+              <w:t>EP18《一夜剧变》</w:t>
+            </w:r>
+          </w:p>
+        </w:tc>
+        <w:tc>
+          <w:tcPr>
+            <w:tcW w:type="dxa" w:w="7992"/>
+            <w:vAlign w:val="center"/>
+            <w:tcMar>
+              <w:top w:w="105" w:type="dxa"/>
+              <w:bottom w:w="105" w:type="dxa"/>
+              <w:left w:w="145" w:type="dxa"/>
+              <w:right w:w="145" w:type="dxa"/>
+            </w:tcMar>
+          </w:tcPr>
+          <w:p>
+            <w:pPr>
+              <w:spacing w:before="40" w:after="40" w:line="341" w:lineRule="auto"/>
+              <w:jc w:val="left"/>
+            </w:pPr>
+            <w:r/>
+            <w:r>
+              <w:rPr>
+                <w:rFonts w:ascii="Times New Roman" w:hAnsi="Times New Roman" w:eastAsia="宋体"/>
+                <w:b w:val="0"/>
+                <w:color w:val="191919"/>
+                <w:sz w:val="19"/>
+              </w:rPr>
+              <w:t>• 【18-3　内　酒店2388套房客厅·501室赵左右卧室与父母主卧 — 夜】同一时刻，五零一室十六岁赵左右的卧室内，刚刚送徐图图回家归来的少年坐在床沿上，怀里抱着枕头，脸上还带着夜闯学校看大雪人后的甜蜜笑意。床头柜上的诺基亚直板手机忽然震动了一下，屏幕亮起一条来自【徐图图】的新短信：【别看手机了，小心晨会迟到！】。 赵左右看着短信幸福地笑了笑，关掉台灯躺进被窝，却激动得翻来覆去怎么也睡不着。他干脆掀开被子跳下床，走到书桌前打开台式电脑，点开【魔豆网｜频道：左右日常集】，播放起自己拍摄的十班同学们（徐图图、王一漫、罗爱文）在校园里嬉笑打闹的视频，伴着电脑音箱里传出的欢声笑语，安然进入了梦乡。</w:t>
+              <w:br/>
+              <w:t>• 【18-6　外/内　和艺北街电话亭拆除现场·酒店套房与长林八中食堂 — 日】同一时刻，阳光明媚的长林市第八中学食堂内，远离了未来风暴的十六岁赵左右，正把索尼DV摄像机架在餐桌上，笑眯眯地对准对面大口吃着炸鸡块和米饭的徐图图进行拍摄！徐图图腮帮子塞得鼓鼓的，抬头白了他一眼：“你……又来！” 徐图图咽下嘴里的食物，噗嗤一笑，随口发明了一个超越时代的精准词汇！ 赵左右兴奋得直拍桌子：“对对对，电子榨菜！你发明的这个词也太精准了！”他双手捧着DV机，眼睛发光地向徐图图畅想自己的全新节目创意（无意间开创了吃播鼻祖！）。 徐图图用筷子指了指赵左右，调皮地替这个栏目起了一个名字。 赵左右哭笑不得：“饭桶（核心台词：徐图图：“还榨菜？你自己发明的“电子榨菜”啊？” ／ 徐图图：“哎，你这个想法很新奇哎！这个栏目不如就叫——《孤独的饭桶》！” ／ 徐图图：“那个……以后，我是不是可以一直上你的节目了？”）</w:t>
+              <w:br/>
+              <w:t>• 【18-7　内　长林八中高一十班教室·五楼楼梯间·501室客厅与502室赵了家 — 日/夜】下午，高一十班教室内正在上历史课。历史女老师背对学生在黑板上书写“唐朝的荣衰与民族交融（突厥、回纥、靺鞨、吐蕃）”的板书，台下的赵左右、徐图图、王一漫等人正低头认真记笔记。突然，教室前排传来一阵断断续续的“嗡嗡、咔咔”小型马达与齿轮运转声！</w:t>
+            </w:r>
+          </w:p>
+        </w:tc>
+      </w:tr>
+      <w:tr>
+        <w:trPr>
+          <w:cantSplit/>
+        </w:trPr>
+        <w:tc>
+          <w:tcPr>
+            <w:tcW w:type="dxa" w:w="2376"/>
+            <w:vAlign w:val="center"/>
+            <w:tcMar>
+              <w:top w:w="105" w:type="dxa"/>
+              <w:bottom w:w="105" w:type="dxa"/>
+              <w:left w:w="145" w:type="dxa"/>
+              <w:right w:w="145" w:type="dxa"/>
+            </w:tcMar>
+            <w:shd w:fill="F7FAFC"/>
+          </w:tcPr>
+          <w:p>
+            <w:pPr>
+              <w:spacing w:before="40" w:after="40" w:line="341" w:lineRule="auto"/>
+              <w:jc w:val="center"/>
+            </w:pPr>
+            <w:r/>
+            <w:r>
+              <w:rPr>
+                <w:rFonts w:ascii="Times New Roman" w:hAnsi="Times New Roman" w:eastAsia="宋体"/>
+                <w:b/>
+                <w:color w:val="191919"/>
+                <w:sz w:val="19"/>
+              </w:rPr>
+              <w:t>EP19《仁》</w:t>
+            </w:r>
+          </w:p>
+        </w:tc>
+        <w:tc>
+          <w:tcPr>
+            <w:tcW w:type="dxa" w:w="7992"/>
+            <w:vAlign w:val="center"/>
+            <w:tcMar>
+              <w:top w:w="105" w:type="dxa"/>
+              <w:bottom w:w="105" w:type="dxa"/>
+              <w:left w:w="145" w:type="dxa"/>
+              <w:right w:w="145" w:type="dxa"/>
+            </w:tcMar>
+            <w:shd w:fill="F7FAFC"/>
+          </w:tcPr>
+          <w:p>
+            <w:pPr>
+              <w:spacing w:before="40" w:after="40" w:line="341" w:lineRule="auto"/>
+              <w:jc w:val="left"/>
+            </w:pPr>
+            <w:r/>
+            <w:r>
+              <w:rPr>
+                <w:rFonts w:ascii="Times New Roman" w:hAnsi="Times New Roman" w:eastAsia="宋体"/>
+                <w:b w:val="0"/>
+                <w:color w:val="191919"/>
+                <w:sz w:val="19"/>
+              </w:rPr>
+              <w:t>• 【19-1　内　长林八中微机室与502室赵了家 — 日/夜】白天的长林市第八中学微机室内，十六岁的赵左右、徐图图与王一漫三人正围坐在电脑屏幕前，聚精会神地盯着【黍豆网】上的视频播放页面——视频标题写着《陪你吃饭·第一期｜作者：赵左右带你看》，画面里正是徐图图在食堂大口吃炸鸡饭的镜头。坐在中间的徐图图看着不断上涨的播放量，惊喜地捂住嘴感叹。 夜晚，五零二室的书桌前，六十六岁的赵了与四十一岁的荀未来并排坐着，用三星笔记本电脑观看赵左右上传的《陪你吃饭》视频。看着屏幕里大口炫饭的少女徐图图，荀未来忍不住笑着调侃了一句。 看着被徐图图的“电子榨菜”吃播勾起馋虫的六十六岁自己，荀未来（核心台词：徐图图：“老天爷，没想到真有这么多人看我吃饭！”）</w:t>
+              <w:br/>
+              <w:t>• 【19-3　内/外　501室餐厅与卧室·大巴车烧烤摊与十字路口 — 夜】为了掩盖自己与赵了的真实关系，荀未来脑子飞快一转，顺口编出了一个“生活助理”的完美借口，并叮嘱小赵对徐图图她们保密。（核心台词：赵左右：“那我觉得，这次虽然只有一句台词，但这个角色肯定会被大家记住的！反倒是我们上次一起排练的那个剧本，你虽然是女主角，但那个角色，其实我和图图都不是很喜欢。” ／ 荀未来：“我这不是没找到工作，不好意思联系你们嘛！那个赵爷爷人蛮好的，他收留了我，我现在做他的生活助理。反正他年纪大了总得需要人照顾，这不，我出来给他买宵夜去了，他给我穿他的衣服，还给我开他的车。你能不能别把这事告诉图图和一漫她们啊？我觉得太丢脸了。”）</w:t>
+              <w:br/>
+              <w:t>• 【19-6　内/外　501室赵左右卧室·徐图图卧室·五楼楼梯间与市二院急诊室 — 夜/日】出发去北京看奥运会的前夜，五零一室卧室内，十六岁的赵左右正蹲在地上兴高采烈地往行李箱里叠衣服，一边用手机和徐图图煲电话粥。 徐图图家的卧室内，徐图图盘腿坐在床上握着索尼爱立信手机，撒娇般地提出要求。 赵左右笑着解释现场几万人太吵，让她看电视转播；徐图图傲娇地哼了一声（“电视转播全世界都能看到，有什么稀罕的！”）便挂断了电话。 挂断电话后的徐图图觉得自己有点小任性，连忙翻身坐起来在手机上打字编辑短信：【我刚才开玩笑的 0.0】。还没等她按发送，手机突然收到一条来自【赵左右（日光初见）】的新短信：【左右电台将为您实况转（核心台词：徐图图（电话音）：“那你能在电话里给我实况转播不？”）</w:t>
+              <w:br/>
+              <w:t>• 【19-7　内/外　501室客厅·市二院住院病房·日用品批发仓与502室暗室 — 日】只见黑帘背后，赫然是一整面写满了粉笔字与照片连线的巨型【三代命运时间线黑板】！上面清清楚楚地分列着三条人生轨迹：【左右线：1992（出生）➔ 2008（高一分文理）➔ 16岁】、【荀（荀未来）线：16岁 ➔ 19岁（高考2010）➔ 23岁（认识舒图2014）➔ 25岁（结婚2016）➔ 41岁（穷困潦倒）➔ 2033 ➔ 2035（改变起点·穿越2008）➔ 舒图之死！】、【了（赵了）线：（学文之后毕业事业一帆风顺）➔ 认识图图 ➔ 2033（舒图去世）➔ 2058（66岁·阻止荀·穿越2008）】！ 十六岁的赵</w:t>
+            </w:r>
+          </w:p>
+        </w:tc>
+      </w:tr>
+      <w:tr>
+        <w:trPr>
+          <w:cantSplit/>
+        </w:trPr>
+        <w:tc>
+          <w:tcPr>
+            <w:tcW w:type="dxa" w:w="2376"/>
+            <w:vAlign w:val="center"/>
+            <w:tcMar>
+              <w:top w:w="105" w:type="dxa"/>
+              <w:bottom w:w="105" w:type="dxa"/>
+              <w:left w:w="145" w:type="dxa"/>
+              <w:right w:w="145" w:type="dxa"/>
+            </w:tcMar>
+          </w:tcPr>
+          <w:p>
+            <w:pPr>
+              <w:spacing w:before="40" w:after="40" w:line="341" w:lineRule="auto"/>
+              <w:jc w:val="center"/>
+            </w:pPr>
+            <w:r/>
+            <w:r>
+              <w:rPr>
+                <w:rFonts w:ascii="Times New Roman" w:hAnsi="Times New Roman" w:eastAsia="宋体"/>
+                <w:b/>
+                <w:color w:val="191919"/>
+                <w:sz w:val="19"/>
+              </w:rPr>
+              <w:t>EP20《涉过夏天》</w:t>
+            </w:r>
+          </w:p>
+        </w:tc>
+        <w:tc>
+          <w:tcPr>
+            <w:tcW w:type="dxa" w:w="7992"/>
+            <w:vAlign w:val="center"/>
+            <w:tcMar>
+              <w:top w:w="105" w:type="dxa"/>
+              <w:bottom w:w="105" w:type="dxa"/>
+              <w:left w:w="145" w:type="dxa"/>
+              <w:right w:w="145" w:type="dxa"/>
+            </w:tcMar>
+          </w:tcPr>
+          <w:p>
+            <w:pPr>
+              <w:spacing w:before="40" w:after="40" w:line="341" w:lineRule="auto"/>
+              <w:jc w:val="left"/>
+            </w:pPr>
+            <w:r/>
+            <w:r>
+              <w:rPr>
+                <w:rFonts w:ascii="Times New Roman" w:hAnsi="Times New Roman" w:eastAsia="宋体"/>
+                <w:b w:val="0"/>
+                <w:color w:val="191919"/>
+                <w:sz w:val="19"/>
+              </w:rPr>
+              <w:t>• 【20-4　内/外　501室客厅与卧室·东湖咖啡馆与长春电影院大厅 — 日/夜】门外的十六岁赵左右听完父母的对话，默默回到自己的卧室。床头柜上的诺基亚手机震动起来，屏幕显示【徐图图 来电（20:41pm）】。赵左右接起电话，电话那头传来在“东湖咖啡”兼职的徐图图兴高采烈的声音。 次日白天，“东湖咖啡（EAST LAKE）”店内，身穿围裙的徐图图正端着咖啡和曲奇送给顾客（“不好意思啊，花没拉好，送您两片曲奇”）。一抬头，她惊讶地看到十六岁的赵左右竟然站在咖啡馆门口，正向咖啡店老板恳求一份兼职工作！ 赵左右犹豫了一秒嫌十块钱太少，但想到家里的处境，立刻咬牙伸手接过那厚厚一摞传单：“干！我干！”吧台（核心台词：徐图图（电话音）：“喂，左右！咱俩又可以去探店更新视频了！你知道学校旁边新开的那家芝士炸鸡店吗？听说巨好吃！” ／ 赵左右：“图图，我最近有点事，黍豆网咱先不弄了。没事，不用担心。” ／ 徐图图：“那个……老板，我明天就不来兼职了。你就跟他说多了一个名额，让他来。”）</w:t>
+              <w:br/>
+              <w:t>• 【20-5　内/外　501室客厅与厨房·荒村老屋·东湖咖啡馆与徐图图家 — 夜/日】次日白天，五零一室卧室内，赵左右接到徐图图的电话，让他立刻打开电脑看黍豆网麻辣烫视频底下的最新评论——只见一条ID为【回到未来（正是荀未来在荒村注册的账号！）】的网友在一小时前留言道：【这家店在哪？我要去吃！求店名！】！ 东湖咖啡馆内，赵左右掌镜的《孤独的饭桶·第十八期：浪漫咖啡店》正式开拍！镜头里，校花王一漫优雅地端起咖啡杯轻嗅慢品（“嗯！好香啊，好像是哥伦比亚的豆子，有一股明显的樱桃味，淡淡的柑橘甜，回味中还有一点葡萄的香气”）；紧接着切到徐图图大口扒拉着卤肉饭（“这个卤肉饭也太棒了！肉燥肥瘦比例刚好，还有学生（核心台词：徐图图（电话音）：“昂，都求店名了！说明咱们的视频啊，真的很有广告效果，比那个发传单管用多了，对吧？” ／ 赵左右：“不是传统意义上的广告，更像是电子传单！你想啊，咱们店附近除了我们高中，还有两个大学，来店里的基本上都是学生。我们把视频链接播撒到各个学校的贴吧去，把贴吧和论坛作为主要的宣传阵地，传播效率肯定比手发传单高得多！除了咱们节目最受欢迎的常驻嘉宾图图，我还可以请到我们高中圈最有粉丝粘性的流量明星一漫来助阵！流量加实力，实现高覆盖加精准打击！” ／ 赵左右：“朋友们！老）</w:t>
+              <w:br/>
+              <w:t>• 【20-6　内/外　5元自助快餐店·飞霞湾王一漫家餐厅与卧室阳台 — 日/夜】白天，赵左右、徐图图、王一漫来到一家挂着“本店自助不限量，5元吃到饱，浪费超二两加收5元”标牌的平价自助快餐店拍摄新素材。赵左右举着DV寻找机位时，无意间撞到角落里一个头戴草帽、正一边吃快餐一边低头看数学书的少年。 草帽少年抬起头匆匆离开餐馆——赵左右、徐图图和王一漫同时认出了那张清瘦的脸！三人快步追到快餐店临街的大玻璃窗前，只见烈日炎炎下，戴着草帽的理科学霸陈明，正吃力地蹬着一辆装满沉重蔬菜纸箱的三轮车消失在街角！ 徐图图眼眶泛红地低语：“可他刚刚好像还在看数学……他会回来的，对吧？”站在一旁的王一漫静静望着陈明</w:t>
+              <w:br/>
+              <w:t>• 【20-7　内/外　501室客厅与卧室·荒村老屋·5元快餐店·旧物仓库与2058办公区 — 夜】赵左右看着屏幕上徐图图与王一漫灿烂的笑脸，在心底充满希望地默念：“这个艰难的夏天，总会过去的。” 几天后的傍晚，五零一室客厅内，赵左右、徐图图与王一漫围坐在茶几前，将暑假拍探店视频攒下的钱凑在一起准备帮陈明妈妈治病。当徐图图提议找赵爷爷帮忙时，赵左右连忙竖起食指比了个“嘘”的手势。 夜晚，“5元自助快餐”店内，陈明的父亲正含泪劝一边吃饭一边写题的儿子陈明回学校读书（“那天在学校，是爸对不起你，你是爸妈的希望”），懂事的陈明安慰父亲说自己一定能追上进度；这时店员在打菜台旁发现了一个贴着“答案箱”字样的铁罐——陈明走过</w:t>
+            </w:r>
+          </w:p>
+        </w:tc>
+      </w:tr>
+      <w:tr>
+        <w:trPr>
+          <w:cantSplit/>
+        </w:trPr>
+        <w:tc>
+          <w:tcPr>
+            <w:tcW w:type="dxa" w:w="2376"/>
+            <w:vAlign w:val="center"/>
+            <w:tcMar>
+              <w:top w:w="105" w:type="dxa"/>
+              <w:bottom w:w="105" w:type="dxa"/>
+              <w:left w:w="145" w:type="dxa"/>
+              <w:right w:w="145" w:type="dxa"/>
+            </w:tcMar>
+            <w:shd w:fill="F7FAFC"/>
+          </w:tcPr>
+          <w:p>
+            <w:pPr>
+              <w:spacing w:before="40" w:after="40" w:line="341" w:lineRule="auto"/>
+              <w:jc w:val="center"/>
+            </w:pPr>
+            <w:r/>
+            <w:r>
+              <w:rPr>
+                <w:rFonts w:ascii="Times New Roman" w:hAnsi="Times New Roman" w:eastAsia="宋体"/>
+                <w:b/>
+                <w:color w:val="191919"/>
+                <w:sz w:val="19"/>
+              </w:rPr>
+              <w:t>EP21《当雪落下》</w:t>
+            </w:r>
+          </w:p>
+        </w:tc>
+        <w:tc>
+          <w:tcPr>
+            <w:tcW w:type="dxa" w:w="7992"/>
+            <w:vAlign w:val="center"/>
+            <w:tcMar>
+              <w:top w:w="105" w:type="dxa"/>
+              <w:bottom w:w="105" w:type="dxa"/>
+              <w:left w:w="145" w:type="dxa"/>
+              <w:right w:w="145" w:type="dxa"/>
+            </w:tcMar>
+            <w:shd w:fill="F7FAFC"/>
+          </w:tcPr>
+          <w:p>
+            <w:pPr>
+              <w:spacing w:before="40" w:after="40" w:line="341" w:lineRule="auto"/>
+              <w:jc w:val="left"/>
+            </w:pPr>
+            <w:r/>
+            <w:r>
+              <w:rPr>
+                <w:rFonts w:ascii="Times New Roman" w:hAnsi="Times New Roman" w:eastAsia="宋体"/>
+                <w:b w:val="0"/>
+                <w:color w:val="191919"/>
+                <w:sz w:val="19"/>
+              </w:rPr>
+              <w:t>• 【21-3　外/内　长林八中教学楼与高二（2）班教室·学校食堂 — 日】过道另一侧，身穿蓝白相间八中校服的徐图图与王一漫并肩坐到一起，徐图图开心地挽住王一漫的胳膊。 镜头推向黑板上的粉笔字座位表——只见“赵左右”三个字的右侧方格竟然是一片空白。身穿蓝白校服外套、内搭白领墨绿毛衣的十六岁赵左右站在过道里，满脸疑惑地挠了挠头，转头问前排的徐图图。 徐图图仰起脸摇了摇头，同样一头雾水。 台下顿时安静下来。戴娟推了推眼镜，话锋一转提到了新同学，徐图图眼睛一亮，连忙回头悄声提醒赵左右。（核心台词：徐图图：“太好了，咱俩还是同桌。” ／ 赵左右：“图图，戴主任怎么会让我一个人坐啊？” ／ 徐图图：“我不知道啊。”）</w:t>
+              <w:br/>
+              <w:t>• 【21-4　内　学校食堂·体育馆看台·徐图图家1449室卧室·501室门前楼梯间 — 日/夜】学校食堂另一角，小雪独自垂头丧气地扒着饭；不远处的餐桌旁，徐图图正安静地吃着青菜，赵左右端着餐盘走过来坐到她对面，关切地问了一句。 徐图图抬起头冲他温和一笑。 傍晚夕阳西沉，暮色笼罩长林八中校园。夜幕降临后，空旷安静的学校体育馆内，十六岁的赵左右与徐图图穿着蓝白校服并肩坐在木制看台长凳上，手里各握着一瓶玻璃瓶装汽水。徐图图转过头，认真地望向身旁的少年。 徐图图双手捧着汽水瓶，替他分析起未来的大学方向。 赵左右心跳微微加速，转过头目不转睛地看着徐图图的侧脸，小心翼翼地反问她。 徐图图嘴角扬起清甜的梨涡，想起了寒假里遇（核心台词：徐图图：“没位置了。” ／ 徐图图：“你真的决定要艺考啊？” ／ 徐图图：“我听说，学艺术的圈子都在北京，这样的话，长林大学就不适合你。那你是不是应该报北京的艺术类大学比较好啊？”）</w:t>
+              <w:br/>
+              <w:t>• 【21-5　内　超市零食货架·高二（2）班教室·学校图书馆书架过道 — 日】老师前脚刚走，换上红格衬衫内搭的小雪立刻拉开红色书包，抱出一大堆零食满脸堆笑地凑到前排徐图图和王一漫桌前示好。 然而徐图图与王一漫全都冷着脸低头盯着桌上的《地理Ⅱ》课本，完全当她是空气，互相指着课本假装对重点。 徐图图也一本正经地点头附和。 罗爱文眼睛一亮刚想伸手去接，恰巧从前门走进教室的赵左右冷冷地瞪了他一眼并微微摇头示意。罗爱文瞬间缩回手，连连摆手拒绝！小雪只得灰溜溜地把零食塞回书包。前排的徐图图有些于心不忍，湊到王一漫耳边小声嘀咕。 王一漫瞥了一眼后排的小雪，语气坚定地提醒徐图图。 午后阳光斜照进长林八中图书（核心台词：林开颜（小雪）：“图图，你吃零食吗？图图……一漫……” ／ 徐图图：“这个。” ／ 徐图图：“我们装听不见会不会不太好啊？”）</w:t>
+              <w:br/>
+              <w:t>• 【21-6　内　501室餐厅与玄关·赵左右卧室窗前·学校食堂与高二（2）班教室 — 夜/日】次日中午，长林八中食堂内。徐图图端着满满一盘饭菜，陪着以前被母亲逼着节食、中午从不吃饭的王一漫走下台阶。王一漫看着盘子里的饭菜有些忐忑。 徐图图挽着她的手臂，像个小大人似的温柔督促她。 两人正找座位时，一眼看见小雪独自坐在角落餐桌旁，面前只有一碗白米饭，正拿之前没送出去的辣条和零食配白饭吃。徐图图与王一漫对视一眼，主动端着餐盘坐到了小雪身旁。 徐图图直接把自己的餐盘往中间推了推，热情地招呼小雪一起吃。 小雪眼睛一亮，指着窗口海报吞了吞口水，小心翼翼地问徐图图。 徐图图爽快地点头答应（“可以”），一旁的王一漫也立刻举（核心台词：王一漫：“图图，我以前中午都不怎么吃的，吃一下这么多，肠胃会不会不适应啊？” ／ 徐图图：“那也要慢慢适应啊。你吃太少了。以后每天中午我都带你来食堂吃。” ／ 徐图图：“刚一打铃你唰地一下就跑走了，也不等等我们。”）</w:t>
+              <w:br/>
+              <w:t>• 【21-7　外/内　冬日长林八中覆雪操场·荒村破屋·返城SUV车内与502室安全屋 — 日】时光流转，画面浮现字幕：三个月后·冬。鹅毛大雪将长林八中的操场装点成一片银白世界。篮球架下，身穿浅蓝色毛绒大衣的徐图图与身穿棕色棉服的罗爱文正使劲滚着一个大雪球当雪人身体，身穿深色大衣的王一漫则蹲在一旁，强迫症发作似的双手捧着一颗小雪球不停揉搓。 罗爱文冻得双手通红，龇牙咧嘴地甩着手向徐图图告饶。 徐图图嫌弃地推了他一把（“哎呀，真没用，一边待着吧，我来”），一抬头，瞥见身穿军绿色羊羔毛领棉服的小雪正躲在不远处的树后羡慕地偷看他们。徐图图立刻高高挥起戴着白手套的手，热情洋溢地招呼她！ 小雪愣了一下，指了指自己，在徐（核心台词：罗爱文：“图图，不行了，我……我已经感觉不到我手存在了，你堆吧。” ／ 徐图图：“哎，小雪！小雪，快过来，快来快来！快来跟我们一起堆雪人啊！” ／ 徐图图：“堆雪人有什么搞砸的呀，开心就好啦！你看啊，就这样，把雪放上去，然后拍拍拍哗啦哗啦这样揉搓它，把那个形状弄得好看点就行了。”）</w:t>
+              <w:br/>
+              <w:t>• 【21-8　外/内　八中红砖教学楼前雪地·第八中学电车站与54路有轨电车·大巴车烧烤摊 — 日/夜】赵左右想了想小雪在超市买零食、送费秦门票、在雪地里替图图铲雪的点点滴滴，客观地说出了自己的判断。（核心台词：赵左右：“今天这片的卫生，应该是图图搞吧？” ／ 林开颜（小雪）：“没事，帮图图我开心。” ／ 赵左右：“那个房间里的东西我都看到了，也知道你们为什么要来。放心吧，我已经有了新的人生规划，这一切都会改变的。荀哥，我会早点赚到足够多的钱，等到了北京，赵爷爷，我也会照顾好图图的。”）</w:t>
+            </w:r>
+          </w:p>
+        </w:tc>
+      </w:tr>
+      <w:tr>
+        <w:trPr>
+          <w:cantSplit/>
+        </w:trPr>
+        <w:tc>
+          <w:tcPr>
+            <w:tcW w:type="dxa" w:w="2376"/>
+            <w:vAlign w:val="center"/>
+            <w:tcMar>
+              <w:top w:w="105" w:type="dxa"/>
+              <w:bottom w:w="105" w:type="dxa"/>
+              <w:left w:w="145" w:type="dxa"/>
+              <w:right w:w="145" w:type="dxa"/>
+            </w:tcMar>
+          </w:tcPr>
+          <w:p>
+            <w:pPr>
+              <w:spacing w:before="40" w:after="40" w:line="341" w:lineRule="auto"/>
+              <w:jc w:val="center"/>
+            </w:pPr>
+            <w:r/>
+            <w:r>
+              <w:rPr>
+                <w:rFonts w:ascii="Times New Roman" w:hAnsi="Times New Roman" w:eastAsia="宋体"/>
+                <w:b/>
+                <w:color w:val="191919"/>
+                <w:sz w:val="19"/>
+              </w:rPr>
+              <w:t>EP22《背对背，肩并肩》</w:t>
+            </w:r>
+          </w:p>
+        </w:tc>
+        <w:tc>
+          <w:tcPr>
+            <w:tcW w:type="dxa" w:w="7992"/>
+            <w:vAlign w:val="center"/>
+            <w:tcMar>
+              <w:top w:w="105" w:type="dxa"/>
+              <w:bottom w:w="105" w:type="dxa"/>
+              <w:left w:w="145" w:type="dxa"/>
+              <w:right w:w="145" w:type="dxa"/>
+            </w:tcMar>
+          </w:tcPr>
+          <w:p>
+            <w:pPr>
+              <w:spacing w:before="40" w:after="40" w:line="341" w:lineRule="auto"/>
+              <w:jc w:val="left"/>
+            </w:pPr>
+            <w:r/>
+            <w:r>
+              <w:rPr>
+                <w:rFonts w:ascii="Times New Roman" w:hAnsi="Times New Roman" w:eastAsia="宋体"/>
+                <w:b w:val="0"/>
+                <w:color w:val="191919"/>
+                <w:sz w:val="19"/>
+              </w:rPr>
+              <w:t>• 【22-3　内/外　路虎车内·岁月路与24小时自助银行外·雪地废墟与502室客厅 — 日】面罩扯下的瞬间，露出一张满脸胡茬、猥琐惊恐的中年男人的脸——竟然是徐图图那个好赌成性、曾在第十四集被赵了在麻将馆设计送进拘留所的赌鬼生父徐家宝！徐家宝一抬头看清赵了的脸，吓得魂飞魄散，哭丧着脸叫了出来： 坐在中间台阶上的十六岁赵左右托着下巴，敏锐地总结出这一事件对图图命运的决定性影响。（核心台词：赵左右：“啥？他是徐图图爸爸？！” ／ 荀未来：“我记得当年高二的时候，就一直有人在传，谁谁谁的爸爸是抢劫犯在坐牢。原来那个谁谁谁，就是徐图图。难怪老丈人连婚礼都没来。” ／ 赵了：“我和荀未来都是研究生的时候，才认识图图的。我也是来过2008年才知道，她也是八中的。那次主要忙事业，没让她和你提前发生交集，也就不知道这件事情了。徐图图后来改名为舒图，可能也是因为这件事情的阴影。”）</w:t>
+              <w:br/>
+              <w:t>• 【22-5　内　2008高二（2）班夕阳教室·502室客厅与楼道·2058高尚办公室 — 日】2008年冬日傍晚，暖黄色的夕阳洒满长林八中孔子雕像与高二（2）班教室。空荡的教室里，身穿校服外套内搭粉色连帽卫衣的小雪，正向身穿绿色毛衣的徐图图与身穿白色毛绒外套的王一漫道别。徐图图眼圈微红，不舍地拉着小雪的手。 小雪勉强挤出一丝微笑点了点头：“嗯，家里决定的。”王一漫关切地问：“马上就走吗？”徐图图鼻子一酸，细数着还没来得及一起实现的约定。 想到一旦时空修正启动，徐图图和王一漫就会彻底忘记自己，小雪强忍着眼泪郑重许诺。 徐图图终于忍不住哭了出来，抹着眼泪嗔怪她。 小雪含泪用力点头，突然想起徐图图教她的颜文字，转（核心台词：徐图图：“你要转回原来的学校啊？” ／ 徐图图：“本来想着元旦晚会，我们三个能一起搞个配音的节目来着。总觉得我们还有很多事没一起做呢。” ／ 徐图图：“什么呀，说得好像我不会记得你似的。记得想我们了多回来看看我们。你不是有我们的电话吗？打电话给我们！”）</w:t>
+              <w:br/>
+              <w:t>• 【22-7　内　地下旧物仓库公用电话亭前与仓库深处通道 — 夜】看着电话亭里白发苍苍的赵了，站在外面的小雪脑海中骤然掀起惊涛骇浪——2058年老年余博士冰冷的宣判（“一旦时空修正启动，他妻子会死去”）、高尚无情的指令（“在那个节点死去，才是舒图最本初的结局”），与2008年徐图图明媚纯真的笑脸（“那我们一起吃，一个人多孤单呀”“堆雪人有什么搞砸的呀，开心就好啦”“记得想我们了多回来看看我们，打电话给我们”）在她脑海中疯狂交战！ 荀未来拳头紧握，咬牙切齿地低吼：“时空管理局……”而电话亭内的六十六岁赵了看着眼前荷枪实弹的黑衣保镖，又看了看身旁的四十一岁荀未来和十六岁赵左右，眼底闪（核心台词：赵左右：“小雪啊，回去替我请赵爷爷吃饭。上回食堂的鸡翅，我和图图可都分给你了。” ／ 赵了：“图图，我回来了。” ／ 林开颜（小雪）：“不行！你不能回去！图图会死！！”）</w:t>
+            </w:r>
+          </w:p>
+        </w:tc>
+      </w:tr>
+      <w:tr>
+        <w:trPr>
+          <w:cantSplit/>
+        </w:trPr>
+        <w:tc>
+          <w:tcPr>
+            <w:tcW w:type="dxa" w:w="2376"/>
+            <w:vAlign w:val="center"/>
+            <w:tcMar>
+              <w:top w:w="105" w:type="dxa"/>
+              <w:bottom w:w="105" w:type="dxa"/>
+              <w:left w:w="145" w:type="dxa"/>
+              <w:right w:w="145" w:type="dxa"/>
+            </w:tcMar>
+            <w:shd w:fill="F7FAFC"/>
+          </w:tcPr>
+          <w:p>
+            <w:pPr>
+              <w:spacing w:before="40" w:after="40" w:line="341" w:lineRule="auto"/>
+              <w:jc w:val="center"/>
+            </w:pPr>
+            <w:r/>
+            <w:r>
+              <w:rPr>
+                <w:rFonts w:ascii="Times New Roman" w:hAnsi="Times New Roman" w:eastAsia="宋体"/>
+                <w:b/>
+                <w:color w:val="191919"/>
+                <w:sz w:val="19"/>
+              </w:rPr>
+              <w:t>EP23《不可战胜的敌人》</w:t>
+            </w:r>
+          </w:p>
+        </w:tc>
+        <w:tc>
+          <w:tcPr>
+            <w:tcW w:type="dxa" w:w="7992"/>
+            <w:vAlign w:val="center"/>
+            <w:tcMar>
+              <w:top w:w="105" w:type="dxa"/>
+              <w:bottom w:w="105" w:type="dxa"/>
+              <w:left w:w="145" w:type="dxa"/>
+              <w:right w:w="145" w:type="dxa"/>
+            </w:tcMar>
+            <w:shd w:fill="F7FAFC"/>
+          </w:tcPr>
+          <w:p>
+            <w:pPr>
+              <w:spacing w:before="40" w:after="40" w:line="341" w:lineRule="auto"/>
+              <w:jc w:val="left"/>
+            </w:pPr>
+            <w:r/>
+            <w:r>
+              <w:rPr>
+                <w:rFonts w:ascii="Times New Roman" w:hAnsi="Times New Roman" w:eastAsia="宋体"/>
+                <w:b w:val="0"/>
+                <w:color w:val="191919"/>
+                <w:sz w:val="19"/>
+              </w:rPr>
+              <w:t>• 【23-1　内/外　地下旧物仓库通道与冬夜雪林三角形铁架棚 — 夜】片头龙标与“朝也 CHAO YE FILM”厂牌隐去。承接上集片尾，2008年冬夜昏暗的地下旧物仓库通道内，数名身穿黑色冲锋衣的2058年安保人员从前后两侧猛扑上来，围攻背靠背站立的四十一岁荀未来与十六岁赵左右！站在后方督战的2058年副总裁高尚（高总）抬手叮嘱手下： 混乱搏斗中，十六岁的赵左右眼疾手快地从废旧家具堆上抄起一根长木条，奋力横扫逼退眼前的黑衣保镖，朝着身旁的荀未来大喊：（核心台词：林开颜（小雪）：“我是公司员工，领导马上能把我强制召回，我长话短说。荀未来，余博士启动了信号屏蔽，你没办法在大雪地用巧克力饼干棒回2033年了。他们怕你回去大闹，影响时空旅行技术的研究。等他们把你和赵了都抓回2058年之后，就会马上启动时空修正程序。只要是未来的人，都会被这个时代的人忘记，之后一切的因也会被自然地掰回原本的果。你变回原来那副熊样也就算了，最关键的是舒图，也就是徐图图，就会在原本的节点遭遇意外死去。所以接下来，你们必须——”）</w:t>
+              <w:br/>
+              <w:t>• 【23-3　外/内　远郊荒村破瓦房小院与室内 — 夜】荀未来温和地拍了拍少年的手背，语气里透着不容动摇的决绝——为了保护徐图图（舒图），他甘愿押上自己的一切。（核心台词：荀未来：“他们又不是黑社会，能对我们做什么呀？倒是我们两个人，需要演一出戏骗过他们，把现在的人生保住。现在敌众我寡，时间拖得越久，我们越被动。别再可是了赵左右！为了舒图、徐图图这条时间线，绝不能变回原来的样子，我们必须要孤注一掷。这是我对舒图的道歉。”）</w:t>
+              <w:br/>
+              <w:t>• 【23-4　内　八中后街砂锅麻辣烫店与地下旧物仓库电话亭外 — 日】很快，舒老板端上一大碗热气腾腾、铺满磁州白莲藕的砂锅麻辣烫。伴随着深情伤感的插曲歌声，荀未来拿起筷子夹起一片带孔的莲藕——镜头缓缓摇过小小的木桌，跨越时空的四重画面在同一张餐桌前奇迹般交错叠现：对面座位上，2033年穿越而来的成年舒图正低头流着泪默默吃粉；靠窗座位上，六十六岁的赵了戴着报童帽欣慰地起身离去；邻桌位置上，十六岁的赵左右与少女徐图图正并肩开心地大快朵颐……最终，所有虚影消散，只剩四十一岁的荀未来独自一人坐在桌前，将碗里的最后一口汤菜吃得干干净净。</w:t>
+              <w:br/>
+              <w:t>• 【23-5　内　2058人生无限公司走廊·高尚办公室·2008旧物仓库与2058控制室及通风管 — 日】公元2058年，“人生（无限）有限公司”五楼科技感十足的纯白走廊内，墙面导览牌清晰标示着：【`5F 供电站 能源管理中心`】。高尚带着黑衣保镖押送四十一岁的荀未来走过办公区，迎面正巧遇上抱着离职纸箱、被公司开除的小雪（林开颜）！ 荀未来眼珠一转，在擦肩而过的瞬间故意停下脚步，指着小雪的鼻子破口大骂，将“三十分钟”的暗号精准夹带在辱骂声中！（核心台词：林开颜（小雪）：“我马上就要被时空管理局带走了，不知道等待我的会是什么。赵左右，你要是真想谢我，就给我好好照顾徐图图，不许她受到一点伤害，听到没有？！”）</w:t>
+              <w:br/>
+              <w:t>• 【23-6　外/内　2008林海雪原电话亭·老居民楼道与501室·高二（2）班教室与微机室·杂志社火灾废墟与雪夜串串香餐车 — 日/夜】次日白天，长林八中高二（2）班教室后排。身穿校服的赵左右焦急地把徐图图、王一漫和罗爱文围在一起，向他们求证《三人行》杂志与荀未来的存在。 赵左右急得指向讲台右侧的空位，转向罗爱文和徐图图大喊！ 然而就在赵左右握着鼠标双击打开那个视频文件的同一毫秒——电脑显示器瞬间爆出一片刺眼的雪花乱码，紧接着主机箱上的红色U盘插口处“啪”地爆出一团耀眼的电火花、腾起一股刺鼻的白烟！徐图图吓得失声尖叫： 徐图图与王一漫面面相觑：“堆雪人的视频哪里违规了？”“是误判吧？要不申诉一下？”赵左右死死盯着屏幕上那行下架提示，额头上渗出豆大的（核心台词：赵左右：“你们都忘了吗？图图……爱文，你记得当时坐在讲台右手边的那个转校生是谁吧？” ／ 徐图图：“啊！U盘炸了！”）</w:t>
+            </w:r>
+          </w:p>
+        </w:tc>
+      </w:tr>
+      <w:tr>
+        <w:trPr>
+          <w:cantSplit/>
+        </w:trPr>
+        <w:tc>
+          <w:tcPr>
+            <w:tcW w:type="dxa" w:w="2376"/>
+            <w:vAlign w:val="center"/>
+            <w:tcMar>
+              <w:top w:w="105" w:type="dxa"/>
+              <w:bottom w:w="105" w:type="dxa"/>
+              <w:left w:w="145" w:type="dxa"/>
+              <w:right w:w="145" w:type="dxa"/>
+            </w:tcMar>
+          </w:tcPr>
+          <w:p>
+            <w:pPr>
+              <w:spacing w:before="40" w:after="40" w:line="341" w:lineRule="auto"/>
+              <w:jc w:val="left"/>
+            </w:pPr>
+            <w:r/>
+            <w:r>
+              <w:rPr>
+                <w:rFonts w:ascii="Times New Roman" w:hAnsi="Times New Roman" w:eastAsia="宋体"/>
+                <w:b/>
+                <w:color w:val="191919"/>
+                <w:sz w:val="19"/>
+              </w:rPr>
+              <w:t>EP24《独自面对》（大结局）</w:t>
+            </w:r>
+          </w:p>
+        </w:tc>
+        <w:tc>
+          <w:tcPr>
+            <w:tcW w:type="dxa" w:w="7992"/>
+            <w:vAlign w:val="center"/>
+            <w:tcMar>
+              <w:top w:w="105" w:type="dxa"/>
+              <w:bottom w:w="105" w:type="dxa"/>
+              <w:left w:w="145" w:type="dxa"/>
+              <w:right w:w="145" w:type="dxa"/>
+            </w:tcMar>
+          </w:tcPr>
+          <w:p>
+            <w:pPr>
+              <w:spacing w:before="40" w:after="40" w:line="341" w:lineRule="auto"/>
+              <w:jc w:val="left"/>
+            </w:pPr>
+            <w:r/>
+            <w:r>
+              <w:rPr>
+                <w:rFonts w:ascii="Times New Roman" w:hAnsi="Times New Roman" w:eastAsia="宋体"/>
+                <w:b w:val="0"/>
+                <w:color w:val="191919"/>
+                <w:sz w:val="19"/>
+              </w:rPr>
+              <w:t>• 【24-1　内/外　501室赵左右家·长林八中孔子雕像广场与高三（2）班教室 — 日】升入高三的教室内，黑板上方高悬着“持志用力，渐进精思”八字班训。徐图图与王一漫并排坐在课桌前互相抽背着英语单词（“Reverse”）。赵左右走进教室坐下掏出语文必修三课本。随着早读领读声响起，全班同学齐声朗诵起韩愈的《师说》，洪亮而清澈的读书声回荡在整个校园上空，点亮了全剧剧名《三人行》的终极精神内核——</w:t>
+              <w:br/>
+              <w:t>• 【24-4　内　长林八中广播站·教导主任戴娟办公室与501室赵左右卧室 — 日】“八中之声”广播站内，即将迎来高三最后一次播音的徐图图独自坐在麦克风前，攥着广播稿反复试读（“高三是紧张的，但也是热血的……不好，不好”），紧张得手心直冒汗。就在这时，广播室的门被推开，赵左右拎着一个冒着热气的塑料袋笑嘻嘻地走了进来，把一碗砂锅麻辣烫摆在调音台旁！ 徐图图吓了一跳，看着红油翻滚的麻辣烫瞪圆了眼睛。 徐图图半信半疑地夹起一大口塞进嘴里，下一秒，整张小脸瞬间辣得通红，张着嘴直哈气！ 徐图图被他逗乐了，一边扇着风一边翻起高一旧账嗔怪他。 广播预备铃响起，徐图图把碗推给赵左右（“那看你的了”）。赵左右走出广（核心台词：徐图图：“你胆子也太大了吧！这要被戴主任发现了，肯定要把你臭骂一顿。……我平时一点事都没有，可是到最后一次反而紧张死了，中午一口饭都没吃。” ／ 徐图图：“好辣！你该不会点的变态辣吧？赵左右，你到底是帮我还是坑我啊？” ／ 徐图图：“哼，可最后你也没把票投给我吧？嗯？”）</w:t>
+              <w:br/>
+              <w:t>• 【24-5　内　2010年北京华彩艺术学院专业面试考场与501室卧室（2010初春） — 日】画面浮现时间字标：2010 初春。教室前方高挂着红底白字横幅：【`2010年北京华彩艺术学院专业面试考场`】。四位考官端坐在长条考官席后，头戴深灰色棒球帽、身穿灰卫衣配黑羽绒马甲的十八岁赵左右站在场地中央，手里捧着一台联想ThinkPad笔记本电脑，屏幕正播放着他拍摄的《孤独的饭桶》系列视频——画面里徐图图正大口吃着卤肉饭和拉面，幸福地感叹“这个卤肉饭也太棒了！肉臊肥瘦比例刚好”。</w:t>
+              <w:br/>
+              <w:t>• 【24-6　内　火锅店高考毕业聚餐与501室卧室高考查分（2010夏） — 日】画面浮现时间字标：2010 夏。高考结束当晚，热气腾腾的火锅店里，身穿绿白条纹Polo衫的赵左右与身穿浅蓝衬衫背带裙的徐图图举起啤酒杯痛快碰撞：“干杯！好爽啊！”徐图图好奇地眨了眨眼： 徐图图笑着点头，想起后街那家已经搬走的砂锅麻辣烫店，有些遗憾地叹气。 徐图图开心答应：“好，到时候咱们就把这些稀奇古怪的东西都尝个遍！”这时，身穿白色海军领短袖的王一漫与身穿湖蓝色T恤的陈明一边争论着考题一边走进店里入座。 徐图图与赵左右对视一眼，同时傻眼了。（核心台词：徐图图：“嗯？你之前不是说喝酒找罪受吗？” ／ 徐图图：“只可惜，舒老板回老家了，以后再也吃不到那么好吃的麻辣烫了。”）</w:t>
+              <w:br/>
+              <w:t>• 【24-7　外/内　老式红砖家属楼外铁楼梯·徐图图家1449室卧室与501室 — 日/夜】填完志愿后，赵左右走上红砖家属楼外侧的红色铁楼梯，敲响了一四四九室的大门：“图图，图图。”屋里传来徐图图低落的声音：“你进来吧。” 徐图图卧室内，身穿白色蕾丝长裙的徐图图失落地坐在床边地板上，赵左右走过去并排坐到她身旁。徐图图抬起头，强颜欢笑地看着他。 徐图图低下头捏着裙角，小声说出了自己为了陪他去北京而做的妥协。 徐图图转过头，眼波盈盈地望向他，说出了一句无比纯粹的情话。 徐图图眼圈微红，委屈地追问：“那我们北京的约定怎么办？”赵左右微笑着注视着她的眼睛，给出了跨越岁月的回答： 徐图图终于被说服了，吸了吸鼻子问他（核心台词：徐图图：“我……我虽然没考好，但没关系，我们还是可以一起去北京的。” ／ 徐图图：“那就不学工商管理了嘛。我都咨询过了，有几个冷门的专业，还是很好录取的。” ／ 徐图图：“可是能和你在一个城市读大学，也是我的梦想啊。”）</w:t>
+              <w:br/>
+              <w:t>• 【24-8　内/外　501室卧室查录取结果·行驶的公交车内与北京云都大学校园（2010秋—2012） — 日/夜】低沉执着的插曲歌声响起（“有些事现在看荒唐，那时我们却不假思量……”）。2010年9月，北京云都大学教室黑板上写着“欢迎新同学”，赵左右拖着黑色行李箱走进大学男生宿舍，与室友简单打过招呼（“哈喽”）后便沉默地铺床；随后的两年大学时光里，他在学校机房盯着【`Microsoft Visual Basic`】编程界面敲代码、在宿舍啃着《Windows XP 实用教程》、独自一人坐在大学食堂角落吃饭、在水房刷卡吹头发、看着电脑里当年录下的徐图图吃炸鸡视频发呆…… 夜深人静的机房里，赵左右的诺基亚手机亮起，收到远在长林大学的</w:t>
+              <w:br/>
+              <w:t>• 【24-9　外/内　北京云都大学台阶·2012冬雪夜林间木栈道与501室客厅（2012冬） — 日/夜】白天，身穿黑色羽绒服的青年赵左右拎着打包的快餐盒走下大学教学楼台阶，迎面一名匆忙跑上楼的男生不慎将他手中的快餐撞翻在地，汤饭洒了一地。男生匆匆说了句“不好意思”便跑远了，赵左右低头麻木地看着雪地上的狼藉，心底一片死灰。 画面浮现时间字标：2012 冬。夜晚，白雪覆盖的公园林间木栈道上路灯幽暗。已经二十岁、读大三的赵左右身穿深色连帽毛呢大衣，手里拎着一个啤酒瓶，步履踉跄地走在枯木林道中。四年来的压抑、孤独与眼睁睁看着一切滑向原轨的绝望在这一刻彻底决堤，他弯下腰痛苦地干呕低吼：（核心台词：赵左右：“怎么办……一切都变回去了……我做什么都没有用……我掌控不了我的人生……怎么办……二十年后……我也救不了图图……怎么办！”）</w:t>
+              <w:br/>
+              <w:t>• 【24-11　外　飞霞路小区雪夜街道（大三寒假） — 夜】寒假雪夜，红蓝闪烁的警灯刺破了飞霞路老旧小区的夜色。刚修补完雪人、穿着浅驼色牛角扣连帽大衣拎着一袋零食来找徐图图的青年赵左右刚走到街口，只见前方围满了街坊邻居——两名警察正将徐图图的赌鬼父亲徐家宝押上一辆警车！一名被抢的大妈指着徐家宝大声控诉： 身穿驼色羊羔毛外套、系着格子围巾的徐图图站在雪地里，脸色煞白、无助地朝警车喊了一声：“爸！”徐家宝愧疚地回头看了女儿一眼，被警察押进车内呼啸而去。 就在这时，路灯下的一名年轻围观男子正举着一部银色翻盖手机，幸灾乐祸地对着孤立无援的徐图图录制视频，嘴里还大声嘲弄着！ 围观录像（核心台词：徐图图：“我好像忽然明白我妈妈说的……她不只是想给我一个属于自己的房间，是什么意思了。其实，我挺害怕我爸的事被人知道的。但刚刚不知道为什么，那个人就算把视频发出去，我也无所谓了。” ／ 徐图图：“不怕！我爸做什么事跟我有什么关系啊，别人爱怎么说怎么说，老娘才不在乎呢！”）</w:t>
+              <w:br/>
+              <w:t>• 【24-12　内　2033年赵左右与徐图图温馨之家客厅（新时间线2033） — 日】身穿草绿色毛衣内搭白衬衫的四十一岁赵左右，头上正戴着那顶妻子亲手织的、带黄色叉眼笑脸与大毛球的白色针织毛线帽；而在他身旁，安然无恙活到2033年的四十一岁妻子徐图图身穿白色针织翻领毛衣，正笑眯眯地替丈夫端详着帽子！ 徐图图歪着头，伸出手掌笑吟吟地向丈夫讨要回礼。 徐图图嫌弃地撇了撇嘴（“哎呀，什么呀，就一张破纸片，我不要”），在赵左右“你打开看一下”的软磨硬泡下，她勉为其难地接过纸片缓缓展开——微距特写镜头下，那张从2008年长林八中保留了整整二十五年的横格信纸上，赫然用蓝黑钢笔工工整整地写着九个字：【`赵左右一票（核心台词：徐图图（2033）：“不错，正合适。” ／ 徐图图（2033）：“那我的呢？结婚纪念日，你准备送我什么礼物啊？” ／ 徐图图（2033）：“什么呀，这么重要的日子，你就送我一个破纸片啊？我不高兴了，明天咱俩就去民政局把婚离了！”）</w:t>
+              <w:br/>
+              <w:t>• 【24-13　内　2058年时空修正中心实验室 — 日】老年余博士手中的触控笔猛地一顿，整个人如遭电击般怔在原地！原来，因为2012年那个雪夜回归未知的青年赵左右替徐图图删掉了偷拍视频、用左额角的伤疤解开了她对赌鬼父亲的羞耻心结，徐图图坦坦荡荡地做了一辈子“徐图图”，根本就没有随母姓改名为“舒图”！世上既无“舒图”，时间修正程序自然永远找不到“2033年舒图之死”的最后一个修正节点！</w:t>
+              <w:br/>
+              <w:t>• 【24-14　外/内　片尾名场面画廊回顾与寒假岁月潭野营声音彩蛋（ED） — 日/夜】电话那头传来少女徐图图清脆而向往的声音—— 少女徐图图掰着手指头，笑吟吟地报出了一长串零食清单，最后轻轻吐出了那个贯穿全剧四重时空的信物名字——（核心台词：赵左右（画外音彩蛋）：“图图，寒假咱们找个地方去玩吧，你想去哪？” ／ 徐图图（画外音彩蛋）：“去岁月潭吧。虽然是长林人，但是一直没怎么去过。” ／ 徐图图（画外音彩蛋）：“嗯我想想啊，除了熟食老几样，薯片、果冻是肯定要的，再搞点海苔脆，还有坚果。嗯……还有，哎，巧克力饼干棒。”）</w:t>
+            </w:r>
+          </w:p>
+        </w:tc>
+      </w:tr>
+    </w:tbl>
     <w:p>
       <w:pPr>
         <w:spacing w:before="240" w:after="80" w:line="384" w:lineRule="auto"/>
@@ -2158,6 +3867,12 @@
         <w:jc w:val="left"/>
       </w:pPr>
       <w:r>
+        <w:rPr>
+          <w:rFonts w:ascii="Times New Roman" w:hAnsi="Times New Roman" w:eastAsia="宋体"/>
+          <w:b w:val="0"/>
+          <w:color w:val="141414"/>
+          <w:sz w:val="21"/>
+        </w:rPr>
         <w:t>• “嗯，要不说“衣不如故，人不如新”嘛，呵呵。”（EP21第21-5场，图书馆里徐图图替买到假旧款MP3的转校生小雪暖心解围）</w:t>
       </w:r>
     </w:p>
@@ -2167,6 +3882,12 @@
         <w:jc w:val="left"/>
       </w:pPr>
       <w:r>
+        <w:rPr>
+          <w:rFonts w:ascii="Times New Roman" w:hAnsi="Times New Roman" w:eastAsia="宋体"/>
+          <w:b w:val="0"/>
+          <w:color w:val="141414"/>
+          <w:sz w:val="21"/>
+        </w:rPr>
         <w:t>• “堆雪人有什么搞砸的呀，开心就好啦！”（EP21第21-7场，初雪操场徐图图拉小雪一起堆雪人时的治愈笑容）</w:t>
       </w:r>
     </w:p>

--- a/01_《三人行》全24集全流程标杆成品库/05_核心人物一人一档/人物04_徐图图（16—20岁少女与青年本体 ＆ 全新2033年妻子）.docx
+++ b/01_《三人行》全24集全流程标杆成品库/05_核心人物一人一档/人物04_徐图图（16—20岁少女与青年本体 ＆ 全新2033年妻子）.docx
@@ -848,7 +848,7 @@
           <w:color w:val="141414"/>
           <w:sz w:val="21"/>
         </w:rPr>
-        <w:t>少女与青年态徐图图身高约163cm，身形娇小匀称、充满青春少女的蓬勃元气。面部呈饱满甜美的圆润鹅蛋脸（苹果肌圆润饱满），肤色白皙红润，透着健康的胶原蛋白光泽；额前留着轻盈整齐的空气齐刘海，两侧发丝自然修饰脸颊；眉毛自然柔和，双眼是极具亲和力的圆杏眼（笑起来时眼睑弯成两道明媚的新月，眼底仿佛盛满碎星）；鼻梁小巧秀气，鼻尖微翘；嘴唇饱满红润，笑起来嘴角绽开一对甜甜的梨涡，露出洁白整齐的牙齿，极具治愈人心的“冬日小太阳”感染力。在高一上学期（EP01–EP08初段），她鼻梁上架着一副复古金属细圆框平光/近视眼镜，显得呆萌文静；从高一下学期及拍摄《孤独的饭桶》吃播起（EP09–EP24），她摘掉眼镜，留着柔顺的深棕色齐刘海披肩中长发或扎起活泼的高马尾/双麻尾，五官更显明艳灵动。</w:t>
+        <w:t>少女与青年态徐图图身高约163cm，身形娇小匀称、充满青春少女的蓬勃元气。面部呈饱满甜美的圆润鹅蛋脸（苹果肌圆润饱满），肤色白皙红润，透着健康的胶原蛋白光泽；额前留着轻盈整齐的空气齐刘海，两侧发丝自然修饰脸颊；眉毛自然柔和，双眼是极具亲和力的圆杏眼（笑起来时眼睑弯成两道明媚的新月，眼底仿佛盛满碎星）；鼻梁小巧秀气，鼻尖微翘；嘴唇饱满红润，笑起来嘴角绽开一对甜甜的梨涡，露出洁白整齐的牙齿，极具治愈人心的“冬日小太阳”感染力。在高一上学期（EP01–EP08初段），她鼻梁上架着一副复古金属细圆框平光/近视眼镜，显得呆萌文静；从高一下学期及拍摄《孤独的饭桶》吃播起，她摘掉眼镜，留着柔顺的深棕色齐刘海披肩中长发或扎起活泼的高马尾/双麻尾，五官更显明艳灵动。</w:t>
       </w:r>
     </w:p>
     <w:p>
@@ -910,7 +910,7 @@
           <w:color w:val="141414"/>
           <w:sz w:val="21"/>
         </w:rPr>
-        <w:t>1. 【2008年冬·高一白昼篇广播员与大胃王挑战赛造型（EP01–EP08）】：齐刘海披肩发或低双马尾，初期戴金属细圆框眼镜；在校园内穿长林八中深蓝配白宽条纹运动校服套装，校服内搭一件温柔甜美的浅粉色翻领针织毛衣或米白色高领打底衫；在户外风雪天（如大胃王比赛、冰湖救人、長林咖啡馆约会、雪夜长椅），外穿一件米白色/浅杏色连帽加厚羽绒服（或焦糖色羊羔毛翻领棉服），颈间围着一条彩色条纹或米白色粗针毛线围巾，双手戴毛绒连指手套，下穿蓝白校裤或深色牛仔裤，脚蹬棕色厚底雪地靴，手里常撑着那把标志性的【黄色叉眼笑脸透明雨伞】或捧着装有白色笑脸毛线帽的淡绿色礼盒。</w:t>
+        <w:t>1. 【2008年冬·高一白昼篇广播员与大胃王挑战赛造型】：齐刘海披肩发或低双马尾，初期戴金属细圆框眼镜；在校园内穿长林八中深蓝配白宽条纹运动校服套装，校服内搭一件温柔甜美的浅粉色翻领针织毛衣或米白色高领打底衫；在户外风雪天（如大胃王比赛、冰湖救人、長林咖啡馆约会、雪夜长椅），外穿一件米白色/浅杏色连帽加厚羽绒服（或焦糖色羊羔毛翻领棉服），颈间围着一条彩色条纹或米白色粗针毛线围巾，双手戴毛绒连指手套，下穿蓝白校裤或深色牛仔裤，脚蹬棕色厚底雪地靴，手里常撑着那把标志性的【黄色叉眼笑脸透明雨伞】或捧着装有白色笑脸毛线帽的淡绿色礼盒。</w:t>
       </w:r>
     </w:p>
     <w:p>
@@ -926,7 +926,7 @@
           <w:color w:val="141414"/>
           <w:sz w:val="21"/>
         </w:rPr>
-        <w:t>2. 【2008年春·文科十班与《三人行》杂志社黄昏篇造型（EP09–EP16）】：摘掉圆框眼镜，齐刘海柔顺披肩发；身穿八中深蓝白条纹校服外套，内搭浅黄色、浅粉色或薄荷绿针织开衫与白衬衫，下穿蓝白校裤配白色帆布鞋；在EP15爱荣机械厂学工时穿蓝色工装外套，显得清爽利落。</w:t>
+        <w:t>2. 【2008年春·文科十班与《三人行》杂志社黄昏篇造型】：摘掉圆框眼镜，齐刘海柔顺披肩发；身穿八中深蓝白条纹校服外套，内搭浅黄色、浅粉色或薄荷绿针织开衫与白衬衫，下穿蓝白校裤配白色帆布鞋；在爱荣机械制造厂学工时穿蓝色工装外套，显得清爽利落。</w:t>
       </w:r>
     </w:p>
     <w:p>
@@ -1050,7 +1050,7 @@
                 <w:color w:val="FFFFFF"/>
                 <w:sz w:val="19"/>
               </w:rPr>
-              <w:t>所处时期与代表集数</w:t>
+              <w:t>所处时期与阶段状态</w:t>
             </w:r>
           </w:p>
         </w:tc>
@@ -1102,7 +1102,7 @@
           <w:p>
             <w:pPr>
               <w:spacing w:before="40" w:after="40" w:line="341" w:lineRule="auto"/>
-              <w:jc w:val="left"/>
+              <w:jc w:val="center"/>
             </w:pPr>
             <w:r/>
             <w:r>
@@ -1113,8 +1113,6 @@
                 <w:sz w:val="19"/>
               </w:rPr>
               <w:t>2008冬·高一白昼篇</w:t>
-              <w:br/>
-              <w:t>（EP01–EP08）</w:t>
             </w:r>
           </w:p>
         </w:tc>
@@ -1170,7 +1168,7 @@
           <w:p>
             <w:pPr>
               <w:spacing w:before="40" w:after="40" w:line="341" w:lineRule="auto"/>
-              <w:jc w:val="left"/>
+              <w:jc w:val="center"/>
             </w:pPr>
             <w:r/>
             <w:r>
@@ -1181,8 +1179,6 @@
                 <w:sz w:val="19"/>
               </w:rPr>
               <w:t>2008春·文科十班黄昏篇</w:t>
-              <w:br/>
-              <w:t>（EP09–EP16）</w:t>
             </w:r>
           </w:p>
         </w:tc>
@@ -1498,7 +1494,7 @@
           <w:color w:val="141414"/>
           <w:sz w:val="21"/>
         </w:rPr>
-        <w:t>在黑夜篇（EP21）中，为什么2058年冷酷功利的实习生小雪（肖雪）会为了救徐图图而背叛高尚、甚至不惜牺牲自己的前途？答案就在于徐图图那毫无算计的纯粹善意。当赵左右、王一漫、罗爱文都因为知道小雪害过赵爷爷而对她冷眼提防时，只有不知情的徐图图看穿了小雪的孤单：当小雪被路边小贩骗买成七八年前的旧款粉色MP3遭嘲笑时，徐图图立刻接过来戴上，笑着解围说“我就爱用这个复古款，衣不如故，人不如新”；当小雪在食堂拿零食配白米饭时，徐图图主动拉她同桌并请她吃汉堡；午休时徐图图把自己的校服披在小雪肩上并把MP3塞回她兜里；初雪时更拉着躲在树后的小雪一起堆雪人。正是这份不带任何目的的赤诚善意，不仅通过DV唤醒了植物人赵了，更彻底融化了未来人小雪的心，为三代赵左右赢得了破局的关键盟友。</w:t>
+        <w:t>在黑夜篇中，为什么2058年冷酷功利的实习生小雪（肖雪）会为了救徐图图而背叛高尚、甚至不惜牺牲自己的前途？答案就在于徐图图那毫无算计的纯粹善意。当赵左右、王一漫、罗爱文都因为知道小雪害过赵爷爷而对她冷眼提防时，只有不知情的徐图图看穿了小雪的孤单：当小雪被路边小贩骗买成七八年前的旧款粉色MP3遭嘲笑时，徐图图立刻接过来戴上，笑着解围说“我就爱用这个复古款，衣不如故，人不如新”；当小雪在食堂拿零食配白米饭时，徐图图主动拉她同桌并请她吃汉堡；午休时徐图图把自己的校服披在小雪肩上并把MP3塞回她兜里；初雪时更拉着躲在树后的小雪一起堆雪人。正是这份不带任何目的的赤诚善意，不仅通过DV唤醒了植物人赵了，更彻底融化了未来人小雪的心，为三代赵左右赢得了破局的关键盟友。</w:t>
       </w:r>
     </w:p>
     <w:p>
@@ -1560,7 +1556,7 @@
           <w:color w:val="192D55"/>
           <w:sz w:val="25"/>
         </w:rPr>
-        <w:t>第四章　全剧完整人物生平传记与逐集分场剧情推进全纪实</w:t>
+        <w:t>第四章　全剧人物命运轨迹与完整生平故事传记</w:t>
       </w:r>
     </w:p>
     <w:p>
@@ -1575,7 +1571,7 @@
           <w:color w:val="141414"/>
           <w:sz w:val="22"/>
         </w:rPr>
-        <w:t>（一）第一卷·白昼篇（EP01–EP08）：广播站的麻辣烫吃播、一票之缘与两个自我的雪夜相拥</w:t>
+        <w:t>（一）第一卷·白昼篇：广播站的麻辣烫吃播、一票之缘与两个自我的雪夜相拥</w:t>
       </w:r>
     </w:p>
     <w:p>
@@ -1591,7 +1587,7 @@
           <w:color w:val="141414"/>
           <w:sz w:val="21"/>
         </w:rPr>
-        <w:t>2008年1月，高一（2）班的徐图图参加「八中之声」广播站播音员竞选（EP02）。由于演讲稿在走廊被荀未来撞落踩脏，又在白桦雪道收到了66岁赵了送来的热砂锅麻辣烫，站在广播麦克风前的徐图图干脆脱稿开启了一场色香味俱全的“后街十元砂锅麻辣烫与磁州脆藕”现场吃播！虽然最终只获得1票（实为王一漫所投，但她误以为是赵左右投给她的），却让她对“狂野阳光”赵左右心生懵懂好感。在EP03–04中，她邀请赵左右参加后街麻辣烫店的大胃王挑战赛并一举夺冠（吃下六碗拿第一名，赵左右拿第八名）。</w:t>
+        <w:t>2008年1月，高一（2）班的徐图图参加「八中之声」广播站播音员竞选。由于演讲稿在走廊被荀未来撞落踩脏，又在白桦雪道收到了66岁赵了送来的热砂锅麻辣烫，站在广播麦克风前的徐图图干脆脱稿开启了一场色香味俱全的“后街十元砂锅麻辣烫与磁州脆藕”现场吃播！虽然最终只获得1票（实为王一漫所投，但她误以为是赵左右投给她的），却让她对“狂野阳光”赵左右心生懵懂好感。她邀请赵左右参加后街麻辣烫店的大胃王挑战赛并一举夺冠（吃下六碗拿第一名，赵左右拿第八名）。</w:t>
       </w:r>
     </w:p>
     <w:p>
@@ -1607,7 +1603,7 @@
           <w:color w:val="141414"/>
           <w:sz w:val="21"/>
         </w:rPr>
-        <w:t>在EP05校园贴吧风波中，徐图图在飞霞路电话亭给失联的赵左右打电话时，误把亭外走近的王一漫当成尾随歹徒，惊慌报110并推门撞伤王一漫鼻梁；随后她带王一漫回自家客厅火炉旁烤红薯，替王一漫鼻梁贴上粉底草莓图案的卡通创可贴，两位女孩敞开心扉结为挚友；当晚赵左右在寒夜冰封湖面踏上薄冰滑倒，正是赶来的徐图图在岸边急呼“趴下！你快趴下！”将他救起。除夕夜（EP06），徐图图精心织好了一顶白色叉眼笑脸毛线帽装进淡绿礼盒准备送给赵左右，并在东湖公园见证了浪漫的“暖雪”，更在公园木栈道长椅上偶遇了从2033年撑着同款黄色叉眼笑脸伞穿越而来的41岁成年自己——舒图！</w:t>
+        <w:t>在EP05校园贴吧风波中，徐图图在飞霞路电话亭给失联的赵左右打电话时，误把亭外走近的王一漫当成尾随歹徒，惊慌报110并推门撞伤王一漫鼻梁；随后她带王一漫回自家客厅火炉旁烤红薯，替王一漫鼻梁贴上粉底草莓图案的卡通创可贴，两位女孩敞开心扉结为挚友；当晚赵左右在寒夜冰封湖面踏上薄冰滑倒，正是赶来的徐图图在岸边急呼“趴下！你快趴下！”将他救起。除夕夜，徐图图精心织好了一顶白色叉眼笑脸毛线帽装进淡绿礼盒准备送给赵左右，并在东湖公园见证了浪漫的“暖雪”，更在公园木栈道长椅上偶遇了从2033年撑着同款黄色叉眼笑脸伞穿越而来的41岁成年自己——舒图！</w:t>
       </w:r>
     </w:p>
     <w:p>
@@ -1623,7 +1619,7 @@
           <w:color w:val="141414"/>
           <w:sz w:val="21"/>
         </w:rPr>
-        <w:t>在EP07–08中，16岁的徐图图将这位自称“舒图阿姨”的神秘女子带回自己家过夜。当41岁的舒图为了阻止她重蹈覆辙而抢走白毛线帽、劝她不要喜欢赵左右时，16岁的徐图图在雪地里撑起黄笑脸伞替流泪的舒图遮雪，并用澄澈通透的少女智慧反问：“可是我现在真的很快乐啊。既然美好的事情都是真实存在过的，不是假的，那又为什么要吃后悔药呢？”这句话瞬间治愈了41岁满身伤痕的舒图。大年初二，徐图图与赵左右在長林咖啡馆开心约会喝卡布奇诺、用蘸番茄酱的薯条碰杯，回家时惊喜地在二楼防盗门把手上找回了66岁赵了冒死从雪顶捡回的白色笑脸毛线帽。</w:t>
+        <w:t>16岁的徐图图将这位自称“舒图阿姨”的神秘女子带回自己家过夜。当41岁的舒图为了阻止她重蹈覆辙而抢走白毛线帽、劝她不要喜欢赵左右时，16岁的徐图图在雪地里撑起黄笑脸伞替流泪的舒图遮雪，并用澄澈通透的少女智慧反问：“可是我现在真的很快乐啊。既然美好的事情都是真实存在过的，不是假的，那又为什么要吃后悔药呢？”这句话瞬间治愈了41岁满身伤痕的舒图。大年初二，徐图图与赵左右在長林咖啡馆开心约会喝卡布奇诺、用蘸番茄酱的薯条碰杯，回家时惊喜地在二楼防盗门把手上找回了66岁赵了冒死从雪顶捡回的白色笑脸毛线帽。</w:t>
       </w:r>
     </w:p>
     <w:p>
@@ -1638,7 +1634,7 @@
           <w:color w:val="141414"/>
           <w:sz w:val="22"/>
         </w:rPr>
-        <w:t>（二）第二卷·黄昏篇（EP09–EP16）：《梦的解析》批注、图书馆二年之约与《三人行》创刊</w:t>
+        <w:t>（二）《梦的解析》的温柔批注、图书馆之约与《三人行》的灵感火种</w:t>
       </w:r>
     </w:p>
     <w:p>
@@ -1654,22 +1650,7 @@
           <w:color w:val="141414"/>
           <w:sz w:val="21"/>
         </w:rPr>
-        <w:t>升入高一文科（10）班后（EP09–12），徐图图默默陪伴在狂飙突进又因偷卷风波陷入低谷的赵左右身边。她在G54末班有轨电车上将自己写满批注的《梦的解析》借给赵左右，启发他通过心理学剖析自我与陈明；在学校图书馆书架间，她与赵左右定下了“两年后一起考入长林大学”的青春约定。在EP13–16中，当赵左右发起《我与我的宣战》创办《三人行》杂志社时，徐图图全力投入撰稿与发行；在住院期间被赵左右用DV拍下吃黄桃罐头的画面时，她灵机一动说出“谁还看静态的杂志，都来黍豆网看活泼可爱的我”，直接启发了《三人行》向视频播客的转型，并在校门口与赵左右、王一漫、罗爱文一起挥手送别退学的荀哥。</w:t>
-      </w:r>
-    </w:p>
-    <w:p>
-      <w:pPr>
-        <w:spacing w:before="120" w:after="60" w:line="384" w:lineRule="auto"/>
-        <w:jc w:val="left"/>
-      </w:pPr>
-      <w:r>
-        <w:rPr>
-          <w:rFonts w:ascii="Arial" w:hAnsi="Arial" w:eastAsia="黑体"/>
-          <w:b/>
-          <w:color w:val="141414"/>
-          <w:sz w:val="22"/>
-        </w:rPr>
-        <w:t>（三）第三卷·黑夜篇（EP17–EP23）：《孤独的饭桶》走红、感化2058杀手小雪与唤醒植物人</w:t>
+        <w:t>高一下学期文理分科后，徐图图与赵左右、王一漫、罗爱文、荀未来一同进入了重组后的高一文科（10）班。当赵左右为了保住班长之位而陷入近乎自虐的刷题内卷、甚至在与陈明产生误会后濒临心理崩溃时，徐图图始终像一束温和而不刺眼的光陪在他身边。在寒冷的末班五十四路有轨电车上，看着满眼血丝、焦虑不安的赵左右，徐图图从书包里掏出自己最珍爱的弗洛伊德《梦的解析》递给他——书页空白处写满了她用蓝色水笔留下的温柔批注与笑脸符号，鼓励他先读懂自己的内心、不必被外在的分数绑架。在学校图书馆高大的书架过道间，两人并肩畅想未来，定下了“两年后一起考入长林大学”的青春约定。</w:t>
       </w:r>
     </w:p>
     <w:p>
@@ -1685,7 +1666,22 @@
           <w:color w:val="141414"/>
           <w:sz w:val="21"/>
         </w:rPr>
-        <w:t>在EP17–19中，徐图图与赵左右在东湖公园木栈道贴背取暖验证“力的作用是相互的”，随他夜闯八中话剧社看造雪机，并在八中食堂面对索尼DV镜头大口吃炸鸡饭与五罐黄桃罐头，发明了“电子榨菜”一词，正式定名《孤独的饭桶》陪伴吃饭栏目！在EP20《涉过夏天》中，在东湖咖啡馆兼职的徐图图心疼发传单的赵左右，主动向老板提出辞职把兼职名额让给赵左右，被咖啡店老板语重心长地点醒“以后所有类似这样的事，你都不能再有为别人放弃自己的想法了，你首先得让自己变得更好”（精准呼应EP11荀未来在大雪人旁对她的忠告）；随后她在荀未来匿名ID“回到未来（求店名！）”留言的启发下，与赵左右、王一漫合作拍摄300元探店广告《浪漫咖啡店》（大口吃卤肉饭），把分到的100元重新投入成立【八中姐妹花】频道，并与赵左右、王一漫一起将攒下的广告费装进“答案箱”铁罐留在5元自助快餐店资助陈明复学。</w:t>
+        <w:t>当陈明在广播室自曝偷打游戏为赵左右作证而遭退学、赵左右陷入深切自责并试图通过创办“梦语心理社”自我救赎时，徐图图第一时间报名成为社团骨干，陪着他在冰湖观景台吃烤土豆、剖析父亲赵东来买冻土豆背后的亲情创伤。而在赵左右通过老黄历识破荀未来控制企图、发起《我与我的宣战》并决定接手创办《三人行》校园杂志社时，徐图图更是毫无保留地投入撰稿、排版与全城推销之中。不久后徐图图因风寒住院，赵左右举着赵了送他的索尼手持DV摄像机到病房探望，拍下了她大口吃黄桃罐头的灿烂模样；镜头前的徐图图灵机一动，笑着说出了那句改变主角团事业方向的灵感金句：“谁还看静态的杂志啊，都来黍豆网看活泼可爱的我！”正是这句“灯泡”般的奇思妙想，直接启发了《三人行》从纸质杂志向网络视频播客的跨时代转型。当荀未来决定退学去寻找余博士时，徐图图不仅献出自己亲手钩织的毛球笑脸花朵白毛线帽帮赵左右母亲刘美奕克服试镜容貌焦虑，更在校门口与伙伴们一起含泪挥手送别了这位亦师亦友的“荀哥”。</w:t>
+      </w:r>
+    </w:p>
+    <w:p>
+      <w:pPr>
+        <w:spacing w:before="120" w:after="60" w:line="384" w:lineRule="auto"/>
+        <w:jc w:val="left"/>
+      </w:pPr>
+      <w:r>
+        <w:rPr>
+          <w:rFonts w:ascii="Arial" w:hAnsi="Arial" w:eastAsia="黑体"/>
+          <w:b/>
+          <w:color w:val="141414"/>
+          <w:sz w:val="22"/>
+        </w:rPr>
+        <w:t>（三）第三卷·黑夜篇：《孤独的饭桶》走红、感化2058杀手小雪与唤醒植物人</w:t>
       </w:r>
     </w:p>
     <w:p>
@@ -1701,7 +1697,23 @@
           <w:color w:val="141414"/>
           <w:sz w:val="21"/>
         </w:rPr>
-        <w:t>在EP21《当雪落下》中，徐图图迎来了全剧最具决定性的善良高光：面对转入高二（2）班、被赵左右等三人冷落防备的2058实习生小雪，徐图图不忍见她孤单，不仅大方收下小雪被小贩骗买的旧款粉色MP3（暖心解围“衣不如故，人不如新，咱俩就是老朋友了”），还在食堂主动拉小雪同桌请吃汉堡套餐，午休时将自己的蓝白校服披在小雪肩上并悄悄塞回MP3，更在2008年第一场初雪降临时拉着躲在树后的小雪在操场欢笑堆雪人！这段由赵左右拍下的“徐图图雪地奔跑堆雪人”DV，在荒村破屋的电脑屏幕上奇迹般唤醒了植物人赵了；而她的善意更让小雪在EP22得知“舒图就是徐图图”后，为了救她而在旧仓库电话亭前冲冠反叛高尚！在EP22中，三代赵左右更在岁月路银行外擒获了抢劫的徐图图生父徐家宝，替她挡下了第一次高二改名危机。</w:t>
+        <w:t>徐图图与赵左右在东湖公园木栈道贴背取暖验证“力的作用是相互的”，随他夜闯八中话剧社看造雪机，并在八中食堂面对索尼DV镜头大口吃炸鸡饭与五罐黄桃罐头，发明了“电子榨菜”一词，正式定名《孤独的饭桶》陪伴吃饭栏目！在随后的日子里，在东湖咖啡馆兼职的徐图图心疼发传单的赵左右，主动向老板提出辞职把兼职名额让给赵左右，被咖啡店老板语重心长地点醒“以后所有类似这样的事，你都不能再有为别人放弃自己的想法了，你首先得让自己变得更好”（精准呼应EP11荀未来在大雪人旁对她的忠告）；随后她在荀未来匿名ID“回到未来（求店名！）”留言的启发下，与赵左右、王一漫合作拍摄300元探店广告《浪漫咖啡店》（大口吃卤肉饭），把分到的100元重新投入成立【八中姐妹花】频道，并与赵左右、王一漫一起将攒下的广告费装进“答案箱”铁罐留在5元自助快餐店资助陈明复学。</w:t>
+      </w:r>
+    </w:p>
+    <w:p>
+      <w:pPr>
+        <w:spacing w:before="40" w:after="100" w:line="384" w:lineRule="auto"/>
+        <w:ind w:firstLine="420"/>
+        <w:jc w:val="left"/>
+      </w:pPr>
+      <w:r>
+        <w:rPr>
+          <w:rFonts w:ascii="Times New Roman" w:hAnsi="Times New Roman" w:eastAsia="宋体"/>
+          <w:b w:val="0"/>
+          <w:color w:val="141414"/>
+          <w:sz w:val="21"/>
+        </w:rPr>
+        <w:t>在随后的日子里，徐图图迎来了全剧最具决定性的善良高光：面对转入高二（2）班、被赵左右等三人冷落防备的2058实习生小雪，徐图图不忍见她孤单，不仅大方收下小雪被小贩骗买的旧款粉色MP3（暖心解围“衣不如故，人不如新，咱俩就是老朋友了”），还在食堂主动拉小雪同桌请吃汉堡套餐，午休时将自己的蓝白校服披在小雪肩上并悄悄塞回MP3，更在2008年第一场初雪降临时拉着躲在树后的小雪在操场欢笑堆雪人！这段由赵左右拍下的“徐图图雪地奔跑堆雪人”DV，在荒村破屋的电脑屏幕上奇迹般唤醒了植物人赵了；而她的善意更让小雪在EP22得知“舒图就是徐图图”后，为了救她而在旧仓库电话亭前冲冠反叛高尚！三代赵左右更在岁月路银行外擒获了抢劫的徐图图生父徐家宝，替她挡下了第一次高二改名危机。</w:t>
       </w:r>
     </w:p>
     <w:p>
@@ -1732,7 +1744,7 @@
           <w:color w:val="141414"/>
           <w:sz w:val="21"/>
         </w:rPr>
-        <w:t>经历EP23的82%时空修正后，虽然徐图图像所有人一样被迫遗忘了荀未来与小雪，但她对赵左右的心意从未改变。高三毕业前夕（EP24），她在「八中之声」广播站边吃变态辣砂锅麻辣烫边完成了最后一次催泪脱稿广播；2010年高考她因发挥失常未能考上北京本科，原本想为了赵左右去北京读专科，却在1449室被赵左右“人生那么长，什么时候赴约都不迟”的温柔劝导打动，留在了长林大学工商管理系。</w:t>
+        <w:t>经历局部熵减时空修正后，虽然徐图图像所有人一样被迫遗忘了荀未来与小雪，但她对赵左右的心意从未改变。高三毕业前夕，她在「八中之声」广播站边吃变态辣砂锅麻辣烫边完成了最后一次催泪脱稿广播；2010年高考她因发挥失常未能考上北京本科，原本想为了赵左右去北京读专科，却在1449室被赵左右“人生那么长，什么时候赴约都不迟”的温柔劝导打动，留在了长林大学工商管理系。</w:t>
       </w:r>
     </w:p>
     <w:p>
@@ -1767,1715 +1779,6 @@
         <w:t>看着满脸是血却眼神炽热的少年，徐图图心中延续了三代时间线的原生家庭羞耻感瞬间灰飞烟灭！她仰起头，坦荡而骄傲地大声宣布：“不怕！我爸做什么事跟我有什么关系啊，别人爱怎么说怎么说，老娘才不在乎呢！”正因为她这一世再未因羞耻而改随母姓叫“舒图”，而是堂堂正正做了一辈子“徐图图”，2058年老年余博士的时空修正系统在人工核查2033年长林市时“查无舒图”，修正进度永远定格在了【99%】！在全新的2033年，41岁的徐图图幸福安然地活在人间，在结婚纪念日为丈夫赵左右戴上白色叉眼笑脸毛线帽，接过了那张跨越25年光阴的选票——【赵左右一票 投给徐图图】。</w:t>
       </w:r>
     </w:p>
-    <w:p>
-      <w:pPr>
-        <w:spacing w:before="160" w:after="80" w:line="384" w:lineRule="auto"/>
-        <w:jc w:val="left"/>
-      </w:pPr>
-      <w:r>
-        <w:rPr>
-          <w:rFonts w:ascii="Arial" w:hAnsi="Arial" w:eastAsia="黑体"/>
-          <w:b/>
-          <w:color w:val="141414"/>
-          <w:sz w:val="22"/>
-        </w:rPr>
-        <w:t>（附）本角色全剧逐集登场场次、具体行动、核心对白与剧情推动脉络总表（100%源自定稿文学剧本）</w:t>
-      </w:r>
-    </w:p>
-    <w:tbl>
-      <w:tblPr>
-        <w:tblStyle w:val="TableGrid"/>
-        <w:tblW w:type="auto" w:w="0"/>
-        <w:jc w:val="center"/>
-        <w:tblLayout w:type="fixed"/>
-        <w:tblLook w:firstColumn="1" w:firstRow="1" w:lastColumn="0" w:lastRow="0" w:noHBand="0" w:noVBand="1" w:val="04A0"/>
-      </w:tblPr>
-      <w:tblGrid>
-        <w:gridCol w:w="5184"/>
-        <w:gridCol w:w="5184"/>
-      </w:tblGrid>
-      <w:tr>
-        <w:trPr>
-          <w:tblHeader/>
-          <w:cantSplit/>
-        </w:trPr>
-        <w:tc>
-          <w:tcPr>
-            <w:tcW w:type="dxa" w:w="2376"/>
-            <w:vAlign w:val="center"/>
-            <w:tcMar>
-              <w:top w:w="130" w:type="dxa"/>
-              <w:bottom w:w="130" w:type="dxa"/>
-              <w:left w:w="150" w:type="dxa"/>
-              <w:right w:w="150" w:type="dxa"/>
-            </w:tcMar>
-            <w:shd w:fill="1F3864"/>
-          </w:tcPr>
-          <w:p>
-            <w:pPr>
-              <w:spacing w:before="40" w:after="40" w:line="312" w:lineRule="auto"/>
-              <w:jc w:val="center"/>
-            </w:pPr>
-            <w:r/>
-            <w:r>
-              <w:rPr>
-                <w:rFonts w:ascii="Arial" w:hAnsi="Arial" w:eastAsia="黑体"/>
-                <w:b/>
-                <w:color w:val="FFFFFF"/>
-                <w:sz w:val="19"/>
-              </w:rPr>
-              <w:t>登场集数与片名</w:t>
-            </w:r>
-          </w:p>
-        </w:tc>
-        <w:tc>
-          <w:tcPr>
-            <w:tcW w:type="dxa" w:w="7992"/>
-            <w:vAlign w:val="center"/>
-            <w:tcMar>
-              <w:top w:w="130" w:type="dxa"/>
-              <w:bottom w:w="130" w:type="dxa"/>
-              <w:left w:w="150" w:type="dxa"/>
-              <w:right w:w="150" w:type="dxa"/>
-            </w:tcMar>
-            <w:shd w:fill="1F3864"/>
-          </w:tcPr>
-          <w:p>
-            <w:pPr>
-              <w:spacing w:before="40" w:after="40" w:line="312" w:lineRule="auto"/>
-              <w:jc w:val="center"/>
-            </w:pPr>
-            <w:r/>
-            <w:r>
-              <w:rPr>
-                <w:rFonts w:ascii="Arial" w:hAnsi="Arial" w:eastAsia="黑体"/>
-                <w:b/>
-                <w:color w:val="FFFFFF"/>
-                <w:sz w:val="19"/>
-              </w:rPr>
-              <w:t>本集各场次具体行动、人物互动、核心台词与剧情推进逻辑</w:t>
-            </w:r>
-          </w:p>
-        </w:tc>
-      </w:tr>
-      <w:tr>
-        <w:trPr>
-          <w:cantSplit/>
-        </w:trPr>
-        <w:tc>
-          <w:tcPr>
-            <w:tcW w:type="dxa" w:w="2376"/>
-            <w:vAlign w:val="center"/>
-            <w:tcMar>
-              <w:top w:w="105" w:type="dxa"/>
-              <w:bottom w:w="105" w:type="dxa"/>
-              <w:left w:w="145" w:type="dxa"/>
-              <w:right w:w="145" w:type="dxa"/>
-            </w:tcMar>
-          </w:tcPr>
-          <w:p>
-            <w:pPr>
-              <w:spacing w:before="40" w:after="40" w:line="341" w:lineRule="auto"/>
-              <w:jc w:val="center"/>
-            </w:pPr>
-            <w:r/>
-            <w:r>
-              <w:rPr>
-                <w:rFonts w:ascii="Times New Roman" w:hAnsi="Times New Roman" w:eastAsia="宋体"/>
-                <w:b/>
-                <w:color w:val="191919"/>
-                <w:sz w:val="19"/>
-              </w:rPr>
-              <w:t>EP02《第三个雪人》</w:t>
-            </w:r>
-          </w:p>
-        </w:tc>
-        <w:tc>
-          <w:tcPr>
-            <w:tcW w:type="dxa" w:w="7992"/>
-            <w:vAlign w:val="center"/>
-            <w:tcMar>
-              <w:top w:w="105" w:type="dxa"/>
-              <w:bottom w:w="105" w:type="dxa"/>
-              <w:left w:w="145" w:type="dxa"/>
-              <w:right w:w="145" w:type="dxa"/>
-            </w:tcMar>
-          </w:tcPr>
-          <w:p>
-            <w:pPr>
-              <w:spacing w:before="40" w:after="40" w:line="341" w:lineRule="auto"/>
-              <w:jc w:val="left"/>
-            </w:pPr>
-            <w:r/>
-            <w:r>
-              <w:rPr>
-                <w:rFonts w:ascii="Times New Roman" w:hAnsi="Times New Roman" w:eastAsia="宋体"/>
-                <w:b w:val="0"/>
-                <w:color w:val="191919"/>
-                <w:sz w:val="19"/>
-              </w:rPr>
-              <w:t>• 【2-11　内/外　长林八中·音乐教室3202与教学楼门廊 — 日】赵左右拎着麻辣烫从后门溜进教室，在最后一排唯一的空位——戴着圆框眼镜、穿着米色羊羔毛领羽绒服的高一二班女生徐图图身旁坐下。徐图图正低头在笔记本上认真修改着广播稿。 最后一排，徐图图握着笔的手指微微收紧，犹豫再三，鼓起勇气将右手怯生生地举到胸口高度。身旁的赵左右低头看了一眼麻辣烫，转头瞥见徐图图半举着发抖的手，当即热心地一把抓住徐图图的手腕，帮她把右手高高举过头顶，顺势大喊了一声。 全教室的目光瞬间齐刷刷聚焦到最后一排的徐图图身上。徐图图窘迫得脸颊通红。 赵左右一听，连忙替身旁的徐图图打抱不平。 徐图图深吸一口气，抱（核心台词：徐图图：“我也不知道。” ／ 广播社社长：“好，大家把手放下吧。徐图图，你好像还没有正式主持过午间广播吧？我们这边选举还要继续，今天的午间广播，能不能请你即兴发挥一下？” ／ 徐图图：“对不起，对不起，实在抱歉。”）</w:t>
-              <w:br/>
-              <w:t>• 【2-12　内　长林八中·音乐教室3202 — 日】台下响起热烈掌声。荀未来推门走进教室，径直来到最后一排，在赵左右身旁刚才徐图图的空位上坐下，一边鼓掌一边侧头打量赵左右。</w:t>
-              <w:br/>
-              <w:t>• 【2-13　内　长林八中·一楼广播室与音乐教室3202（交叉剪辑） — 日】一楼广播室内。徐图图戴上耳麦坐在调音台前，深吸一口气推上推子，对着麦克风开口。 广播室里，徐图图翻开笔记本准备念稿，脸色骤变。 广播室里，找不到稿子的徐图图看着手边桌上那碗热气腾腾的麻辣烫，一咬牙端起纸碗。 徐图图拿起筷子，对着麦克风大口吸溜起麻辣烫里的黄面。清脆诱人的吸面声通过广播传遍全校。3202教室后排，赵左右抱着怀里的麻辣烫塑料袋，听得两眼放光。 广播室里，徐图图用筷子夹起一片厚实的莲藕送进嘴里，发出清脆爽口的咀嚼声。3202教室后排的荀未来听到这熟悉的吃相动静，脑海中猛地闪过一道画面—— 画面切回2008（核心台词：徐图图：“大家好，欢迎来到八中之声，我叫徐图图。就是……先前我一直做文案策划工作嘛，今天是我第一次正式跟大家见面——不对，好像也不能叫见面。” ／ 徐图图：“那么今天午间广播的主题是——（低头翻找，小声）我稿子呢？” ／ 徐图图：“算了，事已至此，先吃饭吧。”）</w:t>
-              <w:br/>
-              <w:t>• 【2-14　内　荀未来与舒图家·卧室/书房/餐厅（2033） — 夜】【闪回·2033年】深绿色墙面的书房里，舒图站在整面墙的红木书柜前，从书架上抽出一本黑色精装的《梦的解析》。她翻开书页，取出一张夹在里面的老照片——照片右上角印着“亲爱的 ∨ 徐图图和妈妈”白色手写体字样，戴着圆框眼镜、围着白围巾的少女徐图图与身穿橄榄绿菱格纹棉服的母亲在家中相拥，脸贴着脸笑得无比灿烂。</w:t>
-              <w:br/>
-              <w:t>• 【2-15　内　长林八中·广播室与音乐教室3202 — 日】回到2008年广播室。徐图图双手捧起纸碗，仰头喝完最后一口麻辣烫汤，长长地哈出一口白气，对着麦克风露出一抹明媚纯粹的笑容。（核心台词：徐图图：“今天这碗麻辣烫，就和大家一起吃完了。我叫徐图图，下次再和大家一起聊天，拜拜！” ／ 荀未来：“舒图……徐图图……舒图……徐图图……”）</w:t>
-              <w:br/>
-              <w:t>• 【2-17　外/内　教学楼门厅廊柱与音乐教室3202（交叉剪辑） — 日】原本低着头的徐图图缓缓抬起眼眸，望向讲台侧方的黑板——只见“徐图图”三个粉笔字下方，端端正正地画着一道白色的竖线：1票。徐图图怔怔地看着那唯一的一票，原本失落的眼底瞬间亮起星光，嘴角弯起一抹温暖而坚定的弧度。（核心台词：荀未来：“赵左右！刚才那个广播里叫徐图图的女孩，你觉得她很好吗？”）</w:t>
-              <w:br/>
-              <w:t>• 【2-24　外　长林八中校门口至徐图图家红砖家属楼外 — 黄昏】傍晚放学时分，夕阳余晖映照着校门口的积雪。荀未来与16岁的赵左右并肩走出校门，迎面看见穿着米白色羽绒服的徐图图正推着自行车走出校门铁栅栏。荀未来脚步一顿，目光紧紧追随着徐图图的背影。 荀未来快步追出校门，远远跟在骑自行车的徐图图身后，穿过覆雪的老街巷，来到一栋带有室外铁楼梯的红砖家属楼下。 徐图图停好自行车，顺着室外铁楼梯跑上二楼平台。二楼木门打开，身穿橄榄绿菱格纹棉服的徐图图母亲（正是2033年《梦的解析》夹层合照里的母亲、荀未来的丈母娘）捧着一束花迎出来，母女俩亲热地拥抱进屋。躲在街角雪堆旁的荀未来仰头认出自己（核心台词：荀未来（低语）：“徐图图……会不会是我多想了？我得看看你究竟是不是她。” ／ 荀未来：“我去，这不我丈母娘吗？！徐图图还真是舒图！可我怎么完全不记得，高中遇到过一个叫徐图图的人呢？”）</w:t>
-              <w:br/>
-              <w:t>• 【2-25　内/外　长林八中·教导主任办公室、走廊与广播室外雪地（倒叙：数小时前） — 日】3202音乐教室门外，赵了透过门缝静静看着16岁的赵左右在最后一排举起徐图图的手臂（“这有！”），脸庞上浮现出一丝慈爱而欣慰的笑意。 随后，当徐图图在走廊被荀未来撞掉广播稿、抱着空文件夹站在广播室外的白桦林雪道上紧张得瑟瑟发抖时，赵了拎着那碗热气腾腾的麻辣烫，缓步走到她身后。 徐图图惊讶地转过头，隔着圆框眼镜怯生生地打量着眼前陌生的白发爷爷，先是下意识点点头，随即又摇摇头，最后乖巧地点了点头。 赵了温和地笑着，把手里那袋滚烫的“舒记麻辣烫”递到徐图图手中。 徐图图接过温暖的麻辣烫，眼睛亮了起来，向赵了深深鞠了一躬。（核心台词：赵了：“请问徐图图在吗？” ／ 徐图图：“爷爷，您是……” ／ 徐图图：“谢谢爷爷！爷爷再见！再见！”）</w:t>
-              <w:br/>
-              <w:t>• 【2-29　内　徐图图家·徐图图卧室与赵左右家·赵左右卧室（交叉剪辑） — 夜】2008年1月22日夜。红砖老式家属楼二楼户外铁楼梯平台（门牌1449）笼罩在静谧夜色中。卧室内，摘下圆框眼镜的徐图图与熟睡的母亲同睡在一张大床上，她躺在温暖的条纹被窝里，手里拿着白色红边的索爱Walkman滑盖手机。屏幕上显示着手机QQ好友列表，她点开“狂野阳光 (6/6)”分组，点选网名为“狂野阳光”的赵左右头像进入聊天窗口，在输入框里敲下一个“谢”字，看着闪烁的光标，嘴角浮现出一丝笃定的甜笑。 画面叠化出白天3202音乐教室黑板上“徐图图 1”的粉笔字迹，随后叠化至躺在自己卧室床上、双手枕在脑后凝视天花板的1（核心台词：徐图图（内心独白）：“是他，一定是他给我投了这一票。”）</w:t>
-              <w:br/>
-              <w:t>• 【2-30　内　王一漫家·客厅 — 夜】王一漫坐在自家的欧式复古沙发上。她拉开书包拉链，小心翼翼地捧出白天赵左右送给她的那碗麻辣烫。 王一漫解开塑料袋，拿起一次性木筷，从红油麻酱汤里夹起一片莲藕放入口中细细咀嚼。原本好奇的神情渐渐化作惊喜与回味，她眉眼弯弯地笑了起来。（核心台词：王一漫：“徐图图，真是一个有趣的人。”）</w:t>
-            </w:r>
-          </w:p>
-        </w:tc>
-      </w:tr>
-      <w:tr>
-        <w:trPr>
-          <w:cantSplit/>
-        </w:trPr>
-        <w:tc>
-          <w:tcPr>
-            <w:tcW w:type="dxa" w:w="2376"/>
-            <w:vAlign w:val="center"/>
-            <w:tcMar>
-              <w:top w:w="105" w:type="dxa"/>
-              <w:bottom w:w="105" w:type="dxa"/>
-              <w:left w:w="145" w:type="dxa"/>
-              <w:right w:w="145" w:type="dxa"/>
-            </w:tcMar>
-            <w:shd w:fill="F7FAFC"/>
-          </w:tcPr>
-          <w:p>
-            <w:pPr>
-              <w:spacing w:before="40" w:after="40" w:line="341" w:lineRule="auto"/>
-              <w:jc w:val="center"/>
-            </w:pPr>
-            <w:r/>
-            <w:r>
-              <w:rPr>
-                <w:rFonts w:ascii="Times New Roman" w:hAnsi="Times New Roman" w:eastAsia="宋体"/>
-                <w:b/>
-                <w:color w:val="191919"/>
-                <w:sz w:val="19"/>
-              </w:rPr>
-              <w:t>EP03《少年的决定》</w:t>
-            </w:r>
-          </w:p>
-        </w:tc>
-        <w:tc>
-          <w:tcPr>
-            <w:tcW w:type="dxa" w:w="7992"/>
-            <w:vAlign w:val="center"/>
-            <w:tcMar>
-              <w:top w:w="105" w:type="dxa"/>
-              <w:bottom w:w="105" w:type="dxa"/>
-              <w:left w:w="145" w:type="dxa"/>
-              <w:right w:w="145" w:type="dxa"/>
-            </w:tcMar>
-            <w:shd w:fill="F7FAFC"/>
-          </w:tcPr>
-          <w:p>
-            <w:pPr>
-              <w:spacing w:before="40" w:after="40" w:line="341" w:lineRule="auto"/>
-              <w:jc w:val="left"/>
-            </w:pPr>
-            <w:r/>
-            <w:r>
-              <w:rPr>
-                <w:rFonts w:ascii="Times New Roman" w:hAnsi="Times New Roman" w:eastAsia="宋体"/>
-                <w:b w:val="0"/>
-                <w:color w:val="191919"/>
-                <w:sz w:val="19"/>
-              </w:rPr>
-              <w:t>• 【3-2　内　徐图图家·徐图图卧室与501室赵左右卧室（交叉剪辑） — 夜】2008年1月24日夜。徐图图家卧室内暖黄色的台灯静静亮着，墙面贴着温馨的明信片与手绘贴纸。16岁的徐图图戴着黑色金属细圆框眼镜，身穿米白色粗棒针毛衣端坐在书桌前，正在操作一台黑色IBM笔记本电脑。 电脑屏幕上打开着“与 狂野阳光 聊天中”的QQ2008对话窗口。徐图图手指轻敲键盘输入拼音“yiqi”，选定“1:一起”，怀着隐秘的期待发出一条消息。 徐图图双手托腮盯着屏幕等了几秒，见对方的头像迟迟没有跳动，神色略显局促地抿了抿嘴角，又飞快敲击键盘补发了一条消息。 紧接着，徐图图发来的两条“下周二麻辣烫店大胃王挑战赛（核心台词：徐图图（QQ消息）：“寒假快乐 OvO，下周二麻辣烫店有大胃王挑战赛，一起去吧！” ／ 徐图图（QQ消息）：“不想去的话也没关系&gt;&lt;！”）</w:t>
-              <w:br/>
-              <w:t>• 【3-3　内　老居民楼502室·赵了房间与501室赵左右卧室（交叉剪辑与三分屏） — 夜】赵了注视着屏幕上徐图图发来的邀请以及赵左右留在输入框里的那句“要不下次吧（”，苍老的眼底浮起一抹温和而笃定的笑意。他移动鼠标点击顶栏按钮将“远程控制”切换为“开启”，修长的手指按动退格键，将“要不下次吧（”逐字删空，随后替16岁的自己飞快敲下一行字并点击发送。 【交叉剪辑·徐图图卧室】守在IBM笔记本电脑前的徐图图听到提示音，看到屏幕跳出“狂野阳光：好呀，几点？”，原本失落的眼睛瞬间亮起璀璨的光彩，惊喜地捂住嘴，随即十指如飞地秒回过去。（核心台词：徐图图（QQ消息）：“晚上五点半、不见不散 (/≧∇≦)/” ／ 赵左右（闪回）：“我喜欢徐图图！”）</w:t>
-              <w:br/>
-              <w:t>• 【3-17　内　街边精品杂货店 — 日】午后的精品杂货店内暖意融融，货架上摆满了各式贺卡与毛线。16岁的徐图图戴着浅灰色粗毛线围巾、身穿米杏色棉服走进店里，在文具架前拿起一张深蓝色雪人立体贺卡——内页印着“Best Wishes For You”，右上角贴着白色价格标签“立体贺卡 ¥ 35”。 徐图图翻看背面35元的价格签后，轻轻叹了口气将雪人贺卡放回原处，转身走到旁边的毛线货架后挑选毛线。 恰在此时，身穿黑色毛呢大衣的王一漫与身穿浅天蓝色大衣的闺蜜尚雪结伴走进店里挑贺卡。躲在毛线架后面的徐图图清晰听见了两人的对话。 王一漫与尚雪说笑着离开精品店。毛线架（核心台词：徐图图：“好可爱啊……” ／ 徐图图：“明天……明天不是周二吗？晚上，他真的会来和我一起参加大胃王比赛吗？”）</w:t>
-              <w:br/>
-              <w:t>• 【3-21　外/内　八中后街·砂锅麻辣烫店（第一阶段：徐图图提前一小时赴约） — 黄昏】傍晚时分，八中后街的“砂锅麻辣烫”店门头挂起了红底白字横幅——“麻辣烫‘大胃王’挑战赛”。16岁的徐图图身穿米黄色连帽羽绒服、戴着白色毛绒耳罩骑自行车早早赶到店门外，麻辣烫店舒老板笑呵呵地迎了出来。 徐图图抿了抿嘴唇，脸颊微红，小声地开口。 徐图图走进温暖的麻辣烫店里靠窗坐下，从口袋里掏出白红配色的索尼爱立信（Sony Ericsson）直板手机，在短信编辑框里敲下“我到麻辣烫店了，你到哪了？”，犹豫片刻后又按退格键逐字删掉。（核心台词：麻辣烫舒老板：“图图，这么早就过来了？” ／ 徐图图：“中午特地没吃饭，一会儿保准让你大开眼界！” ／ 徐图图：“那不行，愿赌服输！不过他要是输了，我替他买单。”）</w:t>
-              <w:br/>
-              <w:t>• 【3-22　内　电影院·3号放映厅外走廊（赵左右溜出放映厅） — 黄昏】电影院3号放映厅外走廊里，电影《长江七号》尚未结束，心神不宁的16岁赵左右悄悄推开隔音门溜出放映厅。41岁的荀未来立刻紧随其后追了出来，在走廊里拦住他。 赵左右往前凑了半步，目光认真地盯着对方。（核心台词：赵左右：“可我先答应了徐图图啊。” ／ 荀未来：“行，那你现在就给徐图图发一个信息，说改天，这总不算食言吧？”）</w:t>
-              <w:br/>
-              <w:t>• 【3-23　内　八中后街·砂锅麻辣烫店（第二阶段：17:15等候与收到短信） — 黄昏】砂锅麻辣烫店内，墙上的圆形挂钟已经指向“5:15”。舒老板端来一碟爽口小菜放在徐图图面前的木桌上。 徐图图连忙拿起手机点开收件箱——只见发件人“赵左右”发来一条最新短信：“我会准时到的，不见不散！”徐图图原本忐忑的脸上瞬间绽放出无比灿烂的笑容！（核心台词：徐图图：“我还是想等他一起来吃，你先放这儿吧。”）</w:t>
-              <w:br/>
-              <w:t>• 【3-24　内　电影院·3号放映厅外走廊（少年的决定） — 黄昏】电影院走廊里，16岁的赵左右抬起头，将自己的手机屏幕亮到41岁荀未来的眼前——原来刚才他低头按手机，根本不是听从荀未来的命令去发“改天”，而是亲手给徐图图发出了那句“我会准时到的，不见不散！”</w:t>
-              <w:br/>
-              <w:t>• 【3-27　内　电影院·男洗手间（41岁荀未来与66岁赵了正面对决） — 夜】听到赵了亲口叫出“徐图图。舒图”两个名字，荀未来瞳孔骤缩！沉默了两秒后，荀未来嘴角勾起一抹讥诮而残酷的冷笑。（核心台词：赵了：“徐图图。舒图。”）</w:t>
-              <w:br/>
-              <w:t>• 【3-28　内　电影院·男洗手间（诺基亚E90壁纸惊魂） — 夜】只见黑色诺基亚E90亮起的主屏幕壁纸上，赫然显示着年轻赵左右与少女徐图图的亲密合照！</w:t>
-            </w:r>
-          </w:p>
-        </w:tc>
-      </w:tr>
-      <w:tr>
-        <w:trPr>
-          <w:cantSplit/>
-        </w:trPr>
-        <w:tc>
-          <w:tcPr>
-            <w:tcW w:type="dxa" w:w="2376"/>
-            <w:vAlign w:val="center"/>
-            <w:tcMar>
-              <w:top w:w="105" w:type="dxa"/>
-              <w:bottom w:w="105" w:type="dxa"/>
-              <w:left w:w="145" w:type="dxa"/>
-              <w:right w:w="145" w:type="dxa"/>
-            </w:tcMar>
-          </w:tcPr>
-          <w:p>
-            <w:pPr>
-              <w:spacing w:before="40" w:after="40" w:line="341" w:lineRule="auto"/>
-              <w:jc w:val="center"/>
-            </w:pPr>
-            <w:r/>
-            <w:r>
-              <w:rPr>
-                <w:rFonts w:ascii="Times New Roman" w:hAnsi="Times New Roman" w:eastAsia="宋体"/>
-                <w:b/>
-                <w:color w:val="191919"/>
-                <w:sz w:val="19"/>
-              </w:rPr>
-              <w:t>EP04《避风港争夺战》</w:t>
-            </w:r>
-          </w:p>
-        </w:tc>
-        <w:tc>
-          <w:tcPr>
-            <w:tcW w:type="dxa" w:w="7992"/>
-            <w:vAlign w:val="center"/>
-            <w:tcMar>
-              <w:top w:w="105" w:type="dxa"/>
-              <w:bottom w:w="105" w:type="dxa"/>
-              <w:left w:w="145" w:type="dxa"/>
-              <w:right w:w="145" w:type="dxa"/>
-            </w:tcMar>
-          </w:tcPr>
-          <w:p>
-            <w:pPr>
-              <w:spacing w:before="40" w:after="40" w:line="341" w:lineRule="auto"/>
-              <w:jc w:val="left"/>
-            </w:pPr>
-            <w:r/>
-            <w:r>
-              <w:rPr>
-                <w:rFonts w:ascii="Times New Roman" w:hAnsi="Times New Roman" w:eastAsia="宋体"/>
-                <w:b w:val="0"/>
-                <w:color w:val="191919"/>
-                <w:sz w:val="19"/>
-              </w:rPr>
-              <w:t>• 【4-1　内　八中后街·砂锅麻辣烫店 — 夜】靠窗的木桌前，16岁的徐图图身穿米黄色连帽羽绒服、内搭白色翻领衬衫与米色针织衫，鼻梁上架着那副秀气的金属细圆框眼镜，正独自一人端坐着等候。 徐图图听到动静抬起头，原本微抿的嘴角瞬间绽开一抹温柔而欣喜的笑意。 徐图图温和地摇了摇头，将桌上的热茶杯往赵左右面前推了推。 赵左右拉开木椅在徐图图对面坐下。暖黄色的灯光下，徐图图看清赵左右的左脸颊与额角处有一道赶路擦出的浅红印记，不禁微微倾身，眼神里透出关切。 赵左右下意识摸了摸左脸颊，有些不好意思地挠了挠后脑勺，冲徐图图露出一个憨厚爽朗的笑容，麻利地拿起竹筒里的一次性竹筷掰（核心台词：徐图图：“没事，我也刚到。谢谢。” ／ 徐图图：“你这脸怎么了？”）</w:t>
-              <w:br/>
-              <w:t>• 【4-3　外　长林市·风雪长街 — 夜】荀未来独自一人行走在空旷寂静的雪街上。一想到自己被66岁的老年版自己用一沓电影票算计得死死的、不仅没拦住赵左右和徐图图吃麻辣烫，还狼狈得靠母亲解围，荀未来气得停下脚步，朝着路边的空气狠狠飞起一脚，脚底一滑差点摔个趔趄。</w:t>
-              <w:br/>
-              <w:t>• 【4-11　内/外　八中后街·砂锅麻辣烫店与店外风雪街头 — 夜】荀未来狐疑地一转头，目光正好落在店堂侧墙悬挂的木框黑板上——只见黑板顶部写着“大胃王挑战赛排行榜”，下方的粉笔字清清楚楚地列着名次：“第一名 王林 十二碗 ｜ 第二名 刘宁 十一碗 ｜ 第三名 丽娜 十碗 ｜ 第四名 黄政杨 ｜ 第五名 孙蕾 八碗 ｜ 第六名 孙艺宁 七碗 ｜ 第七名 徐图图 ｜ 第八名 赵左右 五碗 ｜ 第九名 张宁 四碗 ｜ 第十名 胡雪桐 三碗”。 荀未来指着黑板上的“第七名 徐图图”和“第八名 赵左右 五碗”，转头冲舒老板冷笑一声。（核心台词：麻辣烫舒老板：“没女孩儿！我记得是个小伙子，叫什么图图……” ／ 荀未来：“徐图图？！这名字怎么听也不像个小伙子呀！”）</w:t>
-            </w:r>
-          </w:p>
-        </w:tc>
-      </w:tr>
-      <w:tr>
-        <w:trPr>
-          <w:cantSplit/>
-        </w:trPr>
-        <w:tc>
-          <w:tcPr>
-            <w:tcW w:type="dxa" w:w="2376"/>
-            <w:vAlign w:val="center"/>
-            <w:tcMar>
-              <w:top w:w="105" w:type="dxa"/>
-              <w:bottom w:w="105" w:type="dxa"/>
-              <w:left w:w="145" w:type="dxa"/>
-              <w:right w:w="145" w:type="dxa"/>
-            </w:tcMar>
-            <w:shd w:fill="F7FAFC"/>
-          </w:tcPr>
-          <w:p>
-            <w:pPr>
-              <w:spacing w:before="40" w:after="40" w:line="341" w:lineRule="auto"/>
-              <w:jc w:val="center"/>
-            </w:pPr>
-            <w:r/>
-            <w:r>
-              <w:rPr>
-                <w:rFonts w:ascii="Times New Roman" w:hAnsi="Times New Roman" w:eastAsia="宋体"/>
-                <w:b/>
-                <w:color w:val="191919"/>
-                <w:sz w:val="19"/>
-              </w:rPr>
-              <w:t>EP05《回家》</w:t>
-            </w:r>
-          </w:p>
-        </w:tc>
-        <w:tc>
-          <w:tcPr>
-            <w:tcW w:type="dxa" w:w="7992"/>
-            <w:vAlign w:val="center"/>
-            <w:tcMar>
-              <w:top w:w="105" w:type="dxa"/>
-              <w:bottom w:w="105" w:type="dxa"/>
-              <w:left w:w="145" w:type="dxa"/>
-              <w:right w:w="145" w:type="dxa"/>
-            </w:tcMar>
-            <w:shd w:fill="F7FAFC"/>
-          </w:tcPr>
-          <w:p>
-            <w:pPr>
-              <w:spacing w:before="40" w:after="40" w:line="341" w:lineRule="auto"/>
-              <w:jc w:val="left"/>
-            </w:pPr>
-            <w:r/>
-            <w:r>
-              <w:rPr>
-                <w:rFonts w:ascii="Times New Roman" w:hAnsi="Times New Roman" w:eastAsia="宋体"/>
-                <w:b w:val="0"/>
-                <w:color w:val="191919"/>
-                <w:sz w:val="19"/>
-              </w:rPr>
-              <w:t>• 【5-6　外　红砖街道 — 夜】夜幕降临，积雪覆盖的红砖墙街道上，十六岁的徐图图身穿浅薄荷绿牛角扣连帽大衣、戴着金属细圆框眼镜，手里握着红白配色的索爱滑盖手机边走边低头翻看。手机屏幕停留在通讯录界面，列表上依次显示着“新联系人、爸爸、班主任、家、妈妈、赵左右”。（核心台词：徐图图：“好几天不在线，不会出什么事了吧。”）</w:t>
-              <w:br/>
-              <w:t>• 【5-8　外/内　飞霞路·公用电话亭 — 夜】飞霞路与知西北街交口，徐图图走进绿色的中国网通公用电话亭，将IC卡插入“仅限于IC卡”插槽，对照手机屏幕上的号码按键拨打赵左右的电话，握着听筒小声给自己鼓劲。 电话听筒里传来冰冷的系统提示音：您好，您拨打的用户已关机。徐图图握着听筒，眉头紧锁。 就在这时，电话亭磨砂玻璃外的雪地上，一道黑影缓缓逼近。徐图图吓得脸色发白，误以为遇到了尾随歹徒，惊慌失措地按下紧急报警键对着听筒急呼。 徐图图挂断听筒，双手死死握拳深呼吸，摆出防身架势紧盯着电话亭门。 王一漫刚站起身走过电话亭门前，徐图图猛地推门飞起一脚踹出，正好将毫无防备（核心台词：徐图图：“没事没事，他只要接通就好了，听到他的声音我就挂掉。” ／ 徐图图：“连手机也关机了，不会真出事了吧？” ／ 徐图图：“飞霞路电话亭，请快些来！”）</w:t>
-              <w:br/>
-              <w:t>• 【5-9　内/外　徐图图家·客厅与二楼走廊阳台 — 夜】徐图图家温馨的客厅内生着暖融融的取暖铁炉，炉盖上烤着几块滋滋冒油的红薯，墙上挂着印有“2008戊子年”的挂历。徐图图正小心翼翼地替王一漫擦伤的鼻梁贴上一枚粉底草莓图案的卡通创可贴，满脸愧疚地连声道歉。 王一漫摸了摸鼻梁上的创可贴，温和地冲徐图图摇了摇头。 两人在铁炉旁的小椅上坐下。徐图图双手拢在膝头，好奇地询问。 徐图图眼睛顿时亮了起来，双手托腮满脸羡慕地比划着。 王一漫环顾着徐图图家贴满年画、充满市井烟火气的屋子，眼神渐渐柔和下来，轻声感叹。 徐图图伸手从滚烫的铁炉盖上拿起一块烤熟的红薯，被烫得缩手倒吸一口气，连（核心台词：徐图图：“对不起啊一漫。” ／ 徐图图：“你也住在这附近吗？” ／ 徐图图：“天哪，你家住飞霞湾啊？那里可漂亮了，跟个景点似的。我听说里面还有泳池、喷泉，我还从来没走进去看过呢。”）</w:t>
-              <w:br/>
-              <w:t>• 【5-15　内　王一漫家别墅·玄关与客厅 — 夜】王一漫低着头，手指捏着衣角，小心翼翼地试图保住那枚徐图图替她贴上的卡通创可贴。</w:t>
-            </w:r>
-          </w:p>
-        </w:tc>
-      </w:tr>
-      <w:tr>
-        <w:trPr>
-          <w:cantSplit/>
-        </w:trPr>
-        <w:tc>
-          <w:tcPr>
-            <w:tcW w:type="dxa" w:w="2376"/>
-            <w:vAlign w:val="center"/>
-            <w:tcMar>
-              <w:top w:w="105" w:type="dxa"/>
-              <w:bottom w:w="105" w:type="dxa"/>
-              <w:left w:w="145" w:type="dxa"/>
-              <w:right w:w="145" w:type="dxa"/>
-            </w:tcMar>
-          </w:tcPr>
-          <w:p>
-            <w:pPr>
-              <w:spacing w:before="40" w:after="40" w:line="341" w:lineRule="auto"/>
-              <w:jc w:val="center"/>
-            </w:pPr>
-            <w:r/>
-            <w:r>
-              <w:rPr>
-                <w:rFonts w:ascii="Times New Roman" w:hAnsi="Times New Roman" w:eastAsia="宋体"/>
-                <w:b/>
-                <w:color w:val="191919"/>
-                <w:sz w:val="19"/>
-              </w:rPr>
-              <w:t>EP06《暖雪》</w:t>
-            </w:r>
-          </w:p>
-        </w:tc>
-        <w:tc>
-          <w:tcPr>
-            <w:tcW w:type="dxa" w:w="7992"/>
-            <w:vAlign w:val="center"/>
-            <w:tcMar>
-              <w:top w:w="105" w:type="dxa"/>
-              <w:bottom w:w="105" w:type="dxa"/>
-              <w:left w:w="145" w:type="dxa"/>
-              <w:right w:w="145" w:type="dxa"/>
-            </w:tcMar>
-          </w:tcPr>
-          <w:p>
-            <w:pPr>
-              <w:spacing w:before="40" w:after="40" w:line="341" w:lineRule="auto"/>
-              <w:jc w:val="left"/>
-            </w:pPr>
-            <w:r/>
-            <w:r>
-              <w:rPr>
-                <w:rFonts w:ascii="Times New Roman" w:hAnsi="Times New Roman" w:eastAsia="宋体"/>
-                <w:b w:val="0"/>
-                <w:color w:val="191919"/>
-                <w:sz w:val="19"/>
-              </w:rPr>
-              <w:t>• 【6-1　外　长林市·冰封湖面与湖滨石栏 — 夜】湖滨石护栏岸边，身穿浅绿色牛角扣连帽大衣、戴着圆框眼镜的十六岁徐图图焦急地冲到栏杆前，一边解下岸边悬挂的红色救生圈，一边朝冰面上的赵左右大声呼喊。 徐图图急得双手往下压，示意他降低重心分散压力。 徐图图抡起系着长麻绳的红色救生圈，数着节拍奋力抛向冰面。救生圈滑落到赵左右身侧不远处。 徐图图指着救生圈落点的方向急切挥手。赵左右平躺在薄冰上，战战兢兢地朝救生圈方向翻滚过去。 冰层随着赵左右的翻滚发出令人牙酸的咯吱声，徐图图双手紧握麻绳，紧张得心提到了嗓子眼。 赵左右终于够到了红色救生圈，双手死死抱住圈体。岸上的徐图图双（核心台词：徐图图：“趴下！你快趴下！” ／ 赵左右：“图图？” ／ 徐图图：“趴下！”）</w:t>
-              <w:br/>
-              <w:t>• 【6-4　外/内　飞霞路·公用电话亭与人生无限有限公司工位（2058） — 日】【闪回·2008长林八中乐器室及家属楼】赵了在远处默默注视着十六岁的赵左右抱猫走出楼门、在乐器室与徐图图并肩排练。</w:t>
-              <w:br/>
-              <w:t>• 【6-11　内　徐图图家·客厅 — 昏】除夕傍晚，徐图图家温馨的客厅里，十六岁的徐图图双手捧着自己亲手编织的白色粗针织毛线帽——帽檐上绣着可爱的眨眼笑脸与小雏菊，献宝似地递给身穿深色绗缝棉服、围着灰围巾准备出门上夜班的母亲舒洁看。 徐图图心疼地看着母亲身上的厚棉服，小声询问。 徐图图懂事地挽住母亲的胳膊摇了摇头。 母亲出门后，徐图图坐到笔记本电脑前打开长林八中吧，一眼看到了那条《【劲爆消息】跨年夜一起来看暖雪！！！》的热帖。（核心台词：徐图图：“妈，你帮我看看，织得怎么样？” ／ 徐图图：“今年过年也不放假啊？” ／ 徐图图：“我上大学之后就住宿舍了，回来就和你睡嘛，没关系的。”）</w:t>
-              <w:br/>
-              <w:t>• 【6-13　内　徐图图家·客厅 — 夜】暖炉旁，徐图图将织好的白色笑脸毛线帽叠放进精致的绿色礼盒里，盒盖内侧贴着写给赵左右的黄色便利贴（To 赵左右：谢谢你带那一桌冷饮！ / 左右：广播社选举加油！）。徐图图轻轻合上盒盖（画外音）。（核心台词：徐图图：“今晚就是把帽子送给他的最好时机。”）</w:t>
-              <w:br/>
-              <w:t>• 【6-15　外/内　雪夜街道与王一漫家二楼卧室 — 夜】雪夜街头，头戴白色毛绒耳罩、身穿浅蓝色羊羔毛大衣的徐图图怀抱绿色礼盒走到赵左右家楼下，仰望五楼亮灯的窗户，掏出索爱手机给“赵左右（狂野阳光）”发送短信（画外音）。 街角处，怀抱礼盒的徐图图目送赵左右跑向东湖公园方向的背影，疑惑地跟了上去。（核心台词：徐图图：“偷偷告诉你，一个小时后会有火流星出现，有暖雪奇观，你一定要准时出门来看！” ／ 徐图图：“他这是去哪儿啊？”）</w:t>
-              <w:br/>
-              <w:t>• 【6-16　外　东湖公园·三角尖顶礼拜堂前广场 — 夜】礼拜堂转角台阶的阴影暗处，怀抱绿色礼盒的十六岁徐图图静静靠在墙边，将刚才发生的一切尽收眼底。她低头看着礼盒上那张“左右：广播社选举加油！”的黄色便利贴，苦涩地轻声自语。（核心台词：徐图图：“原来只是个误会啊。”）</w:t>
-              <w:br/>
-              <w:t>• 【6-18　外　公园·雪夜木栈道 — 深夜】鹅毛大雪纷纷扬扬地飘落。十六岁的徐图图孤身一人坐在林间木栈道长椅上，肩膀耸动着低头抽泣，戴着兔耳手套的双手缓缓拆开怀里的绿色礼盒，露出那顶绣着眨眼笑脸的白色毛线帽。 突然，一把画着黄色叉眼笑脸涂鸦的透明雨伞稳稳伸到徐图图头顶，替她挡住了漫天风雪。一名盘着黑发、身穿黑色高领毛呢大衣、左手无名指佩戴着一枚银色婚戒的中年女子——四十一岁成年后的舒图，正静静站在长椅旁，神情清冷而温柔地垂眸看着十六岁的自己。 十六岁的徐图图含泪惊讶地抬起头。四十一岁的舒图握着伞柄，淡淡开口。</w:t>
-            </w:r>
-          </w:p>
-        </w:tc>
-      </w:tr>
-      <w:tr>
-        <w:trPr>
-          <w:cantSplit/>
-        </w:trPr>
-        <w:tc>
-          <w:tcPr>
-            <w:tcW w:type="dxa" w:w="2376"/>
-            <w:vAlign w:val="center"/>
-            <w:tcMar>
-              <w:top w:w="105" w:type="dxa"/>
-              <w:bottom w:w="105" w:type="dxa"/>
-              <w:left w:w="145" w:type="dxa"/>
-              <w:right w:w="145" w:type="dxa"/>
-            </w:tcMar>
-            <w:shd w:fill="F7FAFC"/>
-          </w:tcPr>
-          <w:p>
-            <w:pPr>
-              <w:spacing w:before="40" w:after="40" w:line="341" w:lineRule="auto"/>
-              <w:jc w:val="center"/>
-            </w:pPr>
-            <w:r/>
-            <w:r>
-              <w:rPr>
-                <w:rFonts w:ascii="Times New Roman" w:hAnsi="Times New Roman" w:eastAsia="宋体"/>
-                <w:b/>
-                <w:color w:val="191919"/>
-                <w:sz w:val="19"/>
-              </w:rPr>
-              <w:t>EP07《舒图来了》</w:t>
-            </w:r>
-          </w:p>
-        </w:tc>
-        <w:tc>
-          <w:tcPr>
-            <w:tcW w:type="dxa" w:w="7992"/>
-            <w:vAlign w:val="center"/>
-            <w:tcMar>
-              <w:top w:w="105" w:type="dxa"/>
-              <w:bottom w:w="105" w:type="dxa"/>
-              <w:left w:w="145" w:type="dxa"/>
-              <w:right w:w="145" w:type="dxa"/>
-            </w:tcMar>
-            <w:shd w:fill="F7FAFC"/>
-          </w:tcPr>
-          <w:p>
-            <w:pPr>
-              <w:spacing w:before="40" w:after="40" w:line="341" w:lineRule="auto"/>
-              <w:jc w:val="left"/>
-            </w:pPr>
-            <w:r/>
-            <w:r>
-              <w:rPr>
-                <w:rFonts w:ascii="Times New Roman" w:hAnsi="Times New Roman" w:eastAsia="宋体"/>
-                <w:b w:val="0"/>
-                <w:color w:val="191919"/>
-                <w:sz w:val="19"/>
-              </w:rPr>
-              <w:t>• 【7-1　外/内　都市高楼·商务车与后台化妆间（2035） — 日/昏】现代都市高耸入云的玻璃幕墙建筑群在晴空下延展，屏幕中央浮现年份字样：2035。 一辆黑色豪华商务车平稳行驶在都市高架桥上。后座里，留着微卷长发背头、身穿灰色西装内搭白T恤的四十一岁赵左右闭目靠在真皮头枕上，右手疲惫地揉捏着眉心。前排男司机专心驾驶，副驾后方身穿职业装的女助理转过身，轻声唤他。（核心台词：老罗（电话音）：“不好了老赵，图图出事了！”）</w:t>
-              <w:br/>
-              <w:t>• 【7-2　内　赵了家·卧室 — 夜】片刻后，赵了颤抖着伸手摸过枕边的老款诺基亚滑盖手机。屏幕亮起微光，壁纸上正是十六岁的赵左右与徐图图凑在一起灿烂微笑的自拍合影。赵了苍老的指腹轻轻摩挲着屏幕上的少女面庞，浑浊的眼底涌起滚烫的泪光。（核心台词：赵了：“梦没有往下做……好像它也知道我不敢见你。但是……图图啊……我还能再见你一面，跟你说声再见吗？”）</w:t>
-              <w:br/>
-              <w:t>• 【7-4　内　徐图图家·玄关与客厅 — 夜】五栋六零二室徐图图家玄关门前，身穿浅蓝色毛绒连帽大衣、戴着圆框眼镜的十六岁徐图图推开房门，热情地将身穿黑色双排扣毛呢大衣的四十一岁成年舒图迎进屋内。徐图图把怀里的绿色礼盒放到桌上，转身去拎绿色暖水瓶；舒图收拢那把画着黄色叉眼笑脸涂鸦的透明雨伞，随手带门却没关严，门锁弹开了一条缝。 舒图回身用力一拉，咔哒一声将防盗门关严，顺手把黄笑脸雨伞挂在门边，迈步走进陈设质朴却暖意融融的客厅，目光复杂地环视着二十五年前自己与母亲相依为命的旧居。徐图图捧着一杯刚倒好的温水走过来，双手递到舒图面前。 十六岁的徐图图双手规矩地放在膝盖（核心台词：徐图图：“阿姨您请进，您先坐一下。哎，哦，那……那个门要……用力。” ／ 徐图图：“先喝点热水，暖暖身子。” ／ 徐图图：“见笑了，您是北京来的，北京是大城市，我们长林小地方。”）</w:t>
-              <w:br/>
-              <w:t>• 【7-8　内　人生有限公司·会谈室与舒图家（2033） — 日/夜】舒图站在客厅中央剧烈喘息，痛苦地抱头蹲在地上哭泣。一本烫金封面的《青春回忆录》相册掉落在地，里面滑出一张二零零八年寒假麻辣烫店“大胃王挑战赛”的合影——照片上赫然是十六岁的徐图图与十六岁的赵左右！舒图伸手捡起照片，眉头紧锁，眼神里满是困惑与震惊。 一阵剧烈的刺痛突然袭上脑海，一幕幕原本不属于她原有记忆的画面在脑海中飞速闪回：暖色光晕下的高中教室里十六岁徐图图的回眸、课桌前的低头、麻辣烫店里徐图图低头喝汤与赵左右被烫到捂嘴摆手、寒夜冰封湖面有人落水挣扎与徐图图在雪地里焦急奔跑呼救！舒图双手死死捂住头部，痛苦地闭眼呻吟</w:t>
-              <w:br/>
-              <w:t>• 【7-14　外　公园·雪夜木栈道 — 夜】突然，一把熟悉的黄色叉眼笑脸涂鸦透明雨伞从画外伸到了她的头顶，替她挡住了漫天风雪。四十一岁的舒图泪眼朦胧地抬起头——只见戴着黑框眼镜、身穿浅蓝色羊羔绒大衣的十六岁徐图图正双手戴着白手套，站在长椅旁温柔地替她撑着那把黄笑脸雨伞！ 望着眼前十六岁纯真温暖的自己，四十一岁的舒图再也控制不住满腔的悲怆，猛地站起身一把将十六岁的徐图图紧紧拥入怀中，把脸埋在少女的肩头失声痛哭。十六岁的徐图图怔了怔，单手稳稳撑住黄笑脸透明雨伞，另一只戴着白手套的手轻轻环住舒图的后背温柔拍抚。（核心台词：徐图图：“阿姨，你的伞呢？”）</w:t>
-              <w:br/>
-              <w:t>• 【7-16　外/内　徐图图家·客厅与卧室 — 深夜】五栋六零二室温暖的客厅炉火旁，两人隔着小方桌对坐。四十一岁的舒图靠在扶手椅里，两手捧着撕开的绿色薯条包装袋，正一根根往嘴里送；十六岁的徐图图穿着米白蓝粉提花毛衣开衫，双手规矩地搭在膝盖上，充满善意地看着她。 徐图图腼腆地抿嘴一笑，眼睛微弯，低头轻声解释。 徐图图微微低头，双手轻轻捏紧衣角，随后抬起清澈诚挚的双眼注视着舒图。 徐图图没有流露出半分惊讶或害怕，反而神色温和，眼神中透着超越年龄的理解与怜惜。 舒图猛然抬眼，脸上的冷漠面具出现了一丝裂痕，目光久久凝视着徐图图年轻纯真的脸庞，嘴唇微动，低沉而认真地轻声发问。 （核心台词：徐图图：“不够还有，我买了很多。” ／ 徐图图：“我妈昨天给了我一百块买年夜饭，我就花了十五。” ／ 徐图图：“大年三十的，你这么远来长林找他，一定是一个很深情的人。我妈说，深情的人心都不坏。”）</w:t>
-            </w:r>
-          </w:p>
-        </w:tc>
-      </w:tr>
-      <w:tr>
-        <w:trPr>
-          <w:cantSplit/>
-        </w:trPr>
-        <w:tc>
-          <w:tcPr>
-            <w:tcW w:type="dxa" w:w="2376"/>
-            <w:vAlign w:val="center"/>
-            <w:tcMar>
-              <w:top w:w="105" w:type="dxa"/>
-              <w:bottom w:w="105" w:type="dxa"/>
-              <w:left w:w="145" w:type="dxa"/>
-              <w:right w:w="145" w:type="dxa"/>
-            </w:tcMar>
-          </w:tcPr>
-          <w:p>
-            <w:pPr>
-              <w:spacing w:before="40" w:after="40" w:line="341" w:lineRule="auto"/>
-              <w:jc w:val="center"/>
-            </w:pPr>
-            <w:r/>
-            <w:r>
-              <w:rPr>
-                <w:rFonts w:ascii="Times New Roman" w:hAnsi="Times New Roman" w:eastAsia="宋体"/>
-                <w:b/>
-                <w:color w:val="191919"/>
-                <w:sz w:val="19"/>
-              </w:rPr>
-              <w:t>EP08《时间的玩笑》</w:t>
-            </w:r>
-          </w:p>
-        </w:tc>
-        <w:tc>
-          <w:tcPr>
-            <w:tcW w:type="dxa" w:w="7992"/>
-            <w:vAlign w:val="center"/>
-            <w:tcMar>
-              <w:top w:w="105" w:type="dxa"/>
-              <w:bottom w:w="105" w:type="dxa"/>
-              <w:left w:w="145" w:type="dxa"/>
-              <w:right w:w="145" w:type="dxa"/>
-            </w:tcMar>
-          </w:tcPr>
-          <w:p>
-            <w:pPr>
-              <w:spacing w:before="40" w:after="40" w:line="341" w:lineRule="auto"/>
-              <w:jc w:val="left"/>
-            </w:pPr>
-            <w:r/>
-            <w:r>
-              <w:rPr>
-                <w:rFonts w:ascii="Times New Roman" w:hAnsi="Times New Roman" w:eastAsia="宋体"/>
-                <w:b w:val="0"/>
-                <w:color w:val="191919"/>
-                <w:sz w:val="19"/>
-              </w:rPr>
-              <w:t>• 【8-1　外/内　和艺北街×飞霞路公用电话亭与徐图图家卧室 — 深夜】与此同时，五栋六零二室徐图图家的卧室内，身穿白色印花长袖睡衣配红白格子睡裤的四十一岁舒图坐在床头，手里将白红配色的索爱滑盖手机紧贴在耳边，眉头紧锁，对着沉默的听筒再次冷声追问。 卧室内，舒图把手机从耳边拿开看了一眼暗下去的屏幕，神色微怔；靠坐在床头被窝里、身穿同款白色印花睡衣并戴着圆框眼镜的十六岁徐图图好奇地仰起脸看向她。 徐图图眨了眨眼睛，探身追问了一句。 舒图合上滑盖，将手机递还给床上的徐图图。徐图图双手接过手机握在身前，舒图看着十六岁毫无防备的自己，严肃地叮嘱道。 徐图图低头摆弄着手里的手机，眼神有些闪躲，随（核心台词：徐图图：“挂了？” ／ 徐图图：“嗯……骗子吗？” ／ 徐图图：“嗯。”）</w:t>
-              <w:br/>
-              <w:t>• 【8-2　内　徐图图家·卧室 — 深夜】老旧的筒子楼外悬挂着红灯笼，远处夜空偶有零星的烟花绽放。昏暗静谧的卧室内，四十一岁的舒图与十六岁的徐图图同躺在一张床上。徐图图翻来覆去睡不着，悄悄转过身，在被窝里掏出索爱手机按亮屏幕。 手机屏幕上显示着凌晨一点四十分与“赵左右（狂野阳光）”的短信界面，徐图图拇指按动键盘输入拼音“ni zai gan ma lie”，在输入框里敲出“你在干嘛咧”五个字，大拇指悬停在发送键上方迟迟不敢按下，眉头微蹙，眼神里满是纠结与担忧。 徐图图咬了咬嘴唇，再次把大拇指移到发送键上准备按下。就在这时，身旁一直背对着她平躺闭目养神的舒图（核心台词：徐图图（内心独白）：“跨年夜的事，他应该还没缓过来吧？我是不是不应该这么快找他？可是他伤心的时候，我更应该安慰他一下吧？” ／ 徐图图：“呃……阿姨，你怎么也没睡啊？” ／ 徐图图：“谁啊？”）</w:t>
-              <w:br/>
-              <w:t>• 【8-4　内　502室赵了卧室·漫画屋里间与501室赵左右卧室（三代清晨交叉剪辑） — 晨】赵左右随手拿起放在床头柜上的诺基亚直板手机，点开一条上午九点二十分刚收到的未读短信——发件人备注为“徐图图（一只坨坨）”。赵左右看着屏幕上的文字，嘴角不由自主地漾开明朗灿烂的笑容。（核心台词：徐图图（短信画外音）：“左右！学校旁边那家咖啡厅开业喽，中午一起去看看吗？”）</w:t>
-              <w:br/>
-              <w:t>• 【8-5　内　徐图图家·卧室与客厅 — 日】徐图图家卧室内，头戴细黑框眼镜、扎着高马尾、身穿草绿色毛绒套头毛衣内搭白衬衫的十六岁徐图图正坐在床沿，双手捧着索爱手机看着九点二十二分收到的回复短信，脸上满是欢喜的笑意。 就在徐图图对着手机屏幕傻笑时，身穿黑色长款双排扣毛呢大衣内搭黑高领衫的四十一岁舒图突然从她身后伸出手，一把抽走了她手里的手机！徐图图吓了一跳，惊慌地抬起头双手护在胸前。舒图扫了一眼屏幕上的聊天记录，眉头一挑。 徐图图急忙伸手去拿手机，舒图顺手将手机递还给她。徐图图接回手机紧紧攥在胸前，不满地嘟囔。 舒图板起脸孔，居高临下地紧盯着徐图图，伸出右手食（核心台词：徐图图：“干嘛抢我手机啊？” ／ 舒图：“徐图图，晚上也就算了，白天你怎么也这么冲动啊？” ／ 徐图图：“我哪冲动了？我想了一晚上了！”）</w:t>
-              <w:br/>
-              <w:t>• 【8-6　外/内　积雪街道·公用电话亭与漫画屋店堂（交叉剪辑） — 日】白雪覆盖的街道人行道上，身穿黑色长款呢大衣的舒图紧紧抱着那个淡绿色礼盒一路飞奔；身穿米白色牛角扣大衣的徐图图气喘吁吁地在后面全力追赶，一边跑一边四处张望呼喊。（核心台词：徐图图：“我帽子！”）</w:t>
-              <w:br/>
-              <w:t>• 【8-9　内/外　徐图图家·客厅与门外铁梯走廊 — 日】客厅里，已经换好米白色牛角扣连帽大衣的十六岁徐图图并没有出门，而是坐在小椅上，怀里放着针织提篮，正双手握着粗木竹针争分夺秒地重新编织着一团新的白色毛线！ 舒图隔着内窗玻璃看到这一幕，胸口剧烈起伏，推门冲上前一把夺过徐图图手里的针织篮狠狠摔在地上！白色的毛线团与竹针滚落一地，徐图图惊愕地低头看着地面。 十六岁的徐图图没有哭闹，只是沉默地弯下腰，把掉在地上的竹针和白色毛线团一件件捡回提篮里，重新坐端正理好毛线，抬起头平静地劝舒图离开。 徐图图低着头沉默不语，手指依旧一针一线地穿引着白毛线。舒图急得眼泪打转，猛地蹲下身去（核心台词：舒图：“徐图图！” ／ 徐图图：“阿姨，你回去吧。” ／ 徐图图：“可是我现在，真的很快乐啊。既然美好的事情，都是真实存在过的，不是假的，那，又为什么要吃后悔药呢？”）</w:t>
-              <w:br/>
-              <w:t>• 【8-11　外/内　长林咖啡馆·门外雪街与靠窗卡座 — 日】长林八中旁新开业的“長林 Coffee”咖啡馆门外，十六岁的徐图图身穿米白色牛角扣连帽大衣站在路边等候。一辆车牌号为吉A·72217的红色捷达出租车疾驰停在街边，好不容易爬下屋顶的六十六岁赵了手里紧紧攥着那顶白色毛线帽推门下车，刚张嘴唤了一声“图图”，就看见身穿米白色短款连帽羽绒服的十六岁赵左右正从街道另一侧小跑赶来。 赵左右一路小跑冲到徐图图面前刹住脚步；不远处出租车旁的赵了见状立刻停下脚步，把白色毛线帽藏回身侧，站在车门旁欣慰地微笑着注视两个年轻人。徐图图双手插在大衣口袋里，笑盈盈地向赵左右打招呼。 徐图图摇了（核心台词：赵左右：“图图！” ／ 徐图图：“你好。” ／ 徐图图：“没有。你穿那么少，不冷啊？”）</w:t>
-              <w:br/>
-              <w:t>• 【8-13　内/外　长林咖啡馆·靠窗卡座与徐图图家二楼门外 — 日】长林咖啡馆靠窗卡座内，喝完一整杯卡布奇诺的赵左右靠在椅背上，向对面的徐图图敞开心扉聊起文理分科与最近的迷茫。 徐图图双手交叠在桌面上，关切地注视着赵左右的眼睛。 徐图图温柔地看着他，轻声给予鼓励。 徐图图也拈起一根薯条，眉眼弯弯地微笑着宽慰他。 徐图图赞同地微笑点头，赵左右将薯条放进嘴里咀嚼。徐图图低头思索了片刻，忽然鼓起勇气抬起头，目光认真而炽热地注视着赵左右。 赵左右正拿着第二根薯条往嘴边送，闻言动作一顿，惊讶地看着徐图图。 徐图图脸上浮现出对未来的美好憧憬，笑着比划解释。 赵左右看着满脸期盼的徐图图笑了笑，随（核心台词：徐图图：“怎么会找不到动力呢？” ／ 徐图图：“或许，你只是还不了解自己。” ／ 徐图图：“没关系嘛，我们才高一，有的是时间。”）</w:t>
-              <w:br/>
-              <w:t>• 【8-16　外/内　八中铁栅栏外雪街与八中后街砂锅麻辣烫店 — 日】【闪回·长林八中一楼广播室】十六岁的徐图图戴着黑框眼镜坐在调音台鹅颈麦克风前，对着全校师生畅想着未来。（核心台词：徐图图（广播画外音）：“我跟你们说，学校旁边这家麻辣烫的藕，是从磁州运过来的，特别脆！假如很久以后的未来，我能通过时空旅行回到八中，我真的啥都不想干，就想再去这家店吃一次。”）</w:t>
-              <w:br/>
-              <w:t>• 【8-17　内/外　砂锅麻辣烫店·三条鱼漫画屋门外与岁月潭冰湖雪原 — 日】开始音乐蒙太奇： 伴随着抒情插曲（“向前走，或是回头，匆匆寻找某个路口……时间走过，留下不同的解法，在未来里会再见吧”）的动人旋律，正在麻辣烫店里低头吃藕片的舒图似有所感，突然转头望向店堂另一侧靠窗的角落——（核心台词：赵了（画外音）：“图图——！”）</w:t>
-            </w:r>
-          </w:p>
-        </w:tc>
-      </w:tr>
-      <w:tr>
-        <w:trPr>
-          <w:cantSplit/>
-        </w:trPr>
-        <w:tc>
-          <w:tcPr>
-            <w:tcW w:type="dxa" w:w="2376"/>
-            <w:vAlign w:val="center"/>
-            <w:tcMar>
-              <w:top w:w="105" w:type="dxa"/>
-              <w:bottom w:w="105" w:type="dxa"/>
-              <w:left w:w="145" w:type="dxa"/>
-              <w:right w:w="145" w:type="dxa"/>
-            </w:tcMar>
-            <w:shd w:fill="F7FAFC"/>
-          </w:tcPr>
-          <w:p>
-            <w:pPr>
-              <w:spacing w:before="40" w:after="40" w:line="341" w:lineRule="auto"/>
-              <w:jc w:val="center"/>
-            </w:pPr>
-            <w:r/>
-            <w:r>
-              <w:rPr>
-                <w:rFonts w:ascii="Times New Roman" w:hAnsi="Times New Roman" w:eastAsia="宋体"/>
-                <w:b/>
-                <w:color w:val="191919"/>
-                <w:sz w:val="19"/>
-              </w:rPr>
-              <w:t>EP09《人生失控》</w:t>
-            </w:r>
-          </w:p>
-        </w:tc>
-        <w:tc>
-          <w:tcPr>
-            <w:tcW w:type="dxa" w:w="7992"/>
-            <w:vAlign w:val="center"/>
-            <w:tcMar>
-              <w:top w:w="105" w:type="dxa"/>
-              <w:bottom w:w="105" w:type="dxa"/>
-              <w:left w:w="145" w:type="dxa"/>
-              <w:right w:w="145" w:type="dxa"/>
-            </w:tcMar>
-            <w:shd w:fill="F7FAFC"/>
-          </w:tcPr>
-          <w:p>
-            <w:pPr>
-              <w:spacing w:before="40" w:after="40" w:line="341" w:lineRule="auto"/>
-              <w:jc w:val="left"/>
-            </w:pPr>
-            <w:r/>
-            <w:r>
-              <w:rPr>
-                <w:rFonts w:ascii="Times New Roman" w:hAnsi="Times New Roman" w:eastAsia="宋体"/>
-                <w:b w:val="0"/>
-                <w:color w:val="191919"/>
-                <w:sz w:val="19"/>
-              </w:rPr>
-              <w:t>• 【9-1　内　成年赵左右与舒图家·玄关与卧室（2033梦境） — 夜】二零三三年北京寓所内，玄关木柜上摆放着一只精致的相框，相框里是妻子舒图戴着遮阳帽燦烂微笑的照片。留着青灰胡茬、身穿浅灰色翻领针织衫内搭白衬衫的四十一岁赵左右（荀未来）手里提着一袋热气腾腾的外卖推门进屋，一边往餐桌走，一边满脸笑意地朝卧室方向高声呼唤。 荀未来把外卖塑料袋放在餐桌上正准备解开，紧闭的卧室门内传出妻子舒图带着几分习以为常的调侃声。（核心台词：荀未来：“图图？图图？”）</w:t>
-              <w:br/>
-              <w:t>• 【9-2　内/外　漫画屋里间·有轨电车与雪后街道 — 晨】二零零八年寒假结束开学日清晨，三条鱼漫画屋里间榻榻米地铺上，身穿白色长袖卫衣的四十一岁荀未来猛然从噩梦中惊醒坐起，额头渗出冷汗，大口喘着粗气喃喃自语。 地铺另一侧，早已穿好深蓝白条纹校服外套的十六岁陈明正盘腿坐在毯子上，利落地拉上黑色大书包的拉链，转过头淡定地提醒他。（核心台词：荀未来：“左右，这半个月我一直在想啊，你有没有觉得，其实徐图图这个人也挺好的呀？”）</w:t>
-              <w:br/>
-              <w:t>• 【9-5　内　长林八中·高一十班（文科班）教室 — 日】就在这时，教室后门被轻轻推开——身穿浅蓝色羊羔毛外套、背着米白色帆布包的十六岁徐图图走进教室。她摘掉了从前厚重的黑框眼镜，昂首挺胸、眼神自信明亮地环视全班，随后迈着轻快的步伐径直走到王一漫身旁的空位坐下！前排偷看的荀未来惊得眼珠子差点掉出来。 坐在旁边的王一漫看到焕然一新的徐图图，惊喜地转过头上下打量着她。 徐图图脱下浅蓝色外套露出里面的蓝白校服，大大方方地挺起胸膛，笑得眉眼弯弯。 徐图图从帆布包里掏出一只自己用天蓝色毛线纯手工钩织的精致小蝴蝶挂件，双手递到王一漫面前。 王一漫愣了一下，双手托接过那只柔软的天蓝色毛（核心台词：王一漫：“图图！你变化好大。” ／ 徐图图：“有没有看起来自信很多？” ／ 徐图图：“这个送给你。”）</w:t>
-              <w:br/>
-              <w:t>• 【9-9　外/内　G54路有轨电车站台与车厢 — 夜】空荡荡的末班电车车厢内温暖安静，赵左右眼睛不离书本地走到中段蓝色座椅坐下，顺手将黑色双肩书包卸下放在身旁座位上。就在折叠车门即将关闭的瞬间，车门外传来十六岁徐图图气喘吁吁的呼喊声！ 身穿天蓝色羊羔毛连帽大衣、戴着白色毛绒耳罩的徐图图一步跳上电车。她扶着膝盖喘了口气，一抬头便看见了坐在前面的赵左右；赵左右也抬起头看向她，徐图图眉眼一弯，快步走到赵左右正对面的座椅上坐下。 赵左右重新低下头翻动《高考必备便携手册》继续背书。徐图图摘下手上的毛绒手套，偏着头静静看了专注的赵左右好一会儿，主动轻声搭话。 随着电车摇晃前行，徐（核心台词：徐图图（画外音）：“等一下！等一下！” ／ 徐图图：“你也赶末班车啊？” ／ 徐图图：“车上看书容易晕车。”）</w:t>
-              <w:br/>
-              <w:t>• 【9-10　外/内　徐图图家筒子楼下与五栋602室卧室 — 夜】深夜，戴着白色毛绒耳罩的徐图图走进自家筒子楼前的巷道。当她迈步走上外挂铁楼梯时，惊讶地发现原本坏了好几个月的楼梯口声控路灯竟然亮起了温暖明亮的灯光！徐图图仰头看着修好的路灯，开心地会心一笑，快步跑上二楼进屋。 五栋六零二室温馨的卧室内，身穿驼色连帽卫衣的母亲舒洁正站在床边，温柔地替脱下大衣穿校服的女儿徐图图按揉肩膀放松。徐图图舒服地侧过头询问母亲。 徐图图心疼母亲上班辛苦，立刻站起身按着舒洁的肩膀让她在床沿坐下，站在母亲身后用小手卖力地替母亲捏起肩来。 徐图图一边认真地替母亲捶肩，一边想起大年初一深夜那个打来电话说（核心台词：徐图图：“妈，咱家楼梯的那个灯，你修好了？” ／ 徐图图：“换我了，看我的。坐好。” ／ 徐图图：“难道是上次打电话的那个爷爷吗？看来这世上，终归是好人多。”）</w:t>
-              <w:br/>
-              <w:t>• 【9-12　外/内　福慧家园五楼楼道·502室与三条鱼漫画屋 — 夜】深夜，黑色路虎越野车（黑A·6T534）停在福慧家园居民楼下的雪地旁。头戴姜黄色毛线帽、身穿宝蓝色连帽羽绒服的六十六岁赵了推门下车，抬头仰望了一眼五楼亮灯的窗户，呼出一团白气走进单元门。 五楼狭窄的水泥楼道内，赵了走上台阶，抬手敲响了对门五零一室的防盗门。身穿灰色开衫毛衣的母亲刘美奕拉开房门，客气地打招呼。（核心台词：赵了：“没有。我是荀未来的时候，舒图没有来。这次她会选择来，可能是因为徐图图和赵左右，提早了七八年就认识了，在高中时就产生了羁绊，感情更深了。” ／ 赵了：“如果舒图也从小就改变了自己的人生走向，那么一个全新的徐图图，和一个全新的赵左右，正在产生着激烈的相互影响，就像两道浪，越撞越激烈，越撞越激烈，失控，也就越来越加剧。”）</w:t>
-              <w:br/>
-              <w:t>• 【9-13　内/外　徐图图家卧室·赵左右家卧室与学校微机室（深夜交叉剪辑） — 深夜】万籁俱寂的深夜，五栋六零二室徐图图的卧室内，身穿淡紫色软毛绒睡衣的十六岁徐图图在被窝中缓缓睁开双眼，望着窗边随微风轻轻摇曳的星月串珠风铃与剪纸贴画，轻声呢喃。（核心台词：徐图图：“左右，你睡着了吗？”）</w:t>
-            </w:r>
-          </w:p>
-        </w:tc>
-      </w:tr>
-      <w:tr>
-        <w:trPr>
-          <w:cantSplit/>
-        </w:trPr>
-        <w:tc>
-          <w:tcPr>
-            <w:tcW w:type="dxa" w:w="2376"/>
-            <w:vAlign w:val="center"/>
-            <w:tcMar>
-              <w:top w:w="105" w:type="dxa"/>
-              <w:bottom w:w="105" w:type="dxa"/>
-              <w:left w:w="145" w:type="dxa"/>
-              <w:right w:w="145" w:type="dxa"/>
-            </w:tcMar>
-          </w:tcPr>
-          <w:p>
-            <w:pPr>
-              <w:spacing w:before="40" w:after="40" w:line="341" w:lineRule="auto"/>
-              <w:jc w:val="center"/>
-            </w:pPr>
-            <w:r/>
-            <w:r>
-              <w:rPr>
-                <w:rFonts w:ascii="Times New Roman" w:hAnsi="Times New Roman" w:eastAsia="宋体"/>
-                <w:b/>
-                <w:color w:val="191919"/>
-                <w:sz w:val="19"/>
-              </w:rPr>
-              <w:t>EP10《只要我想》</w:t>
-            </w:r>
-          </w:p>
-        </w:tc>
-        <w:tc>
-          <w:tcPr>
-            <w:tcW w:type="dxa" w:w="7992"/>
-            <w:vAlign w:val="center"/>
-            <w:tcMar>
-              <w:top w:w="105" w:type="dxa"/>
-              <w:bottom w:w="105" w:type="dxa"/>
-              <w:left w:w="145" w:type="dxa"/>
-              <w:right w:w="145" w:type="dxa"/>
-            </w:tcMar>
-          </w:tcPr>
-          <w:p>
-            <w:pPr>
-              <w:spacing w:before="40" w:after="40" w:line="341" w:lineRule="auto"/>
-              <w:jc w:val="left"/>
-            </w:pPr>
-            <w:r/>
-            <w:r>
-              <w:rPr>
-                <w:rFonts w:ascii="Times New Roman" w:hAnsi="Times New Roman" w:eastAsia="宋体"/>
-                <w:b w:val="0"/>
-                <w:color w:val="191919"/>
-                <w:sz w:val="19"/>
-              </w:rPr>
-              <w:t>• 【10-8　内　长林八中·高一十班教室（开学考放榜与历史课） — 日】全班瞬间爆发出雷鸣般的掌声！第一排的荀未来眼珠子差点瞪出来，满脸见了鬼般的不可置信；旁边的罗爱文开心地转过身向赵左右比出双剪刀手庆祝，荀未来回过神后也只得硬挤出笑容朝赵左右竖起大拇指；后排的赵左右嘴角扬起灿烂的笑容，转头看向斜前方的徐图图与王一漫，徐图图开心地朝他弯起眉眼，几人相视而笑。</w:t>
-              <w:br/>
-              <w:t>• 【10-9　内/外　学校食堂·教学楼走廊·高一十班与主任办公室 — 日】这句话彻底引爆了赵左右压抑已久的戾气，他猛地扑上前一把揪住荀未来的校服衣领，两个不同时空的自己在走廊里激烈地扭打推搡在一起！刚广播完跑上楼的徐图图见状惊呼一声“荀哥！”，与罗爱文一起拼命冲上前拉开两人，徐图图张开双臂护在荀未来身前劝阻。 失去理智的赵左右连徐图图也一并迁怒，抬手指着徐图图冷酷质问，随后愤然转身推开防火门大步离去！徐图图怔怔地唤了一声“左右……”，荀未来轻轻拍了拍身边失魂落魄的罗爱文的肩膀以示安慰。 第一排的荀未来与罗爱文低着头站起身，默默走出教室罚站；后排的赵左右低垂着眼帘回避视线。中排刚从广播室回（核心台词：荀未来：“左右！徐图图一会儿广播了，我们去广播室凑凑热闹呗！” ／ 徐图图：“你们冷静点！” ／ 徐图图：“一漫，中午我广播的时候，发生了什么吗？”）</w:t>
-            </w:r>
-          </w:p>
-        </w:tc>
-      </w:tr>
-      <w:tr>
-        <w:trPr>
-          <w:cantSplit/>
-        </w:trPr>
-        <w:tc>
-          <w:tcPr>
-            <w:tcW w:type="dxa" w:w="2376"/>
-            <w:vAlign w:val="center"/>
-            <w:tcMar>
-              <w:top w:w="105" w:type="dxa"/>
-              <w:bottom w:w="105" w:type="dxa"/>
-              <w:left w:w="145" w:type="dxa"/>
-              <w:right w:w="145" w:type="dxa"/>
-            </w:tcMar>
-            <w:shd w:fill="F7FAFC"/>
-          </w:tcPr>
-          <w:p>
-            <w:pPr>
-              <w:spacing w:before="40" w:after="40" w:line="341" w:lineRule="auto"/>
-              <w:jc w:val="center"/>
-            </w:pPr>
-            <w:r/>
-            <w:r>
-              <w:rPr>
-                <w:rFonts w:ascii="Times New Roman" w:hAnsi="Times New Roman" w:eastAsia="宋体"/>
-                <w:b/>
-                <w:color w:val="191919"/>
-                <w:sz w:val="19"/>
-              </w:rPr>
-              <w:t>EP11《YOU WIN》</w:t>
-            </w:r>
-          </w:p>
-        </w:tc>
-        <w:tc>
-          <w:tcPr>
-            <w:tcW w:type="dxa" w:w="7992"/>
-            <w:vAlign w:val="center"/>
-            <w:tcMar>
-              <w:top w:w="105" w:type="dxa"/>
-              <w:bottom w:w="105" w:type="dxa"/>
-              <w:left w:w="145" w:type="dxa"/>
-              <w:right w:w="145" w:type="dxa"/>
-            </w:tcMar>
-            <w:shd w:fill="F7FAFC"/>
-          </w:tcPr>
-          <w:p>
-            <w:pPr>
-              <w:spacing w:before="40" w:after="40" w:line="341" w:lineRule="auto"/>
-              <w:jc w:val="left"/>
-            </w:pPr>
-            <w:r/>
-            <w:r>
-              <w:rPr>
-                <w:rFonts w:ascii="Times New Roman" w:hAnsi="Times New Roman" w:eastAsia="宋体"/>
-                <w:b w:val="0"/>
-                <w:color w:val="191919"/>
-                <w:sz w:val="19"/>
-              </w:rPr>
-              <w:t>• 【11-5　内　长林八中·高一十班教室与主任办公室（完整放榜与谈话） — 日】赵左右闻声猛地抬起头，前排的徐图图开心地转过头朝他微笑；赵左右放在课桌下的双手紧紧扣在一起，拇指紧张地用力摩挲着。讲台上的戴娟微笑着给出了破格留任的裁定！ 全班同学齐声欢呼鼓掌！赵左右松开紧扣的双手，长舒一口气露出了如释重负的笑容；徐图图使劲鼓掌替他高兴，而旁边的王一漫却神情低落地垂着头。戴娟收起成绩单走下讲台，轻声唤住了王一漫。</w:t>
-              <w:br/>
-              <w:t>• 【11-6　内/外　教学楼楼梯拐角·主任办公室与室外红砖连廊 — 日】教学楼偏僻的器材室走廊窗边，王一漫独自一人背靠着窗台站立，一边默默流着眼泪，一边大口大口机械地咬着手里的一只红苹果，试图用吞咽动作把委屈硬生生咽回肚子里。十六岁的徐图图正好从楼梯间拾级而上，听到隐约的抽泣声，看到王一漫的身影后体贴地停下脚步，悄悄躲在转角墙后没有上前打扰。 王一漫双手紧握着被咬出缺口的红苹果，眼泪顺着脸颊滑落，却依然真诚而克制地替赵左右说话；墙角后的徐图图静静听着。 不料尚雪双手抱胸，撇着嘴满脸不屑地抛出了惊人揣测！墙角后的徐图图眼神猛地一惊。 尚雪急忙凑近半步，压低声音绘声绘色地搬出了所谓的“人证（核心台词：徐图图：“左右！” ／ 赵左右：“图图，咋了？” ／ 徐图图：“没咋，那个……考试前收的校本作业戴主任批完了，你还没去她办公室拿吧？”）</w:t>
-              <w:br/>
-              <w:t>• 【11-8　外/内　家属院雪地长椅与501室赵左右家（客厅与卧室） — 夜】隔着剧烈震动的房门，坐在书桌前的赵左右眼眶通红，下颌紧绷。他低下头，从书包里拿出了徐图图在末班电车上送给他的那本《梦的解析》，轻轻翻到第058页——只见正文“任何梦中行为，最初一定先以愿望、欲望、冲动的形式在人们清醒时的心灵中走过，才能进入梦里”下方，有一行徐图图用蓝色水笔留下的温柔手写批注。赵左右用手指轻轻摩挲着那行字迹，混乱痛苦的心灵渐渐平静下来。（核心台词：徐图图（批注画外音）：“所以梦多总是好事，对吧！”）</w:t>
-              <w:br/>
-              <w:t>• 【11-9　外/内　长林八中雪地步道·主任办公室·学校食堂与广播室 — 日】然而，就在全食堂都像躲瘟疫一样避开赵左右时，十六岁的徐图图端着餐盘，迎着所有人的异样目光，大大方方地微笑着走到赵左右正对面坐下！ 恰在此时，食堂上方的广播喇叭响起电流声，传出了戴娟全校广播的声音：“这次开学考试，同学们表现都挺不错……本次考试理科班平均分、总分最高的是高一八班……”餐桌旁，赵左右抬头看着徐图图餐盘里的鸡翅，惊讶地问了一句。 徐图图用筷子夹起自己餐盘里的一块鸡肉放进赵左右碗里，眉眼弯弯地冲他一笑。 徐图图一边吃着饭，一边开心地解释自己的小习惯。 徐图图脸色一变，为了不让赵左右难堪，她拼命提高音量，慌乱（核心台词：徐图图：“分你一半。” ／ 徐图图：“我也是有一次在图书馆，看到有人在书上拿铅笔留了言，就效仿了一下。这样是不是感觉像有个人陪你一起在看？” ／ 徐图图：“肯定很好玩！那个……你平时都看什么电视剧啊？”）</w:t>
-              <w:br/>
-              <w:t>• 【11-10　内/外　高一十班走廊·主任办公室重考与走廊掌掴 — 日/夜】赵左右站起身走出教室。走廊宣传栏旁，荀未来、罗爱文、徐图图三人像叠罗汉一样扒在教室后门框边探头偷听。走廊窗前，戴娟双手交叠看着赵左右，宣布了学校的最终决定（正是66岁赵了昨晚在雪地长椅支的那一招）。 下午两点十六分（墙上SANXIN石英钟定格），教导主任办公室内，赵左右独自坐在办公桌前，手握白色圆珠笔在全新的文综试卷与答题卡上奋笔疾书。办公室外窗台下，荀未来、罗爱文、徐图图、王一漫四人整整齐齐地扒着窗沿往里张望，紧张地小声祈祷打气。（核心台词：荀未来＆罗爱文＆徐图图：“能行能行！能成能成！稳住稳住！不会失手吧？”）</w:t>
-              <w:br/>
-              <w:t>• 【11-11　内　502室赵了家客厅与三条鱼漫画屋（里间与洗漱镜前） — 夜/晨】夜晚的五零二室客厅内，身穿浅灰色羊羔绒开衫的六十六岁赵了正坐在沙发上把玩着紫砂茶壶。房门推开，身穿八中蓝白校服的四十一岁荀未来满脸疲惫地走了进来，抱起一只沙发抱枕仰头瘫靠在沙发背上，长长地叹了一口气。赵了转过头警惕地询问。 荀未来直起身子抱紧怀里的抱枕，摇了摇头。（核心台词：赵了：“你这不是废话吗？原来只是多了一个不一样的徐图图，现在又多了一个不一样的陈明，这些人都是变量，对小赵的影响太大了，一切只会越来越失控啊！”）</w:t>
-            </w:r>
-          </w:p>
-        </w:tc>
-      </w:tr>
-      <w:tr>
-        <w:trPr>
-          <w:cantSplit/>
-        </w:trPr>
-        <w:tc>
-          <w:tcPr>
-            <w:tcW w:type="dxa" w:w="2376"/>
-            <w:vAlign w:val="center"/>
-            <w:tcMar>
-              <w:top w:w="105" w:type="dxa"/>
-              <w:bottom w:w="105" w:type="dxa"/>
-              <w:left w:w="145" w:type="dxa"/>
-              <w:right w:w="145" w:type="dxa"/>
-            </w:tcMar>
-          </w:tcPr>
-          <w:p>
-            <w:pPr>
-              <w:spacing w:before="40" w:after="40" w:line="341" w:lineRule="auto"/>
-              <w:jc w:val="center"/>
-            </w:pPr>
-            <w:r/>
-            <w:r>
-              <w:rPr>
-                <w:rFonts w:ascii="Times New Roman" w:hAnsi="Times New Roman" w:eastAsia="宋体"/>
-                <w:b/>
-                <w:color w:val="191919"/>
-                <w:sz w:val="19"/>
-              </w:rPr>
-              <w:t>EP12《寻未来》</w:t>
-            </w:r>
-          </w:p>
-        </w:tc>
-        <w:tc>
-          <w:tcPr>
-            <w:tcW w:type="dxa" w:w="7992"/>
-            <w:vAlign w:val="center"/>
-            <w:tcMar>
-              <w:top w:w="105" w:type="dxa"/>
-              <w:bottom w:w="105" w:type="dxa"/>
-              <w:left w:w="145" w:type="dxa"/>
-              <w:right w:w="145" w:type="dxa"/>
-            </w:tcMar>
-          </w:tcPr>
-          <w:p>
-            <w:pPr>
-              <w:spacing w:before="40" w:after="40" w:line="341" w:lineRule="auto"/>
-              <w:jc w:val="left"/>
-            </w:pPr>
-            <w:r/>
-            <w:r>
-              <w:rPr>
-                <w:rFonts w:ascii="Times New Roman" w:hAnsi="Times New Roman" w:eastAsia="宋体"/>
-                <w:b w:val="0"/>
-                <w:color w:val="191919"/>
-                <w:sz w:val="19"/>
-              </w:rPr>
-              <w:t>• 【12-1　内/外　手作编织店·黑色路虎车内与501室赵左右卧室 — 日】白天的手作毛线编织店内，挂满五颜六色毛线球的货架前，头戴黑色棒球帽、身穿红色连帽羽绒夹克的六十六岁赵了正站在印有“F.R.I.E.N.D.S”字样的镜子旁，精心挑选了一袋红色毛线团与两本《钩针毛线编织1000》《帽子·围巾·手套编织精品》教程书结账走出店门。 街边停靠的黑色路虎越野车内，赵了将装有毛线和编织书的塑料袋随手放在后座上。副驾驶车门被拉开，刮掉了络腮胡、但依然顶着一头蓬松及肩长卷发并戴着一顶米灰拼色“CAPRICORN”棒球帽遮掩的四十一岁荀未来钻进车里。驾驶座上的赵了转头一看他这副落魄文艺青年的滑稽尊荣（核心台词：赵左右（内心独白）：“潜意识……所以那天梦到阿姨变成徐图图，也是我的潜意识吗？欲望，欲望……像陈明这种又跳级又是三好学生的人，去戴主任办公室偷偷玩游戏，又是因为什么欲望呢？”）</w:t>
-              <w:br/>
-              <w:t>• 【12-3　外　结冰湖畔观景平台与沿岸小吃摊 — 日】冬日的阳光洒在结冰的湖畔，画面浮现本集片名：第 12 集 寻未来。 湖岸边的“烤地瓜·老玉米”铁桶炉前，摊主掀开炉盖装好两个热气腾腾的烤地瓜（及烤土豆）递过去。戴着浅棕色“CAPRICORN”棒球帽、露出一头披肩长卷发的荀未来接过纸袋，礼貌地道了声“谢谢啊”，转身快步走上湖畔的木质观景平台。（核心台词：赵左右：“对，就是弗洛伊德！徐图图送了我一本他写的《梦的解析》。其实陈明的事，我到现在还是很难过；但我发现我在看这本书的时候，内心忽然就平静了。我决定以后我就要研究这个，我要做一个内心强大的人！”）</w:t>
-              <w:br/>
-              <w:t>• 【12-6　内　长林八中图书馆·漫画屋与靓丽发艺理发店 — 日/夜】长林八中图书馆阅览室内，十六岁的赵左右从书架上取下一本弗洛伊德著的《本能与自我（The Ego and the Id）》，兴冲冲地走到靠窗长桌旁拉开椅子，坐到正在整理笔记的徐图图对面。而在不远处的一排高大书架背后，四十一岁的荀未来正半隐在阴影里，眼神阴沉地窥视着两人。 靠窗长桌旁，徐图图放下手中的笔，看着赵左右手里的《本能与自我》，既惊讶又欣喜。 赵左右兴高采烈地合上书本，双手撑在桌面上，满眼放光地向徐图图畅想自己的宏伟蓝图。 书架后方，捂着隐隐作痛的肝脏的荀未来死死盯着徐图图，眼底的敌意愈发浓烈。 长桌旁，赵左右（核心台词：徐图图：“《梦的解析》你都看完啦？” ／ 荀未来（内心独白）：“老头说得没错，果然是徐图图一直在影响小赵。两个失控的人待在一起，只会越来越失控！” ／ 徐图图：“能一起念长林大学当然好啦，但是你，真的想好学心理学了吗？”）</w:t>
-              <w:br/>
-              <w:t>• 【12-7　外/内　有轨电车站台·车厢与徐图图家（五栋602室） — 夜】寒夜积雪的有轨电车站台上，身穿驼色羊羔毛翻领棉服、戴着红色针织手套的十六岁徐图图正一边等车一边呵气搓手取暖。身穿黑色长款呢大衣的荀未来悄悄走到站牌另一侧，背着手假装看站牌，故意重重咳嗽了两声引起注意，随后探身走近，装出无比惊讶的模样打招呼。 徐图图回过头，看到一身成熟大衣造型的荀未来，微微一怔，礼貌地点头问好。 荀未来抬手挠了挠眉毛掩饰紧张，摆出潇洒的姿态客套，逗得徐图图抿嘴一笑。 徐图图转过头好奇地询问。 徐图图应了一声“啊，来了”，两人一同迈步走上电车。 徐图图微笑着顺着话头接了一句。 荀未来的目光落在了徐图图（核心台词：徐图图：“啊……荀未来。” ／ 徐图图：“你也坐车回家吗？” ／ 徐图图：“啊，是啊，天气预报说明天还要降温呢。”）</w:t>
-              <w:br/>
-              <w:t>• 【12-8　外/内　徐图图家楼下雪巷·三条鱼漫画屋与门前手撕日历 — 夜/日】筒子楼下的雪地小巷里，荀未来与赵了快步走下红色外挂铁楼梯。走在后面的赵了突然开口叫住了荀未来，严肃地审视着他。 荀未来停下脚步转过身，毫不隐瞒地摊牌了自己的想法。（核心台词：赵了：“你等一下。刚才一直没空问你，你跟着图图干什么？” ／ 荀未来：“徐图图，她现在就像是个催化剂，让小赵在错误的道路上越走越远，我必须要拆散他们两个！” ／ 赵了：“我已经完整活过了一遍了。现在只要看到小赵和图图当下开心，我就满足了。”）</w:t>
-            </w:r>
-          </w:p>
-        </w:tc>
-      </w:tr>
-      <w:tr>
-        <w:trPr>
-          <w:cantSplit/>
-        </w:trPr>
-        <w:tc>
-          <w:tcPr>
-            <w:tcW w:type="dxa" w:w="2376"/>
-            <w:vAlign w:val="center"/>
-            <w:tcMar>
-              <w:top w:w="105" w:type="dxa"/>
-              <w:bottom w:w="105" w:type="dxa"/>
-              <w:left w:w="145" w:type="dxa"/>
-              <w:right w:w="145" w:type="dxa"/>
-            </w:tcMar>
-            <w:shd w:fill="F7FAFC"/>
-          </w:tcPr>
-          <w:p>
-            <w:pPr>
-              <w:spacing w:before="40" w:after="40" w:line="341" w:lineRule="auto"/>
-              <w:jc w:val="center"/>
-            </w:pPr>
-            <w:r/>
-            <w:r>
-              <w:rPr>
-                <w:rFonts w:ascii="Times New Roman" w:hAnsi="Times New Roman" w:eastAsia="宋体"/>
-                <w:b/>
-                <w:color w:val="191919"/>
-                <w:sz w:val="19"/>
-              </w:rPr>
-              <w:t>EP13《我与我的宣战》</w:t>
-            </w:r>
-          </w:p>
-        </w:tc>
-        <w:tc>
-          <w:tcPr>
-            <w:tcW w:type="dxa" w:w="7992"/>
-            <w:vAlign w:val="center"/>
-            <w:tcMar>
-              <w:top w:w="105" w:type="dxa"/>
-              <w:bottom w:w="105" w:type="dxa"/>
-              <w:left w:w="145" w:type="dxa"/>
-              <w:right w:w="145" w:type="dxa"/>
-            </w:tcMar>
-            <w:shd w:fill="F7FAFC"/>
-          </w:tcPr>
-          <w:p>
-            <w:pPr>
-              <w:spacing w:before="40" w:after="40" w:line="341" w:lineRule="auto"/>
-              <w:jc w:val="left"/>
-            </w:pPr>
-            <w:r/>
-            <w:r>
-              <w:rPr>
-                <w:rFonts w:ascii="Times New Roman" w:hAnsi="Times New Roman" w:eastAsia="宋体"/>
-                <w:b w:val="0"/>
-                <w:color w:val="191919"/>
-                <w:sz w:val="19"/>
-              </w:rPr>
-              <w:t>• 【13-6　内　八中校长办公室·高一十班教室·洗手间隔间与心理社活动室 — 日】全班同学蜂拥而上争抢传阅。荀未来春风得意地分发着杂志，特意递了一本给前排的徐图图：“给图图。”徐图图礼貌地道谢接过，一低头看到封面上王一漫唯美的图书馆写真，顿时惊喜地捧到同桌王一漫面前赞叹！ 王一漫看着封面微微一笑，转过头大方地向广播社新社长徐图图提议。 徐图图开心地一口答应：“好啊！”而在教室左后方的座位上，十六岁的赵左右低头翻看着手里的《梦的解析》，神色复杂地望着讲台上风光无限的荀未来。（核心台词：徐图图：“谢谢。——哇塞，一漫，上面这个封面是你哎，好漂亮啊！” ／ 王一漫：“图图，今天的午间广播就由你去主持吧，刚好可以代表广播社，替《三人行》好好宣传宣传。” ／ 徐图图：“好啊！”）</w:t>
-              <w:br/>
-              <w:t>• 【13-7　外/内　校园雪地树林·学校图书馆与夜间有轨电车 — 日/夜】下午阳光明媚的学校图书馆阅览室内，徐图图坐在长桌旁低头看书，坐在她身旁的赵左右却单手托着腮，望着窗外若有所思地在心里盘算着如何逼荀未来亲口承认身份。 徐图图翻书时察觉到赵左右一直盯着自己发呆，转过头小声询问。 徐图图疑惑地眨了眨眼：“科幻？”随即忽然想起什么，合上书本微笑着站起身，快步走向后方的高大书架区。 徐图图走进两排高耸的木质书架通道间，仰头找到一本横放在顶层的厚书。她踮起脚尖伸手去抽那本书，不料手一滑，顶层好几本厚重的精装书轰隆一声滑落下来，发出巨大的砸地声响！ 一少一中两个赵左右同时急刹车停在书架通道口！（核心台词：徐图图：“你怎么了？心不在焉的。” ／ 徐图图：“对了，我突然想起来一本很有意思的书，等我一下。” ／ 赵左右＆荀未来：“图图——！”）</w:t>
-              <w:br/>
-              <w:t>• 【13-9　内/外　高一十班早读·市医院病房与长林电影院 — 日/夜】次日清晨的高一十班早读课上，全班同学手捧语文课本齐声朗诵韩愈的《师说》：“人非生而知之者，孰能无惑？惑而不从师，其为惑也，终不解矣……”第一排的荀未来捧着课本，听着“生乎吾前，其闻道也固先乎吾；生乎吾后，其闻道也亦先乎吾”，忍不住闭目仰头感慨；而后排的赵左右一边读着课文，一边担忧地转头望向斜前方王一漫身旁空荡荡的座位——徐图图今天竟然没来上学！ 夜晚的长林市医院住院部走廊里，头戴深色棒球帽、身穿米白色长款羽绒服的六十六岁赵了手里拎着一只双层不锈钢保温桶，正站在病房门外，透过门上的玻璃探视窗满眼慈爱与心疼地望着病床上（核心台词：赵左右：“一漫，一漫！你知道图图今天为什么没来吗？” ／ 赵左右（画外音）：“你好，请问徐图图在哪个房间？我是她同学。” ／ 徐图图：“我不是、我不是这个意思，我……”）</w:t>
-            </w:r>
-          </w:p>
-        </w:tc>
-      </w:tr>
-      <w:tr>
-        <w:trPr>
-          <w:cantSplit/>
-        </w:trPr>
-        <w:tc>
-          <w:tcPr>
-            <w:tcW w:type="dxa" w:w="2376"/>
-            <w:vAlign w:val="center"/>
-            <w:tcMar>
-              <w:top w:w="105" w:type="dxa"/>
-              <w:bottom w:w="105" w:type="dxa"/>
-              <w:left w:w="145" w:type="dxa"/>
-              <w:right w:w="145" w:type="dxa"/>
-            </w:tcMar>
-          </w:tcPr>
-          <w:p>
-            <w:pPr>
-              <w:spacing w:before="40" w:after="40" w:line="341" w:lineRule="auto"/>
-              <w:jc w:val="center"/>
-            </w:pPr>
-            <w:r/>
-            <w:r>
-              <w:rPr>
-                <w:rFonts w:ascii="Times New Roman" w:hAnsi="Times New Roman" w:eastAsia="宋体"/>
-                <w:b/>
-                <w:color w:val="191919"/>
-                <w:sz w:val="19"/>
-              </w:rPr>
-              <w:t>EP14《继承》</w:t>
-            </w:r>
-          </w:p>
-        </w:tc>
-        <w:tc>
-          <w:tcPr>
-            <w:tcW w:type="dxa" w:w="7992"/>
-            <w:vAlign w:val="center"/>
-            <w:tcMar>
-              <w:top w:w="105" w:type="dxa"/>
-              <w:bottom w:w="105" w:type="dxa"/>
-              <w:left w:w="145" w:type="dxa"/>
-              <w:right w:w="145" w:type="dxa"/>
-            </w:tcMar>
-          </w:tcPr>
-          <w:p>
-            <w:pPr>
-              <w:spacing w:before="40" w:after="40" w:line="341" w:lineRule="auto"/>
-              <w:jc w:val="left"/>
-            </w:pPr>
-            <w:r/>
-            <w:r>
-              <w:rPr>
-                <w:rFonts w:ascii="Times New Roman" w:hAnsi="Times New Roman" w:eastAsia="宋体"/>
-                <w:b w:val="0"/>
-                <w:color w:val="191919"/>
-                <w:sz w:val="19"/>
-              </w:rPr>
-              <w:t>• 【14-4　外/内　长林八中校门口·校园通道·501室客厅与市医院病房 — 日/夜】次日白天，长林市医院一床病房内，阳光明媚。床头柜上已经整整齐齐摆了四个吃空的“满满黄桃罐头”玻璃瓶。身穿蓝白条纹病号服的徐图图正盘腿坐在病床上，手里捧着第五罐黄桃罐头，用叉子大口大口地往嘴里塞；十六岁的赵左右则举着赵了借给他的那台索尼DV摄像机，眉飞色舞地对准徐图图的吃相进行拍摄！ 徐图图腮帮子鼓得像只小仓鼠，举起塑料叉子冲着DV镜头抗议。赵左右看着DV取景屏，坏笑着故意逗她。 徐图图白了他一眼，继续低头从罐头瓶里捞出一大块黄桃塞进嘴里，傲娇地放出狠话。 赵左右从DV屏幕后探出脑袋，好奇地挑眉发问；徐图图得意地哼了（核心台词：徐图图：“嗯！你别给我发到网上去啊！” ／ 赵左右：“当然要发了，还变态辣！我要让整个八中贴吧都知道，十班徐图图，一生病就爱可劲儿地炫黄桃罐头，这都炫四罐了！” ／ 徐图图：“你发！我保证你发完之后就进禁言小黑屋，永远都出不来了。”）</w:t>
-            </w:r>
-          </w:p>
-        </w:tc>
-      </w:tr>
-      <w:tr>
-        <w:trPr>
-          <w:cantSplit/>
-        </w:trPr>
-        <w:tc>
-          <w:tcPr>
-            <w:tcW w:type="dxa" w:w="2376"/>
-            <w:vAlign w:val="center"/>
-            <w:tcMar>
-              <w:top w:w="105" w:type="dxa"/>
-              <w:bottom w:w="105" w:type="dxa"/>
-              <w:left w:w="145" w:type="dxa"/>
-              <w:right w:w="145" w:type="dxa"/>
-            </w:tcMar>
-            <w:shd w:fill="F7FAFC"/>
-          </w:tcPr>
-          <w:p>
-            <w:pPr>
-              <w:spacing w:before="40" w:after="40" w:line="341" w:lineRule="auto"/>
-              <w:jc w:val="center"/>
-            </w:pPr>
-            <w:r/>
-            <w:r>
-              <w:rPr>
-                <w:rFonts w:ascii="Times New Roman" w:hAnsi="Times New Roman" w:eastAsia="宋体"/>
-                <w:b/>
-                <w:color w:val="191919"/>
-                <w:sz w:val="19"/>
-              </w:rPr>
-              <w:t>EP15《左或右》</w:t>
-            </w:r>
-          </w:p>
-        </w:tc>
-        <w:tc>
-          <w:tcPr>
-            <w:tcW w:type="dxa" w:w="7992"/>
-            <w:vAlign w:val="center"/>
-            <w:tcMar>
-              <w:top w:w="105" w:type="dxa"/>
-              <w:bottom w:w="105" w:type="dxa"/>
-              <w:left w:w="145" w:type="dxa"/>
-              <w:right w:w="145" w:type="dxa"/>
-            </w:tcMar>
-            <w:shd w:fill="F7FAFC"/>
-          </w:tcPr>
-          <w:p>
-            <w:pPr>
-              <w:spacing w:before="40" w:after="40" w:line="341" w:lineRule="auto"/>
-              <w:jc w:val="left"/>
-            </w:pPr>
-            <w:r/>
-            <w:r>
-              <w:rPr>
-                <w:rFonts w:ascii="Times New Roman" w:hAnsi="Times New Roman" w:eastAsia="宋体"/>
-                <w:b w:val="0"/>
-                <w:color w:val="191919"/>
-                <w:sz w:val="19"/>
-              </w:rPr>
-              <w:t>• 【15-3　外/内　长林八中校门大巴车旁与爱荣机械制造厂车间 — 日】王一漫握着手锯仔细端详，脑海中忽然闪回前几天在医院病房探望徐图图时的画面——当时她替徐图图捏肩膀才两分钟就手酸，徐图图笑嘻嘻地把母亲舒敏的推拿秘诀告诉了她：（核心台词：徐图图（闪回）：“当然是我妈教我的啦！她一上班就要按一天呢，要是都用手的力量，那不得累死了？所以主要靠身体的重力！”）</w:t>
-            </w:r>
-          </w:p>
-        </w:tc>
-      </w:tr>
-      <w:tr>
-        <w:trPr>
-          <w:cantSplit/>
-        </w:trPr>
-        <w:tc>
-          <w:tcPr>
-            <w:tcW w:type="dxa" w:w="2376"/>
-            <w:vAlign w:val="center"/>
-            <w:tcMar>
-              <w:top w:w="105" w:type="dxa"/>
-              <w:bottom w:w="105" w:type="dxa"/>
-              <w:left w:w="145" w:type="dxa"/>
-              <w:right w:w="145" w:type="dxa"/>
-            </w:tcMar>
-          </w:tcPr>
-          <w:p>
-            <w:pPr>
-              <w:spacing w:before="40" w:after="40" w:line="341" w:lineRule="auto"/>
-              <w:jc w:val="center"/>
-            </w:pPr>
-            <w:r/>
-            <w:r>
-              <w:rPr>
-                <w:rFonts w:ascii="Times New Roman" w:hAnsi="Times New Roman" w:eastAsia="宋体"/>
-                <w:b/>
-                <w:color w:val="191919"/>
-                <w:sz w:val="19"/>
-              </w:rPr>
-              <w:t>EP16《再见，老同学》</w:t>
-            </w:r>
-          </w:p>
-        </w:tc>
-        <w:tc>
-          <w:tcPr>
-            <w:tcW w:type="dxa" w:w="7992"/>
-            <w:vAlign w:val="center"/>
-            <w:tcMar>
-              <w:top w:w="105" w:type="dxa"/>
-              <w:bottom w:w="105" w:type="dxa"/>
-              <w:left w:w="145" w:type="dxa"/>
-              <w:right w:w="145" w:type="dxa"/>
-            </w:tcMar>
-          </w:tcPr>
-          <w:p>
-            <w:pPr>
-              <w:spacing w:before="40" w:after="40" w:line="341" w:lineRule="auto"/>
-              <w:jc w:val="left"/>
-            </w:pPr>
-            <w:r/>
-            <w:r>
-              <w:rPr>
-                <w:rFonts w:ascii="Times New Roman" w:hAnsi="Times New Roman" w:eastAsia="宋体"/>
-                <w:b w:val="0"/>
-                <w:color w:val="191919"/>
-                <w:sz w:val="19"/>
-              </w:rPr>
-              <w:t>• 【16-4　外/内　长林八中校门口林荫道·502室赵了家与雪夜路虎车内 — 日/夜】就在这时，八中校门口方向突然传来一声清脆焦急的呼喊——只见刚刚办完出院手续、头戴白色毛绒帽的徐图图，正拉着王一漫气喘吁吁地从校门内快步跑出来！ 荀未来、赵左右和罗爱文同时转过身。徐图图跑到荀未来面前，眼眶红红地喘着气，满脸委屈地责怪他不辞而别。 四十一岁的荀未来望着眼前十六岁鲜活明媚的少女徐图图，又看了看她身旁亭亭玉立的王一漫，眼神温柔得仿佛盛满了整个春天的阳光。 徐图图忍着眼泪，认真地向荀未来许下全班同学的守候。 荀未来深深地看着眼前这四个十六岁的少年少女——赵左右、徐图图、罗爱文、王一漫，含泪微笑着回应。 罗爱（核心台词：徐图图：“荀未来——！” ／ 徐图图：“我……我刚办完出院手续就收到左右短信，说你要退学。你为什么不跟我告别啊？” ／ 徐图图：“荀哥，我知道你离开肯定有自己的原因。但如果哪天你再回八中，我们都在这等你。毕业之后，我们也会在很多不同的城市，等你来找我们玩！”）</w:t>
-              <w:br/>
-              <w:t>• 【16-5　内　酒店套房·长林八中微机室·影视筹备办公室与海航酒店门外 — 日/夜】微机室电脑屏幕前，网页标题栏显示着【魔豆网 - 搜尽天下视频｜频道：左右日常集】，下面列着赵左右上传的五条视频（《EVAN的超能计划》播放32、《状元小吃征集录》播放21、《我们的下课礼4！！》播放9、《历史老师近代的一天～》播放7、《厉害了 八中口译祭》播放41）。徐图图盯着惨淡的播放量气鼓鼓地拍了一下鼠标。 徐图图闻言转过头，看了一眼后排荀未来那张空荡荡的课桌，眼神里掠过一丝思念，随即又释然地微笑起来。（核心台词：徐图图：“气死了！怎么没人看左右的视频啊？” ／ 徐图图：“算了算了，反正也不指望这个挣钱。他现在又找到感兴趣的事了，这就够了吧。”）</w:t>
-              <w:br/>
-              <w:t>• 【16-6　外/内　海航酒店门外·街边小餐车·酒店套房与2033年书房（闪回） — 夜】望着台灯下四十一岁自己那日渐稀疏的发顶与拼命伏案的背影，六十六岁的赵了眼神骤然温柔而酸楚，脑海中闪回2033年与妻子舒图（徐图图，）在家里书房的温馨一幕——</w:t>
-              <w:br/>
-              <w:t>• 【16-7　外/内　光明路幸福家园楼下信报箱·501室客厅与长林八中食堂 — 日】中午，长林市第八中学食堂内，身穿校服的赵左右与刚出院复课的徐图图面对面坐着吃午饭。听完赵左右讲述早上家里那神奇的一幕，徐图图神秘兮兮地放下筷子，给出了福尔摩斯般的断案结论！ 徐图图从餐盘里拿起一颗水煮蛋举到眼前，头头是道地搬出了心理学理论。 徐图图一边在桌沿敲碎鸡蛋壳一边继续引导他推理。 徐图图剥开鸡蛋壳咬了一大口蛋白，精准剖析了赵东来与刘美奕的夫妻心理，听得对面的赵左右满眼崇拜！ 徐图图得意洋洋地一挑眉毛，单手比出OK手势晃了晃。 赵左右面露难色地叹了口气：“我也想帮她啊，但我根本不懂这些啊。”徐图图眼珠一转，热（核心台词：徐图图：“根据我缜密的分析，你妈妈应该是要出道！” ／ 徐图图：“还记得心理学里说的“欲望的伪装”吗？每个人心里想的和嘴上说的，那都是反的！” ／ 徐图图：“对！而且你再想啊，你妈说千万不能让你爸知道，这是为什么？”）</w:t>
-              <w:br/>
-              <w:t>• 【16-8　内/外　501室客厅·徐图图家1449室·试镜教室与备战蒙太奇 — 日】半个小时后，徐图图家（1449室）温馨的客厅内，十六岁的赵左右正举着那台索尼DV摄像机对准客厅中央的刘美奕，徐图图则拿着剧本站在旁边当提词员。然而面对黑洞洞的摄像机镜头，刘美奕浑身僵硬，比划了一个拔剑姿势后当场卡壳忘词！ 善解人意的徐图图蹲在刘美奕身旁柔声问：“阿姨，您是不是有点怯镜啊？”刘美奕摸着自己的眼角，低声吐露了中年女性面对镜头的隐秘伤感。 赵左右和徐图图急忙异口同声地劝阻：“妈！”、“别呀！”刘美奕勉强笑了笑，转过头感激地看向徐图图，提出要送她一件礼物；徐图图眼睛骤然一亮，把台词本往桌上一放，兴冲冲地跑进（核心台词：徐图图：“阿姨，你等我一下啊，你在这等我一下，很快！” ／ 徐图图：“这个……是我自己织的帽子。虽然这马上开春了，但多少还能再戴段日子，送给你！” ／ 徐图图：“真的好看！阿姨，你要是喜欢的话，对着镜子再最后练一次，找找年轻的感觉。我和左右出去，不打扰你！”）</w:t>
-            </w:r>
-          </w:p>
-        </w:tc>
-      </w:tr>
-      <w:tr>
-        <w:trPr>
-          <w:cantSplit/>
-        </w:trPr>
-        <w:tc>
-          <w:tcPr>
-            <w:tcW w:type="dxa" w:w="2376"/>
-            <w:vAlign w:val="center"/>
-            <w:tcMar>
-              <w:top w:w="105" w:type="dxa"/>
-              <w:bottom w:w="105" w:type="dxa"/>
-              <w:left w:w="145" w:type="dxa"/>
-              <w:right w:w="145" w:type="dxa"/>
-            </w:tcMar>
-            <w:shd w:fill="F7FAFC"/>
-          </w:tcPr>
-          <w:p>
-            <w:pPr>
-              <w:spacing w:before="40" w:after="40" w:line="341" w:lineRule="auto"/>
-              <w:jc w:val="center"/>
-            </w:pPr>
-            <w:r/>
-            <w:r>
-              <w:rPr>
-                <w:rFonts w:ascii="Times New Roman" w:hAnsi="Times New Roman" w:eastAsia="宋体"/>
-                <w:b/>
-                <w:color w:val="191919"/>
-                <w:sz w:val="19"/>
-              </w:rPr>
-              <w:t>EP17《不速之客》</w:t>
-            </w:r>
-          </w:p>
-        </w:tc>
-        <w:tc>
-          <w:tcPr>
-            <w:tcW w:type="dxa" w:w="7992"/>
-            <w:vAlign w:val="center"/>
-            <w:tcMar>
-              <w:top w:w="105" w:type="dxa"/>
-              <w:bottom w:w="105" w:type="dxa"/>
-              <w:left w:w="145" w:type="dxa"/>
-              <w:right w:w="145" w:type="dxa"/>
-            </w:tcMar>
-            <w:shd w:fill="F7FAFC"/>
-          </w:tcPr>
-          <w:p>
-            <w:pPr>
-              <w:spacing w:before="40" w:after="40" w:line="341" w:lineRule="auto"/>
-              <w:jc w:val="left"/>
-            </w:pPr>
-            <w:r/>
-            <w:r>
-              <w:rPr>
-                <w:rFonts w:ascii="Times New Roman" w:hAnsi="Times New Roman" w:eastAsia="宋体"/>
-                <w:b w:val="0"/>
-                <w:color w:val="191919"/>
-                <w:sz w:val="19"/>
-              </w:rPr>
-              <w:t>• 【17-3　内　2058年高尚副总裁访谈室与2008年雪原古堡余博士实验室 — 日/夜】荀未来连忙回答：“我叫荀未来。”余博士点点头夸了句好名字，随即话锋一转，开始连珠炮般地抽查他的求学背景；门外车内的赵了连忙对着麦克风飞快编造答案（把罗爱文、陈明、王一漫、徐图图的名字拆开组合），荀未来则像复读机一样对答如流！（核心台词：荀未来：“大学，十八岁。长林大学电影学院。导演老师姓罗，叫罗明；编剧老师叫王图图；摄影老师叫徐一漫。” ／ 余博士：“我来告诉你正确答案吧——罗明，是你导演老师；编剧老师叫王图图；摄影老师，叫徐一漫！你是谁？你来这儿的目的到底是什么？！”）</w:t>
-              <w:br/>
-              <w:t>• 【17-5　内　街边家常面馆·502室监听暗房与客厅 — 日/夜】五零二室里屋的电脑前，六十六岁的赵了戴着耳机打开监听接收器，四十一岁的荀未来双手插兜站在旁边一起听；画面切至长林市街边一家贴着“宫保鸡丁 9元”海报的家常小面馆内，母亲刘美奕正与十六岁的赵左右、徐图图围坐在小桌旁吃面。 正在吃面的赵左右和徐图图同时愣住（“啊？为什么啊？好不容易试上了，为什么不去了？”）；五零二室监听电脑前的赵了和荀未来也惊愕地对视了一眼！面馆内，刘美奕轻轻叹了口气，道出了昨天在电影院的偶遇。 徐图图连忙出言安慰阿姨。（核心台词：徐图图：“不会吧阿姨，那资方非亲非故的，为什么要把你塞进去呢？选你肯定是因为你演得好，对吧左右？”）</w:t>
-              <w:br/>
-              <w:t>• 【17-6　外　东湖公园尖顶礼拜堂雪夜木栈道·街头肉铺与水果摊 — 夜】同一片静谧的雪夜下，东湖公园三角尖顶礼拜堂前的林间木栈道上，白雪皑皑。身穿浅蓝色毛绒大衣、戴着白色卡通连指手套的十六岁徐图图坐在长椅上，看着身旁穿棕色羽绒服的十六岁赵左右，语气里带着一丝排练结束后的小失落。 徐图图立刻扬起明媚的笑脸，迫不及待地毛遂自荐。 赵左右疑惑地转过头：“修灯泡？”徐图图意识到自己太主动了，害羞地搓着两只白手套，小声给自己找台阶下。 徐图图眼睛骤然一亮，脱口替他说出了那个词！ 赵左右开心地一拍手：“对！就是探店！你这个形容好好啊，以后我们可以经常一起去探店！”徐图图惊喜得捂住嘴，简直不敢相信自（核心台词：徐图图：“最近和你一起，给阿姨排练的这段日子，好像做梦一样，突然就结束了。” ／ 徐图图：“好啊！那如果有什么其他需要帮忙的，也可以叫我。我连修门、修灯泡什么的都学会了！” ／ 徐图图：“呃……不修灯泡也没关系的。没事的时候也可以找我一起溜达溜达嘛。你、你不爱溜达也没事，不见面的话，QQ上聊聊天也很解闷嘛。”）</w:t>
-              <w:br/>
-              <w:t>• 【17-7　外/内　长林八中操场铁围栏·体育馆·话剧社道具室与高一十班教室 — 夜】深夜的长林市第八中学操场铁围栏外，十六岁的赵左右带着徐图图踩着垃圾桶爬上铁栅栏顶端，倒数着“一、二、三”，两人手拉着手一跃跳进白雪覆盖的校园操场！ 空旷无人的雪地操场上，徐图图张开双臂欢快地奔跑转圈，兴奋地大喊。 赵左右笑着跑在她身旁打趣提醒；徐图图连忙捂住嘴乖乖点头（“呃，那我还是不喊了”）。 两人推门溜进昏暗的体育馆与教学楼走廊。面对走廊前方的监控探头，轻车熟路的赵左右像特工一样拉着徐图图贴墙躲避死角，随后在拐角处握住她的手倒数“预备，一、二、三，跑！”，带着她飞快地冲过监控区，来到话剧社杂物道具室门前。 道具（核心台词：徐图图：“哈！好刺激，好想大喊啊！” ／ 徐图图：“话剧社参加省赛，把造雪机拿走了。” ／ 徐图图：“但是，寻宝的过程才更快乐，不是吗？有没有宝藏好像也没那么重要了，对吧？——哇！你看这个雪人，好可爱啊！简直是比造雪机珍贵一万倍的宝藏了！”）</w:t>
-            </w:r>
-          </w:p>
-        </w:tc>
-      </w:tr>
-      <w:tr>
-        <w:trPr>
-          <w:cantSplit/>
-        </w:trPr>
-        <w:tc>
-          <w:tcPr>
-            <w:tcW w:type="dxa" w:w="2376"/>
-            <w:vAlign w:val="center"/>
-            <w:tcMar>
-              <w:top w:w="105" w:type="dxa"/>
-              <w:bottom w:w="105" w:type="dxa"/>
-              <w:left w:w="145" w:type="dxa"/>
-              <w:right w:w="145" w:type="dxa"/>
-            </w:tcMar>
-          </w:tcPr>
-          <w:p>
-            <w:pPr>
-              <w:spacing w:before="40" w:after="40" w:line="341" w:lineRule="auto"/>
-              <w:jc w:val="center"/>
-            </w:pPr>
-            <w:r/>
-            <w:r>
-              <w:rPr>
-                <w:rFonts w:ascii="Times New Roman" w:hAnsi="Times New Roman" w:eastAsia="宋体"/>
-                <w:b/>
-                <w:color w:val="191919"/>
-                <w:sz w:val="19"/>
-              </w:rPr>
-              <w:t>EP18《一夜剧变》</w:t>
-            </w:r>
-          </w:p>
-        </w:tc>
-        <w:tc>
-          <w:tcPr>
-            <w:tcW w:type="dxa" w:w="7992"/>
-            <w:vAlign w:val="center"/>
-            <w:tcMar>
-              <w:top w:w="105" w:type="dxa"/>
-              <w:bottom w:w="105" w:type="dxa"/>
-              <w:left w:w="145" w:type="dxa"/>
-              <w:right w:w="145" w:type="dxa"/>
-            </w:tcMar>
-          </w:tcPr>
-          <w:p>
-            <w:pPr>
-              <w:spacing w:before="40" w:after="40" w:line="341" w:lineRule="auto"/>
-              <w:jc w:val="left"/>
-            </w:pPr>
-            <w:r/>
-            <w:r>
-              <w:rPr>
-                <w:rFonts w:ascii="Times New Roman" w:hAnsi="Times New Roman" w:eastAsia="宋体"/>
-                <w:b w:val="0"/>
-                <w:color w:val="191919"/>
-                <w:sz w:val="19"/>
-              </w:rPr>
-              <w:t>• 【18-3　内　酒店2388套房客厅·501室赵左右卧室与父母主卧 — 夜】同一时刻，五零一室十六岁赵左右的卧室内，刚刚送徐图图回家归来的少年坐在床沿上，怀里抱着枕头，脸上还带着夜闯学校看大雪人后的甜蜜笑意。床头柜上的诺基亚直板手机忽然震动了一下，屏幕亮起一条来自【徐图图】的新短信：【别看手机了，小心晨会迟到！】。 赵左右看着短信幸福地笑了笑，关掉台灯躺进被窝，却激动得翻来覆去怎么也睡不着。他干脆掀开被子跳下床，走到书桌前打开台式电脑，点开【魔豆网｜频道：左右日常集】，播放起自己拍摄的十班同学们（徐图图、王一漫、罗爱文）在校园里嬉笑打闹的视频，伴着电脑音箱里传出的欢声笑语，安然进入了梦乡。</w:t>
-              <w:br/>
-              <w:t>• 【18-6　外/内　和艺北街电话亭拆除现场·酒店套房与长林八中食堂 — 日】同一时刻，阳光明媚的长林市第八中学食堂内，远离了未来风暴的十六岁赵左右，正把索尼DV摄像机架在餐桌上，笑眯眯地对准对面大口吃着炸鸡块和米饭的徐图图进行拍摄！徐图图腮帮子塞得鼓鼓的，抬头白了他一眼：“你……又来！” 徐图图咽下嘴里的食物，噗嗤一笑，随口发明了一个超越时代的精准词汇！ 赵左右兴奋得直拍桌子：“对对对，电子榨菜！你发明的这个词也太精准了！”他双手捧着DV机，眼睛发光地向徐图图畅想自己的全新节目创意（无意间开创了吃播鼻祖！）。 徐图图用筷子指了指赵左右，调皮地替这个栏目起了一个名字。 赵左右哭笑不得：“饭桶（核心台词：徐图图：“还榨菜？你自己发明的“电子榨菜”啊？” ／ 徐图图：“哎，你这个想法很新奇哎！这个栏目不如就叫——《孤独的饭桶》！” ／ 徐图图：“那个……以后，我是不是可以一直上你的节目了？”）</w:t>
-              <w:br/>
-              <w:t>• 【18-7　内　长林八中高一十班教室·五楼楼梯间·501室客厅与502室赵了家 — 日/夜】下午，高一十班教室内正在上历史课。历史女老师背对学生在黑板上书写“唐朝的荣衰与民族交融（突厥、回纥、靺鞨、吐蕃）”的板书，台下的赵左右、徐图图、王一漫等人正低头认真记笔记。突然，教室前排传来一阵断断续续的“嗡嗡、咔咔”小型马达与齿轮运转声！</w:t>
-            </w:r>
-          </w:p>
-        </w:tc>
-      </w:tr>
-      <w:tr>
-        <w:trPr>
-          <w:cantSplit/>
-        </w:trPr>
-        <w:tc>
-          <w:tcPr>
-            <w:tcW w:type="dxa" w:w="2376"/>
-            <w:vAlign w:val="center"/>
-            <w:tcMar>
-              <w:top w:w="105" w:type="dxa"/>
-              <w:bottom w:w="105" w:type="dxa"/>
-              <w:left w:w="145" w:type="dxa"/>
-              <w:right w:w="145" w:type="dxa"/>
-            </w:tcMar>
-            <w:shd w:fill="F7FAFC"/>
-          </w:tcPr>
-          <w:p>
-            <w:pPr>
-              <w:spacing w:before="40" w:after="40" w:line="341" w:lineRule="auto"/>
-              <w:jc w:val="center"/>
-            </w:pPr>
-            <w:r/>
-            <w:r>
-              <w:rPr>
-                <w:rFonts w:ascii="Times New Roman" w:hAnsi="Times New Roman" w:eastAsia="宋体"/>
-                <w:b/>
-                <w:color w:val="191919"/>
-                <w:sz w:val="19"/>
-              </w:rPr>
-              <w:t>EP19《仁》</w:t>
-            </w:r>
-          </w:p>
-        </w:tc>
-        <w:tc>
-          <w:tcPr>
-            <w:tcW w:type="dxa" w:w="7992"/>
-            <w:vAlign w:val="center"/>
-            <w:tcMar>
-              <w:top w:w="105" w:type="dxa"/>
-              <w:bottom w:w="105" w:type="dxa"/>
-              <w:left w:w="145" w:type="dxa"/>
-              <w:right w:w="145" w:type="dxa"/>
-            </w:tcMar>
-            <w:shd w:fill="F7FAFC"/>
-          </w:tcPr>
-          <w:p>
-            <w:pPr>
-              <w:spacing w:before="40" w:after="40" w:line="341" w:lineRule="auto"/>
-              <w:jc w:val="left"/>
-            </w:pPr>
-            <w:r/>
-            <w:r>
-              <w:rPr>
-                <w:rFonts w:ascii="Times New Roman" w:hAnsi="Times New Roman" w:eastAsia="宋体"/>
-                <w:b w:val="0"/>
-                <w:color w:val="191919"/>
-                <w:sz w:val="19"/>
-              </w:rPr>
-              <w:t>• 【19-1　内　长林八中微机室与502室赵了家 — 日/夜】白天的长林市第八中学微机室内，十六岁的赵左右、徐图图与王一漫三人正围坐在电脑屏幕前，聚精会神地盯着【黍豆网】上的视频播放页面——视频标题写着《陪你吃饭·第一期｜作者：赵左右带你看》，画面里正是徐图图在食堂大口吃炸鸡饭的镜头。坐在中间的徐图图看着不断上涨的播放量，惊喜地捂住嘴感叹。 夜晚，五零二室的书桌前，六十六岁的赵了与四十一岁的荀未来并排坐着，用三星笔记本电脑观看赵左右上传的《陪你吃饭》视频。看着屏幕里大口炫饭的少女徐图图，荀未来忍不住笑着调侃了一句。 看着被徐图图的“电子榨菜”吃播勾起馋虫的六十六岁自己，荀未来（核心台词：徐图图：“老天爷，没想到真有这么多人看我吃饭！”）</w:t>
-              <w:br/>
-              <w:t>• 【19-3　内/外　501室餐厅与卧室·大巴车烧烤摊与十字路口 — 夜】为了掩盖自己与赵了的真实关系，荀未来脑子飞快一转，顺口编出了一个“生活助理”的完美借口，并叮嘱小赵对徐图图她们保密。（核心台词：赵左右：“那我觉得，这次虽然只有一句台词，但这个角色肯定会被大家记住的！反倒是我们上次一起排练的那个剧本，你虽然是女主角，但那个角色，其实我和图图都不是很喜欢。” ／ 荀未来：“我这不是没找到工作，不好意思联系你们嘛！那个赵爷爷人蛮好的，他收留了我，我现在做他的生活助理。反正他年纪大了总得需要人照顾，这不，我出来给他买宵夜去了，他给我穿他的衣服，还给我开他的车。你能不能别把这事告诉图图和一漫她们啊？我觉得太丢脸了。”）</w:t>
-              <w:br/>
-              <w:t>• 【19-6　内/外　501室赵左右卧室·徐图图卧室·五楼楼梯间与市二院急诊室 — 夜/日】出发去北京看奥运会的前夜，五零一室卧室内，十六岁的赵左右正蹲在地上兴高采烈地往行李箱里叠衣服，一边用手机和徐图图煲电话粥。 徐图图家的卧室内，徐图图盘腿坐在床上握着索尼爱立信手机，撒娇般地提出要求。 赵左右笑着解释现场几万人太吵，让她看电视转播；徐图图傲娇地哼了一声（“电视转播全世界都能看到，有什么稀罕的！”）便挂断了电话。 挂断电话后的徐图图觉得自己有点小任性，连忙翻身坐起来在手机上打字编辑短信：【我刚才开玩笑的 0.0】。还没等她按发送，手机突然收到一条来自【赵左右（日光初见）】的新短信：【左右电台将为您实况转（核心台词：徐图图（电话音）：“那你能在电话里给我实况转播不？”）</w:t>
-              <w:br/>
-              <w:t>• 【19-7　内/外　501室客厅·市二院住院病房·日用品批发仓与502室暗室 — 日】只见黑帘背后，赫然是一整面写满了粉笔字与照片连线的巨型【三代命运时间线黑板】！上面清清楚楚地分列着三条人生轨迹：【左右线：1992（出生）➔ 2008（高一分文理）➔ 16岁】、【荀（荀未来）线：16岁 ➔ 19岁（高考2010）➔ 23岁（认识舒图2014）➔ 25岁（结婚2016）➔ 41岁（穷困潦倒）➔ 2033 ➔ 2035（改变起点·穿越2008）➔ 舒图之死！】、【了（赵了）线：（学文之后毕业事业一帆风顺）➔ 认识图图 ➔ 2033（舒图去世）➔ 2058（66岁·阻止荀·穿越2008）】！ 十六岁的赵</w:t>
-            </w:r>
-          </w:p>
-        </w:tc>
-      </w:tr>
-      <w:tr>
-        <w:trPr>
-          <w:cantSplit/>
-        </w:trPr>
-        <w:tc>
-          <w:tcPr>
-            <w:tcW w:type="dxa" w:w="2376"/>
-            <w:vAlign w:val="center"/>
-            <w:tcMar>
-              <w:top w:w="105" w:type="dxa"/>
-              <w:bottom w:w="105" w:type="dxa"/>
-              <w:left w:w="145" w:type="dxa"/>
-              <w:right w:w="145" w:type="dxa"/>
-            </w:tcMar>
-          </w:tcPr>
-          <w:p>
-            <w:pPr>
-              <w:spacing w:before="40" w:after="40" w:line="341" w:lineRule="auto"/>
-              <w:jc w:val="center"/>
-            </w:pPr>
-            <w:r/>
-            <w:r>
-              <w:rPr>
-                <w:rFonts w:ascii="Times New Roman" w:hAnsi="Times New Roman" w:eastAsia="宋体"/>
-                <w:b/>
-                <w:color w:val="191919"/>
-                <w:sz w:val="19"/>
-              </w:rPr>
-              <w:t>EP20《涉过夏天》</w:t>
-            </w:r>
-          </w:p>
-        </w:tc>
-        <w:tc>
-          <w:tcPr>
-            <w:tcW w:type="dxa" w:w="7992"/>
-            <w:vAlign w:val="center"/>
-            <w:tcMar>
-              <w:top w:w="105" w:type="dxa"/>
-              <w:bottom w:w="105" w:type="dxa"/>
-              <w:left w:w="145" w:type="dxa"/>
-              <w:right w:w="145" w:type="dxa"/>
-            </w:tcMar>
-          </w:tcPr>
-          <w:p>
-            <w:pPr>
-              <w:spacing w:before="40" w:after="40" w:line="341" w:lineRule="auto"/>
-              <w:jc w:val="left"/>
-            </w:pPr>
-            <w:r/>
-            <w:r>
-              <w:rPr>
-                <w:rFonts w:ascii="Times New Roman" w:hAnsi="Times New Roman" w:eastAsia="宋体"/>
-                <w:b w:val="0"/>
-                <w:color w:val="191919"/>
-                <w:sz w:val="19"/>
-              </w:rPr>
-              <w:t>• 【20-4　内/外　501室客厅与卧室·东湖咖啡馆与长春电影院大厅 — 日/夜】门外的十六岁赵左右听完父母的对话，默默回到自己的卧室。床头柜上的诺基亚手机震动起来，屏幕显示【徐图图 来电（20:41pm）】。赵左右接起电话，电话那头传来在“东湖咖啡”兼职的徐图图兴高采烈的声音。 次日白天，“东湖咖啡（EAST LAKE）”店内，身穿围裙的徐图图正端着咖啡和曲奇送给顾客（“不好意思啊，花没拉好，送您两片曲奇”）。一抬头，她惊讶地看到十六岁的赵左右竟然站在咖啡馆门口，正向咖啡店老板恳求一份兼职工作！ 赵左右犹豫了一秒嫌十块钱太少，但想到家里的处境，立刻咬牙伸手接过那厚厚一摞传单：“干！我干！”吧台（核心台词：徐图图（电话音）：“喂，左右！咱俩又可以去探店更新视频了！你知道学校旁边新开的那家芝士炸鸡店吗？听说巨好吃！” ／ 赵左右：“图图，我最近有点事，黍豆网咱先不弄了。没事，不用担心。” ／ 徐图图：“那个……老板，我明天就不来兼职了。你就跟他说多了一个名额，让他来。”）</w:t>
-              <w:br/>
-              <w:t>• 【20-5　内/外　501室客厅与厨房·荒村老屋·东湖咖啡馆与徐图图家 — 夜/日】次日白天，五零一室卧室内，赵左右接到徐图图的电话，让他立刻打开电脑看黍豆网麻辣烫视频底下的最新评论——只见一条ID为【回到未来（正是荀未来在荒村注册的账号！）】的网友在一小时前留言道：【这家店在哪？我要去吃！求店名！】！ 东湖咖啡馆内，赵左右掌镜的《孤独的饭桶·第十八期：浪漫咖啡店》正式开拍！镜头里，校花王一漫优雅地端起咖啡杯轻嗅慢品（“嗯！好香啊，好像是哥伦比亚的豆子，有一股明显的樱桃味，淡淡的柑橘甜，回味中还有一点葡萄的香气”）；紧接着切到徐图图大口扒拉着卤肉饭（“这个卤肉饭也太棒了！肉燥肥瘦比例刚好，还有学生（核心台词：徐图图（电话音）：“昂，都求店名了！说明咱们的视频啊，真的很有广告效果，比那个发传单管用多了，对吧？” ／ 赵左右：“不是传统意义上的广告，更像是电子传单！你想啊，咱们店附近除了我们高中，还有两个大学，来店里的基本上都是学生。我们把视频链接播撒到各个学校的贴吧去，把贴吧和论坛作为主要的宣传阵地，传播效率肯定比手发传单高得多！除了咱们节目最受欢迎的常驻嘉宾图图，我还可以请到我们高中圈最有粉丝粘性的流量明星一漫来助阵！流量加实力，实现高覆盖加精准打击！” ／ 赵左右：“朋友们！老）</w:t>
-              <w:br/>
-              <w:t>• 【20-6　内/外　5元自助快餐店·飞霞湾王一漫家餐厅与卧室阳台 — 日/夜】白天，赵左右、徐图图、王一漫来到一家挂着“本店自助不限量，5元吃到饱，浪费超二两加收5元”标牌的平价自助快餐店拍摄新素材。赵左右举着DV寻找机位时，无意间撞到角落里一个头戴草帽、正一边吃快餐一边低头看数学书的少年。 草帽少年抬起头匆匆离开餐馆——赵左右、徐图图和王一漫同时认出了那张清瘦的脸！三人快步追到快餐店临街的大玻璃窗前，只见烈日炎炎下，戴着草帽的理科学霸陈明，正吃力地蹬着一辆装满沉重蔬菜纸箱的三轮车消失在街角！ 徐图图眼眶泛红地低语：“可他刚刚好像还在看数学……他会回来的，对吧？”站在一旁的王一漫静静望着陈明</w:t>
-              <w:br/>
-              <w:t>• 【20-7　内/外　501室客厅与卧室·荒村老屋·5元快餐店·旧物仓库与2058办公区 — 夜】赵左右看着屏幕上徐图图与王一漫灿烂的笑脸，在心底充满希望地默念：“这个艰难的夏天，总会过去的。” 几天后的傍晚，五零一室客厅内，赵左右、徐图图与王一漫围坐在茶几前，将暑假拍探店视频攒下的钱凑在一起准备帮陈明妈妈治病。当徐图图提议找赵爷爷帮忙时，赵左右连忙竖起食指比了个“嘘”的手势。 夜晚，“5元自助快餐”店内，陈明的父亲正含泪劝一边吃饭一边写题的儿子陈明回学校读书（“那天在学校，是爸对不起你，你是爸妈的希望”），懂事的陈明安慰父亲说自己一定能追上进度；这时店员在打菜台旁发现了一个贴着“答案箱”字样的铁罐——陈明走过</w:t>
-            </w:r>
-          </w:p>
-        </w:tc>
-      </w:tr>
-      <w:tr>
-        <w:trPr>
-          <w:cantSplit/>
-        </w:trPr>
-        <w:tc>
-          <w:tcPr>
-            <w:tcW w:type="dxa" w:w="2376"/>
-            <w:vAlign w:val="center"/>
-            <w:tcMar>
-              <w:top w:w="105" w:type="dxa"/>
-              <w:bottom w:w="105" w:type="dxa"/>
-              <w:left w:w="145" w:type="dxa"/>
-              <w:right w:w="145" w:type="dxa"/>
-            </w:tcMar>
-            <w:shd w:fill="F7FAFC"/>
-          </w:tcPr>
-          <w:p>
-            <w:pPr>
-              <w:spacing w:before="40" w:after="40" w:line="341" w:lineRule="auto"/>
-              <w:jc w:val="center"/>
-            </w:pPr>
-            <w:r/>
-            <w:r>
-              <w:rPr>
-                <w:rFonts w:ascii="Times New Roman" w:hAnsi="Times New Roman" w:eastAsia="宋体"/>
-                <w:b/>
-                <w:color w:val="191919"/>
-                <w:sz w:val="19"/>
-              </w:rPr>
-              <w:t>EP21《当雪落下》</w:t>
-            </w:r>
-          </w:p>
-        </w:tc>
-        <w:tc>
-          <w:tcPr>
-            <w:tcW w:type="dxa" w:w="7992"/>
-            <w:vAlign w:val="center"/>
-            <w:tcMar>
-              <w:top w:w="105" w:type="dxa"/>
-              <w:bottom w:w="105" w:type="dxa"/>
-              <w:left w:w="145" w:type="dxa"/>
-              <w:right w:w="145" w:type="dxa"/>
-            </w:tcMar>
-            <w:shd w:fill="F7FAFC"/>
-          </w:tcPr>
-          <w:p>
-            <w:pPr>
-              <w:spacing w:before="40" w:after="40" w:line="341" w:lineRule="auto"/>
-              <w:jc w:val="left"/>
-            </w:pPr>
-            <w:r/>
-            <w:r>
-              <w:rPr>
-                <w:rFonts w:ascii="Times New Roman" w:hAnsi="Times New Roman" w:eastAsia="宋体"/>
-                <w:b w:val="0"/>
-                <w:color w:val="191919"/>
-                <w:sz w:val="19"/>
-              </w:rPr>
-              <w:t>• 【21-3　外/内　长林八中教学楼与高二（2）班教室·学校食堂 — 日】过道另一侧，身穿蓝白相间八中校服的徐图图与王一漫并肩坐到一起，徐图图开心地挽住王一漫的胳膊。 镜头推向黑板上的粉笔字座位表——只见“赵左右”三个字的右侧方格竟然是一片空白。身穿蓝白校服外套、内搭白领墨绿毛衣的十六岁赵左右站在过道里，满脸疑惑地挠了挠头，转头问前排的徐图图。 徐图图仰起脸摇了摇头，同样一头雾水。 台下顿时安静下来。戴娟推了推眼镜，话锋一转提到了新同学，徐图图眼睛一亮，连忙回头悄声提醒赵左右。（核心台词：徐图图：“太好了，咱俩还是同桌。” ／ 赵左右：“图图，戴主任怎么会让我一个人坐啊？” ／ 徐图图：“我不知道啊。”）</w:t>
-              <w:br/>
-              <w:t>• 【21-4　内　学校食堂·体育馆看台·徐图图家1449室卧室·501室门前楼梯间 — 日/夜】学校食堂另一角，小雪独自垂头丧气地扒着饭；不远处的餐桌旁，徐图图正安静地吃着青菜，赵左右端着餐盘走过来坐到她对面，关切地问了一句。 徐图图抬起头冲他温和一笑。 傍晚夕阳西沉，暮色笼罩长林八中校园。夜幕降临后，空旷安静的学校体育馆内，十六岁的赵左右与徐图图穿着蓝白校服并肩坐在木制看台长凳上，手里各握着一瓶玻璃瓶装汽水。徐图图转过头，认真地望向身旁的少年。 徐图图双手捧着汽水瓶，替他分析起未来的大学方向。 赵左右心跳微微加速，转过头目不转睛地看着徐图图的侧脸，小心翼翼地反问她。 徐图图嘴角扬起清甜的梨涡，想起了寒假里遇（核心台词：徐图图：“没位置了。” ／ 徐图图：“你真的决定要艺考啊？” ／ 徐图图：“我听说，学艺术的圈子都在北京，这样的话，长林大学就不适合你。那你是不是应该报北京的艺术类大学比较好啊？”）</w:t>
-              <w:br/>
-              <w:t>• 【21-5　内　超市零食货架·高二（2）班教室·学校图书馆书架过道 — 日】老师前脚刚走，换上红格衬衫内搭的小雪立刻拉开红色书包，抱出一大堆零食满脸堆笑地凑到前排徐图图和王一漫桌前示好。 然而徐图图与王一漫全都冷着脸低头盯着桌上的《地理Ⅱ》课本，完全当她是空气，互相指着课本假装对重点。 徐图图也一本正经地点头附和。 罗爱文眼睛一亮刚想伸手去接，恰巧从前门走进教室的赵左右冷冷地瞪了他一眼并微微摇头示意。罗爱文瞬间缩回手，连连摆手拒绝！小雪只得灰溜溜地把零食塞回书包。前排的徐图图有些于心不忍，湊到王一漫耳边小声嘀咕。 王一漫瞥了一眼后排的小雪，语气坚定地提醒徐图图。 午后阳光斜照进长林八中图书（核心台词：林开颜（小雪）：“图图，你吃零食吗？图图……一漫……” ／ 徐图图：“这个。” ／ 徐图图：“我们装听不见会不会不太好啊？”）</w:t>
-              <w:br/>
-              <w:t>• 【21-6　内　501室餐厅与玄关·赵左右卧室窗前·学校食堂与高二（2）班教室 — 夜/日】次日中午，长林八中食堂内。徐图图端着满满一盘饭菜，陪着以前被母亲逼着节食、中午从不吃饭的王一漫走下台阶。王一漫看着盘子里的饭菜有些忐忑。 徐图图挽着她的手臂，像个小大人似的温柔督促她。 两人正找座位时，一眼看见小雪独自坐在角落餐桌旁，面前只有一碗白米饭，正拿之前没送出去的辣条和零食配白饭吃。徐图图与王一漫对视一眼，主动端着餐盘坐到了小雪身旁。 徐图图直接把自己的餐盘往中间推了推，热情地招呼小雪一起吃。 小雪眼睛一亮，指着窗口海报吞了吞口水，小心翼翼地问徐图图。 徐图图爽快地点头答应（“可以”），一旁的王一漫也立刻举（核心台词：王一漫：“图图，我以前中午都不怎么吃的，吃一下这么多，肠胃会不会不适应啊？” ／ 徐图图：“那也要慢慢适应啊。你吃太少了。以后每天中午我都带你来食堂吃。” ／ 徐图图：“刚一打铃你唰地一下就跑走了，也不等等我们。”）</w:t>
-              <w:br/>
-              <w:t>• 【21-7　外/内　冬日长林八中覆雪操场·荒村破屋·返城SUV车内与502室安全屋 — 日】时光流转，画面浮现字幕：三个月后·冬。鹅毛大雪将长林八中的操场装点成一片银白世界。篮球架下，身穿浅蓝色毛绒大衣的徐图图与身穿棕色棉服的罗爱文正使劲滚着一个大雪球当雪人身体，身穿深色大衣的王一漫则蹲在一旁，强迫症发作似的双手捧着一颗小雪球不停揉搓。 罗爱文冻得双手通红，龇牙咧嘴地甩着手向徐图图告饶。 徐图图嫌弃地推了他一把（“哎呀，真没用，一边待着吧，我来”），一抬头，瞥见身穿军绿色羊羔毛领棉服的小雪正躲在不远处的树后羡慕地偷看他们。徐图图立刻高高挥起戴着白手套的手，热情洋溢地招呼她！ 小雪愣了一下，指了指自己，在徐（核心台词：罗爱文：“图图，不行了，我……我已经感觉不到我手存在了，你堆吧。” ／ 徐图图：“哎，小雪！小雪，快过来，快来快来！快来跟我们一起堆雪人啊！” ／ 徐图图：“堆雪人有什么搞砸的呀，开心就好啦！你看啊，就这样，把雪放上去，然后拍拍拍哗啦哗啦这样揉搓它，把那个形状弄得好看点就行了。”）</w:t>
-              <w:br/>
-              <w:t>• 【21-8　外/内　八中红砖教学楼前雪地·第八中学电车站与54路有轨电车·大巴车烧烤摊 — 日/夜】赵左右想了想小雪在超市买零食、送费秦门票、在雪地里替图图铲雪的点点滴滴，客观地说出了自己的判断。（核心台词：赵左右：“今天这片的卫生，应该是图图搞吧？” ／ 林开颜（小雪）：“没事，帮图图我开心。” ／ 赵左右：“那个房间里的东西我都看到了，也知道你们为什么要来。放心吧，我已经有了新的人生规划，这一切都会改变的。荀哥，我会早点赚到足够多的钱，等到了北京，赵爷爷，我也会照顾好图图的。”）</w:t>
-            </w:r>
-          </w:p>
-        </w:tc>
-      </w:tr>
-      <w:tr>
-        <w:trPr>
-          <w:cantSplit/>
-        </w:trPr>
-        <w:tc>
-          <w:tcPr>
-            <w:tcW w:type="dxa" w:w="2376"/>
-            <w:vAlign w:val="center"/>
-            <w:tcMar>
-              <w:top w:w="105" w:type="dxa"/>
-              <w:bottom w:w="105" w:type="dxa"/>
-              <w:left w:w="145" w:type="dxa"/>
-              <w:right w:w="145" w:type="dxa"/>
-            </w:tcMar>
-          </w:tcPr>
-          <w:p>
-            <w:pPr>
-              <w:spacing w:before="40" w:after="40" w:line="341" w:lineRule="auto"/>
-              <w:jc w:val="center"/>
-            </w:pPr>
-            <w:r/>
-            <w:r>
-              <w:rPr>
-                <w:rFonts w:ascii="Times New Roman" w:hAnsi="Times New Roman" w:eastAsia="宋体"/>
-                <w:b/>
-                <w:color w:val="191919"/>
-                <w:sz w:val="19"/>
-              </w:rPr>
-              <w:t>EP22《背对背，肩并肩》</w:t>
-            </w:r>
-          </w:p>
-        </w:tc>
-        <w:tc>
-          <w:tcPr>
-            <w:tcW w:type="dxa" w:w="7992"/>
-            <w:vAlign w:val="center"/>
-            <w:tcMar>
-              <w:top w:w="105" w:type="dxa"/>
-              <w:bottom w:w="105" w:type="dxa"/>
-              <w:left w:w="145" w:type="dxa"/>
-              <w:right w:w="145" w:type="dxa"/>
-            </w:tcMar>
-          </w:tcPr>
-          <w:p>
-            <w:pPr>
-              <w:spacing w:before="40" w:after="40" w:line="341" w:lineRule="auto"/>
-              <w:jc w:val="left"/>
-            </w:pPr>
-            <w:r/>
-            <w:r>
-              <w:rPr>
-                <w:rFonts w:ascii="Times New Roman" w:hAnsi="Times New Roman" w:eastAsia="宋体"/>
-                <w:b w:val="0"/>
-                <w:color w:val="191919"/>
-                <w:sz w:val="19"/>
-              </w:rPr>
-              <w:t>• 【22-3　内/外　路虎车内·岁月路与24小时自助银行外·雪地废墟与502室客厅 — 日】面罩扯下的瞬间，露出一张满脸胡茬、猥琐惊恐的中年男人的脸——竟然是徐图图那个好赌成性、曾在第十四集被赵了在麻将馆设计送进拘留所的赌鬼生父徐家宝！徐家宝一抬头看清赵了的脸，吓得魂飞魄散，哭丧着脸叫了出来： 坐在中间台阶上的十六岁赵左右托着下巴，敏锐地总结出这一事件对图图命运的决定性影响。（核心台词：赵左右：“啥？他是徐图图爸爸？！” ／ 荀未来：“我记得当年高二的时候，就一直有人在传，谁谁谁的爸爸是抢劫犯在坐牢。原来那个谁谁谁，就是徐图图。难怪老丈人连婚礼都没来。” ／ 赵了：“我和荀未来都是研究生的时候，才认识图图的。我也是来过2008年才知道，她也是八中的。那次主要忙事业，没让她和你提前发生交集，也就不知道这件事情了。徐图图后来改名为舒图，可能也是因为这件事情的阴影。”）</w:t>
-              <w:br/>
-              <w:t>• 【22-5　内　2008高二（2）班夕阳教室·502室客厅与楼道·2058高尚办公室 — 日】2008年冬日傍晚，暖黄色的夕阳洒满长林八中孔子雕像与高二（2）班教室。空荡的教室里，身穿校服外套内搭粉色连帽卫衣的小雪，正向身穿绿色毛衣的徐图图与身穿白色毛绒外套的王一漫道别。徐图图眼圈微红，不舍地拉着小雪的手。 小雪勉强挤出一丝微笑点了点头：“嗯，家里决定的。”王一漫关切地问：“马上就走吗？”徐图图鼻子一酸，细数着还没来得及一起实现的约定。 想到一旦时空修正启动，徐图图和王一漫就会彻底忘记自己，小雪强忍着眼泪郑重许诺。 徐图图终于忍不住哭了出来，抹着眼泪嗔怪她。 小雪含泪用力点头，突然想起徐图图教她的颜文字，转（核心台词：徐图图：“你要转回原来的学校啊？” ／ 徐图图：“本来想着元旦晚会，我们三个能一起搞个配音的节目来着。总觉得我们还有很多事没一起做呢。” ／ 徐图图：“什么呀，说得好像我不会记得你似的。记得想我们了多回来看看我们。你不是有我们的电话吗？打电话给我们！”）</w:t>
-              <w:br/>
-              <w:t>• 【22-7　内　地下旧物仓库公用电话亭前与仓库深处通道 — 夜】看着电话亭里白发苍苍的赵了，站在外面的小雪脑海中骤然掀起惊涛骇浪——2058年老年余博士冰冷的宣判（“一旦时空修正启动，他妻子会死去”）、高尚无情的指令（“在那个节点死去，才是舒图最本初的结局”），与2008年徐图图明媚纯真的笑脸（“那我们一起吃，一个人多孤单呀”“堆雪人有什么搞砸的呀，开心就好啦”“记得想我们了多回来看看我们，打电话给我们”）在她脑海中疯狂交战！ 荀未来拳头紧握，咬牙切齿地低吼：“时空管理局……”而电话亭内的六十六岁赵了看着眼前荷枪实弹的黑衣保镖，又看了看身旁的四十一岁荀未来和十六岁赵左右，眼底闪（核心台词：赵左右：“小雪啊，回去替我请赵爷爷吃饭。上回食堂的鸡翅，我和图图可都分给你了。” ／ 赵了：“图图，我回来了。” ／ 林开颜（小雪）：“不行！你不能回去！图图会死！！”）</w:t>
-            </w:r>
-          </w:p>
-        </w:tc>
-      </w:tr>
-      <w:tr>
-        <w:trPr>
-          <w:cantSplit/>
-        </w:trPr>
-        <w:tc>
-          <w:tcPr>
-            <w:tcW w:type="dxa" w:w="2376"/>
-            <w:vAlign w:val="center"/>
-            <w:tcMar>
-              <w:top w:w="105" w:type="dxa"/>
-              <w:bottom w:w="105" w:type="dxa"/>
-              <w:left w:w="145" w:type="dxa"/>
-              <w:right w:w="145" w:type="dxa"/>
-            </w:tcMar>
-            <w:shd w:fill="F7FAFC"/>
-          </w:tcPr>
-          <w:p>
-            <w:pPr>
-              <w:spacing w:before="40" w:after="40" w:line="341" w:lineRule="auto"/>
-              <w:jc w:val="center"/>
-            </w:pPr>
-            <w:r/>
-            <w:r>
-              <w:rPr>
-                <w:rFonts w:ascii="Times New Roman" w:hAnsi="Times New Roman" w:eastAsia="宋体"/>
-                <w:b/>
-                <w:color w:val="191919"/>
-                <w:sz w:val="19"/>
-              </w:rPr>
-              <w:t>EP23《不可战胜的敌人》</w:t>
-            </w:r>
-          </w:p>
-        </w:tc>
-        <w:tc>
-          <w:tcPr>
-            <w:tcW w:type="dxa" w:w="7992"/>
-            <w:vAlign w:val="center"/>
-            <w:tcMar>
-              <w:top w:w="105" w:type="dxa"/>
-              <w:bottom w:w="105" w:type="dxa"/>
-              <w:left w:w="145" w:type="dxa"/>
-              <w:right w:w="145" w:type="dxa"/>
-            </w:tcMar>
-            <w:shd w:fill="F7FAFC"/>
-          </w:tcPr>
-          <w:p>
-            <w:pPr>
-              <w:spacing w:before="40" w:after="40" w:line="341" w:lineRule="auto"/>
-              <w:jc w:val="left"/>
-            </w:pPr>
-            <w:r/>
-            <w:r>
-              <w:rPr>
-                <w:rFonts w:ascii="Times New Roman" w:hAnsi="Times New Roman" w:eastAsia="宋体"/>
-                <w:b w:val="0"/>
-                <w:color w:val="191919"/>
-                <w:sz w:val="19"/>
-              </w:rPr>
-              <w:t>• 【23-1　内/外　地下旧物仓库通道与冬夜雪林三角形铁架棚 — 夜】片头龙标与“朝也 CHAO YE FILM”厂牌隐去。承接上集片尾，2008年冬夜昏暗的地下旧物仓库通道内，数名身穿黑色冲锋衣的2058年安保人员从前后两侧猛扑上来，围攻背靠背站立的四十一岁荀未来与十六岁赵左右！站在后方督战的2058年副总裁高尚（高总）抬手叮嘱手下： 混乱搏斗中，十六岁的赵左右眼疾手快地从废旧家具堆上抄起一根长木条，奋力横扫逼退眼前的黑衣保镖，朝着身旁的荀未来大喊：（核心台词：林开颜（小雪）：“我是公司员工，领导马上能把我强制召回，我长话短说。荀未来，余博士启动了信号屏蔽，你没办法在大雪地用巧克力饼干棒回2033年了。他们怕你回去大闹，影响时空旅行技术的研究。等他们把你和赵了都抓回2058年之后，就会马上启动时空修正程序。只要是未来的人，都会被这个时代的人忘记，之后一切的因也会被自然地掰回原本的果。你变回原来那副熊样也就算了，最关键的是舒图，也就是徐图图，就会在原本的节点遭遇意外死去。所以接下来，你们必须——”）</w:t>
-              <w:br/>
-              <w:t>• 【23-3　外/内　远郊荒村破瓦房小院与室内 — 夜】荀未来温和地拍了拍少年的手背，语气里透着不容动摇的决绝——为了保护徐图图（舒图），他甘愿押上自己的一切。（核心台词：荀未来：“他们又不是黑社会，能对我们做什么呀？倒是我们两个人，需要演一出戏骗过他们，把现在的人生保住。现在敌众我寡，时间拖得越久，我们越被动。别再可是了赵左右！为了舒图、徐图图这条时间线，绝不能变回原来的样子，我们必须要孤注一掷。这是我对舒图的道歉。”）</w:t>
-              <w:br/>
-              <w:t>• 【23-4　内　八中后街砂锅麻辣烫店与地下旧物仓库电话亭外 — 日】很快，舒老板端上一大碗热气腾腾、铺满磁州白莲藕的砂锅麻辣烫。伴随着深情伤感的插曲歌声，荀未来拿起筷子夹起一片带孔的莲藕——镜头缓缓摇过小小的木桌，跨越时空的四重画面在同一张餐桌前奇迹般交错叠现：对面座位上，2033年穿越而来的成年舒图正低头流着泪默默吃粉；靠窗座位上，六十六岁的赵了戴着报童帽欣慰地起身离去；邻桌位置上，十六岁的赵左右与少女徐图图正并肩开心地大快朵颐……最终，所有虚影消散，只剩四十一岁的荀未来独自一人坐在桌前，将碗里的最后一口汤菜吃得干干净净。</w:t>
-              <w:br/>
-              <w:t>• 【23-5　内　2058人生无限公司走廊·高尚办公室·2008旧物仓库与2058控制室及通风管 — 日】公元2058年，“人生（无限）有限公司”五楼科技感十足的纯白走廊内，墙面导览牌清晰标示着：【`5F 供电站 能源管理中心`】。高尚带着黑衣保镖押送四十一岁的荀未来走过办公区，迎面正巧遇上抱着离职纸箱、被公司开除的小雪（林开颜）！ 荀未来眼珠一转，在擦肩而过的瞬间故意停下脚步，指着小雪的鼻子破口大骂，将“三十分钟”的暗号精准夹带在辱骂声中！（核心台词：林开颜（小雪）：“我马上就要被时空管理局带走了，不知道等待我的会是什么。赵左右，你要是真想谢我，就给我好好照顾徐图图，不许她受到一点伤害，听到没有？！”）</w:t>
-              <w:br/>
-              <w:t>• 【23-6　外/内　2008林海雪原电话亭·老居民楼道与501室·高二（2）班教室与微机室·杂志社火灾废墟与雪夜串串香餐车 — 日/夜】次日白天，长林八中高二（2）班教室后排。身穿校服的赵左右焦急地把徐图图、王一漫和罗爱文围在一起，向他们求证《三人行》杂志与荀未来的存在。 赵左右急得指向讲台右侧的空位，转向罗爱文和徐图图大喊！ 然而就在赵左右握着鼠标双击打开那个视频文件的同一毫秒——电脑显示器瞬间爆出一片刺眼的雪花乱码，紧接着主机箱上的红色U盘插口处“啪”地爆出一团耀眼的电火花、腾起一股刺鼻的白烟！徐图图吓得失声尖叫： 徐图图与王一漫面面相觑：“堆雪人的视频哪里违规了？”“是误判吧？要不申诉一下？”赵左右死死盯着屏幕上那行下架提示，额头上渗出豆大的（核心台词：赵左右：“你们都忘了吗？图图……爱文，你记得当时坐在讲台右手边的那个转校生是谁吧？” ／ 徐图图：“啊！U盘炸了！”）</w:t>
-            </w:r>
-          </w:p>
-        </w:tc>
-      </w:tr>
-      <w:tr>
-        <w:trPr>
-          <w:cantSplit/>
-        </w:trPr>
-        <w:tc>
-          <w:tcPr>
-            <w:tcW w:type="dxa" w:w="2376"/>
-            <w:vAlign w:val="center"/>
-            <w:tcMar>
-              <w:top w:w="105" w:type="dxa"/>
-              <w:bottom w:w="105" w:type="dxa"/>
-              <w:left w:w="145" w:type="dxa"/>
-              <w:right w:w="145" w:type="dxa"/>
-            </w:tcMar>
-          </w:tcPr>
-          <w:p>
-            <w:pPr>
-              <w:spacing w:before="40" w:after="40" w:line="341" w:lineRule="auto"/>
-              <w:jc w:val="left"/>
-            </w:pPr>
-            <w:r/>
-            <w:r>
-              <w:rPr>
-                <w:rFonts w:ascii="Times New Roman" w:hAnsi="Times New Roman" w:eastAsia="宋体"/>
-                <w:b/>
-                <w:color w:val="191919"/>
-                <w:sz w:val="19"/>
-              </w:rPr>
-              <w:t>EP24《独自面对》（大结局）</w:t>
-            </w:r>
-          </w:p>
-        </w:tc>
-        <w:tc>
-          <w:tcPr>
-            <w:tcW w:type="dxa" w:w="7992"/>
-            <w:vAlign w:val="center"/>
-            <w:tcMar>
-              <w:top w:w="105" w:type="dxa"/>
-              <w:bottom w:w="105" w:type="dxa"/>
-              <w:left w:w="145" w:type="dxa"/>
-              <w:right w:w="145" w:type="dxa"/>
-            </w:tcMar>
-          </w:tcPr>
-          <w:p>
-            <w:pPr>
-              <w:spacing w:before="40" w:after="40" w:line="341" w:lineRule="auto"/>
-              <w:jc w:val="left"/>
-            </w:pPr>
-            <w:r/>
-            <w:r>
-              <w:rPr>
-                <w:rFonts w:ascii="Times New Roman" w:hAnsi="Times New Roman" w:eastAsia="宋体"/>
-                <w:b w:val="0"/>
-                <w:color w:val="191919"/>
-                <w:sz w:val="19"/>
-              </w:rPr>
-              <w:t>• 【24-1　内/外　501室赵左右家·长林八中孔子雕像广场与高三（2）班教室 — 日】升入高三的教室内，黑板上方高悬着“持志用力，渐进精思”八字班训。徐图图与王一漫并排坐在课桌前互相抽背着英语单词（“Reverse”）。赵左右走进教室坐下掏出语文必修三课本。随着早读领读声响起，全班同学齐声朗诵起韩愈的《师说》，洪亮而清澈的读书声回荡在整个校园上空，点亮了全剧剧名《三人行》的终极精神内核——</w:t>
-              <w:br/>
-              <w:t>• 【24-4　内　长林八中广播站·教导主任戴娟办公室与501室赵左右卧室 — 日】“八中之声”广播站内，即将迎来高三最后一次播音的徐图图独自坐在麦克风前，攥着广播稿反复试读（“高三是紧张的，但也是热血的……不好，不好”），紧张得手心直冒汗。就在这时，广播室的门被推开，赵左右拎着一个冒着热气的塑料袋笑嘻嘻地走了进来，把一碗砂锅麻辣烫摆在调音台旁！ 徐图图吓了一跳，看着红油翻滚的麻辣烫瞪圆了眼睛。 徐图图半信半疑地夹起一大口塞进嘴里，下一秒，整张小脸瞬间辣得通红，张着嘴直哈气！ 徐图图被他逗乐了，一边扇着风一边翻起高一旧账嗔怪他。 广播预备铃响起，徐图图把碗推给赵左右（“那看你的了”）。赵左右走出广（核心台词：徐图图：“你胆子也太大了吧！这要被戴主任发现了，肯定要把你臭骂一顿。……我平时一点事都没有，可是到最后一次反而紧张死了，中午一口饭都没吃。” ／ 徐图图：“好辣！你该不会点的变态辣吧？赵左右，你到底是帮我还是坑我啊？” ／ 徐图图：“哼，可最后你也没把票投给我吧？嗯？”）</w:t>
-              <w:br/>
-              <w:t>• 【24-5　内　2010年北京华彩艺术学院专业面试考场与501室卧室（2010初春） — 日】画面浮现时间字标：2010 初春。教室前方高挂着红底白字横幅：【`2010年北京华彩艺术学院专业面试考场`】。四位考官端坐在长条考官席后，头戴深灰色棒球帽、身穿灰卫衣配黑羽绒马甲的十八岁赵左右站在场地中央，手里捧着一台联想ThinkPad笔记本电脑，屏幕正播放着他拍摄的《孤独的饭桶》系列视频——画面里徐图图正大口吃着卤肉饭和拉面，幸福地感叹“这个卤肉饭也太棒了！肉臊肥瘦比例刚好”。</w:t>
-              <w:br/>
-              <w:t>• 【24-6　内　火锅店高考毕业聚餐与501室卧室高考查分（2010夏） — 日】画面浮现时间字标：2010 夏。高考结束当晚，热气腾腾的火锅店里，身穿绿白条纹Polo衫的赵左右与身穿浅蓝衬衫背带裙的徐图图举起啤酒杯痛快碰撞：“干杯！好爽啊！”徐图图好奇地眨了眨眼： 徐图图笑着点头，想起后街那家已经搬走的砂锅麻辣烫店，有些遗憾地叹气。 徐图图开心答应：“好，到时候咱们就把这些稀奇古怪的东西都尝个遍！”这时，身穿白色海军领短袖的王一漫与身穿湖蓝色T恤的陈明一边争论着考题一边走进店里入座。 徐图图与赵左右对视一眼，同时傻眼了。（核心台词：徐图图：“嗯？你之前不是说喝酒找罪受吗？” ／ 徐图图：“只可惜，舒老板回老家了，以后再也吃不到那么好吃的麻辣烫了。”）</w:t>
-              <w:br/>
-              <w:t>• 【24-7　外/内　老式红砖家属楼外铁楼梯·徐图图家1449室卧室与501室 — 日/夜】填完志愿后，赵左右走上红砖家属楼外侧的红色铁楼梯，敲响了一四四九室的大门：“图图，图图。”屋里传来徐图图低落的声音：“你进来吧。” 徐图图卧室内，身穿白色蕾丝长裙的徐图图失落地坐在床边地板上，赵左右走过去并排坐到她身旁。徐图图抬起头，强颜欢笑地看着他。 徐图图低下头捏着裙角，小声说出了自己为了陪他去北京而做的妥协。 徐图图转过头，眼波盈盈地望向他，说出了一句无比纯粹的情话。 徐图图眼圈微红，委屈地追问：“那我们北京的约定怎么办？”赵左右微笑着注视着她的眼睛，给出了跨越岁月的回答： 徐图图终于被说服了，吸了吸鼻子问他（核心台词：徐图图：“我……我虽然没考好，但没关系，我们还是可以一起去北京的。” ／ 徐图图：“那就不学工商管理了嘛。我都咨询过了，有几个冷门的专业，还是很好录取的。” ／ 徐图图：“可是能和你在一个城市读大学，也是我的梦想啊。”）</w:t>
-              <w:br/>
-              <w:t>• 【24-8　内/外　501室卧室查录取结果·行驶的公交车内与北京云都大学校园（2010秋—2012） — 日/夜】低沉执着的插曲歌声响起（“有些事现在看荒唐，那时我们却不假思量……”）。2010年9月，北京云都大学教室黑板上写着“欢迎新同学”，赵左右拖着黑色行李箱走进大学男生宿舍，与室友简单打过招呼（“哈喽”）后便沉默地铺床；随后的两年大学时光里，他在学校机房盯着【`Microsoft Visual Basic`】编程界面敲代码、在宿舍啃着《Windows XP 实用教程》、独自一人坐在大学食堂角落吃饭、在水房刷卡吹头发、看着电脑里当年录下的徐图图吃炸鸡视频发呆…… 夜深人静的机房里，赵左右的诺基亚手机亮起，收到远在长林大学的</w:t>
-              <w:br/>
-              <w:t>• 【24-9　外/内　北京云都大学台阶·2012冬雪夜林间木栈道与501室客厅（2012冬） — 日/夜】白天，身穿黑色羽绒服的青年赵左右拎着打包的快餐盒走下大学教学楼台阶，迎面一名匆忙跑上楼的男生不慎将他手中的快餐撞翻在地，汤饭洒了一地。男生匆匆说了句“不好意思”便跑远了，赵左右低头麻木地看着雪地上的狼藉，心底一片死灰。 画面浮现时间字标：2012 冬。夜晚，白雪覆盖的公园林间木栈道上路灯幽暗。已经二十岁、读大三的赵左右身穿深色连帽毛呢大衣，手里拎着一个啤酒瓶，步履踉跄地走在枯木林道中。四年来的压抑、孤独与眼睁睁看着一切滑向原轨的绝望在这一刻彻底决堤，他弯下腰痛苦地干呕低吼：（核心台词：赵左右：“怎么办……一切都变回去了……我做什么都没有用……我掌控不了我的人生……怎么办……二十年后……我也救不了图图……怎么办！”）</w:t>
-              <w:br/>
-              <w:t>• 【24-11　外　飞霞路小区雪夜街道（大三寒假） — 夜】寒假雪夜，红蓝闪烁的警灯刺破了飞霞路老旧小区的夜色。刚修补完雪人、穿着浅驼色牛角扣连帽大衣拎着一袋零食来找徐图图的青年赵左右刚走到街口，只见前方围满了街坊邻居——两名警察正将徐图图的赌鬼父亲徐家宝押上一辆警车！一名被抢的大妈指着徐家宝大声控诉： 身穿驼色羊羔毛外套、系着格子围巾的徐图图站在雪地里，脸色煞白、无助地朝警车喊了一声：“爸！”徐家宝愧疚地回头看了女儿一眼，被警察押进车内呼啸而去。 就在这时，路灯下的一名年轻围观男子正举着一部银色翻盖手机，幸灾乐祸地对着孤立无援的徐图图录制视频，嘴里还大声嘲弄着！ 围观录像（核心台词：徐图图：“我好像忽然明白我妈妈说的……她不只是想给我一个属于自己的房间，是什么意思了。其实，我挺害怕我爸的事被人知道的。但刚刚不知道为什么，那个人就算把视频发出去，我也无所谓了。” ／ 徐图图：“不怕！我爸做什么事跟我有什么关系啊，别人爱怎么说怎么说，老娘才不在乎呢！”）</w:t>
-              <w:br/>
-              <w:t>• 【24-12　内　2033年赵左右与徐图图温馨之家客厅（新时间线2033） — 日】身穿草绿色毛衣内搭白衬衫的四十一岁赵左右，头上正戴着那顶妻子亲手织的、带黄色叉眼笑脸与大毛球的白色针织毛线帽；而在他身旁，安然无恙活到2033年的四十一岁妻子徐图图身穿白色针织翻领毛衣，正笑眯眯地替丈夫端详着帽子！ 徐图图歪着头，伸出手掌笑吟吟地向丈夫讨要回礼。 徐图图嫌弃地撇了撇嘴（“哎呀，什么呀，就一张破纸片，我不要”），在赵左右“你打开看一下”的软磨硬泡下，她勉为其难地接过纸片缓缓展开——微距特写镜头下，那张从2008年长林八中保留了整整二十五年的横格信纸上，赫然用蓝黑钢笔工工整整地写着九个字：【`赵左右一票（核心台词：徐图图（2033）：“不错，正合适。” ／ 徐图图（2033）：“那我的呢？结婚纪念日，你准备送我什么礼物啊？” ／ 徐图图（2033）：“什么呀，这么重要的日子，你就送我一个破纸片啊？我不高兴了，明天咱俩就去民政局把婚离了！”）</w:t>
-              <w:br/>
-              <w:t>• 【24-13　内　2058年时空修正中心实验室 — 日】老年余博士手中的触控笔猛地一顿，整个人如遭电击般怔在原地！原来，因为2012年那个雪夜回归未知的青年赵左右替徐图图删掉了偷拍视频、用左额角的伤疤解开了她对赌鬼父亲的羞耻心结，徐图图坦坦荡荡地做了一辈子“徐图图”，根本就没有随母姓改名为“舒图”！世上既无“舒图”，时间修正程序自然永远找不到“2033年舒图之死”的最后一个修正节点！</w:t>
-              <w:br/>
-              <w:t>• 【24-14　外/内　片尾名场面画廊回顾与寒假岁月潭野营声音彩蛋（ED） — 日/夜】电话那头传来少女徐图图清脆而向往的声音—— 少女徐图图掰着手指头，笑吟吟地报出了一长串零食清单，最后轻轻吐出了那个贯穿全剧四重时空的信物名字——（核心台词：赵左右（画外音彩蛋）：“图图，寒假咱们找个地方去玩吧，你想去哪？” ／ 徐图图（画外音彩蛋）：“去岁月潭吧。虽然是长林人，但是一直没怎么去过。” ／ 徐图图（画外音彩蛋）：“嗯我想想啊，除了熟食老几样，薯片、果冻是肯定要的，再搞点海苔脆，还有坚果。嗯……还有，哎，巧克力饼干棒。”）</w:t>
-            </w:r>
-          </w:p>
-        </w:tc>
-      </w:tr>
-    </w:tbl>
     <w:p>
       <w:pPr>
         <w:spacing w:before="240" w:after="80" w:line="384" w:lineRule="auto"/>
@@ -3686,7 +1989,7 @@
                 <w:color w:val="191919"/>
                 <w:sz w:val="19"/>
               </w:rPr>
-              <w:t>16岁初心对41岁沧桑自我的跨时空治愈：在EP06–08中，16岁的徐图图没有被41岁舒图的悲观警告吓退，反而用“既然美好真实存在过，为什么要吃后悔药”点醒了成年自己，完成了全剧最动人的女性自我和解。</w:t>
+              <w:t>16岁初心对41岁沧桑自我的跨时空治愈：16岁的徐图图没有被41岁舒图的悲观警告吓退，反而用“既然美好真实存在过，为什么要吃后悔药”点醒了成年自己，完成了全剧最动人的女性自我和解。</w:t>
             </w:r>
           </w:p>
         </w:tc>

--- a/01_《三人行》全24集全流程标杆成品库/05_核心人物一人一档/人物04_徐图图（16—20岁少女与青年本体 ＆ 全新2033年妻子）.docx
+++ b/01_《三人行》全24集全流程标杆成品库/05_核心人物一人一档/人物04_徐图图（16—20岁少女与青年本体 ＆ 全新2033年妻子）.docx
@@ -848,7 +848,7 @@
           <w:color w:val="141414"/>
           <w:sz w:val="21"/>
         </w:rPr>
-        <w:t>少女与青年态徐图图身高约163cm，身形娇小匀称、充满青春少女的蓬勃元气。面部呈饱满甜美的圆润鹅蛋脸（苹果肌圆润饱满），肤色白皙红润，透着健康的胶原蛋白光泽；额前留着轻盈整齐的空气齐刘海，两侧发丝自然修饰脸颊；眉毛自然柔和，双眼是极具亲和力的圆杏眼（笑起来时眼睑弯成两道明媚的新月，眼底仿佛盛满碎星）；鼻梁小巧秀气，鼻尖微翘；嘴唇饱满红润，笑起来嘴角绽开一对甜甜的梨涡，露出洁白整齐的牙齿，极具治愈人心的“冬日小太阳”感染力。在高一上学期（EP01–EP08初段），她鼻梁上架着一副复古金属细圆框平光/近视眼镜，显得呆萌文静；从高一下学期及拍摄《孤独的饭桶》吃播起，她摘掉眼镜，留着柔顺的深棕色齐刘海披肩中长发或扎起活泼的高马尾/双麻尾，五官更显明艳灵动。</w:t>
+        <w:t>少女与青年态徐图图身高约163cm，身形娇小匀称、充满青春少女的蓬勃元气。面部呈饱满甜美的圆润鹅蛋脸（苹果肌圆润饱满），肤色白皙红润，透着健康的胶原蛋白光泽；额前留着轻盈整齐的空气齐刘海，两侧发丝自然修饰脸颊；眉毛自然柔和，双眼是极具亲和力的圆杏眼（笑起来时眼睑弯成两道明媚的新月，眼底仿佛盛满碎星）；鼻梁小巧秀气，鼻尖微翘；嘴唇饱满红润，笑起来嘴角绽开一对甜甜的梨涡，露出洁白整齐的牙齿，极具治愈人心的“冬日小太阳”感染力。在高一上学期（EP01–EP08初段），她鼻梁上架着一副复古金属细圆框平光/近视眼镜，显得呆萌文静；从高一下学期及拍摄《孤独的饭桶》吃播起（EP09–EP24），她摘掉眼镜，留着柔顺的深棕色齐刘海披肩中长发或扎起活泼的高马尾/双麻尾，五官更显明艳灵动。</w:t>
       </w:r>
     </w:p>
     <w:p>
@@ -910,7 +910,7 @@
           <w:color w:val="141414"/>
           <w:sz w:val="21"/>
         </w:rPr>
-        <w:t>1. 【2008年冬·高一白昼篇广播员与大胃王挑战赛造型】：齐刘海披肩发或低双马尾，初期戴金属细圆框眼镜；在校园内穿长林八中深蓝配白宽条纹运动校服套装，校服内搭一件温柔甜美的浅粉色翻领针织毛衣或米白色高领打底衫；在户外风雪天（如大胃王比赛、冰湖救人、長林咖啡馆约会、雪夜长椅），外穿一件米白色/浅杏色连帽加厚羽绒服（或焦糖色羊羔毛翻领棉服），颈间围着一条彩色条纹或米白色粗针毛线围巾，双手戴毛绒连指手套，下穿蓝白校裤或深色牛仔裤，脚蹬棕色厚底雪地靴，手里常撑着那把标志性的【黄色叉眼笑脸透明雨伞】或捧着装有白色笑脸毛线帽的淡绿色礼盒。</w:t>
+        <w:t>1. 【2008年冬·高一白昼篇广播员与大胃王挑战赛造型（EP01–EP08）】：齐刘海披肩发或低双马尾，初期戴金属细圆框眼镜；在校园内穿长林八中深蓝配白宽条纹运动校服套装，校服内搭一件温柔甜美的浅粉色翻领针织毛衣或米白色高领打底衫；在户外风雪天（如大胃王比赛、冰湖救人、長林咖啡馆约会、雪夜长椅），外穿一件米白色/浅杏色连帽加厚羽绒服（或焦糖色羊羔毛翻领棉服），颈间围着一条彩色条纹或米白色粗针毛线围巾，双手戴毛绒连指手套，下穿蓝白校裤或深色牛仔裤，脚蹬棕色厚底雪地靴，手里常撑着那把标志性的【黄色叉眼笑脸透明雨伞】或捧着装有白色笑脸毛线帽的淡绿色礼盒。</w:t>
       </w:r>
     </w:p>
     <w:p>
@@ -926,7 +926,7 @@
           <w:color w:val="141414"/>
           <w:sz w:val="21"/>
         </w:rPr>
-        <w:t>2. 【2008年春·文科十班与《三人行》杂志社黄昏篇造型】：摘掉圆框眼镜，齐刘海柔顺披肩发；身穿八中深蓝白条纹校服外套，内搭浅黄色、浅粉色或薄荷绿针织开衫与白衬衫，下穿蓝白校裤配白色帆布鞋；在爱荣机械制造厂学工时穿蓝色工装外套，显得清爽利落。</w:t>
+        <w:t>2. 【2008年春·文科十班与《三人行》杂志社黄昏篇造型（EP09–EP16）】：摘掉圆框眼镜，齐刘海柔顺披肩发；身穿八中深蓝白条纹校服外套，内搭浅黄色、浅粉色或薄荷绿针织开衫与白衬衫，下穿蓝白校裤配白色帆布鞋；在EP15爱荣机械厂学工时穿蓝色工装外套，显得清爽利落。</w:t>
       </w:r>
     </w:p>
     <w:p>
@@ -1050,7 +1050,7 @@
                 <w:color w:val="FFFFFF"/>
                 <w:sz w:val="19"/>
               </w:rPr>
-              <w:t>所处时期与阶段状态</w:t>
+              <w:t>所处时期与代表集数</w:t>
             </w:r>
           </w:p>
         </w:tc>
@@ -1102,7 +1102,7 @@
           <w:p>
             <w:pPr>
               <w:spacing w:before="40" w:after="40" w:line="341" w:lineRule="auto"/>
-              <w:jc w:val="center"/>
+              <w:jc w:val="left"/>
             </w:pPr>
             <w:r/>
             <w:r>
@@ -1113,6 +1113,8 @@
                 <w:sz w:val="19"/>
               </w:rPr>
               <w:t>2008冬·高一白昼篇</w:t>
+              <w:br/>
+              <w:t>（EP01–EP08）</w:t>
             </w:r>
           </w:p>
         </w:tc>
@@ -1168,7 +1170,7 @@
           <w:p>
             <w:pPr>
               <w:spacing w:before="40" w:after="40" w:line="341" w:lineRule="auto"/>
-              <w:jc w:val="center"/>
+              <w:jc w:val="left"/>
             </w:pPr>
             <w:r/>
             <w:r>
@@ -1179,6 +1181,8 @@
                 <w:sz w:val="19"/>
               </w:rPr>
               <w:t>2008春·文科十班黄昏篇</w:t>
+              <w:br/>
+              <w:t>（EP09–EP16）</w:t>
             </w:r>
           </w:p>
         </w:tc>
@@ -1494,7 +1498,7 @@
           <w:color w:val="141414"/>
           <w:sz w:val="21"/>
         </w:rPr>
-        <w:t>在黑夜篇中，为什么2058年冷酷功利的实习生小雪（肖雪）会为了救徐图图而背叛高尚、甚至不惜牺牲自己的前途？答案就在于徐图图那毫无算计的纯粹善意。当赵左右、王一漫、罗爱文都因为知道小雪害过赵爷爷而对她冷眼提防时，只有不知情的徐图图看穿了小雪的孤单：当小雪被路边小贩骗买成七八年前的旧款粉色MP3遭嘲笑时，徐图图立刻接过来戴上，笑着解围说“我就爱用这个复古款，衣不如故，人不如新”；当小雪在食堂拿零食配白米饭时，徐图图主动拉她同桌并请她吃汉堡；午休时徐图图把自己的校服披在小雪肩上并把MP3塞回她兜里；初雪时更拉着躲在树后的小雪一起堆雪人。正是这份不带任何目的的赤诚善意，不仅通过DV唤醒了植物人赵了，更彻底融化了未来人小雪的心，为三代赵左右赢得了破局的关键盟友。</w:t>
+        <w:t>在黑夜篇（EP21）中，为什么2058年冷酷功利的实习生小雪（肖雪）会为了救徐图图而背叛高尚、甚至不惜牺牲自己的前途？答案就在于徐图图那毫无算计的纯粹善意。当赵左右、王一漫、罗爱文都因为知道小雪害过赵爷爷而对她冷眼提防时，只有不知情的徐图图看穿了小雪的孤单：当小雪被路边小贩骗买成七八年前的旧款粉色MP3遭嘲笑时，徐图图立刻接过来戴上，笑着解围说“我就爱用这个复古款，衣不如故，人不如新”；当小雪在食堂拿零食配白米饭时，徐图图主动拉她同桌并请她吃汉堡；午休时徐图图把自己的校服披在小雪肩上并把MP3塞回她兜里；初雪时更拉着躲在树后的小雪一起堆雪人。正是这份不带任何目的的赤诚善意，不仅通过DV唤醒了植物人赵了，更彻底融化了未来人小雪的心，为三代赵左右赢得了破局的关键盟友。</w:t>
       </w:r>
     </w:p>
     <w:p>
@@ -1556,7 +1560,7 @@
           <w:color w:val="192D55"/>
           <w:sz w:val="25"/>
         </w:rPr>
-        <w:t>第四章　全剧人物命运轨迹与完整生平故事传记</w:t>
+        <w:t>第四章　全剧人物命运轨迹与逐集完整故事传记（EP01—EP24）</w:t>
       </w:r>
     </w:p>
     <w:p>
@@ -1571,7 +1575,7 @@
           <w:color w:val="141414"/>
           <w:sz w:val="22"/>
         </w:rPr>
-        <w:t>（一）第一卷·白昼篇：广播站的麻辣烫吃播、一票之缘与两个自我的雪夜相拥</w:t>
+        <w:t>（一）第一卷·白昼篇（EP01–EP08）：广播站的麻辣烫吃播、一票之缘与两个自我的雪夜相拥</w:t>
       </w:r>
     </w:p>
     <w:p>
@@ -1587,7 +1591,7 @@
           <w:color w:val="141414"/>
           <w:sz w:val="21"/>
         </w:rPr>
-        <w:t>2008年1月，高一（2）班的徐图图参加「八中之声」广播站播音员竞选。由于演讲稿在走廊被荀未来撞落踩脏，又在白桦雪道收到了66岁赵了送来的热砂锅麻辣烫，站在广播麦克风前的徐图图干脆脱稿开启了一场色香味俱全的“后街十元砂锅麻辣烫与磁州脆藕”现场吃播！虽然最终只获得1票（实为王一漫所投，但她误以为是赵左右投给她的），却让她对“狂野阳光”赵左右心生懵懂好感。她邀请赵左右参加后街麻辣烫店的大胃王挑战赛并一举夺冠（吃下六碗拿第一名，赵左右拿第八名）。</w:t>
+        <w:t>2008年1月，高一（2）班的徐图图参加「八中之声」广播站播音员竞选（EP02）。由于演讲稿在走廊被荀未来撞落踩脏，又在白桦雪道收到了66岁赵了送来的热砂锅麻辣烫，站在广播麦克风前的徐图图干脆脱稿开启了一场色香味俱全的“后街十元砂锅麻辣烫与磁州脆藕”现场吃播！虽然最终只获得1票（实为王一漫所投，但她误以为是赵左右投给她的），却让她对“狂野阳光”赵左右心生懵懂好感。到了EP03《少年的决定》与EP04《避风港争夺战》，她邀请赵左右参加后街麻辣烫店的大胃王挑战赛，吃下六碗夺得第七名（赢下两张电影票），冒雪狂奔赴约的赵左右吃下五碗拿了第八名（赢下笔记本）。</w:t>
       </w:r>
     </w:p>
     <w:p>
@@ -1603,7 +1607,7 @@
           <w:color w:val="141414"/>
           <w:sz w:val="21"/>
         </w:rPr>
-        <w:t>在EP05校园贴吧风波中，徐图图在飞霞路电话亭给失联的赵左右打电话时，误把亭外走近的王一漫当成尾随歹徒，惊慌报110并推门撞伤王一漫鼻梁；随后她带王一漫回自家客厅火炉旁烤红薯，替王一漫鼻梁贴上粉底草莓图案的卡通创可贴，两位女孩敞开心扉结为挚友；当晚赵左右在寒夜冰封湖面踏上薄冰滑倒，正是赶来的徐图图在岸边急呼“趴下！你快趴下！”将他救起。除夕夜，徐图图精心织好了一顶白色叉眼笑脸毛线帽装进淡绿礼盒准备送给赵左右，并在东湖公园见证了浪漫的“暖雪”，更在公园木栈道长椅上偶遇了从2033年撑着同款黄色叉眼笑脸伞穿越而来的41岁成年自己——舒图！</w:t>
+        <w:t>在EP05校园贴吧风波中，徐图图在飞霞路电话亭给失联的赵左右打电话时，误把亭外走近的王一漫当成尾随歹徒，惊慌报110并推门撞伤王一漫鼻梁；随后她带王一漫回自家客厅火炉旁烤红薯，替王一漫鼻梁贴上粉底草莓图案的卡通创可贴，两位女孩敞开心扉结为挚友；当晚赵左右在家属院台阶下听见荀未来向赵东来炫耀伪造《刘慈欣回信》真相后含泪跑上寒夜冰封湖面，在EP06《暖雪》开篇脚下薄冰咔嚓开裂滑倒时，正是赶到湖岸石护栏边的徐图图急呼“趴下！你快趴下！”并抛下系着长麻绳的红色救生圈（“一、二、三！可以，你滚过来！”）将他拽上岸救起。除夕夜（EP06），徐图图精心织好了一顶白色叉眼笑脸毛线帽装进淡绿礼盒准备送给赵左右，并在东湖公园见证了浪漫的“暖雪”，更在公园木栈道长椅上偶遇了从2033年撑着同款黄色叉眼笑脸伞穿越而来的41岁成年自己——舒图！</w:t>
       </w:r>
     </w:p>
     <w:p>
@@ -1619,7 +1623,7 @@
           <w:color w:val="141414"/>
           <w:sz w:val="21"/>
         </w:rPr>
-        <w:t>16岁的徐图图将这位自称“舒图阿姨”的神秘女子带回自己家过夜。当41岁的舒图为了阻止她重蹈覆辙而抢走白毛线帽、劝她不要喜欢赵左右时，16岁的徐图图在雪地里撑起黄笑脸伞替流泪的舒图遮雪，并用澄澈通透的少女智慧反问：“可是我现在真的很快乐啊。既然美好的事情都是真实存在过的，不是假的，那又为什么要吃后悔药呢？”这句话瞬间治愈了41岁满身伤痕的舒图。大年初二，徐图图与赵左右在長林咖啡馆开心约会喝卡布奇诺、用蘸番茄酱的薯条碰杯，回家时惊喜地在二楼防盗门把手上找回了66岁赵了冒死从雪顶捡回的白色笑脸毛线帽。</w:t>
+        <w:t>在EP07–08中，16岁的徐图图将这位自称“舒图阿姨”的神秘女子带回自己家过夜。当41岁的舒图为了阻止她重蹈覆辙而抢走白毛线帽、劝她不要喜欢赵左右时，16岁的徐图图在雪地里撑起黄笑脸伞替流泪的舒图遮雪，并用澄澈通透的少女智慧反问：“可是我现在真的很快乐啊。既然美好的事情都是真实存在过的，不是假的，那又为什么要吃后悔药呢？”这句话瞬间治愈了41岁满身伤痕的舒图。大年初二，徐图图与赵左右在長林咖啡馆开心约会喝卡布奇诺、用蘸番茄酱的薯条碰杯，回家时惊喜地在二楼防盗门把手上找回了66岁赵了冒死从雪顶捡回的白色笑脸毛线帽。</w:t>
       </w:r>
     </w:p>
     <w:p>
@@ -1650,7 +1654,7 @@
           <w:color w:val="141414"/>
           <w:sz w:val="21"/>
         </w:rPr>
-        <w:t>高一下学期文理分科后，徐图图与赵左右、王一漫、罗爱文、荀未来一同进入了重组后的高一文科（10）班。当赵左右为了保住班长之位而陷入近乎自虐的刷题内卷、甚至在与陈明产生误会后濒临心理崩溃时，徐图图始终像一束温和而不刺眼的光陪在他身边。在寒冷的末班五十四路有轨电车上，看着满眼血丝、焦虑不安的赵左右，徐图图从书包里掏出自己最珍爱的弗洛伊德《梦的解析》递给他——书页空白处写满了她用蓝色水笔留下的温柔批注与笑脸符号，鼓励他先读懂自己的内心、不必被外在的分数绑架。在学校图书馆高大的书架过道间，两人并肩畅想未来，定下了“两年后一起考入长林大学”的青春约定。</w:t>
+        <w:t>到了EP09《人生失控》与EP10《只要我想》高一下学期文理分科后，徐图图与赵左右、王一漫、罗爱文、荀未来一同进入了重组后的高一文科（10）班。当赵左右为了保住班长之位而陷入近乎自虐的刷题内卷、甚至在与陈明产生误会后濒临心理崩溃时，徐图图始终像一束温和而不刺眼的光陪在他身边。在寒冷的末班五十四路有轨电车上，看着满眼血丝、焦虑不安的赵左右，徐图图从书包里掏出自己最珍爱的弗洛伊德《梦的解析》递给他——书页空白处写满了她用蓝色水笔留下的温柔批注与笑脸符号，鼓励他先读懂自己的内心、不必被外在的分数绑架。在学校图书馆高大的书架过道间，两人并肩畅想未来，定下了“两年后一起考入长林大学”的青春约定。</w:t>
       </w:r>
     </w:p>
     <w:p>
@@ -1666,7 +1670,7 @@
           <w:color w:val="141414"/>
           <w:sz w:val="21"/>
         </w:rPr>
-        <w:t>当陈明在广播室自曝偷打游戏为赵左右作证而遭退学、赵左右陷入深切自责并试图通过创办“梦语心理社”自我救赎时，徐图图第一时间报名成为社团骨干，陪着他在冰湖观景台吃烤土豆、剖析父亲赵东来买冻土豆背后的亲情创伤。而在赵左右通过老黄历识破荀未来控制企图、发起《我与我的宣战》并决定接手创办《三人行》校园杂志社时，徐图图更是毫无保留地投入撰稿、排版与全城推销之中。不久后徐图图因风寒住院，赵左右举着赵了送他的索尼手持DV摄像机到病房探望，拍下了她大口吃黄桃罐头的灿烂模样；镜头前的徐图图灵机一动，笑着说出了那句改变主角团事业方向的灵感金句：“谁还看静态的杂志啊，都来黍豆网看活泼可爱的我！”正是这句“灯泡”般的奇思妙想，直接启发了《三人行》从纸质杂志向网络视频播客的跨时代转型。当荀未来决定退学去寻找余博士时，徐图图不仅献出自己亲手钩织的毛球笑脸花朵白毛线帽帮赵左右母亲刘美奕克服试镜容貌焦虑，更在校门口与伙伴们一起含泪挥手送别了这位亦师亦友的“荀哥”。</w:t>
+        <w:t>到了EP11《YOU WIN》至EP16《再见，老同学》，当陈明在广播室自曝偷打游戏为赵左右作证而遭退学、赵左右陷入深切自责并试图通过创办“梦语心理社”自我救赎时，徐图图第一时间报名成为社团骨干，陪着他在冰湖观景台吃烤土豆、剖析父亲赵东来买冻土豆背后的亲情创伤。而在赵左右通过老黄历识破荀未来控制企图、发起《我与我的宣战》并决定接手创办《三人行》校园杂志社时，徐图图更是毫无保留地投入撰稿、排版与全城推销之中。不久后徐图图因风寒住院，赵左右举着赵了送他的索尼手持DV摄像机到病房探望，拍下了她大口吃黄桃罐头的灿烂模样；镜头前的徐图图灵机一动，笑着说出了那句改变主角团事业方向的灵感金句：“谁还看静态的杂志啊，都来黍豆网看活泼可爱的我！”正是这句“灯泡”般的奇思妙想，直接启发了《三人行》从纸质杂志向网络视频播客的跨时代转型。当荀未来决定退学去寻找余博士时，徐图图不仅献出自己亲手钩织的毛球笑脸花朵白毛线帽帮赵左右母亲刘美奕克服试镜容貌焦虑，更在校门口与伙伴们一起含泪挥手送别了这位亦师亦友的“荀哥”。</w:t>
       </w:r>
     </w:p>
     <w:p>
@@ -1681,7 +1685,7 @@
           <w:color w:val="141414"/>
           <w:sz w:val="22"/>
         </w:rPr>
-        <w:t>（三）第三卷·黑夜篇：《孤独的饭桶》走红、感化2058杀手小雪与唤醒植物人</w:t>
+        <w:t>（三）第三卷·黑夜篇（EP17–EP23）：《孤独的饭桶》走红、感化2058杀手小雪与唤醒植物人</w:t>
       </w:r>
     </w:p>
     <w:p>
@@ -1697,7 +1701,7 @@
           <w:color w:val="141414"/>
           <w:sz w:val="21"/>
         </w:rPr>
-        <w:t>徐图图与赵左右在东湖公园木栈道贴背取暖验证“力的作用是相互的”，随他夜闯八中话剧社看造雪机，并在八中食堂面对索尼DV镜头大口吃炸鸡饭与五罐黄桃罐头，发明了“电子榨菜”一词，正式定名《孤独的饭桶》陪伴吃饭栏目！在随后的日子里，在东湖咖啡馆兼职的徐图图心疼发传单的赵左右，主动向老板提出辞职把兼职名额让给赵左右，被咖啡店老板语重心长地点醒“以后所有类似这样的事，你都不能再有为别人放弃自己的想法了，你首先得让自己变得更好”（精准呼应EP11荀未来在大雪人旁对她的忠告）；随后她在荀未来匿名ID“回到未来（求店名！）”留言的启发下，与赵左右、王一漫合作拍摄300元探店广告《浪漫咖啡店》（大口吃卤肉饭），把分到的100元重新投入成立【八中姐妹花】频道，并与赵左右、王一漫一起将攒下的广告费装进“答案箱”铁罐留在5元自助快餐店资助陈明复学。</w:t>
+        <w:t>在EP17–19中，徐图图与赵左右在东湖公园木栈道贴背取暖验证“力的作用是相互的”，随他夜闯八中话剧社看造雪机，并在八中食堂面对索尼DV镜头大口吃炸鸡饭与五罐黄桃罐头，发明了“电子榨菜”一词，正式定名《孤独的饭桶》陪伴吃饭栏目！在EP20《涉过夏天》中，在东湖咖啡馆兼职的徐图图心疼发传单的赵左右，主动向老板提出辞职把兼职名额让给赵左右，被咖啡店老板语重心长地点醒“以后所有类似这样的事，你都不能再有为别人放弃自己的想法了，你首先得让自己变得更好”（精准呼应EP11荀未来在大雪人旁对她的忠告）；随后她在荀未来匿名ID“回到未来（求店名！）”留言的启发下，与赵左右、王一漫合作拍摄300元探店广告《浪漫咖啡店》（大口吃卤肉饭），把分到的100元重新投入成立【八中姐妹花】频道，并与赵左右、王一漫一起将攒下的广告费装进“答案箱”铁罐留在5元自助快餐店资助陈明复学。</w:t>
       </w:r>
     </w:p>
     <w:p>
@@ -1713,7 +1717,7 @@
           <w:color w:val="141414"/>
           <w:sz w:val="21"/>
         </w:rPr>
-        <w:t>在随后的日子里，徐图图迎来了全剧最具决定性的善良高光：面对转入高二（2）班、被赵左右等三人冷落防备的2058实习生小雪，徐图图不忍见她孤单，不仅大方收下小雪被小贩骗买的旧款粉色MP3（暖心解围“衣不如故，人不如新，咱俩就是老朋友了”），还在食堂主动拉小雪同桌请吃汉堡套餐，午休时将自己的蓝白校服披在小雪肩上并悄悄塞回MP3，更在2008年第一场初雪降临时拉着躲在树后的小雪在操场欢笑堆雪人！这段由赵左右拍下的“徐图图雪地奔跑堆雪人”DV，在荒村破屋的电脑屏幕上奇迹般唤醒了植物人赵了；而她的善意更让小雪在EP22得知“舒图就是徐图图”后，为了救她而在旧仓库电话亭前冲冠反叛高尚！三代赵左右更在岁月路银行外擒获了抢劫的徐图图生父徐家宝，替她挡下了第一次高二改名危机。</w:t>
+        <w:t>在EP21《当雪落下》中，徐图图迎来了全剧最具决定性的善良高光：面对转入高二（2）班、被赵左右等三人冷落防备的2058实习生小雪，徐图图不忍见她孤单，不仅大方收下小雪被小贩骗买的旧款粉色MP3（暖心解围“衣不如故，人不如新，咱俩就是老朋友了”），还在食堂主动拉小雪同桌请吃汉堡套餐，午休时将自己的蓝白校服披在小雪肩上并悄悄塞回MP3，更在2008年第一场初雪降临时拉着躲在树后的小雪在操场欢笑堆雪人！这段由赵左右拍下的“徐图图雪地奔跑堆雪人”DV，在荒村破屋的电脑屏幕上奇迹般唤醒了植物人赵了；而她的善意更让小雪在EP22得知“舒图就是徐图图”后，为了救她而在旧仓库电话亭前冲冠反叛高尚！在EP22中，三代赵左右更在岁月路银行外擒获了抢劫的徐图图生父徐家宝，替她挡下了第一次高二改名危机。</w:t>
       </w:r>
     </w:p>
     <w:p>
@@ -1744,7 +1748,7 @@
           <w:color w:val="141414"/>
           <w:sz w:val="21"/>
         </w:rPr>
-        <w:t>经历局部熵减时空修正后，虽然徐图图像所有人一样被迫遗忘了荀未来与小雪，但她对赵左右的心意从未改变。高三毕业前夕，她在「八中之声」广播站边吃变态辣砂锅麻辣烫边完成了最后一次催泪脱稿广播；2010年高考她因发挥失常未能考上北京本科，原本想为了赵左右去北京读专科，却在1449室被赵左右“人生那么长，什么时候赴约都不迟”的温柔劝导打动，留在了长林大学工商管理系。</w:t>
+        <w:t>经历EP23的82%时空修正后，虽然徐图图像所有人一样被迫遗忘了荀未来与小雪，但她对赵左右的心意从未改变。高三毕业前夕（EP24），她在「八中之声」广播站边吃变态辣砂锅麻辣烫边完成了最后一次催泪脱稿广播；2010年高考她因发挥失常未能考上北京本科，原本想为了赵左右去北京读专科，却在1449室被赵左右“人生那么长，什么时候赴约都不迟”的温柔劝导打动，留在了长林大学工商管理系。</w:t>
       </w:r>
     </w:p>
     <w:p>
@@ -1989,7 +1993,7 @@
                 <w:color w:val="191919"/>
                 <w:sz w:val="19"/>
               </w:rPr>
-              <w:t>16岁初心对41岁沧桑自我的跨时空治愈：16岁的徐图图没有被41岁舒图的悲观警告吓退，反而用“既然美好真实存在过，为什么要吃后悔药”点醒了成年自己，完成了全剧最动人的女性自我和解。</w:t>
+              <w:t>16岁初心对41岁沧桑自我的跨时空治愈：在EP06–08中，16岁的徐图图没有被41岁舒图的悲观警告吓退，反而用“既然美好真实存在过，为什么要吃后悔药”点醒了成年自己，完成了全剧最动人的女性自我和解。</w:t>
             </w:r>
           </w:p>
         </w:tc>
@@ -2146,7 +2150,7 @@
           <w:color w:val="141414"/>
           <w:sz w:val="21"/>
         </w:rPr>
-        <w:t>• “可是我现在，真的很快乐啊。既然美好的事情，都是真实存在过的，不是假的，那，又为什么要吃后悔药呢？”（EP08第8-7场，16岁徐图图在雪地里撑起黄笑脸伞替41岁流泪的舒图遮雪时的灵魂反问，全剧女性自我救赎核心金句）</w:t>
+        <w:t>• “可是我现在，真的很快乐啊。既然美好的事情，都是真实存在过的，不是假的，那，又为什么要吃后悔药呢？”（EP0816岁徐图图在雪地里撑起黄笑脸伞替41岁流泪的舒图遮雪时的灵魂反问，全剧女性自我救赎核心金句）</w:t>
       </w:r>
     </w:p>
     <w:p>
@@ -2161,7 +2165,7 @@
           <w:color w:val="141414"/>
           <w:sz w:val="21"/>
         </w:rPr>
-        <w:t>• “好喜欢雪啊。但是春天一来，雪就化了，好像美好的东西，都是短暂的。”（EP17第17-6场，徐图图与赵左右夜闯八中看造雪机时对美好易逝的纯真感怀）</w:t>
+        <w:t>• “好喜欢雪啊。但是春天一来，雪就化了，好像美好的东西，都是短暂的。”（EP17徐图图与赵左右夜闯八中看造雪机时对美好易逝的纯真感怀）</w:t>
       </w:r>
     </w:p>
     <w:p>
@@ -2176,7 +2180,7 @@
           <w:color w:val="141414"/>
           <w:sz w:val="21"/>
         </w:rPr>
-        <w:t>• “嗯，要不说“衣不如故，人不如新”嘛，呵呵。”（EP21第21-5场，图书馆里徐图图替买到假旧款MP3的转校生小雪暖心解围）</w:t>
+        <w:t>• “嗯，要不说“衣不如故，人不如新”嘛，呵呵。”（EP21图书馆里徐图图替买到假旧款MP3的转校生小雪暖心解围）</w:t>
       </w:r>
     </w:p>
     <w:p>
@@ -2191,7 +2195,7 @@
           <w:color w:val="141414"/>
           <w:sz w:val="21"/>
         </w:rPr>
-        <w:t>• “堆雪人有什么搞砸的呀，开心就好啦！”（EP21第21-7场，初雪操场徐图图拉小雪一起堆雪人时的治愈笑容）</w:t>
+        <w:t>• “堆雪人有什么搞砸的呀，开心就好啦！”（EP21初雪操场徐图图拉小雪一起堆雪人时的治愈笑容）</w:t>
       </w:r>
     </w:p>
     <w:p>
@@ -2206,7 +2210,7 @@
           <w:color w:val="141414"/>
           <w:sz w:val="21"/>
         </w:rPr>
-        <w:t>• “可是能和你在一个城市读大学，也是我的梦想啊。”（EP24第24-7场，高考后徐图图在1449室对赵左右的深情告白）</w:t>
+        <w:t>• “可是能和你在一个城市读大学，也是我的梦想啊。”（EP24高考后徐图图在1449室对赵左右的深情告白）</w:t>
       </w:r>
     </w:p>
     <w:p>
@@ -2221,7 +2225,7 @@
           <w:color w:val="141414"/>
           <w:sz w:val="21"/>
         </w:rPr>
-        <w:t>• “不怕！我爸做什么事跟我有什么关系啊，别人爱怎么说怎么说，老娘才不在乎呢！”（EP24第24-11场大结局，2012冬飞霞路雪夜徐图图在赵左右流血删视频后彻底解开原生家庭羞耻心结、决定终生不改名的破局宣言）</w:t>
+        <w:t>• “不怕！我爸做什么事跟我有什么关系啊，别人爱怎么说怎么说，老娘才不在乎呢！”（EP24大结局，2012冬飞霞路雪夜徐图图在赵左右流血删视频后彻底解开原生家庭羞耻心结、决定终生不改名的破局宣言）</w:t>
       </w:r>
     </w:p>
     <w:sectPr>

--- a/01_《三人行》全24集全流程标杆成品库/05_核心人物一人一档/人物04_徐图图（16—20岁少女与青年本体 ＆ 全新2033年妻子）.docx
+++ b/01_《三人行》全24集全流程标杆成品库/05_核心人物一人一档/人物04_徐图图（16—20岁少女与青年本体 ＆ 全新2033年妻子）.docx
@@ -1575,7 +1575,7 @@
           <w:color w:val="141414"/>
           <w:sz w:val="22"/>
         </w:rPr>
-        <w:t>（一）第一卷·白昼篇（EP01–EP08）：广播站的麻辣烫吃播、一票之缘与两个自我的雪夜相拥</w:t>
+        <w:t>（一）第一卷·白昼篇（EP01—EP08）：广播站的麻辣烫脱稿吃播、一票之缘、冰湖抛救生圈救人与两个自我的风雪相拥</w:t>
       </w:r>
     </w:p>
     <w:p>
@@ -1591,7 +1591,7 @@
           <w:color w:val="141414"/>
           <w:sz w:val="21"/>
         </w:rPr>
-        <w:t>2008年1月，高一（2）班的徐图图参加「八中之声」广播站播音员竞选（EP02）。由于演讲稿在走廊被荀未来撞落踩脏，又在白桦雪道收到了66岁赵了送来的热砂锅麻辣烫，站在广播麦克风前的徐图图干脆脱稿开启了一场色香味俱全的“后街十元砂锅麻辣烫与磁州脆藕”现场吃播！虽然最终只获得1票（实为王一漫所投，但她误以为是赵左右投给她的），却让她对“狂野阳光”赵左右心生懵懂好感。到了EP03《少年的决定》与EP04《避风港争夺战》，她邀请赵左右参加后街麻辣烫店的大胃王挑战赛，吃下六碗夺得第七名（赢下两张电影票），冒雪狂奔赴约的赵左右吃下五碗拿了第八名（赢下笔记本）。</w:t>
+        <w:t>到了EP01《夺回人生》与EP02《第三个雪人》（2008年1月），就读于长林八中高一（2）班、留着齐刘海双麻花辫的16岁少女徐图图（与单亲妈妈舒洁居住在飞霞路兴和小区1449室／五栋602室），怀揣着对播音的热爱报名参加「八中之声」广播站社长换届竞选。在3202音乐教室初选中，当无人替紧张的徐图图举手时，坐在后排的赵左右（受66岁赵了匿名短信指引）高高举起了手；随后由于徐图图的竞选演讲稿在走廊被荀未来撞落踩脏，又在白桦雪道上收到了66岁赵了送来的一碗热气腾腾的后街砂锅麻辣烫，坐进一楼广播室麦克风前的徐图图干脆抛开教条，脱稿开启了一场色香味俱全的“八中后街十元砂锅麻辣烫配磁州脆莲藕”现场吃播（“我妈妈姓舒，舒老板也姓舒……”）！虽然最终计票只获得1票（实为竞争对手王一漫在夜里尝过麻辣烫脆藕后匿名投给她的，但徐图图误以为这唯一的一票是赵左右投给自己的），却让这位乐观仗义的“小吃货”对赵左右心生纯粹的好感，并在走廊主动向赵左右道谢。</w:t>
       </w:r>
     </w:p>
     <w:p>
@@ -1607,7 +1607,7 @@
           <w:color w:val="141414"/>
           <w:sz w:val="21"/>
         </w:rPr>
-        <w:t>在EP05校园贴吧风波中，徐图图在飞霞路电话亭给失联的赵左右打电话时，误把亭外走近的王一漫当成尾随歹徒，惊慌报110并推门撞伤王一漫鼻梁；随后她带王一漫回自家客厅火炉旁烤红薯，替王一漫鼻梁贴上粉底草莓图案的卡通创可贴，两位女孩敞开心扉结为挚友；当晚赵左右在家属院台阶下听见荀未来向赵东来炫耀伪造《刘慈欣回信》真相后含泪跑上寒夜冰封湖面，在EP06《暖雪》开篇脚下薄冰咔嚓开裂滑倒时，正是赶到湖岸石护栏边的徐图图急呼“趴下！你快趴下！”并抛下系着长麻绳的红色救生圈（“一、二、三！可以，你滚过来！”）将他拽上岸救起。除夕夜（EP06），徐图图精心织好了一顶白色叉眼笑脸毛线帽装进淡绿礼盒准备送给赵左右，并在东湖公园见证了浪漫的“暖雪”，更在公园木栈道长椅上偶遇了从2033年撑着同款黄色叉眼笑脸伞穿越而来的41岁成年自己——舒图！</w:t>
+        <w:t>到了EP03《少年的决定》与EP04《避风港争夺战》，徐图图在卧室通过QQ邀请赵左右参加1月29日周二傍晚八中后街舒老板砂锅麻辣烫店的“大胃王挑战赛”，收到（由66岁赵了远程代回、后经赵左右本人确认的）“晚上五点半，不见不散”承诺。比赛当晚，徐图图在店门口顶着风雪翘首期盼，终于等到了把荀未来反锁在电影院男洗手间后冒雪狂奔而来的赵左右！两人在热气腾腾的砂锅桌前并肩作战，徐图图一口气吃下六大碗麻辣烫夺得第七名（赢下两张电影票），赵左右吃下五碗拿到第八名（赢下笔记本），青春的情愫在欢声笑语中迅速升温。</w:t>
       </w:r>
     </w:p>
     <w:p>
@@ -1623,22 +1623,7 @@
           <w:color w:val="141414"/>
           <w:sz w:val="21"/>
         </w:rPr>
-        <w:t>在EP07–08中，16岁的徐图图将这位自称“舒图阿姨”的神秘女子带回自己家过夜。当41岁的舒图为了阻止她重蹈覆辙而抢走白毛线帽、劝她不要喜欢赵左右时，16岁的徐图图在雪地里撑起黄笑脸伞替流泪的舒图遮雪，并用澄澈通透的少女智慧反问：“可是我现在真的很快乐啊。既然美好的事情都是真实存在过的，不是假的，那又为什么要吃后悔药呢？”这句话瞬间治愈了41岁满身伤痕的舒图。大年初二，徐图图与赵左右在長林咖啡馆开心约会喝卡布奇诺、用蘸番茄酱的薯条碰杯，回家时惊喜地在二楼防盗门把手上找回了66岁赵了冒死从雪顶捡回的白色笑脸毛线帽。</w:t>
-      </w:r>
-    </w:p>
-    <w:p>
-      <w:pPr>
-        <w:spacing w:before="120" w:after="60" w:line="384" w:lineRule="auto"/>
-        <w:jc w:val="left"/>
-      </w:pPr>
-      <w:r>
-        <w:rPr>
-          <w:rFonts w:ascii="Arial" w:hAnsi="Arial" w:eastAsia="黑体"/>
-          <w:b/>
-          <w:color w:val="141414"/>
-          <w:sz w:val="22"/>
-        </w:rPr>
-        <w:t>（二）《梦的解析》的温柔批注、图书馆之约与《三人行》的灵感火种</w:t>
+        <w:t>到了EP05《回家》，身为“长林八中贴吧”吧主的徐图图，发现贴吧里有人恶意发布抹黑校花王一漫的造谣帖后，一直在后台默默删帖保护王一漫。当晚她在飞霞路IC卡公用电话亭给失联的赵左右打电话时，误把电话亭外风雪中走近的王一漫当成尾随歹徒，惊慌拨打110并猛推亭门撞伤了王一漫的鼻梁；误会解开后，善良热情的徐图图把王一漫带回自己温暖的家中，在火炉旁请王一漫吃烤红薯，并细心地替王一漫受伤的鼻梁贴上一枚粉底草莓图案的卡通创可贴，让长期处于高压家庭的王一漫第一次体会到同龄闺蜜的温暖。当晚深夜，当16岁的赵左右在家属院台阶下听见荀未来向赵东来炫耀伪造《刘慈欣回信》真相、崩溃跑上冰封湖面决意弃文时，一路寻找赵左右的徐图图及时赶到了湖岸边！</w:t>
       </w:r>
     </w:p>
     <w:p>
@@ -1654,7 +1639,7 @@
           <w:color w:val="141414"/>
           <w:sz w:val="21"/>
         </w:rPr>
-        <w:t>到了EP09《人生失控》与EP10《只要我想》高一下学期文理分科后，徐图图与赵左右、王一漫、罗爱文、荀未来一同进入了重组后的高一文科（10）班。当赵左右为了保住班长之位而陷入近乎自虐的刷题内卷、甚至在与陈明产生误会后濒临心理崩溃时，徐图图始终像一束温和而不刺眼的光陪在他身边。在寒冷的末班五十四路有轨电车上，看着满眼血丝、焦虑不安的赵左右，徐图图从书包里掏出自己最珍爱的弗洛伊德《梦的解析》递给他——书页空白处写满了她用蓝色水笔留下的温柔批注与笑脸符号，鼓励他先读懂自己的内心、不必被外在的分数绑架。在学校图书馆高大的书架过道间，两人并肩畅想未来，定下了“两年后一起考入长林大学”的青春约定。</w:t>
+        <w:t>到了EP06《暖雪》开篇，站在咔嚓开裂的薄冰区中央的赵左右脚下一滑重重摔倒在冰面上！千钧一发之际，赶到湖滨石护栏岸边的徐图图焦急大喊：“趴下！你快趴下！”她飞快解下岸边系着长麻绳的红色救生圈，数着“一、二、三！”奋力抛向冰面，冷静指挥平躺在薄冰上的赵左右一点点翻滚够到救生圈（“可以，你滚过来！”），双手死死拽住长麻绳、掌心被麻绳勒得通红，咬紧牙关将赵左右一路拖拽上岸，成了赵左右名副其实的“救命恩人”！除夕跨年之夜，徐图图将自己熬夜亲手钩织的一顶白色叉眼笑脸毛线帽装进淡绿色礼盒，满怀欢喜地赶往东湖公园三角尖顶礼拜堂准备送给赵左右；然而在漫天飞舞的“暖雪”与火流星下，她却远远看见赵左右把外套披在翻窗逃家而来的王一漫肩上。误以为赵左右喜欢王一漫的徐图图抱着礼盒独自坐在林间木栈道长椅上委屈落泪——就在这时，一把印着同款叉眼笑脸的黄色雨伞温柔地撑在了她的头顶，从2033年穿越而来的41岁成年自己（舒图）坐到了16岁的徐图图身旁！</w:t>
       </w:r>
     </w:p>
     <w:p>
@@ -1670,7 +1655,7 @@
           <w:color w:val="141414"/>
           <w:sz w:val="21"/>
         </w:rPr>
-        <w:t>到了EP11《YOU WIN》至EP16《再见，老同学》，当陈明在广播室自曝偷打游戏为赵左右作证而遭退学、赵左右陷入深切自责并试图通过创办“梦语心理社”自我救赎时，徐图图第一时间报名成为社团骨干，陪着他在冰湖观景台吃烤土豆、剖析父亲赵东来买冻土豆背后的亲情创伤。而在赵左右通过老黄历识破荀未来控制企图、发起《我与我的宣战》并决定接手创办《三人行》校园杂志社时，徐图图更是毫无保留地投入撰稿、排版与全城推销之中。不久后徐图图因风寒住院，赵左右举着赵了送他的索尼手持DV摄像机到病房探望，拍下了她大口吃黄桃罐头的灿烂模样；镜头前的徐图图灵机一动，笑着说出了那句改变主角团事业方向的灵感金句：“谁还看静态的杂志啊，都来黍豆网看活泼可爱的我！”正是这句“灯泡”般的奇思妙想，直接启发了《三人行》从纸质杂志向网络视频播客的跨时代转型。当荀未来决定退学去寻找余博士时，徐图图不仅献出自己亲手钩织的毛球笑脸花朵白毛线帽帮赵左右母亲刘美奕克服试镜容貌焦虑，更在校门口与伙伴们一起含泪挥手送别了这位亦师亦友的“荀哥”。</w:t>
+        <w:t>到了EP07《舒图来了》与EP08《时间的玩笑》，毫无戒心的16岁徐图图将这位自称“舒图阿姨”的神秘女子带回飞霞路家中同榻过夜。大年初二清晨（EP08），当41岁的舒图为了阻止16岁的自己重蹈2033年婚姻悲剧与车祸宿命，强行抢走那顶白色笑脸毛线帽并将其扔上三米高的平房雪顶、苦口婆心劝她“千万不要喜欢赵左右”时，16岁的徐图图却在漫天风雪的胡同里撑起黄笑脸伞替流泪的舒图遮雪，用澄澈通透的少女智慧反问41岁的自己：“可是我现在真的很快乐啊。既然美好的事情都是真实存在过的，不是假的，那又为什么要吃后悔药呢？”这句话如醍醐灌顶般治愈了41岁满身伤痕的舒图。当天下午，徐图图如约来到八中旁新开业的“長林 Coffee”与赵左右约会，用温柔的话语鼓励迷茫的少年找回写作与生活的热情，两人开心地抓起蘸番茄酱的炸薯条代酒碰杯；傍晚回到家门口时，徐图图惊喜地在二楼防盗门把手上找回了66岁赵了冒死搭梯子从平房雪顶捡回的白色笑脸毛线帽。</w:t>
       </w:r>
     </w:p>
     <w:p>
@@ -1685,7 +1670,7 @@
           <w:color w:val="141414"/>
           <w:sz w:val="22"/>
         </w:rPr>
-        <w:t>（三）第三卷·黑夜篇（EP17–EP23）：《孤独的饭桶》走红、感化2058杀手小雪与唤醒植物人</w:t>
+        <w:t>（二）第二卷·黄昏篇（EP09—EP16）：末班电车的《梦的解析》、602室剪刀惊魂与医院病房点亮“视频播客”灵感</w:t>
       </w:r>
     </w:p>
     <w:p>
@@ -1701,7 +1686,7 @@
           <w:color w:val="141414"/>
           <w:sz w:val="21"/>
         </w:rPr>
-        <w:t>在EP17–19中，徐图图与赵左右在东湖公园木栈道贴背取暖验证“力的作用是相互的”，随他夜闯八中话剧社看造雪机，并在八中食堂面对索尼DV镜头大口吃炸鸡饭与五罐黄桃罐头，发明了“电子榨菜”一词，正式定名《孤独的饭桶》陪伴吃饭栏目！在EP20《涉过夏天》中，在东湖咖啡馆兼职的徐图图心疼发传单的赵左右，主动向老板提出辞职把兼职名额让给赵左右，被咖啡店老板语重心长地点醒“以后所有类似这样的事，你都不能再有为别人放弃自己的想法了，你首先得让自己变得更好”（精准呼应EP11荀未来在大雪人旁对她的忠告）；随后她在荀未来匿名ID“回到未来（求店名！）”留言的启发下，与赵左右、王一漫合作拍摄300元探店广告《浪漫咖啡店》（大口吃卤肉饭），把分到的100元重新投入成立【八中姐妹花】频道，并与赵左右、王一漫一起将攒下的广告费装进“答案箱”铁罐留在5元自助快餐店资助陈明复学。</w:t>
+        <w:t>到了EP09《人生失控》与EP10《只要我想》高一下学期文理分科后，徐图图与赵左右、王一漫、罗爱文、荀未来一同进入了重组后的高一文科（10）班，与王一漫成为同桌。看到赵左右在立下“月考前五军令状”后陷入近乎自虐的刷题内卷、甚至在体育馆低血糖晕倒，徐图图始终像一束温暖的光陪在他身边：在EP09深夜摇晃的G54路末班有轨电车上，徐图图看着捧着书本满眼血丝的赵左右，从书包里掏出母亲舒洁送她的弗洛伊德《梦的解析》借给他阅读——书页空白处写满了她用蓝色水笔留下的温柔批注与笑脸符号；在学校图书馆高大的书架过道间，两人更并肩定下了“两年后一起考入长林大学”的青春约定。</w:t>
       </w:r>
     </w:p>
     <w:p>
@@ -1717,22 +1702,7 @@
           <w:color w:val="141414"/>
           <w:sz w:val="21"/>
         </w:rPr>
-        <w:t>在EP21《当雪落下》中，徐图图迎来了全剧最具决定性的善良高光：面对转入高二（2）班、被赵左右等三人冷落防备的2058实习生小雪，徐图图不忍见她孤单，不仅大方收下小雪被小贩骗买的旧款粉色MP3（暖心解围“衣不如故，人不如新，咱俩就是老朋友了”），还在食堂主动拉小雪同桌请吃汉堡套餐，午休时将自己的蓝白校服披在小雪肩上并悄悄塞回MP3，更在2008年第一场初雪降临时拉着躲在树后的小雪在操场欢笑堆雪人！这段由赵左右拍下的“徐图图雪地奔跑堆雪人”DV，在荒村破屋的电脑屏幕上奇迹般唤醒了植物人赵了；而她的善意更让小雪在EP22得知“舒图就是徐图图”后，为了救她而在旧仓库电话亭前冲冠反叛高尚！在EP22中，三代赵左右更在岁月路银行外擒获了抢劫的徐图图生父徐家宝，替她挡下了第一次高二改名危机。</w:t>
-      </w:r>
-    </w:p>
-    <w:p>
-      <w:pPr>
-        <w:spacing w:before="120" w:after="60" w:line="384" w:lineRule="auto"/>
-        <w:jc w:val="left"/>
-      </w:pPr>
-      <w:r>
-        <w:rPr>
-          <w:rFonts w:ascii="Arial" w:hAnsi="Arial" w:eastAsia="黑体"/>
-          <w:b/>
-          <w:color w:val="141414"/>
-          <w:sz w:val="22"/>
-        </w:rPr>
-        <w:t>（四）大结局终章（EP24《独自面对》）：变态辣告别广播、雪夜解开心结不改名与2033年的选票</w:t>
+        <w:t>到了EP11《YOU WIN》与EP12《寻未来》，当赵左右因考前夜抽看试卷第一题引发陈明广播室作证退学风波、在班里陷入孤立与自责时，徐图图与王一漫坚定地站在赵左右身边支持他独立重考，并第一时间报名加入赵左右创办的“梦语心理社”，陪他在结冰湖畔观景台吃烤土豆、剖析亲情心结。然而在EP12夜晚的54路有轨电车车厢里，为了斩断小赵与徐图图情丝而去理发店吹了成熟背头、织了一顶滑稽红布袋帽子的41岁荀未来，竟突然坐到16岁的徐图图面前上演荒唐表白，把徐图图吓得脸色发白、到站夺路跳车逃跑！更惊险的是，当徐图图跑回兴和路五栋602室家中时，她的赌鬼生父徐家宝正闯入家中翻箱倒柜，不仅逼迫舒洁母女交出存折，甚至抓起一把大黑铁剪刀疯狂剪碎母女俩的衣服！就在母女俩抱头痛哭的危急关头，尾随保护而至的荀未来与头戴黑礼帽、黑墨镜假扮黑道大佬“李爷”的66岁赵了破门而入唱双簧吓跑了徐家宝，替母女俩解了燃眉之急。</w:t>
       </w:r>
     </w:p>
     <w:p>
@@ -1748,7 +1718,7 @@
           <w:color w:val="141414"/>
           <w:sz w:val="21"/>
         </w:rPr>
-        <w:t>经历EP23的82%时空修正后，虽然徐图图像所有人一样被迫遗忘了荀未来与小雪，但她对赵左右的心意从未改变。高三毕业前夕（EP24），她在「八中之声」广播站边吃变态辣砂锅麻辣烫边完成了最后一次催泪脱稿广播；2010年高考她因发挥失常未能考上北京本科，原本想为了赵左右去北京读专科，却在1449室被赵左右“人生那么长，什么时候赴约都不迟”的温柔劝导打动，留在了长林大学工商管理系。</w:t>
+        <w:t>到了EP13《我与我的宣战》与EP14《继承》，当赵左右识破荀未来的老黄历操控计划、接手创办《三人行》校园杂志社时，徐图图毫无保留地投入撰稿、排版与全城推销之中，因在风雪天奔波劳累而染上风寒住进市医院病房。当赵左右举着赵了送他的索尼Handycam手持DV摄像机到病房探望、拍下她穿着病号服大口吃黄桃罐头的灿烂模样时（EP14），镜头前古灵精怪的徐图图晃着脑袋笑出了那句改变主角团事业方向的灵感金句：“谁还看静态的杂志啊，都来黍豆网看活泼可爱的我！”正是她这句“灯泡”般的奇思妙想，为日后从纸质杂志向网络视频播客的跨时代转型埋下了火种。</w:t>
       </w:r>
     </w:p>
     <w:p>
@@ -1764,7 +1734,22 @@
           <w:color w:val="141414"/>
           <w:sz w:val="21"/>
         </w:rPr>
-        <w:t>2012年冬（大三寒假），当20岁的赵左右在母校操场被荀未来清除全部未来预知记忆、重新变回那个莽撞赤诚的少年后，两人并肩走在飞霞路小区的风雪夜里。突然，警笛呼啸，徐图图的赌鬼生父徐家宝因抢劫大妈钱包被警察当众押上警车！徐图图羞愤交加地呆立原地，路边一名围观男子举起翻盖手机对着徐图图拍视频起哄羞辱——就在这原初时间线里迫使她改名“舒图”的宿命时刻，忘却一切算计的赵左右猛冲上去将偷拍男扑倒在雪地里，哪怕左额角被石块砸得鲜血直流也死死抱住对方夺下手机，当着徐图图的面彻底删光了偷拍视频，并掏出小手电筒为她照亮漫天“暖雪”！</w:t>
+        <w:t>到了EP15《左或右》与EP16《再见，老同学》，徐图图随高一十班前往爱荣机械制造厂参加学工实践，与同学们一起在DV镜头前录制《致未来的我》送给荀哥；在EP16中，得知赵左右母亲刘美奕参加《江湖侠警》古装试镜却因岁月痕迹产生容貌焦虑，心灵手巧的徐图图主动献出自己亲手钩织的毛球笑脸花朵白毛线帽替刘美奕戴上，用真诚的赞美帮未来婆婆找回自信，并在八中校门口与伙伴们一起含泪挥手送别了退学远行的荀未来。</w:t>
+      </w:r>
+    </w:p>
+    <w:p>
+      <w:pPr>
+        <w:spacing w:before="120" w:after="60" w:line="384" w:lineRule="auto"/>
+        <w:jc w:val="left"/>
+      </w:pPr>
+      <w:r>
+        <w:rPr>
+          <w:rFonts w:ascii="Arial" w:hAnsi="Arial" w:eastAsia="黑体"/>
+          <w:b/>
+          <w:color w:val="141414"/>
+          <w:sz w:val="22"/>
+        </w:rPr>
+        <w:t>（三）第三卷·黑夜篇（EP17—EP23）：《孤独的饭桶》电子榨菜、东湖咖啡馆辞职让岗、四件暖事感化2058杀手小雪与唤醒植物人</w:t>
       </w:r>
     </w:p>
     <w:p>
@@ -1780,7 +1765,134 @@
           <w:color w:val="141414"/>
           <w:sz w:val="21"/>
         </w:rPr>
-        <w:t>看着满脸是血却眼神炽热的少年，徐图图心中延续了三代时间线的原生家庭羞耻感瞬间灰飞烟灭！她仰起头，坦荡而骄傲地大声宣布：“不怕！我爸做什么事跟我有什么关系啊，别人爱怎么说怎么说，老娘才不在乎呢！”正因为她这一世再未因羞耻而改随母姓叫“舒图”，而是堂堂正正做了一辈子“徐图图”，2058年老年余博士的时空修正系统在人工核查2033年长林市时“查无舒图”，修正进度永远定格在了【99%】！在全新的2033年，41岁的徐图图幸福安然地活在人间，在结婚纪念日为丈夫赵左右戴上白色叉眼笑脸毛线帽，接过了那张跨越25年光阴的选票——【赵左右一票 投给徐图图】。</w:t>
+        <w:t>到了EP17《不速之客》、EP18《一夜剧变》与EP19《仁》，徐图图与赵左右在东湖公园尖顶礼拜堂雪夜木栈道上背靠背取暖验证“力的作用是相互的”，深夜跟着赵左右踩着垃圾桶翻越八中操场铁围栏跳进雪地去话剧社看造雪机，听着雪落的声音轻声感叹：“我好喜欢雪啊，但是春天一来雪就化了，好像美好的东西都是短暂的。”在EP18八中食堂里，面对赵左右架起的索尼DV镜头，徐图图毫无包袱地大口朵颐炸鸡饭与整整五罐黄桃罐头，金句频出地发明了“电子榨菜”一词，正式促成《陪你吃饭·第一期》（后定名《孤独的饭桶》）在黍豆网一炮而红！</w:t>
+      </w:r>
+    </w:p>
+    <w:p>
+      <w:pPr>
+        <w:spacing w:before="40" w:after="100" w:line="384" w:lineRule="auto"/>
+        <w:ind w:firstLine="420"/>
+        <w:jc w:val="left"/>
+      </w:pPr>
+      <w:r>
+        <w:rPr>
+          <w:rFonts w:ascii="Times New Roman" w:hAnsi="Times New Roman" w:eastAsia="宋体"/>
+          <w:b w:val="0"/>
+          <w:color w:val="141414"/>
+          <w:sz w:val="21"/>
+        </w:rPr>
+        <w:t>到了EP20《涉过夏天》（2008年8月暑假），在东湖咖啡馆打暑期工的徐图图看到赵左右为了替下岗父母分担生计而在烈日下发传单（僅挣10块钱还要弯腰捡起路人扔在垃圾桶旁的传单擦干净重发），心疼不已的她竟主动向咖啡馆老板提出辞职，想把自己的兼职名额让给赵左右。咖啡馆老板看着这个总是习惯牺牲自己成全别人的傻姑娘，语重心长地用一段与当年荀未来一模一样的话点醒了她：“小徐，以后所有类似这样的事，你都不能再有为别人放弃自己的想法了。你首先得让自己变得更好。”随后，在荒村荀未来用匿名ID【回到未来】留言“求店名！”的启发下，徐图图与赵左右、王一漫合作拍摄了第一支300元商业探店视频《浪漫咖啡店》（镜头前大口吃卤肉饭），把分到的100元报酬全额投回团队升级成立【八中姐妹花】频道；当三人在“5元自助快餐店”拍素材偶遇戴草帽蹬三轮车卖菜的退学挚友陈明后，徐图图与赵左右、王一漫一起将拍探店视频攒下的全部助学款连同亲笔信装进贴有“答案箱”字样的铁罐里，悄悄留在快餐店打菜台旁资助陈明给妈妈治病、重返校园。</w:t>
+      </w:r>
+    </w:p>
+    <w:p>
+      <w:pPr>
+        <w:spacing w:before="40" w:after="100" w:line="384" w:lineRule="auto"/>
+        <w:ind w:firstLine="420"/>
+        <w:jc w:val="left"/>
+      </w:pPr>
+      <w:r>
+        <w:rPr>
+          <w:rFonts w:ascii="Times New Roman" w:hAnsi="Times New Roman" w:eastAsia="宋体"/>
+          <w:b w:val="0"/>
+          <w:color w:val="141414"/>
+          <w:sz w:val="21"/>
+        </w:rPr>
+        <w:t>到了EP21《当雪落下》高二开学（2008年9月），徐图图迎来了全剧最具决定性的善良高光——正是她毫无保留的純真善意，彻底感化了来自2058年的“反派杀手”小雪（林开颜）！面对转入高二（2）班、因曾下毒害赵爷爷而被赵左右等三人冷落防备的小雪，不明真相的徐图图不忍见新同学孤单，用四件春风化雨的暖事融化了小雪心中的坚冰：① 在学校图书馆里，当小雪红着脸递上在路边小贩手里被骗高价买下的七八年前旧款粉色MP3时，徐图图不顾赵左右阻拦大方收下，并用一句“衣不如故，人不如新，新人送旧物，咱俩就是老朋友了”温柔化解了小雪的窘迫；② 中午在学校食堂，看见小雪独自坐在角落只吃白米饭配五毛钱辣条，徐图图主动端着餐盘坐过去，豪爽地请小雪吃汉堡薯条套餐；③ 午休时间在教室里，看到趴在课桌上睡着的小雪冻得发抖，徐图图轻轻脱下自己的蓝白校服外套披在小雪肩上，并把那台装满自己精选歌单的粉色MP3悄悄塞回小雪兜里；④ 三个月后的2008年冬日初雪降临时，徐图图冲进漫天飞雪的操场，热情地拉起躲在树后不敢靠近的小雪一起滚雪球、堆雪人！这段由赵左右用DV拍下的“徐图图在覆雪操场欢笑奔跑堆雪人”的视频，不仅让小雪流下悔恨与感动的眼泪（主动在雪后替感冒低烧的徐图图清扫卫生区），更在远郊荒村土炕床头的笔记本电脑屏幕上，奇迹般唤醒了昏迷数月的66岁植物人赵了！</w:t>
+      </w:r>
+    </w:p>
+    <w:p>
+      <w:pPr>
+        <w:spacing w:before="40" w:after="100" w:line="384" w:lineRule="auto"/>
+        <w:ind w:firstLine="420"/>
+        <w:jc w:val="left"/>
+      </w:pPr>
+      <w:r>
+        <w:rPr>
+          <w:rFonts w:ascii="Times New Roman" w:hAnsi="Times New Roman" w:eastAsia="宋体"/>
+          <w:b w:val="0"/>
+          <w:color w:val="141414"/>
+          <w:sz w:val="21"/>
+        </w:rPr>
+        <w:t>到了EP22《背对背，肩并肩》与EP23《不可战胜的敌人》，三代赵左右在岁月路24小时自助银行外联手擒获了持美工刀抢劫的徐图图生父徐家宝，替高二的徐图图挡下了第一次因父犯罪而羞耻改名的危机；而当小雪在502室门外偷听到老年余博士与赵了的对话、惊悉未来必死的“舒图”竟然就是自己最珍惜的好友徐图图时，被徐图图感化的小雪在地下旧物仓库电话亭前疯了一样按住挂断键哭喊“不行！你不能回去！图图会死！！”，并在EP23被召回2058年受审前含泪向赵左右吼出最后的嘱托：“好好照顾徐图图，不许她受到一点伤害！”</w:t>
+      </w:r>
+    </w:p>
+    <w:p>
+      <w:pPr>
+        <w:spacing w:before="120" w:after="60" w:line="384" w:lineRule="auto"/>
+        <w:jc w:val="left"/>
+      </w:pPr>
+      <w:r>
+        <w:rPr>
+          <w:rFonts w:ascii="Arial" w:hAnsi="Arial" w:eastAsia="黑体"/>
+          <w:b/>
+          <w:color w:val="141414"/>
+          <w:sz w:val="22"/>
+        </w:rPr>
+        <w:t>（四）大结局终章（EP24《独自面对》）：高三变态辣告别吃播、1449室“人生那么长”之约、2012飞霞路雪夜解开心结永不改名与2033年的选票</w:t>
+      </w:r>
+    </w:p>
+    <w:p>
+      <w:pPr>
+        <w:spacing w:before="40" w:after="100" w:line="384" w:lineRule="auto"/>
+        <w:ind w:firstLine="420"/>
+        <w:jc w:val="left"/>
+      </w:pPr>
+      <w:r>
+        <w:rPr>
+          <w:rFonts w:ascii="Times New Roman" w:hAnsi="Times New Roman" w:eastAsia="宋体"/>
+          <w:b w:val="0"/>
+          <w:color w:val="141414"/>
+          <w:sz w:val="21"/>
+        </w:rPr>
+        <w:t>到了EP24《独自面对》（大结局），经历EP23的82%局部熵减时空修正后，虽然徐图图像所有人一样被迫遗忘了荀未来、赵了与小雪，但她对赵左右的心意与骨子里的温暖坚韧从未改变。2009年冬至2010年夏的高三毕业前夕，徐图图接过赵左右送的黄色笑脸解压捏捏乐，坐进「八中之声」广播室麦克风前，像高一初见时那样端起一碗后街变态辣砂锅麻辣烫，边吃得满头大汗边为全校高三同学送上了最后一次催泪的脱稿毕业广播！2010年6月高考结束当晚，她与赵左右、王一漫、陈明在火锅店欢聚对答案；得知自己因高考发挥失常未能考上北京本科线后，满心想要兑现承诺陪赵左右去北京的徐图图，竟在1449室家里偷偷填报了北京的专科学校。赵左右得知后赶到她家中，看着眼眶泛红的少女，温柔而坚定地劝阻了她：“以后你还可以来北京读研，来北京工作。但我不想你为我走错了路，学不喜欢的专业，白白浪费四年。那我会内疚一辈子的。人生那么长，什么时候赴约都不迟。”徐图图含泪点头，听从他的劝告留在了长林大学工商管理系。</w:t>
+      </w:r>
+    </w:p>
+    <w:p>
+      <w:pPr>
+        <w:spacing w:before="40" w:after="100" w:line="384" w:lineRule="auto"/>
+        <w:ind w:firstLine="420"/>
+        <w:jc w:val="left"/>
+      </w:pPr>
+      <w:r>
+        <w:rPr>
+          <w:rFonts w:ascii="Times New Roman" w:hAnsi="Times New Roman" w:eastAsia="宋体"/>
+          <w:b w:val="0"/>
+          <w:color w:val="141414"/>
+          <w:sz w:val="21"/>
+        </w:rPr>
+        <w:t>2012年冬（大三寒假返乡夜，），当20岁的赵左右在母校覆雪操场被荀未来与82岁余博士清除了全部未来预知记忆、重新变回那个纯粹莽撞的少年后，两人并肩走在飞霞路小区的风雪夜色里。突然，红蓝警灯闪烁、警笛刺耳呼啸，徐图图那出狱后死性不改的赌鬼生父徐家宝因当街抢劫大妈钱包，被两名警察戴上手铐当众押上警车！徐图图如遭雷击般呆立在雪地里，浑身剧烈颤抖；此时路边一名看热闹的围观男子认出了她，举起银色翻盖手机对着徐图图的脸一边拍视频一边大声起哄羞辱：“快看！那就是抢劫犯的闺女！”——在原初时间线与杂志大王时间线里，正是这一夜邻里街坊的指点羞辱与网络曝光，击垮了20岁徐图图的自尊，迫使她羞愤交加地放弃父姓、随母姓改名为“舒图”，从而踏上了2033／2035年名为“舒图”的死亡宿命轨！</w:t>
+      </w:r>
+    </w:p>
+    <w:p>
+      <w:pPr>
+        <w:spacing w:before="40" w:after="100" w:line="384" w:lineRule="auto"/>
+        <w:ind w:firstLine="420"/>
+        <w:jc w:val="left"/>
+      </w:pPr>
+      <w:r>
+        <w:rPr>
+          <w:rFonts w:ascii="Times New Roman" w:hAnsi="Times New Roman" w:eastAsia="宋体"/>
+          <w:b w:val="0"/>
+          <w:color w:val="141414"/>
+          <w:sz w:val="21"/>
+        </w:rPr>
+        <w:t>然而在这一世的这一秒，脑中已经没有任何未来算计的20岁赵左右凭着一腔少年本能，像猎豹般猛冲上去将偷拍男扑倒在雪地里！哪怕左额角被偷拍男抓起冻石块砸得鲜血奔涌，赵左右依然死死抱住对方大腿夺下翻盖手机，当着徐图图的面将里面的偷拍视频彻底删除并摔碎手机，随后一把拉起徐图图的手跑进安静的雪巷，从大衣兜里掏出随身的小手电筒射向夜空，在光柱中为泪流满面的少女照亮了一场只属于两个人的“暖雪”！看着眼前满脸是血、左额烙下月牙形伤疤却还在冲自己傻笑的少年，徐图图心底延续了三代时间线的原生家庭羞耻感瞬间烟消云散！她擦干眼泪，仰起明媚骄傲的脸庞，对着漫天风雪大声宣布：“不怕！我爸做什么事跟我有什么关系啊，别人爱怎么说怎么说，老娘才不在乎呢！”</w:t>
+      </w:r>
+    </w:p>
+    <w:p>
+      <w:pPr>
+        <w:spacing w:before="40" w:after="100" w:line="384" w:lineRule="auto"/>
+        <w:ind w:firstLine="420"/>
+        <w:jc w:val="left"/>
+      </w:pPr>
+      <w:r>
+        <w:rPr>
+          <w:rFonts w:ascii="Times New Roman" w:hAnsi="Times New Roman" w:eastAsia="宋体"/>
+          <w:b w:val="0"/>
+          <w:color w:val="141414"/>
+          <w:sz w:val="21"/>
+        </w:rPr>
+        <w:t>正因为这一夜她彻底解开了原生家庭心结，这一世她再也没有因羞耻而改名“舒图”，而是堂堂正正做了一辈子“徐图图”——当2058年老年余博士的时空修正系统在人工核查2033年长林市“舒图”死讯时，因世间根本“查无舒图”，令2058年大屏幕上的时空修正进度永远死死卡在了【99%】！而在全新时间线的2033年冬日，41岁平安幸福的徐图图在洒满暖阳的客厅里，微笑着为丈夫赵左右戴上那顶白色叉眼笑脸毛线帽，接过了丈夫珍藏了整整二十五年的高中广播站选票相框——【赵左右一票 投给徐图图】。</w:t>
       </w:r>
     </w:p>
     <w:p>
@@ -2150,7 +2262,7 @@
           <w:color w:val="141414"/>
           <w:sz w:val="21"/>
         </w:rPr>
-        <w:t>• “可是我现在，真的很快乐啊。既然美好的事情，都是真实存在过的，不是假的，那，又为什么要吃后悔药呢？”（EP0816岁徐图图在雪地里撑起黄笑脸伞替41岁流泪的舒图遮雪时的灵魂反问，全剧女性自我救赎核心金句）</w:t>
+        <w:t>• “可是我现在，真的很快乐啊。既然美好的事情，都是真实存在过的，不是假的，那，又为什么要吃后悔药呢？”（EP08，16岁徐图图在雪地里撑起黄笑脸伞替41岁流泪的舒图遮雪时的灵魂反问，全剧女性自我救赎核心金句）</w:t>
       </w:r>
     </w:p>
     <w:p>
@@ -2165,7 +2277,7 @@
           <w:color w:val="141414"/>
           <w:sz w:val="21"/>
         </w:rPr>
-        <w:t>• “好喜欢雪啊。但是春天一来，雪就化了，好像美好的东西，都是短暂的。”（EP17徐图图与赵左右夜闯八中看造雪机时对美好易逝的纯真感怀）</w:t>
+        <w:t>• “好喜欢雪啊。但是春天一来，雪就化了，好像美好的东西，都是短暂的。”（EP17，徐图图与赵左右夜闯八中看造雪机时对美好易逝的纯真感怀）</w:t>
       </w:r>
     </w:p>
     <w:p>
@@ -2180,7 +2292,7 @@
           <w:color w:val="141414"/>
           <w:sz w:val="21"/>
         </w:rPr>
-        <w:t>• “嗯，要不说“衣不如故，人不如新”嘛，呵呵。”（EP21图书馆里徐图图替买到假旧款MP3的转校生小雪暖心解围）</w:t>
+        <w:t>• “嗯，要不说“衣不如故，人不如新”嘛，呵呵。”（EP21，图书馆里徐图图替买到假旧款MP3的转校生小雪暖心解围）</w:t>
       </w:r>
     </w:p>
     <w:p>
@@ -2195,7 +2307,7 @@
           <w:color w:val="141414"/>
           <w:sz w:val="21"/>
         </w:rPr>
-        <w:t>• “堆雪人有什么搞砸的呀，开心就好啦！”（EP21初雪操场徐图图拉小雪一起堆雪人时的治愈笑容）</w:t>
+        <w:t>• “堆雪人有什么搞砸的呀，开心就好啦！”（EP21，初雪操场徐图图拉小雪一起堆雪人时的治愈笑容）</w:t>
       </w:r>
     </w:p>
     <w:p>
@@ -2210,7 +2322,7 @@
           <w:color w:val="141414"/>
           <w:sz w:val="21"/>
         </w:rPr>
-        <w:t>• “可是能和你在一个城市读大学，也是我的梦想啊。”（EP24高考后徐图图在1449室对赵左右的深情告白）</w:t>
+        <w:t>• “可是能和你在一个城市读大学，也是我的梦想啊。”（EP24，高考后徐图图在1449室对赵左右的深情告白）</w:t>
       </w:r>
     </w:p>
     <w:p>

--- a/01_《三人行》全24集全流程标杆成品库/05_核心人物一人一档/人物04_徐图图（16—20岁少女与青年本体 ＆ 全新2033年妻子）.docx
+++ b/01_《三人行》全24集全流程标杆成品库/05_核心人物一人一档/人物04_徐图图（16—20岁少女与青年本体 ＆ 全新2033年妻子）.docx
@@ -124,9 +124,7 @@
         </w:tc>
       </w:tr>
       <w:tr>
-        <w:trPr>
-          <w:cantSplit/>
-        </w:trPr>
+        <w:trPr/>
         <w:tc>
           <w:tcPr>
             <w:tcW w:type="dxa" w:w="2520"/>
@@ -185,9 +183,7 @@
         </w:tc>
       </w:tr>
       <w:tr>
-        <w:trPr>
-          <w:cantSplit/>
-        </w:trPr>
+        <w:trPr/>
         <w:tc>
           <w:tcPr>
             <w:tcW w:type="dxa" w:w="2520"/>
@@ -248,9 +244,7 @@
         </w:tc>
       </w:tr>
       <w:tr>
-        <w:trPr>
-          <w:cantSplit/>
-        </w:trPr>
+        <w:trPr/>
         <w:tc>
           <w:tcPr>
             <w:tcW w:type="dxa" w:w="2520"/>
@@ -309,9 +303,7 @@
         </w:tc>
       </w:tr>
       <w:tr>
-        <w:trPr>
-          <w:cantSplit/>
-        </w:trPr>
+        <w:trPr/>
         <w:tc>
           <w:tcPr>
             <w:tcW w:type="dxa" w:w="2520"/>
@@ -372,9 +364,7 @@
         </w:tc>
       </w:tr>
       <w:tr>
-        <w:trPr>
-          <w:cantSplit/>
-        </w:trPr>
+        <w:trPr/>
         <w:tc>
           <w:tcPr>
             <w:tcW w:type="dxa" w:w="2520"/>
@@ -433,9 +423,7 @@
         </w:tc>
       </w:tr>
       <w:tr>
-        <w:trPr>
-          <w:cantSplit/>
-        </w:trPr>
+        <w:trPr/>
         <w:tc>
           <w:tcPr>
             <w:tcW w:type="dxa" w:w="2520"/>
@@ -496,9 +484,7 @@
         </w:tc>
       </w:tr>
       <w:tr>
-        <w:trPr>
-          <w:cantSplit/>
-        </w:trPr>
+        <w:trPr/>
         <w:tc>
           <w:tcPr>
             <w:tcW w:type="dxa" w:w="2520"/>
@@ -557,9 +543,7 @@
         </w:tc>
       </w:tr>
       <w:tr>
-        <w:trPr>
-          <w:cantSplit/>
-        </w:trPr>
+        <w:trPr/>
         <w:tc>
           <w:tcPr>
             <w:tcW w:type="dxa" w:w="2520"/>
@@ -620,9 +604,7 @@
         </w:tc>
       </w:tr>
       <w:tr>
-        <w:trPr>
-          <w:cantSplit/>
-        </w:trPr>
+        <w:trPr/>
         <w:tc>
           <w:tcPr>
             <w:tcW w:type="dxa" w:w="2520"/>
@@ -681,9 +663,7 @@
         </w:tc>
       </w:tr>
       <w:tr>
-        <w:trPr>
-          <w:cantSplit/>
-        </w:trPr>
+        <w:trPr/>
         <w:tc>
           <w:tcPr>
             <w:tcW w:type="dxa" w:w="2520"/>
@@ -744,9 +724,7 @@
         </w:tc>
       </w:tr>
       <w:tr>
-        <w:trPr>
-          <w:cantSplit/>
-        </w:trPr>
+        <w:trPr/>
         <w:tc>
           <w:tcPr>
             <w:tcW w:type="dxa" w:w="2520"/>
@@ -1085,9 +1063,7 @@
         </w:tc>
       </w:tr>
       <w:tr>
-        <w:trPr>
-          <w:cantSplit/>
-        </w:trPr>
+        <w:trPr/>
         <w:tc>
           <w:tcPr>
             <w:tcW w:type="dxa" w:w="2520"/>
@@ -1152,9 +1128,7 @@
         </w:tc>
       </w:tr>
       <w:tr>
-        <w:trPr>
-          <w:cantSplit/>
-        </w:trPr>
+        <w:trPr/>
         <w:tc>
           <w:tcPr>
             <w:tcW w:type="dxa" w:w="2520"/>
@@ -1221,9 +1195,7 @@
         </w:tc>
       </w:tr>
       <w:tr>
-        <w:trPr>
-          <w:cantSplit/>
-        </w:trPr>
+        <w:trPr/>
         <w:tc>
           <w:tcPr>
             <w:tcW w:type="dxa" w:w="2520"/>
@@ -1288,9 +1260,7 @@
         </w:tc>
       </w:tr>
       <w:tr>
-        <w:trPr>
-          <w:cantSplit/>
-        </w:trPr>
+        <w:trPr/>
         <w:tc>
           <w:tcPr>
             <w:tcW w:type="dxa" w:w="2520"/>
@@ -1357,9 +1327,7 @@
         </w:tc>
       </w:tr>
       <w:tr>
-        <w:trPr>
-          <w:cantSplit/>
-        </w:trPr>
+        <w:trPr/>
         <w:tc>
           <w:tcPr>
             <w:tcW w:type="dxa" w:w="2520"/>
@@ -1987,9 +1955,7 @@
         </w:tc>
       </w:tr>
       <w:tr>
-        <w:trPr>
-          <w:cantSplit/>
-        </w:trPr>
+        <w:trPr/>
         <w:tc>
           <w:tcPr>
             <w:tcW w:type="dxa" w:w="2664"/>
@@ -2048,9 +2014,7 @@
         </w:tc>
       </w:tr>
       <w:tr>
-        <w:trPr>
-          <w:cantSplit/>
-        </w:trPr>
+        <w:trPr/>
         <w:tc>
           <w:tcPr>
             <w:tcW w:type="dxa" w:w="2664"/>
@@ -2111,9 +2075,7 @@
         </w:tc>
       </w:tr>
       <w:tr>
-        <w:trPr>
-          <w:cantSplit/>
-        </w:trPr>
+        <w:trPr/>
         <w:tc>
           <w:tcPr>
             <w:tcW w:type="dxa" w:w="2664"/>
@@ -2172,9 +2134,7 @@
         </w:tc>
       </w:tr>
       <w:tr>
-        <w:trPr>
-          <w:cantSplit/>
-        </w:trPr>
+        <w:trPr/>
         <w:tc>
           <w:tcPr>
             <w:tcW w:type="dxa" w:w="2664"/>
